--- a/КП отчет .docx
+++ b/КП отчет .docx
@@ -5526,29 +5526,6 @@
         <w:jc w:val="both"/>
         <w:rPr>
           <w:rFonts w:cs="Times New Roman"/>
-          <w:color w:val="000000" w:themeColor="text1"/>
-          <w:sz w:val="28"/>
-          <w:szCs w:val="28"/>
-        </w:rPr>
-      </w:pPr>
-      <w:r>
-        <w:rPr>
-          <w:rFonts w:cs="Times New Roman"/>
-          <w:color w:val="000000" w:themeColor="text1"/>
-          <w:sz w:val="28"/>
-          <w:szCs w:val="28"/>
-          <w:highlight w:val="yellow"/>
-        </w:rPr>
-        <w:t>На примере ПО «Авиарейсы».</w:t>
-      </w:r>
-    </w:p>
-    <w:p>
-      <w:pPr>
-        <w:spacing w:after="0" w:line="360" w:lineRule="auto"/>
-        <w:ind w:firstLine="709"/>
-        <w:jc w:val="both"/>
-        <w:rPr>
-          <w:rFonts w:cs="Times New Roman"/>
           <w:sz w:val="28"/>
           <w:szCs w:val="28"/>
         </w:rPr>
@@ -6020,61 +5997,54 @@
         <w:jc w:val="both"/>
         <w:rPr>
           <w:rFonts w:cs="Times New Roman"/>
+          <w:sz w:val="28"/>
+          <w:szCs w:val="28"/>
+        </w:rPr>
+      </w:pPr>
+      <w:r>
+        <w:rPr>
+          <w:rFonts w:cs="Times New Roman"/>
+          <w:b/>
+          <w:bCs/>
           <w:color w:val="000000" w:themeColor="text1"/>
           <w:sz w:val="28"/>
           <w:szCs w:val="28"/>
         </w:rPr>
-      </w:pPr>
+        <w:lastRenderedPageBreak/>
+        <w:t>ФИО</w:t>
+      </w:r>
       <w:r>
         <w:rPr>
           <w:rFonts w:cs="Times New Roman"/>
           <w:color w:val="000000" w:themeColor="text1"/>
           <w:sz w:val="28"/>
           <w:szCs w:val="28"/>
-          <w:highlight w:val="yellow"/>
-        </w:rPr>
-        <w:lastRenderedPageBreak/>
-        <w:t xml:space="preserve">В зависимости от того, что напишете, это </w:t>
-      </w:r>
-      <w:r>
-        <w:rPr>
-          <w:rFonts w:cs="Times New Roman"/>
-          <w:color w:val="000000" w:themeColor="text1"/>
-          <w:sz w:val="28"/>
-          <w:szCs w:val="28"/>
-          <w:highlight w:val="yellow"/>
-        </w:rPr>
-        <w:t>будете</w:t>
-      </w:r>
-      <w:r>
-        <w:rPr>
-          <w:rFonts w:cs="Times New Roman"/>
-          <w:color w:val="000000" w:themeColor="text1"/>
-          <w:sz w:val="28"/>
-          <w:szCs w:val="28"/>
-          <w:highlight w:val="yellow"/>
-        </w:rPr>
-        <w:t xml:space="preserve"> проверять</w:t>
-      </w:r>
-      <w:r>
-        <w:rPr>
-          <w:rFonts w:cs="Times New Roman"/>
-          <w:color w:val="000000" w:themeColor="text1"/>
-          <w:sz w:val="28"/>
-          <w:szCs w:val="28"/>
-          <w:highlight w:val="yellow"/>
-        </w:rPr>
-        <w:t xml:space="preserve"> на корректность входных данных</w:t>
-      </w:r>
-      <w:r>
-        <w:rPr>
-          <w:rFonts w:cs="Times New Roman"/>
-          <w:color w:val="000000" w:themeColor="text1"/>
-          <w:sz w:val="28"/>
-          <w:szCs w:val="28"/>
-          <w:highlight w:val="yellow"/>
-        </w:rPr>
-        <w:t>.</w:t>
+        </w:rPr>
+        <w:t xml:space="preserve"> </w:t>
+      </w:r>
+      <w:r>
+        <w:rPr>
+          <w:rFonts w:cs="Times New Roman"/>
+          <w:sz w:val="28"/>
+          <w:szCs w:val="28"/>
+        </w:rPr>
+        <w:t xml:space="preserve">– </w:t>
+      </w:r>
+      <w:r>
+        <w:rPr>
+          <w:rFonts w:cs="Times New Roman"/>
+          <w:sz w:val="28"/>
+          <w:szCs w:val="28"/>
+        </w:rPr>
+        <w:t xml:space="preserve">аббревиатура, расшифровывается как: фамилия, имя, отчество. </w:t>
+      </w:r>
+      <w:r>
+        <w:rPr>
+          <w:rFonts w:cs="Times New Roman"/>
+          <w:sz w:val="28"/>
+          <w:szCs w:val="28"/>
+        </w:rPr>
+        <w:t>Фамилия, имя и отчество являются словами, состоящими из букв русского алфавита, первая буква каждого слова – заглавная, остальные – строчные. Слова разделены одним пробелом.</w:t>
       </w:r>
     </w:p>
     <w:p>
@@ -6084,6 +6054,7 @@
         <w:jc w:val="both"/>
         <w:rPr>
           <w:rFonts w:cs="Times New Roman"/>
+          <w:color w:val="FF0000"/>
           <w:sz w:val="28"/>
           <w:szCs w:val="28"/>
         </w:rPr>
@@ -6097,16 +6068,7 @@
           <w:sz w:val="28"/>
           <w:szCs w:val="28"/>
         </w:rPr>
-        <w:t>ФИО</w:t>
-      </w:r>
-      <w:r>
-        <w:rPr>
-          <w:rFonts w:cs="Times New Roman"/>
-          <w:color w:val="000000" w:themeColor="text1"/>
-          <w:sz w:val="28"/>
-          <w:szCs w:val="28"/>
-        </w:rPr>
-        <w:t xml:space="preserve"> </w:t>
+        <w:t>Город</w:t>
       </w:r>
       <w:r>
         <w:rPr>
@@ -6122,15 +6084,7 @@
           <w:sz w:val="28"/>
           <w:szCs w:val="28"/>
         </w:rPr>
-        <w:t xml:space="preserve">аббревиатура, расшифровывается как: фамилия, имя, отчество. </w:t>
-      </w:r>
-      <w:r>
-        <w:rPr>
-          <w:rFonts w:cs="Times New Roman"/>
-          <w:sz w:val="28"/>
-          <w:szCs w:val="28"/>
-        </w:rPr>
-        <w:t>Фамилия, имя и отчество являются словами, состоящими из букв русского алфавита, первая буква каждого слова – заглавная, остальные – строчные. Слова разделены одним пробелом.</w:t>
+        <w:t xml:space="preserve">название населённого пункта, состоящее из букв русского алфавита, первая буква – заглавная. Максимальная длина поля – 100 символов. </w:t>
       </w:r>
     </w:p>
     <w:p>
@@ -6140,7 +6094,6 @@
         <w:jc w:val="both"/>
         <w:rPr>
           <w:rFonts w:cs="Times New Roman"/>
-          <w:color w:val="FF0000"/>
           <w:sz w:val="28"/>
           <w:szCs w:val="28"/>
         </w:rPr>
@@ -6150,45 +6103,6 @@
           <w:rFonts w:cs="Times New Roman"/>
           <w:b/>
           <w:bCs/>
-          <w:color w:val="000000" w:themeColor="text1"/>
-          <w:sz w:val="28"/>
-          <w:szCs w:val="28"/>
-        </w:rPr>
-        <w:t>Город</w:t>
-      </w:r>
-      <w:r>
-        <w:rPr>
-          <w:rFonts w:cs="Times New Roman"/>
-          <w:sz w:val="28"/>
-          <w:szCs w:val="28"/>
-        </w:rPr>
-        <w:t xml:space="preserve">– </w:t>
-      </w:r>
-      <w:r>
-        <w:rPr>
-          <w:rFonts w:cs="Times New Roman"/>
-          <w:sz w:val="28"/>
-          <w:szCs w:val="28"/>
-        </w:rPr>
-        <w:t xml:space="preserve">название населённого пункта, состоящее из букв русского алфавита, первая буква – заглавная. Максимальная длина поля – 100 символов. </w:t>
-      </w:r>
-    </w:p>
-    <w:p>
-      <w:pPr>
-        <w:spacing w:after="0" w:line="360" w:lineRule="auto"/>
-        <w:ind w:firstLine="709"/>
-        <w:jc w:val="both"/>
-        <w:rPr>
-          <w:rFonts w:cs="Times New Roman"/>
-          <w:sz w:val="28"/>
-          <w:szCs w:val="28"/>
-        </w:rPr>
-      </w:pPr>
-      <w:r>
-        <w:rPr>
-          <w:rFonts w:cs="Times New Roman"/>
-          <w:b/>
-          <w:bCs/>
           <w:sz w:val="28"/>
           <w:szCs w:val="28"/>
         </w:rPr>
@@ -6200,15 +6114,47 @@
           <w:sz w:val="28"/>
           <w:szCs w:val="28"/>
         </w:rPr>
-        <w:t xml:space="preserve"> -- </w:t>
-      </w:r>
-      <w:r>
-        <w:rPr>
-          <w:rFonts w:cs="Times New Roman"/>
-          <w:sz w:val="28"/>
-          <w:szCs w:val="28"/>
-        </w:rPr>
-        <w:t>перечень профессиональных навыков и умений волонтёра, представленный в виде текстовой строки. Навыки разделяются запятой и пробелом. Максимальная длина поля – 200 символов.</w:t>
+        <w:t xml:space="preserve"> </w:t>
+      </w:r>
+      <w:r>
+        <w:rPr>
+          <w:rFonts w:cs="Times New Roman"/>
+          <w:sz w:val="28"/>
+          <w:szCs w:val="28"/>
+        </w:rPr>
+        <w:t>–</w:t>
+      </w:r>
+      <w:r>
+        <w:rPr>
+          <w:rFonts w:cs="Times New Roman"/>
+          <w:sz w:val="28"/>
+          <w:szCs w:val="28"/>
+        </w:rPr>
+        <w:t xml:space="preserve"> </w:t>
+      </w:r>
+      <w:r>
+        <w:rPr>
+          <w:rFonts w:cs="Times New Roman"/>
+          <w:sz w:val="28"/>
+          <w:szCs w:val="28"/>
+        </w:rPr>
+        <w:t>перечен</w:t>
+      </w:r>
+      <w:r>
+        <w:rPr>
+          <w:rFonts w:cs="Times New Roman"/>
+          <w:sz w:val="28"/>
+          <w:szCs w:val="28"/>
+        </w:rPr>
+        <w:t>ь</w:t>
+      </w:r>
+      <w:r>
+        <w:rPr>
+          <w:rFonts w:cs="Times New Roman"/>
+          <w:sz w:val="28"/>
+          <w:szCs w:val="28"/>
+        </w:rPr>
+        <w:t xml:space="preserve"> профессиональных навыков и умений волонтёра, представленный в виде текстовой строки. Навыки разделяются запятой и пробелом. Максимальная длина поля – 200 символов.</w:t>
       </w:r>
     </w:p>
     <w:p>
@@ -8913,10 +8859,23 @@
     </w:p>
     <w:p>
       <w:pPr>
+        <w:spacing w:after="0" w:line="360" w:lineRule="auto"/>
+        <w:ind w:firstLine="709"/>
+        <w:jc w:val="both"/>
+        <w:rPr>
+          <w:rFonts w:cs="Times New Roman"/>
+          <w:sz w:val="28"/>
+          <w:szCs w:val="28"/>
+        </w:rPr>
+      </w:pPr>
+    </w:p>
+    <w:p>
+      <w:pPr>
         <w:pStyle w:val="22"/>
       </w:pPr>
       <w:bookmarkStart w:id="13" w:name="_Toc198370961"/>
       <w:r>
+        <w:lastRenderedPageBreak/>
         <w:t xml:space="preserve">1.2 </w:t>
       </w:r>
       <w:r>
@@ -8945,7 +8904,6 @@
           <w:sz w:val="28"/>
           <w:szCs w:val="28"/>
         </w:rPr>
-        <w:lastRenderedPageBreak/>
         <w:t>Каждая пара значений полей ФИО и Город в справочнике «Волонтёры» уникальна.</w:t>
       </w:r>
     </w:p>
@@ -9570,6 +9528,14 @@
           <w:szCs w:val="28"/>
         </w:rPr>
       </w:pPr>
+      <w:r>
+        <w:rPr>
+          <w:rFonts w:cs="Times New Roman"/>
+          <w:sz w:val="28"/>
+          <w:szCs w:val="28"/>
+        </w:rPr>
+        <w:t>В рамках курсового проекта необходимо осуществлять поиск информации о волонтёрах по полям ФИО и Город в справочнике «Волонтёры», а также поиск информации о мероприятиях по полям ФИО волонтёра и Город в справочнике «Мероприятия».</w:t>
+      </w:r>
     </w:p>
     <w:p>
       <w:pPr>
@@ -9588,23 +9554,43 @@
           <w:sz w:val="28"/>
           <w:szCs w:val="28"/>
         </w:rPr>
-        <w:t xml:space="preserve">В рамках курсового проекта необходимо осуществлять поиск информации </w:t>
-      </w:r>
-      <w:r>
-        <w:rPr>
-          <w:rFonts w:cs="Times New Roman"/>
-          <w:sz w:val="28"/>
-          <w:szCs w:val="28"/>
-        </w:rPr>
-        <w:t>о волонтёрах по полям ФИО и Город в справочнике «Волонтёры», а также поиск информации о мероприятиях по полям ФИО волонтёра и Город в справочнике «Мероприятия»</w:t>
-      </w:r>
-      <w:r>
-        <w:rPr>
-          <w:rFonts w:cs="Times New Roman"/>
-          <w:sz w:val="28"/>
-          <w:szCs w:val="28"/>
-        </w:rPr>
-        <w:t>.</w:t>
+        <w:t>Для хранения данных справочников используются массивы фиксированного размера. Для ускорения поиска в справочнике «Волонтёры» используется хеш-таблица с открытой адресацией, построенная по составному ключу «</w:t>
+      </w:r>
+      <w:proofErr w:type="spellStart"/>
+      <w:r>
+        <w:rPr>
+          <w:rFonts w:cs="Times New Roman"/>
+          <w:sz w:val="28"/>
+          <w:szCs w:val="28"/>
+        </w:rPr>
+        <w:t>ФИО|Город</w:t>
+      </w:r>
+      <w:proofErr w:type="spellEnd"/>
+      <w:r>
+        <w:rPr>
+          <w:rFonts w:cs="Times New Roman"/>
+          <w:sz w:val="28"/>
+          <w:szCs w:val="28"/>
+        </w:rPr>
+        <w:t xml:space="preserve">». Для справочника «Мероприятия» применяются две структуры данных: хеш-таблица с открытой адресацией по ключу «ФИО </w:t>
+      </w:r>
+      <w:proofErr w:type="spellStart"/>
+      <w:r>
+        <w:rPr>
+          <w:rFonts w:cs="Times New Roman"/>
+          <w:sz w:val="28"/>
+          <w:szCs w:val="28"/>
+        </w:rPr>
+        <w:t>волонтёра|Город</w:t>
+      </w:r>
+      <w:proofErr w:type="spellEnd"/>
+      <w:r>
+        <w:rPr>
+          <w:rFonts w:cs="Times New Roman"/>
+          <w:sz w:val="28"/>
+          <w:szCs w:val="28"/>
+        </w:rPr>
+        <w:t>», обеспечивающая быстрый поиск конкретной записи, и красно-чёрное дерево поиска с тем же составным ключом. Красно-чёрное дерево справочника «Мероприятия» хранит данные в упорядоченном виде и применяется при формировании отчёта «Волонтёры и мероприятия» с фильтрацией по периоду дат: в процессе обхода дерева для каждого узла просматривается цепочка записей, и отбираются те, дата которых попадает в заданный пользователем диапазон.</w:t>
       </w:r>
     </w:p>
     <w:p>
@@ -9614,49 +9600,20 @@
         <w:jc w:val="both"/>
         <w:rPr>
           <w:rFonts w:cs="Times New Roman"/>
-          <w:color w:val="FF0000"/>
-          <w:sz w:val="28"/>
-          <w:szCs w:val="28"/>
-        </w:rPr>
-      </w:pPr>
-      <w:r>
-        <w:rPr>
-          <w:rFonts w:cs="Times New Roman"/>
-          <w:color w:val="000000" w:themeColor="text1"/>
-          <w:sz w:val="28"/>
-          <w:szCs w:val="28"/>
-        </w:rPr>
-        <w:t xml:space="preserve">Для хранения данных </w:t>
-      </w:r>
-      <w:r>
-        <w:rPr>
-          <w:rFonts w:cs="Times New Roman"/>
-          <w:color w:val="000000" w:themeColor="text1"/>
-          <w:sz w:val="28"/>
-          <w:szCs w:val="28"/>
-        </w:rPr>
-        <w:t>справочников используются массивы фиксированного размера. Для ускорения поиска дополнительно строятся две структуры данных: хеш-таблица с открытой адресацией и красно-чёрное дерево. Обе структуры строятся по составному ключу «</w:t>
-      </w:r>
-      <w:proofErr w:type="spellStart"/>
-      <w:r>
-        <w:rPr>
-          <w:rFonts w:cs="Times New Roman"/>
-          <w:color w:val="000000" w:themeColor="text1"/>
-          <w:sz w:val="28"/>
-          <w:szCs w:val="28"/>
-        </w:rPr>
-        <w:t>ФИО|Город</w:t>
-      </w:r>
-      <w:proofErr w:type="spellEnd"/>
-      <w:r>
-        <w:rPr>
-          <w:rFonts w:cs="Times New Roman"/>
-          <w:color w:val="000000" w:themeColor="text1"/>
-          <w:sz w:val="28"/>
-          <w:szCs w:val="28"/>
-        </w:rPr>
-        <w:t>» отдельно для каждого справочника. Таким образом, в системе хранятся четыре структуры данных: хеш-таблица волонтёров, хеш-таблица мероприятий, красно-чёрное дерево волонтёров и красно-чёрное дерево мероприятий.</w:t>
-      </w:r>
+          <w:sz w:val="28"/>
+          <w:szCs w:val="28"/>
+        </w:rPr>
+      </w:pPr>
+    </w:p>
+    <w:p>
+      <w:pPr>
+        <w:pStyle w:val="22"/>
+      </w:pPr>
+      <w:bookmarkStart w:id="17" w:name="_Toc198370964"/>
+      <w:r>
+        <w:t>2.1 Хеш-таблица</w:t>
+      </w:r>
+      <w:bookmarkEnd w:id="17"/>
     </w:p>
     <w:p>
       <w:pPr>
@@ -9669,28 +9626,6 @@
           <w:szCs w:val="28"/>
         </w:rPr>
       </w:pPr>
-    </w:p>
-    <w:p>
-      <w:pPr>
-        <w:pStyle w:val="22"/>
-      </w:pPr>
-      <w:bookmarkStart w:id="17" w:name="_Toc198370964"/>
-      <w:r>
-        <w:t>2.1 Хеш-таблица</w:t>
-      </w:r>
-      <w:bookmarkEnd w:id="17"/>
-    </w:p>
-    <w:p>
-      <w:pPr>
-        <w:spacing w:after="0" w:line="360" w:lineRule="auto"/>
-        <w:ind w:firstLine="709"/>
-        <w:jc w:val="both"/>
-        <w:rPr>
-          <w:rFonts w:cs="Times New Roman"/>
-          <w:sz w:val="28"/>
-          <w:szCs w:val="28"/>
-        </w:rPr>
-      </w:pPr>
       <w:r>
         <w:rPr>
           <w:rFonts w:cs="Times New Roman"/>
@@ -9762,8 +9697,8 @@
     </w:p>
     <w:p>
       <w:pPr>
-        <w:spacing w:after="0" w:line="360" w:lineRule="auto"/>
-        <w:ind w:firstLine="709"/>
+        <w:spacing w:line="360" w:lineRule="auto"/>
+        <w:ind w:firstLine="708"/>
         <w:jc w:val="both"/>
         <w:rPr>
           <w:rFonts w:cs="Times New Roman"/>
@@ -9777,164 +9712,68 @@
           <w:sz w:val="28"/>
           <w:szCs w:val="28"/>
         </w:rPr>
-        <w:t xml:space="preserve">Хеш-функция </w:t>
-      </w:r>
-      <w:r>
-        <w:rPr>
-          <w:rFonts w:cs="Times New Roman"/>
-          <w:sz w:val="28"/>
-          <w:szCs w:val="28"/>
-        </w:rPr>
-        <w:t xml:space="preserve">– это </w:t>
-      </w:r>
-      <w:r>
-        <w:rPr>
-          <w:rFonts w:cs="Times New Roman"/>
-          <w:sz w:val="28"/>
-          <w:szCs w:val="28"/>
-        </w:rPr>
-        <w:t xml:space="preserve">функция h(k), отображающая ключ k на индекс ячейки таблицы: </w:t>
-      </w:r>
-      <w:proofErr w:type="gramStart"/>
-      <w:r>
-        <w:rPr>
-          <w:rFonts w:cs="Times New Roman"/>
-          <w:sz w:val="28"/>
-          <w:szCs w:val="28"/>
-        </w:rPr>
-        <w:t>h :</w:t>
-      </w:r>
-      <w:proofErr w:type="gramEnd"/>
-      <w:r>
-        <w:rPr>
-          <w:rFonts w:cs="Times New Roman"/>
-          <w:sz w:val="28"/>
-          <w:szCs w:val="28"/>
-        </w:rPr>
-        <w:t xml:space="preserve"> U → {0, 1, ..., N−1}, где U </w:t>
-      </w:r>
-      <w:r>
-        <w:rPr>
-          <w:rFonts w:cs="Times New Roman"/>
-          <w:sz w:val="28"/>
-          <w:szCs w:val="28"/>
-        </w:rPr>
-        <w:t>--</w:t>
-      </w:r>
-      <w:r>
-        <w:rPr>
-          <w:rFonts w:cs="Times New Roman"/>
-          <w:sz w:val="28"/>
-          <w:szCs w:val="28"/>
-        </w:rPr>
-        <w:t xml:space="preserve"> множество всех возможных ключей, N </w:t>
-      </w:r>
-      <w:r>
-        <w:rPr>
-          <w:rFonts w:cs="Times New Roman"/>
-          <w:sz w:val="28"/>
-          <w:szCs w:val="28"/>
-        </w:rPr>
-        <w:t>--</w:t>
-      </w:r>
-      <w:r>
-        <w:rPr>
-          <w:rFonts w:cs="Times New Roman"/>
-          <w:sz w:val="28"/>
-          <w:szCs w:val="28"/>
-        </w:rPr>
-        <w:t xml:space="preserve"> размер таблицы [1, с. 287]. Качество хеш-функции определяется степенью равномерности распределения ключей по ячейкам таблицы: чем равномернее распределение, тем меньше коллизий [2, с. 399].</w:t>
+        <w:t>Хеш-функция — это отображение, сопоставляющее каждому ключу индекс массива, лежащего в основе хеш-таблицы:</w:t>
       </w:r>
     </w:p>
     <w:p>
       <w:pPr>
-        <w:spacing w:after="0" w:line="360" w:lineRule="auto"/>
-        <w:ind w:firstLine="709"/>
+        <w:spacing w:line="360" w:lineRule="auto"/>
         <w:jc w:val="both"/>
         <w:rPr>
           <w:rFonts w:cs="Times New Roman"/>
-          <w:sz w:val="28"/>
-          <w:szCs w:val="28"/>
-        </w:rPr>
-      </w:pPr>
-      <w:r>
-        <w:rPr>
-          <w:rFonts w:cs="Times New Roman"/>
-          <w:sz w:val="28"/>
-          <w:szCs w:val="28"/>
-        </w:rPr>
-        <w:t xml:space="preserve">Среди методов построения хеш-функций для строковых ключей выделяют метод деления, полиномиальный метод и метод свёртки [2, с. 402]. В данном курсовом проекте применяется </w:t>
-      </w:r>
-      <w:r>
-        <w:rPr>
-          <w:rFonts w:cs="Times New Roman"/>
-          <w:sz w:val="28"/>
-          <w:szCs w:val="28"/>
-        </w:rPr>
-        <w:t>метод свёртки (</w:t>
-      </w:r>
-      <w:proofErr w:type="spellStart"/>
-      <w:r>
-        <w:rPr>
-          <w:rFonts w:cs="Times New Roman"/>
-          <w:sz w:val="28"/>
-          <w:szCs w:val="28"/>
-        </w:rPr>
-        <w:t>folding</w:t>
-      </w:r>
-      <w:proofErr w:type="spellEnd"/>
-      <w:r>
-        <w:rPr>
-          <w:rFonts w:cs="Times New Roman"/>
-          <w:sz w:val="28"/>
-          <w:szCs w:val="28"/>
-        </w:rPr>
-        <w:t>).</w:t>
-      </w:r>
-      <w:r>
-        <w:rPr>
-          <w:rFonts w:cs="Times New Roman"/>
-          <w:sz w:val="28"/>
-          <w:szCs w:val="28"/>
-        </w:rPr>
-        <w:t xml:space="preserve"> Суть метода </w:t>
-      </w:r>
-      <w:r>
-        <w:rPr>
-          <w:rFonts w:cs="Times New Roman"/>
-          <w:sz w:val="28"/>
-          <w:szCs w:val="28"/>
-        </w:rPr>
-        <w:lastRenderedPageBreak/>
-        <w:t>состоит в разбиении ключа на блоки фиксированной длины, их последующем суммировании и взятии остатка от деления на размер таблицы [2, с. 403]:</w:t>
+          <w:i/>
+          <w:iCs/>
+          <w:sz w:val="28"/>
+          <w:szCs w:val="28"/>
+        </w:rPr>
+      </w:pPr>
+      <w:proofErr w:type="gramStart"/>
+      <w:r>
+        <w:rPr>
+          <w:rFonts w:cs="Times New Roman"/>
+          <w:i/>
+          <w:iCs/>
+          <w:sz w:val="28"/>
+          <w:szCs w:val="28"/>
+        </w:rPr>
+        <w:t>h :</w:t>
+      </w:r>
+      <w:proofErr w:type="gramEnd"/>
+      <w:r>
+        <w:rPr>
+          <w:rFonts w:cs="Times New Roman"/>
+          <w:i/>
+          <w:iCs/>
+          <w:sz w:val="28"/>
+          <w:szCs w:val="28"/>
+        </w:rPr>
+        <w:t xml:space="preserve"> U → {0, 1, ..., N−1}</w:t>
       </w:r>
     </w:p>
     <w:p>
       <w:pPr>
-        <w:spacing w:after="0" w:line="360" w:lineRule="auto"/>
-        <w:ind w:firstLine="709"/>
+        <w:spacing w:line="360" w:lineRule="auto"/>
         <w:jc w:val="both"/>
         <w:rPr>
           <w:rFonts w:cs="Times New Roman"/>
           <w:sz w:val="28"/>
           <w:szCs w:val="28"/>
-          <w:lang w:val="en-US"/>
-        </w:rPr>
-      </w:pPr>
-      <w:r>
-        <w:rPr>
-          <w:rFonts w:cs="Times New Roman"/>
-          <w:sz w:val="28"/>
-          <w:szCs w:val="28"/>
-          <w:lang w:val="en-US"/>
-        </w:rPr>
-        <w:t>h(k) = (chunk₁ + chunk₂ + ... + chunkₙ) mod N</w:t>
+        </w:rPr>
+      </w:pPr>
+      <w:r>
+        <w:rPr>
+          <w:rFonts w:cs="Times New Roman"/>
+          <w:sz w:val="28"/>
+          <w:szCs w:val="28"/>
+        </w:rPr>
+        <w:lastRenderedPageBreak/>
+        <w:t>где U — множество всех возможных ключей, N — размерность хеш-таблицы, {0, N−1} — множество индексов её ячеек. Разным ключам должны соответствовать разные индексы [2].</w:t>
       </w:r>
     </w:p>
     <w:p>
       <w:pPr>
-        <w:spacing w:after="0" w:line="360" w:lineRule="auto"/>
-        <w:ind w:firstLine="709"/>
+        <w:spacing w:line="360" w:lineRule="auto"/>
+        <w:ind w:firstLine="708"/>
         <w:jc w:val="both"/>
         <w:rPr>
           <w:rFonts w:cs="Times New Roman"/>
@@ -9948,77 +9787,72 @@
           <w:sz w:val="28"/>
           <w:szCs w:val="28"/>
         </w:rPr>
-        <w:t xml:space="preserve">где </w:t>
-      </w:r>
-      <w:proofErr w:type="spellStart"/>
-      <w:r>
-        <w:rPr>
-          <w:rFonts w:cs="Times New Roman"/>
-          <w:sz w:val="28"/>
-          <w:szCs w:val="28"/>
-        </w:rPr>
-        <w:t>chunk</w:t>
-      </w:r>
-      <w:proofErr w:type="spellEnd"/>
-      <w:r>
-        <w:rPr>
-          <w:rFonts w:cs="Times New Roman"/>
-          <w:sz w:val="28"/>
-          <w:szCs w:val="28"/>
-        </w:rPr>
-        <w:t xml:space="preserve">ᵢ </w:t>
-      </w:r>
-      <w:r>
-        <w:rPr>
-          <w:rFonts w:cs="Times New Roman"/>
-          <w:sz w:val="28"/>
-          <w:szCs w:val="28"/>
-        </w:rPr>
-        <w:t>--</w:t>
-      </w:r>
-      <w:r>
-        <w:rPr>
-          <w:rFonts w:cs="Times New Roman"/>
-          <w:sz w:val="28"/>
-          <w:szCs w:val="28"/>
-        </w:rPr>
-        <w:t xml:space="preserve"> 32-битное целое число, сформированное из i-го блока байтов ключа, N </w:t>
-      </w:r>
-      <w:r>
-        <w:rPr>
-          <w:rFonts w:cs="Times New Roman"/>
-          <w:sz w:val="28"/>
-          <w:szCs w:val="28"/>
-        </w:rPr>
-        <w:t>--</w:t>
-      </w:r>
-      <w:r>
-        <w:rPr>
-          <w:rFonts w:cs="Times New Roman"/>
-          <w:sz w:val="28"/>
-          <w:szCs w:val="28"/>
-        </w:rPr>
-        <w:t xml:space="preserve"> размер хеш-таблицы.</w:t>
+        <w:t>Среди методов построения хеш-функций для строковых ключей выделяют метод деления, полиномиальный метод и метод свёртки [2]. В данном курсовом проекте применяется полиномиальный метод. Суть метода состоит в представлении строки как многочлена, коэффициентами которого являются числовые коды символов, и вычислении значения этого многочлена по модулю размера таблицы:</w:t>
       </w:r>
     </w:p>
     <w:p>
       <w:pPr>
-        <w:spacing w:after="0" w:line="360" w:lineRule="auto"/>
-        <w:ind w:firstLine="709"/>
+        <w:spacing w:line="360" w:lineRule="auto"/>
+        <w:ind w:left="1416" w:firstLine="708"/>
         <w:jc w:val="both"/>
         <w:rPr>
           <w:rFonts w:cs="Times New Roman"/>
-          <w:sz w:val="28"/>
-          <w:szCs w:val="28"/>
-        </w:rPr>
-      </w:pPr>
-      <w:r>
-        <w:rPr>
-          <w:rFonts w:cs="Times New Roman"/>
-          <w:sz w:val="28"/>
-          <w:szCs w:val="28"/>
-        </w:rPr>
-        <w:t>Метод свёртки обеспечивает учёт всех символов ключа при вычислении хеш-адреса, что позволяет добиться равномерного распределения даже для похожих строк [2, с. 403].</w:t>
+          <w:i/>
+          <w:iCs/>
+          <w:sz w:val="28"/>
+          <w:szCs w:val="28"/>
+        </w:rPr>
+      </w:pPr>
+      <w:r>
+        <w:rPr>
+          <w:rFonts w:cs="Times New Roman"/>
+          <w:i/>
+          <w:iCs/>
+          <w:sz w:val="28"/>
+          <w:szCs w:val="28"/>
+        </w:rPr>
+        <w:t xml:space="preserve">(1) h(k) = (c₁·p⁰ + c₂·p¹ + ... + cₙ·pⁿ⁻¹) </w:t>
+      </w:r>
+      <w:proofErr w:type="spellStart"/>
+      <w:r>
+        <w:rPr>
+          <w:rFonts w:cs="Times New Roman"/>
+          <w:i/>
+          <w:iCs/>
+          <w:sz w:val="28"/>
+          <w:szCs w:val="28"/>
+        </w:rPr>
+        <w:t>mod</w:t>
+      </w:r>
+      <w:proofErr w:type="spellEnd"/>
+      <w:r>
+        <w:rPr>
+          <w:rFonts w:cs="Times New Roman"/>
+          <w:i/>
+          <w:iCs/>
+          <w:sz w:val="28"/>
+          <w:szCs w:val="28"/>
+        </w:rPr>
+        <w:t xml:space="preserve"> N</w:t>
+      </w:r>
+    </w:p>
+    <w:p>
+      <w:pPr>
+        <w:spacing w:line="360" w:lineRule="auto"/>
+        <w:jc w:val="both"/>
+        <w:rPr>
+          <w:rFonts w:cs="Times New Roman"/>
+          <w:sz w:val="28"/>
+          <w:szCs w:val="28"/>
+        </w:rPr>
+      </w:pPr>
+      <w:r>
+        <w:rPr>
+          <w:rFonts w:cs="Times New Roman"/>
+          <w:sz w:val="28"/>
+          <w:szCs w:val="28"/>
+        </w:rPr>
+        <w:t>где cᵢ — числовой код i-го символа ключа, p — основание (в данном проекте p = 31), N — размер хеш-таблицы. Полиномиальный метод обеспечивает учёт позиции каждого символа в строке при вычислении хеш-адреса, что снижает вероятность совпадения хеш-адресов для похожих строк [2].</w:t>
       </w:r>
     </w:p>
     <w:p>
@@ -10550,6 +10384,7 @@
           <w:sz w:val="28"/>
           <w:szCs w:val="28"/>
         </w:rPr>
+        <w:lastRenderedPageBreak/>
         <w:t xml:space="preserve">метод открытой адресации </w:t>
       </w:r>
       <w:r>
@@ -10629,24 +10464,105 @@
           <w:sz w:val="28"/>
           <w:szCs w:val="28"/>
         </w:rPr>
-        <w:lastRenderedPageBreak/>
-        <w:t>При открытой адресации все записи хранятся непосредственно в ячейках таблицы [1, с. 307]. При обнаружении занятой ячейки выполняется зондирование</w:t>
-      </w:r>
-      <w:r>
-        <w:rPr>
-          <w:rFonts w:cs="Times New Roman"/>
-          <w:sz w:val="28"/>
-          <w:szCs w:val="28"/>
-        </w:rPr>
-        <w:t xml:space="preserve"> --</w:t>
-      </w:r>
-      <w:r>
-        <w:rPr>
-          <w:rFonts w:cs="Times New Roman"/>
-          <w:sz w:val="28"/>
-          <w:szCs w:val="28"/>
-        </w:rPr>
-        <w:t xml:space="preserve"> последовательный перебор ячеек по формуле [1, с. 308]:</w:t>
+        <w:t>При разрешении коллизий с помощью метода открытой адресации поиск свободной ячейки осуществляется при помощи вторичной хеш-функции вида:</w:t>
+      </w:r>
+    </w:p>
+    <w:p>
+      <w:pPr>
+        <w:spacing w:after="0" w:line="360" w:lineRule="auto"/>
+        <w:ind w:left="1415" w:firstLine="709"/>
+        <w:jc w:val="both"/>
+        <w:rPr>
+          <w:rFonts w:cs="Times New Roman"/>
+          <w:i/>
+          <w:iCs/>
+          <w:sz w:val="28"/>
+          <w:szCs w:val="28"/>
+          <w:lang w:val="en-US"/>
+        </w:rPr>
+      </w:pPr>
+      <w:r>
+        <w:rPr>
+          <w:rFonts w:cs="Times New Roman"/>
+          <w:i/>
+          <w:iCs/>
+          <w:sz w:val="28"/>
+          <w:szCs w:val="28"/>
+          <w:lang w:val="en-US"/>
+        </w:rPr>
+        <w:t>(2) H(</w:t>
+      </w:r>
+      <w:proofErr w:type="spellStart"/>
+      <w:r>
+        <w:rPr>
+          <w:rFonts w:cs="Times New Roman"/>
+          <w:i/>
+          <w:iCs/>
+          <w:sz w:val="28"/>
+          <w:szCs w:val="28"/>
+          <w:lang w:val="en-US"/>
+        </w:rPr>
+        <w:t>i</w:t>
+      </w:r>
+      <w:proofErr w:type="spellEnd"/>
+      <w:r>
+        <w:rPr>
+          <w:rFonts w:cs="Times New Roman"/>
+          <w:i/>
+          <w:iCs/>
+          <w:sz w:val="28"/>
+          <w:szCs w:val="28"/>
+          <w:lang w:val="en-US"/>
+        </w:rPr>
+        <w:t xml:space="preserve">) = (h₁(k) + </w:t>
+      </w:r>
+      <w:proofErr w:type="spellStart"/>
+      <w:r>
+        <w:rPr>
+          <w:rFonts w:cs="Times New Roman"/>
+          <w:i/>
+          <w:iCs/>
+          <w:sz w:val="28"/>
+          <w:szCs w:val="28"/>
+          <w:lang w:val="en-US"/>
+        </w:rPr>
+        <w:t>i</w:t>
+      </w:r>
+      <w:proofErr w:type="spellEnd"/>
+      <w:r>
+        <w:rPr>
+          <w:rFonts w:cs="Times New Roman"/>
+          <w:i/>
+          <w:iCs/>
+          <w:sz w:val="28"/>
+          <w:szCs w:val="28"/>
+          <w:lang w:val="en-US"/>
+        </w:rPr>
+        <w:t xml:space="preserve"> × h₂(k)) mod N, </w:t>
+      </w:r>
+      <w:proofErr w:type="spellStart"/>
+      <w:r>
+        <w:rPr>
+          <w:rFonts w:cs="Times New Roman"/>
+          <w:i/>
+          <w:iCs/>
+          <w:sz w:val="28"/>
+          <w:szCs w:val="28"/>
+          <w:lang w:val="en-US"/>
+        </w:rPr>
+        <w:t>i</w:t>
+      </w:r>
+      <w:proofErr w:type="spellEnd"/>
+      <w:r>
+        <w:rPr>
+          <w:rFonts w:cs="Times New Roman"/>
+          <w:i/>
+          <w:iCs/>
+          <w:sz w:val="28"/>
+          <w:szCs w:val="28"/>
+          <w:lang w:val="en-US"/>
+        </w:rPr>
+        <w:t xml:space="preserve"> = 0, 1, 2, ...</w:t>
       </w:r>
     </w:p>
     <w:p>
@@ -10658,17 +10574,15 @@
           <w:rFonts w:cs="Times New Roman"/>
           <w:sz w:val="28"/>
           <w:szCs w:val="28"/>
-          <w:lang w:val="en-US"/>
-        </w:rPr>
-      </w:pPr>
-      <w:r>
-        <w:rPr>
-          <w:rFonts w:cs="Times New Roman"/>
-          <w:sz w:val="28"/>
-          <w:szCs w:val="28"/>
-          <w:lang w:val="en-US"/>
-        </w:rPr>
-        <w:t>H(</w:t>
+        </w:rPr>
+      </w:pPr>
+      <w:r>
+        <w:rPr>
+          <w:rFonts w:cs="Times New Roman"/>
+          <w:sz w:val="28"/>
+          <w:szCs w:val="28"/>
+        </w:rPr>
+        <w:t xml:space="preserve">где h₁(k) — первичная хеш-функция (полиномиальный </w:t>
       </w:r>
       <w:proofErr w:type="spellStart"/>
       <w:r>
@@ -10676,9 +10590,8 @@
           <w:rFonts w:cs="Times New Roman"/>
           <w:sz w:val="28"/>
           <w:szCs w:val="28"/>
-          <w:lang w:val="en-US"/>
-        </w:rPr>
-        <w:t>i</w:t>
+        </w:rPr>
+        <w:t>хеш</w:t>
       </w:r>
       <w:proofErr w:type="spellEnd"/>
       <w:r>
@@ -10686,49 +10599,8 @@
           <w:rFonts w:cs="Times New Roman"/>
           <w:sz w:val="28"/>
           <w:szCs w:val="28"/>
-          <w:lang w:val="en-US"/>
-        </w:rPr>
-        <w:t xml:space="preserve">) = (H₁ + </w:t>
-      </w:r>
-      <w:proofErr w:type="spellStart"/>
-      <w:r>
-        <w:rPr>
-          <w:rFonts w:cs="Times New Roman"/>
-          <w:sz w:val="28"/>
-          <w:szCs w:val="28"/>
-          <w:lang w:val="en-US"/>
-        </w:rPr>
-        <w:t>i</w:t>
-      </w:r>
-      <w:proofErr w:type="spellEnd"/>
-      <w:r>
-        <w:rPr>
-          <w:rFonts w:cs="Times New Roman"/>
-          <w:sz w:val="28"/>
-          <w:szCs w:val="28"/>
-          <w:lang w:val="en-US"/>
-        </w:rPr>
-        <w:t xml:space="preserve"> × k) mod N, </w:t>
-      </w:r>
-      <w:proofErr w:type="spellStart"/>
-      <w:r>
-        <w:rPr>
-          <w:rFonts w:cs="Times New Roman"/>
-          <w:sz w:val="28"/>
-          <w:szCs w:val="28"/>
-          <w:lang w:val="en-US"/>
-        </w:rPr>
-        <w:t>i</w:t>
-      </w:r>
-      <w:proofErr w:type="spellEnd"/>
-      <w:r>
-        <w:rPr>
-          <w:rFonts w:cs="Times New Roman"/>
-          <w:sz w:val="28"/>
-          <w:szCs w:val="28"/>
-          <w:lang w:val="en-US"/>
-        </w:rPr>
-        <w:t xml:space="preserve"> = 0, 1, 2, ...</w:t>
+        </w:rPr>
+        <w:t>, см. п. 2.1.1), h₂(k) — вторичная хеш-функция, задающая шаг зондирования, i — номер попытки, N — размер таблицы.</w:t>
       </w:r>
     </w:p>
     <w:p>
@@ -10748,71 +10620,53 @@
           <w:sz w:val="28"/>
           <w:szCs w:val="28"/>
         </w:rPr>
-        <w:t xml:space="preserve">где H₁ </w:t>
-      </w:r>
-      <w:r>
-        <w:rPr>
-          <w:rFonts w:cs="Times New Roman"/>
-          <w:sz w:val="28"/>
-          <w:szCs w:val="28"/>
-        </w:rPr>
-        <w:t>--</w:t>
-      </w:r>
-      <w:r>
-        <w:rPr>
-          <w:rFonts w:cs="Times New Roman"/>
-          <w:sz w:val="28"/>
-          <w:szCs w:val="28"/>
-        </w:rPr>
-        <w:t xml:space="preserve"> первичный хеш-адрес, i</w:t>
-      </w:r>
-      <w:r>
-        <w:rPr>
-          <w:rFonts w:cs="Times New Roman"/>
-          <w:sz w:val="28"/>
-          <w:szCs w:val="28"/>
-        </w:rPr>
-        <w:t xml:space="preserve"> --</w:t>
-      </w:r>
-      <w:r>
-        <w:rPr>
-          <w:rFonts w:cs="Times New Roman"/>
-          <w:sz w:val="28"/>
-          <w:szCs w:val="28"/>
-        </w:rPr>
-        <w:t xml:space="preserve"> номер попытки, k </w:t>
-      </w:r>
-      <w:r>
-        <w:rPr>
-          <w:rFonts w:cs="Times New Roman"/>
-          <w:sz w:val="28"/>
-          <w:szCs w:val="28"/>
-        </w:rPr>
-        <w:t>--</w:t>
-      </w:r>
-      <w:r>
-        <w:rPr>
-          <w:rFonts w:cs="Times New Roman"/>
-          <w:sz w:val="28"/>
-          <w:szCs w:val="28"/>
-        </w:rPr>
-        <w:t xml:space="preserve"> шаг зондирования, N </w:t>
-      </w:r>
-      <w:r>
-        <w:rPr>
-          <w:rFonts w:cs="Times New Roman"/>
-          <w:sz w:val="28"/>
-          <w:szCs w:val="28"/>
-        </w:rPr>
-        <w:t>--</w:t>
-      </w:r>
-      <w:r>
-        <w:rPr>
-          <w:rFonts w:cs="Times New Roman"/>
-          <w:sz w:val="28"/>
-          <w:szCs w:val="28"/>
-        </w:rPr>
-        <w:t xml:space="preserve"> размер таблицы.</w:t>
+        <w:t>Вторичная хеш-функция вычисляется по формуле:</w:t>
+      </w:r>
+    </w:p>
+    <w:p>
+      <w:pPr>
+        <w:spacing w:after="0" w:line="360" w:lineRule="auto"/>
+        <w:ind w:left="2123" w:firstLine="709"/>
+        <w:jc w:val="both"/>
+        <w:rPr>
+          <w:rFonts w:cs="Times New Roman"/>
+          <w:i/>
+          <w:iCs/>
+          <w:sz w:val="28"/>
+          <w:szCs w:val="28"/>
+        </w:rPr>
+      </w:pPr>
+      <w:r>
+        <w:rPr>
+          <w:rFonts w:cs="Times New Roman"/>
+          <w:i/>
+          <w:iCs/>
+          <w:sz w:val="28"/>
+          <w:szCs w:val="28"/>
+        </w:rPr>
+        <w:t xml:space="preserve">(3) h₂(k) = ((Σ cᵢ · 37ⁱ) </w:t>
+      </w:r>
+      <w:proofErr w:type="spellStart"/>
+      <w:r>
+        <w:rPr>
+          <w:rFonts w:cs="Times New Roman"/>
+          <w:i/>
+          <w:iCs/>
+          <w:sz w:val="28"/>
+          <w:szCs w:val="28"/>
+        </w:rPr>
+        <w:t>mod</w:t>
+      </w:r>
+      <w:proofErr w:type="spellEnd"/>
+      <w:r>
+        <w:rPr>
+          <w:rFonts w:cs="Times New Roman"/>
+          <w:i/>
+          <w:iCs/>
+          <w:sz w:val="28"/>
+          <w:szCs w:val="28"/>
+        </w:rPr>
+        <w:t xml:space="preserve"> (N−1)) + 1</w:t>
       </w:r>
     </w:p>
     <w:p>
@@ -10832,23 +10686,7 @@
           <w:sz w:val="28"/>
           <w:szCs w:val="28"/>
         </w:rPr>
-        <w:t>Шаг k выбирается больше 1, чтобы избежать первичной кластеризации</w:t>
-      </w:r>
-      <w:r>
-        <w:rPr>
-          <w:rFonts w:cs="Times New Roman"/>
-          <w:sz w:val="28"/>
-          <w:szCs w:val="28"/>
-        </w:rPr>
-        <w:t>,</w:t>
-      </w:r>
-      <w:r>
-        <w:rPr>
-          <w:rFonts w:cs="Times New Roman"/>
-          <w:sz w:val="28"/>
-          <w:szCs w:val="28"/>
-        </w:rPr>
-        <w:t xml:space="preserve"> явления, при котором занятые ячейки слипаются в длинные блоки при k = 1, значительно замедляя поиск [2, с. 422]. В данном проекте принято k = 3.</w:t>
+        <w:t>где cᵢ — числовой код i-го символа ключа. Добавление единицы гарантирует, что шаг зондирования всегда отличен от нуля, что необходимо для корректной работы алгоритма зондирования [2]. Использование двойного хеширования, в отличие от линейного зондирования с фиксированным шагом, позволяет избежать первичной кластеризации — явления, при котором занятые ячейки слипаются в длинные блоки, значительно замедляя поиск [2].</w:t>
       </w:r>
     </w:p>
     <w:p>
@@ -11113,6 +10951,7 @@
                 <w:szCs w:val="24"/>
                 <w:lang w:val="en-US"/>
               </w:rPr>
+              <w:lastRenderedPageBreak/>
               <w:t>OCCUPIED</w:t>
             </w:r>
           </w:p>
@@ -11247,6 +11086,189 @@
     </w:p>
     <w:p>
       <w:pPr>
+        <w:spacing w:line="360" w:lineRule="auto"/>
+        <w:ind w:firstLine="708"/>
+        <w:jc w:val="both"/>
+        <w:rPr>
+          <w:sz w:val="28"/>
+          <w:szCs w:val="28"/>
+        </w:rPr>
+      </w:pPr>
+      <w:r>
+        <w:rPr>
+          <w:sz w:val="28"/>
+          <w:szCs w:val="28"/>
+        </w:rPr>
+        <w:t>При удалении элемента его статус изменяется на «2» (DELETED) и ячейка перезаписывается только при добавлении нового элемента с таким же результатом выполнения хеш-функции. При добавлении выполняется проверка на коллизию и ищется свободная ячейка со статусом «0» (EMPTY) или «2» (DELETED):</w:t>
+      </w:r>
+    </w:p>
+    <w:p>
+      <w:pPr>
+        <w:spacing w:line="360" w:lineRule="auto"/>
+        <w:jc w:val="both"/>
+        <w:rPr>
+          <w:i/>
+          <w:iCs/>
+          <w:sz w:val="28"/>
+          <w:szCs w:val="28"/>
+        </w:rPr>
+      </w:pPr>
+      <w:r>
+        <w:rPr>
+          <w:i/>
+          <w:iCs/>
+          <w:sz w:val="28"/>
+          <w:szCs w:val="28"/>
+        </w:rPr>
+        <w:t xml:space="preserve">(4) Вставка в позицию j, где </w:t>
+      </w:r>
+      <w:proofErr w:type="spellStart"/>
+      <w:r>
+        <w:rPr>
+          <w:i/>
+          <w:iCs/>
+          <w:sz w:val="28"/>
+          <w:szCs w:val="28"/>
+        </w:rPr>
+        <w:t>table</w:t>
+      </w:r>
+      <w:proofErr w:type="spellEnd"/>
+      <w:r>
+        <w:rPr>
+          <w:i/>
+          <w:iCs/>
+          <w:sz w:val="28"/>
+          <w:szCs w:val="28"/>
+        </w:rPr>
+        <w:t>[j</w:t>
+      </w:r>
+      <w:proofErr w:type="gramStart"/>
+      <w:r>
+        <w:rPr>
+          <w:i/>
+          <w:iCs/>
+          <w:sz w:val="28"/>
+          <w:szCs w:val="28"/>
+        </w:rPr>
+        <w:t>].</w:t>
+      </w:r>
+      <w:proofErr w:type="spellStart"/>
+      <w:r>
+        <w:rPr>
+          <w:i/>
+          <w:iCs/>
+          <w:sz w:val="28"/>
+          <w:szCs w:val="28"/>
+        </w:rPr>
+        <w:t>state</w:t>
+      </w:r>
+      <w:proofErr w:type="spellEnd"/>
+      <w:proofErr w:type="gramEnd"/>
+      <w:r>
+        <w:rPr>
+          <w:i/>
+          <w:iCs/>
+          <w:sz w:val="28"/>
+          <w:szCs w:val="28"/>
+        </w:rPr>
+        <w:t xml:space="preserve"> </w:t>
+      </w:r>
+      <w:r>
+        <w:rPr>
+          <w:rFonts w:ascii="Cambria Math" w:hAnsi="Cambria Math" w:cs="Cambria Math"/>
+          <w:i/>
+          <w:iCs/>
+          <w:sz w:val="28"/>
+          <w:szCs w:val="28"/>
+        </w:rPr>
+        <w:t>∈</w:t>
+      </w:r>
+      <w:r>
+        <w:rPr>
+          <w:i/>
+          <w:iCs/>
+          <w:sz w:val="28"/>
+          <w:szCs w:val="28"/>
+        </w:rPr>
+        <w:t xml:space="preserve"> {EMPTY, DELETED} </w:t>
+      </w:r>
+      <w:r>
+        <w:rPr>
+          <w:rFonts w:cs="Times New Roman"/>
+          <w:i/>
+          <w:iCs/>
+          <w:sz w:val="28"/>
+          <w:szCs w:val="28"/>
+        </w:rPr>
+        <w:t>при</w:t>
+      </w:r>
+      <w:r>
+        <w:rPr>
+          <w:i/>
+          <w:iCs/>
+          <w:sz w:val="28"/>
+          <w:szCs w:val="28"/>
+        </w:rPr>
+        <w:t xml:space="preserve"> </w:t>
+      </w:r>
+      <w:r>
+        <w:rPr>
+          <w:rFonts w:cs="Times New Roman"/>
+          <w:i/>
+          <w:iCs/>
+          <w:sz w:val="28"/>
+          <w:szCs w:val="28"/>
+        </w:rPr>
+        <w:t>первом</w:t>
+      </w:r>
+      <w:r>
+        <w:rPr>
+          <w:i/>
+          <w:iCs/>
+          <w:sz w:val="28"/>
+          <w:szCs w:val="28"/>
+        </w:rPr>
+        <w:t xml:space="preserve"> </w:t>
+      </w:r>
+      <w:r>
+        <w:rPr>
+          <w:rFonts w:cs="Times New Roman"/>
+          <w:i/>
+          <w:iCs/>
+          <w:sz w:val="28"/>
+          <w:szCs w:val="28"/>
+        </w:rPr>
+        <w:t>таком</w:t>
+      </w:r>
+      <w:r>
+        <w:rPr>
+          <w:i/>
+          <w:iCs/>
+          <w:sz w:val="28"/>
+          <w:szCs w:val="28"/>
+        </w:rPr>
+        <w:t xml:space="preserve"> j = H(i)</w:t>
+      </w:r>
+    </w:p>
+    <w:p>
+      <w:pPr>
+        <w:spacing w:line="360" w:lineRule="auto"/>
+        <w:jc w:val="both"/>
+        <w:rPr>
+          <w:sz w:val="28"/>
+          <w:szCs w:val="28"/>
+        </w:rPr>
+      </w:pPr>
+      <w:r>
+        <w:rPr>
+          <w:sz w:val="28"/>
+          <w:szCs w:val="28"/>
+        </w:rPr>
+        <w:t>Размер хеш-таблицы задаётся пользователем при её создании и автоматически округляется до ближайшего простого числа, не меньшего заданного значения. Если все ячейки таблицы заняты, добавление нового элемента становится невозможным — пользователю выводится соответствующее сообщение.</w:t>
+      </w:r>
+    </w:p>
+    <w:p>
+      <w:pPr>
         <w:spacing w:after="0" w:line="360" w:lineRule="auto"/>
         <w:ind w:firstLine="709"/>
         <w:jc w:val="both"/>
@@ -11262,142 +11284,86 @@
           <w:sz w:val="28"/>
           <w:szCs w:val="28"/>
         </w:rPr>
-        <w:t>Удаление записи выполняется методом мягкого удаления (</w:t>
-      </w:r>
-      <w:proofErr w:type="spellStart"/>
-      <w:r>
-        <w:rPr>
-          <w:rFonts w:cs="Times New Roman"/>
-          <w:sz w:val="28"/>
-          <w:szCs w:val="28"/>
-        </w:rPr>
-        <w:t>lazy</w:t>
-      </w:r>
-      <w:proofErr w:type="spellEnd"/>
-      <w:r>
-        <w:rPr>
-          <w:rFonts w:cs="Times New Roman"/>
-          <w:sz w:val="28"/>
-          <w:szCs w:val="28"/>
-        </w:rPr>
-        <w:t xml:space="preserve"> </w:t>
-      </w:r>
-      <w:proofErr w:type="spellStart"/>
-      <w:r>
-        <w:rPr>
-          <w:rFonts w:cs="Times New Roman"/>
-          <w:sz w:val="28"/>
-          <w:szCs w:val="28"/>
-        </w:rPr>
-        <w:t>deletion</w:t>
-      </w:r>
-      <w:proofErr w:type="spellEnd"/>
-      <w:r>
-        <w:rPr>
-          <w:rFonts w:cs="Times New Roman"/>
-          <w:sz w:val="28"/>
-          <w:szCs w:val="28"/>
-        </w:rPr>
-        <w:t>): ячейка не очищается физически, а её статус изменяется с OCCUPIED на DELETED [1, с. 311]. Физическая очистка ячейки разорвала бы цепочку зондирования и сделала бы недостижимыми записи, вставленные после удалённой [2, с. 424]. При последующей вставке ячейки со статусом DELETED рассматриваются как свободные [1, с. 311].</w:t>
+        <w:t>Пример хеш-таблицы на данных из предметной области</w:t>
       </w:r>
     </w:p>
     <w:p>
       <w:pPr>
-        <w:spacing w:after="0" w:line="360" w:lineRule="auto"/>
-        <w:ind w:firstLine="709"/>
+        <w:spacing w:line="360" w:lineRule="auto"/>
         <w:jc w:val="both"/>
         <w:rPr>
-          <w:rFonts w:cs="Times New Roman"/>
-          <w:sz w:val="28"/>
-          <w:szCs w:val="28"/>
-        </w:rPr>
-      </w:pPr>
-      <w:r>
-        <w:rPr>
-          <w:rFonts w:cs="Times New Roman"/>
-          <w:sz w:val="28"/>
-          <w:szCs w:val="28"/>
-        </w:rPr>
-        <w:t>Пример хеш-таблицы на данных из предметной области</w:t>
+          <w:sz w:val="28"/>
+          <w:szCs w:val="28"/>
+        </w:rPr>
+      </w:pPr>
+      <w:r>
+        <w:rPr>
+          <w:spacing w:val="20"/>
+          <w:sz w:val="28"/>
+          <w:szCs w:val="28"/>
+        </w:rPr>
+        <w:t>Таблица</w:t>
+      </w:r>
+      <w:r>
+        <w:rPr>
+          <w:sz w:val="28"/>
+          <w:szCs w:val="28"/>
+        </w:rPr>
+        <w:t xml:space="preserve"> </w:t>
+      </w:r>
+      <w:r>
+        <w:rPr>
+          <w:sz w:val="28"/>
+          <w:szCs w:val="28"/>
+        </w:rPr>
+        <w:t>6</w:t>
+      </w:r>
+      <w:r>
+        <w:rPr>
+          <w:sz w:val="28"/>
+          <w:szCs w:val="28"/>
+        </w:rPr>
+        <w:t xml:space="preserve"> </w:t>
+      </w:r>
+      <w:r>
+        <w:rPr>
+          <w:sz w:val="28"/>
+          <w:szCs w:val="28"/>
+        </w:rPr>
+        <w:t>–</w:t>
+      </w:r>
+      <w:r>
+        <w:rPr>
+          <w:sz w:val="28"/>
+          <w:szCs w:val="28"/>
+        </w:rPr>
+        <w:t xml:space="preserve"> </w:t>
+      </w:r>
+      <w:r>
+        <w:rPr>
+          <w:sz w:val="28"/>
+          <w:szCs w:val="28"/>
+        </w:rPr>
+        <w:t>Хеш-адреса ключей справочника «Волонтеры» (</w:t>
+      </w:r>
+      <w:r>
+        <w:rPr>
+          <w:sz w:val="28"/>
+          <w:szCs w:val="28"/>
+          <w:lang w:val="en-US"/>
+        </w:rPr>
+        <w:t>N</w:t>
+      </w:r>
+      <w:r>
+        <w:rPr>
+          <w:sz w:val="28"/>
+          <w:szCs w:val="28"/>
+        </w:rPr>
+        <w:t>=11)</w:t>
       </w:r>
     </w:p>
     <w:p>
       <w:pPr>
-        <w:spacing w:line="360" w:lineRule="auto"/>
-        <w:jc w:val="both"/>
-        <w:rPr>
-          <w:sz w:val="28"/>
-          <w:szCs w:val="28"/>
-        </w:rPr>
-      </w:pPr>
-      <w:r>
-        <w:rPr>
-          <w:spacing w:val="20"/>
-          <w:sz w:val="28"/>
-          <w:szCs w:val="28"/>
-        </w:rPr>
-        <w:t>Таблица</w:t>
-      </w:r>
-      <w:r>
-        <w:rPr>
-          <w:sz w:val="28"/>
-          <w:szCs w:val="28"/>
-        </w:rPr>
-        <w:t xml:space="preserve"> </w:t>
-      </w:r>
-      <w:r>
-        <w:rPr>
-          <w:sz w:val="28"/>
-          <w:szCs w:val="28"/>
-        </w:rPr>
-        <w:t>6</w:t>
-      </w:r>
-      <w:r>
-        <w:rPr>
-          <w:sz w:val="28"/>
-          <w:szCs w:val="28"/>
-        </w:rPr>
-        <w:t xml:space="preserve"> </w:t>
-      </w:r>
-      <w:r>
-        <w:rPr>
-          <w:sz w:val="28"/>
-          <w:szCs w:val="28"/>
-        </w:rPr>
-        <w:t>–</w:t>
-      </w:r>
-      <w:r>
-        <w:rPr>
-          <w:sz w:val="28"/>
-          <w:szCs w:val="28"/>
-        </w:rPr>
-        <w:t xml:space="preserve"> </w:t>
-      </w:r>
-      <w:r>
-        <w:rPr>
-          <w:sz w:val="28"/>
-          <w:szCs w:val="28"/>
-        </w:rPr>
-        <w:t>Хеш-адреса ключей справочника «Волонтеры» (</w:t>
-      </w:r>
-      <w:r>
-        <w:rPr>
-          <w:sz w:val="28"/>
-          <w:szCs w:val="28"/>
-          <w:lang w:val="en-US"/>
-        </w:rPr>
-        <w:t>N</w:t>
-      </w:r>
-      <w:r>
-        <w:rPr>
-          <w:sz w:val="28"/>
-          <w:szCs w:val="28"/>
-        </w:rPr>
-        <w:t>=11)</w:t>
-      </w:r>
-    </w:p>
-    <w:p>
-      <w:pPr>
         <w:spacing w:after="0" w:line="360" w:lineRule="auto"/>
         <w:jc w:val="both"/>
         <w:rPr>
@@ -11414,7 +11380,6 @@
           <w:sz w:val="28"/>
           <w:szCs w:val="28"/>
         </w:rPr>
-        <w:lastRenderedPageBreak/>
         <w:tab/>
       </w:r>
     </w:p>
@@ -12003,6 +11968,7 @@
                 <w:sz w:val="28"/>
                 <w:szCs w:val="28"/>
               </w:rPr>
+              <w:lastRenderedPageBreak/>
               <w:t>4</w:t>
             </w:r>
           </w:p>
@@ -12961,7 +12927,6 @@
           <w:sz w:val="28"/>
           <w:szCs w:val="28"/>
         </w:rPr>
-        <w:lastRenderedPageBreak/>
         <w:t xml:space="preserve">Кузнецова (H1 = 3): слот 3 занят (Сидоров) → H(1) = (3 + 1×3) </w:t>
       </w:r>
       <w:proofErr w:type="spellStart"/>
@@ -13212,6 +13177,7 @@
           <w:sz w:val="28"/>
           <w:szCs w:val="28"/>
         </w:rPr>
+        <w:lastRenderedPageBreak/>
         <w:t>представлен пример</w:t>
       </w:r>
       <w:r>
@@ -14283,7 +14249,6 @@
               <w:rPr>
                 <w:szCs w:val="24"/>
               </w:rPr>
-              <w:lastRenderedPageBreak/>
               <w:t>7</w:t>
             </w:r>
           </w:p>
@@ -14795,6 +14760,7 @@
           <w:sz w:val="28"/>
           <w:szCs w:val="28"/>
         </w:rPr>
+        <w:lastRenderedPageBreak/>
         <w:t xml:space="preserve">h(ключ) </w:t>
       </w:r>
       <w:proofErr w:type="spellStart"/>
@@ -15574,7 +15540,6 @@
               <w:rPr>
                 <w:szCs w:val="24"/>
               </w:rPr>
-              <w:lastRenderedPageBreak/>
               <w:t>2</w:t>
             </w:r>
           </w:p>
@@ -16354,6 +16319,7 @@
               <w:rPr>
                 <w:szCs w:val="24"/>
               </w:rPr>
+              <w:lastRenderedPageBreak/>
               <w:t>9</w:t>
             </w:r>
           </w:p>
@@ -16768,60 +16734,17 @@
         <w:jc w:val="both"/>
         <w:rPr>
           <w:rFonts w:cs="Times New Roman"/>
-          <w:bCs/>
-          <w:sz w:val="28"/>
-          <w:szCs w:val="28"/>
-        </w:rPr>
-      </w:pPr>
-      <w:r>
-        <w:rPr>
-          <w:rFonts w:cs="Times New Roman"/>
-          <w:bCs/>
-          <w:sz w:val="28"/>
-          <w:szCs w:val="28"/>
-        </w:rPr>
-        <w:t xml:space="preserve">Красно-чёрное дерево — это самобалансирующееся бинарное дерево поиска, в котором каждый узел хранит ключ и дополнительный атрибут — цвет: красный (R) или чёрный (B) [1, с. 341]. Балансировка выполняется автоматически при каждой вставке и удалении посредством поворотов и </w:t>
-      </w:r>
-      <w:r>
-        <w:rPr>
-          <w:rFonts w:cs="Times New Roman"/>
-          <w:bCs/>
-          <w:sz w:val="28"/>
-          <w:szCs w:val="28"/>
-        </w:rPr>
-        <w:lastRenderedPageBreak/>
-        <w:t xml:space="preserve">перекраски узлов, что гарантирует высоту дерева не более 2·log₂(n+1) и выполнение всех операций за </w:t>
-      </w:r>
-      <w:proofErr w:type="gramStart"/>
-      <w:r>
-        <w:rPr>
-          <w:rFonts w:cs="Times New Roman"/>
-          <w:bCs/>
-          <w:sz w:val="28"/>
-          <w:szCs w:val="28"/>
-        </w:rPr>
-        <w:t>O(</w:t>
-      </w:r>
-      <w:proofErr w:type="spellStart"/>
-      <w:proofErr w:type="gramEnd"/>
-      <w:r>
-        <w:rPr>
-          <w:rFonts w:cs="Times New Roman"/>
-          <w:bCs/>
-          <w:sz w:val="28"/>
-          <w:szCs w:val="28"/>
-        </w:rPr>
-        <w:t>log</w:t>
-      </w:r>
-      <w:proofErr w:type="spellEnd"/>
-      <w:r>
-        <w:rPr>
-          <w:rFonts w:cs="Times New Roman"/>
-          <w:bCs/>
-          <w:sz w:val="28"/>
-          <w:szCs w:val="28"/>
-        </w:rPr>
-        <w:t xml:space="preserve"> n) в худшем случае [1, с. 342].</w:t>
+          <w:sz w:val="28"/>
+          <w:szCs w:val="28"/>
+        </w:rPr>
+      </w:pPr>
+      <w:r>
+        <w:rPr>
+          <w:rFonts w:cs="Times New Roman"/>
+          <w:sz w:val="28"/>
+          <w:szCs w:val="28"/>
+        </w:rPr>
+        <w:t>Бинарное дерево поиска — структура данных для работы с упорядоченными множествами [1].</w:t>
       </w:r>
     </w:p>
     <w:p>
@@ -16831,144 +16754,263 @@
         <w:jc w:val="both"/>
         <w:rPr>
           <w:rFonts w:cs="Times New Roman"/>
-          <w:bCs/>
-          <w:sz w:val="28"/>
-          <w:szCs w:val="28"/>
-        </w:rPr>
-      </w:pPr>
-      <w:r>
-        <w:rPr>
-          <w:rFonts w:cs="Times New Roman"/>
-          <w:bCs/>
-          <w:sz w:val="28"/>
-          <w:szCs w:val="28"/>
-        </w:rPr>
-        <w:t>Красно-чёрное дерево удовлетворяет следующим свойствам [1, с. 341]:</w:t>
+          <w:sz w:val="28"/>
+          <w:szCs w:val="28"/>
+        </w:rPr>
+      </w:pPr>
+      <w:r>
+        <w:rPr>
+          <w:rFonts w:cs="Times New Roman"/>
+          <w:sz w:val="28"/>
+          <w:szCs w:val="28"/>
+        </w:rPr>
+        <w:t>Красно-чёрное дерево представляет собой бинарное дерево поиска с одним дополнительным битом цвета в каждом узле. Цвет узла может быть либо красным (RED), либо чёрным (BLACK). Ограничения, накладываемые на цвета узлов, гарантируют, что ни один простой путь от корня до листа не превышает по длине другой более чем вдвое, то есть красно-чёрное дерево является приближённо сбалансированным [1].</w:t>
       </w:r>
     </w:p>
     <w:p>
       <w:pPr>
+        <w:spacing w:after="0" w:line="360" w:lineRule="auto"/>
+        <w:ind w:firstLine="709"/>
+        <w:jc w:val="both"/>
+        <w:rPr>
+          <w:rFonts w:cs="Times New Roman"/>
+          <w:sz w:val="28"/>
+          <w:szCs w:val="28"/>
+        </w:rPr>
+      </w:pPr>
+      <w:r>
+        <w:rPr>
+          <w:rFonts w:cs="Times New Roman"/>
+          <w:sz w:val="28"/>
+          <w:szCs w:val="28"/>
+        </w:rPr>
+        <w:t xml:space="preserve">Каждый узел дерева содержит атрибуты </w:t>
+      </w:r>
+      <w:proofErr w:type="spellStart"/>
+      <w:r>
+        <w:rPr>
+          <w:rFonts w:cs="Times New Roman"/>
+          <w:sz w:val="28"/>
+          <w:szCs w:val="28"/>
+        </w:rPr>
+        <w:t>color</w:t>
+      </w:r>
+      <w:proofErr w:type="spellEnd"/>
+      <w:r>
+        <w:rPr>
+          <w:rFonts w:cs="Times New Roman"/>
+          <w:sz w:val="28"/>
+          <w:szCs w:val="28"/>
+        </w:rPr>
+        <w:t xml:space="preserve">, </w:t>
+      </w:r>
+      <w:proofErr w:type="spellStart"/>
+      <w:r>
+        <w:rPr>
+          <w:rFonts w:cs="Times New Roman"/>
+          <w:sz w:val="28"/>
+          <w:szCs w:val="28"/>
+        </w:rPr>
+        <w:t>key</w:t>
+      </w:r>
+      <w:proofErr w:type="spellEnd"/>
+      <w:r>
+        <w:rPr>
+          <w:rFonts w:cs="Times New Roman"/>
+          <w:sz w:val="28"/>
+          <w:szCs w:val="28"/>
+        </w:rPr>
+        <w:t xml:space="preserve">, </w:t>
+      </w:r>
+      <w:proofErr w:type="spellStart"/>
+      <w:r>
+        <w:rPr>
+          <w:rFonts w:cs="Times New Roman"/>
+          <w:sz w:val="28"/>
+          <w:szCs w:val="28"/>
+        </w:rPr>
+        <w:t>left</w:t>
+      </w:r>
+      <w:proofErr w:type="spellEnd"/>
+      <w:r>
+        <w:rPr>
+          <w:rFonts w:cs="Times New Roman"/>
+          <w:sz w:val="28"/>
+          <w:szCs w:val="28"/>
+        </w:rPr>
+        <w:t xml:space="preserve">, </w:t>
+      </w:r>
+      <w:proofErr w:type="spellStart"/>
+      <w:r>
+        <w:rPr>
+          <w:rFonts w:cs="Times New Roman"/>
+          <w:sz w:val="28"/>
+          <w:szCs w:val="28"/>
+        </w:rPr>
+        <w:t>right</w:t>
+      </w:r>
+      <w:proofErr w:type="spellEnd"/>
+      <w:r>
+        <w:rPr>
+          <w:rFonts w:cs="Times New Roman"/>
+          <w:sz w:val="28"/>
+          <w:szCs w:val="28"/>
+        </w:rPr>
+        <w:t xml:space="preserve"> и </w:t>
+      </w:r>
+      <w:proofErr w:type="spellStart"/>
+      <w:r>
+        <w:rPr>
+          <w:rFonts w:cs="Times New Roman"/>
+          <w:sz w:val="28"/>
+          <w:szCs w:val="28"/>
+        </w:rPr>
+        <w:t>parent</w:t>
+      </w:r>
+      <w:proofErr w:type="spellEnd"/>
+      <w:r>
+        <w:rPr>
+          <w:rFonts w:cs="Times New Roman"/>
+          <w:sz w:val="28"/>
+          <w:szCs w:val="28"/>
+        </w:rPr>
+        <w:t>. Если не существует дочернего или родительского узла, соответствующий указатель принимает значение NIL. Значения NIL рассматриваются как указатели на внешние узлы (листья) бинарного дерева поиска [1].</w:t>
+      </w:r>
+    </w:p>
+    <w:p>
+      <w:pPr>
+        <w:spacing w:after="0" w:line="360" w:lineRule="auto"/>
+        <w:ind w:firstLine="709"/>
+        <w:jc w:val="both"/>
+        <w:rPr>
+          <w:rFonts w:cs="Times New Roman"/>
+          <w:sz w:val="28"/>
+          <w:szCs w:val="28"/>
+        </w:rPr>
+      </w:pPr>
+      <w:r>
+        <w:rPr>
+          <w:rFonts w:cs="Times New Roman"/>
+          <w:sz w:val="28"/>
+          <w:szCs w:val="28"/>
+        </w:rPr>
+        <w:t>Бинарное дерево поиска является красно-чёрным, если удовлетворяет следующим свойствам [1]:</w:t>
+      </w:r>
+    </w:p>
+    <w:p>
+      <w:pPr>
         <w:numPr>
           <w:ilvl w:val="0"/>
-          <w:numId w:val="26"/>
+          <w:numId w:val="29"/>
         </w:numPr>
         <w:spacing w:after="0" w:line="360" w:lineRule="auto"/>
         <w:jc w:val="both"/>
         <w:rPr>
           <w:rFonts w:cs="Times New Roman"/>
-          <w:bCs/>
-          <w:sz w:val="28"/>
-          <w:szCs w:val="28"/>
-        </w:rPr>
-      </w:pPr>
-      <w:r>
-        <w:rPr>
-          <w:rFonts w:cs="Times New Roman"/>
-          <w:bCs/>
-          <w:sz w:val="28"/>
-          <w:szCs w:val="28"/>
-        </w:rPr>
-        <w:t>Каждый узел окрашен в красный или чёрный цвет.</w:t>
+          <w:sz w:val="28"/>
+          <w:szCs w:val="28"/>
+        </w:rPr>
+      </w:pPr>
+      <w:r>
+        <w:rPr>
+          <w:rFonts w:cs="Times New Roman"/>
+          <w:sz w:val="28"/>
+          <w:szCs w:val="28"/>
+        </w:rPr>
+        <w:t>Каждый узел является либо красным, либо чёрным.</w:t>
       </w:r>
     </w:p>
     <w:p>
       <w:pPr>
         <w:numPr>
           <w:ilvl w:val="0"/>
-          <w:numId w:val="26"/>
+          <w:numId w:val="29"/>
         </w:numPr>
         <w:spacing w:after="0" w:line="360" w:lineRule="auto"/>
         <w:jc w:val="both"/>
         <w:rPr>
           <w:rFonts w:cs="Times New Roman"/>
-          <w:bCs/>
-          <w:sz w:val="28"/>
-          <w:szCs w:val="28"/>
-        </w:rPr>
-      </w:pPr>
-      <w:r>
-        <w:rPr>
-          <w:rFonts w:cs="Times New Roman"/>
-          <w:bCs/>
-          <w:sz w:val="28"/>
-          <w:szCs w:val="28"/>
-        </w:rPr>
-        <w:t>Корень дерева всегда чёрный.</w:t>
+          <w:sz w:val="28"/>
+          <w:szCs w:val="28"/>
+        </w:rPr>
+      </w:pPr>
+      <w:r>
+        <w:rPr>
+          <w:rFonts w:cs="Times New Roman"/>
+          <w:sz w:val="28"/>
+          <w:szCs w:val="28"/>
+        </w:rPr>
+        <w:lastRenderedPageBreak/>
+        <w:t>Корень дерева является чёрным.</w:t>
       </w:r>
     </w:p>
     <w:p>
       <w:pPr>
         <w:numPr>
           <w:ilvl w:val="0"/>
-          <w:numId w:val="26"/>
+          <w:numId w:val="29"/>
         </w:numPr>
         <w:spacing w:after="0" w:line="360" w:lineRule="auto"/>
         <w:jc w:val="both"/>
         <w:rPr>
           <w:rFonts w:cs="Times New Roman"/>
-          <w:bCs/>
-          <w:sz w:val="28"/>
-          <w:szCs w:val="28"/>
-        </w:rPr>
-      </w:pPr>
-      <w:r>
-        <w:rPr>
-          <w:rFonts w:cs="Times New Roman"/>
-          <w:bCs/>
-          <w:sz w:val="28"/>
-          <w:szCs w:val="28"/>
-        </w:rPr>
-        <w:t>Каждый лист (NIL-узел) чёрный.</w:t>
+          <w:sz w:val="28"/>
+          <w:szCs w:val="28"/>
+        </w:rPr>
+      </w:pPr>
+      <w:r>
+        <w:rPr>
+          <w:rFonts w:cs="Times New Roman"/>
+          <w:sz w:val="28"/>
+          <w:szCs w:val="28"/>
+        </w:rPr>
+        <w:t>Каждый лист дерева (NIL) является чёрным узлом.</w:t>
       </w:r>
     </w:p>
     <w:p>
       <w:pPr>
         <w:numPr>
           <w:ilvl w:val="0"/>
-          <w:numId w:val="26"/>
+          <w:numId w:val="29"/>
         </w:numPr>
         <w:spacing w:after="0" w:line="360" w:lineRule="auto"/>
         <w:jc w:val="both"/>
         <w:rPr>
           <w:rFonts w:cs="Times New Roman"/>
-          <w:bCs/>
-          <w:sz w:val="28"/>
-          <w:szCs w:val="28"/>
-        </w:rPr>
-      </w:pPr>
-      <w:r>
-        <w:rPr>
-          <w:rFonts w:cs="Times New Roman"/>
-          <w:bCs/>
-          <w:sz w:val="28"/>
-          <w:szCs w:val="28"/>
-        </w:rPr>
-        <w:t>Если узел красный, то оба его потомка чёрные.</w:t>
+          <w:sz w:val="28"/>
+          <w:szCs w:val="28"/>
+        </w:rPr>
+      </w:pPr>
+      <w:r>
+        <w:rPr>
+          <w:rFonts w:cs="Times New Roman"/>
+          <w:sz w:val="28"/>
+          <w:szCs w:val="28"/>
+        </w:rPr>
+        <w:t>Если узел красный, то оба его дочерних узла чёрные.</w:t>
       </w:r>
     </w:p>
     <w:p>
       <w:pPr>
         <w:numPr>
           <w:ilvl w:val="0"/>
-          <w:numId w:val="26"/>
+          <w:numId w:val="29"/>
         </w:numPr>
         <w:spacing w:after="0" w:line="360" w:lineRule="auto"/>
         <w:jc w:val="both"/>
         <w:rPr>
           <w:rFonts w:cs="Times New Roman"/>
-          <w:bCs/>
-          <w:sz w:val="28"/>
-          <w:szCs w:val="28"/>
-        </w:rPr>
-      </w:pPr>
-      <w:r>
-        <w:rPr>
-          <w:rFonts w:cs="Times New Roman"/>
-          <w:bCs/>
-          <w:sz w:val="28"/>
-          <w:szCs w:val="28"/>
-        </w:rPr>
-        <w:t>Для каждого узла все пути от него до листьев-потомков содержат одинаковое количество чёрных узлов (чёрная высота).</w:t>
+          <w:sz w:val="28"/>
+          <w:szCs w:val="28"/>
+        </w:rPr>
+      </w:pPr>
+      <w:r>
+        <w:rPr>
+          <w:rFonts w:cs="Times New Roman"/>
+          <w:sz w:val="28"/>
+          <w:szCs w:val="28"/>
+        </w:rPr>
+        <w:t>Для каждого узла все простые пути от него до листьев-потомков содержат одинаковое количество чёрных узлов (чёрная высота).</w:t>
       </w:r>
     </w:p>
     <w:p>
@@ -16978,19 +17020,17 @@
         <w:jc w:val="both"/>
         <w:rPr>
           <w:rFonts w:cs="Times New Roman"/>
-          <w:bCs/>
-          <w:sz w:val="28"/>
-          <w:szCs w:val="28"/>
-        </w:rPr>
-      </w:pPr>
-      <w:r>
-        <w:rPr>
-          <w:rFonts w:cs="Times New Roman"/>
-          <w:bCs/>
-          <w:sz w:val="28"/>
-          <w:szCs w:val="28"/>
-        </w:rPr>
-        <w:t>Свойства 4 и 5 совместно не позволяют дереву вытянуться в одну сторону: длиннейший путь от корня до листа не более чем вдвое превышает кратчайший [1, с. 342].</w:t>
+          <w:sz w:val="28"/>
+          <w:szCs w:val="28"/>
+        </w:rPr>
+      </w:pPr>
+      <w:r>
+        <w:rPr>
+          <w:rFonts w:cs="Times New Roman"/>
+          <w:sz w:val="28"/>
+          <w:szCs w:val="28"/>
+        </w:rPr>
+        <w:t>Для красно-чёрного дерева определены следующие операции [1]: вставка, удаление, поиск. Для восстановления свойств после вставки и удаления применяются повороты — малый левый и малый правый.</w:t>
       </w:r>
     </w:p>
     <w:p>
@@ -17000,240 +17040,6 @@
         <w:jc w:val="both"/>
         <w:rPr>
           <w:rFonts w:cs="Times New Roman"/>
-          <w:bCs/>
-          <w:sz w:val="28"/>
-          <w:szCs w:val="28"/>
-        </w:rPr>
-      </w:pPr>
-      <w:r>
-        <w:rPr>
-          <w:rFonts w:cs="Times New Roman"/>
-          <w:bCs/>
-          <w:sz w:val="28"/>
-          <w:szCs w:val="28"/>
-        </w:rPr>
-        <w:t xml:space="preserve">NIL-узел — единственный сторожевой узел чёрного цвета, на который ссылаются все «пустые» потомки. Его применение упрощает алгоритмы вставки и удаления, устраняя необходимость проверки на </w:t>
-      </w:r>
-      <w:proofErr w:type="spellStart"/>
-      <w:r>
-        <w:rPr>
-          <w:rFonts w:cs="Times New Roman"/>
-          <w:bCs/>
-          <w:sz w:val="28"/>
-          <w:szCs w:val="28"/>
-        </w:rPr>
-        <w:t>null</w:t>
-      </w:r>
-      <w:proofErr w:type="spellEnd"/>
-      <w:r>
-        <w:rPr>
-          <w:rFonts w:cs="Times New Roman"/>
-          <w:bCs/>
-          <w:sz w:val="28"/>
-          <w:szCs w:val="28"/>
-        </w:rPr>
-        <w:t xml:space="preserve"> в каждом месте [1, с. 343].</w:t>
-      </w:r>
-    </w:p>
-    <w:p>
-      <w:pPr>
-        <w:spacing w:after="0" w:line="360" w:lineRule="auto"/>
-        <w:ind w:firstLine="709"/>
-        <w:jc w:val="both"/>
-        <w:rPr>
-          <w:rFonts w:cs="Times New Roman"/>
-          <w:bCs/>
-          <w:sz w:val="28"/>
-          <w:szCs w:val="28"/>
-        </w:rPr>
-      </w:pPr>
-      <w:r>
-        <w:rPr>
-          <w:rFonts w:cs="Times New Roman"/>
-          <w:bCs/>
-          <w:sz w:val="28"/>
-          <w:szCs w:val="28"/>
-        </w:rPr>
-        <w:t xml:space="preserve">Вставка. Новый узел добавляется по правилам бинарного дерева поиска и окрашивается в красный цвет [1, с. 348]. Если после этого нарушается свойство 4 (отец тоже красный), вызывается процедура </w:t>
-      </w:r>
-      <w:proofErr w:type="spellStart"/>
-      <w:r>
-        <w:rPr>
-          <w:rFonts w:cs="Times New Roman"/>
-          <w:bCs/>
-          <w:sz w:val="28"/>
-          <w:szCs w:val="28"/>
-        </w:rPr>
-        <w:t>InsertFix</w:t>
-      </w:r>
-      <w:proofErr w:type="spellEnd"/>
-      <w:r>
-        <w:rPr>
-          <w:rFonts w:cs="Times New Roman"/>
-          <w:bCs/>
-          <w:sz w:val="28"/>
-          <w:szCs w:val="28"/>
-        </w:rPr>
-        <w:t>, которая устраняет нарушение за счёт перекраски и поворотов, поднимаясь от вставленного узла к корню [1, с. 349]. Корень в конце принудительно окрашивается в чёрный.</w:t>
-      </w:r>
-    </w:p>
-    <w:p>
-      <w:pPr>
-        <w:spacing w:after="0" w:line="360" w:lineRule="auto"/>
-        <w:ind w:firstLine="709"/>
-        <w:jc w:val="both"/>
-        <w:rPr>
-          <w:rFonts w:cs="Times New Roman"/>
-          <w:bCs/>
-          <w:sz w:val="28"/>
-          <w:szCs w:val="28"/>
-        </w:rPr>
-      </w:pPr>
-      <w:r>
-        <w:rPr>
-          <w:rFonts w:cs="Times New Roman"/>
-          <w:bCs/>
-          <w:sz w:val="28"/>
-          <w:szCs w:val="28"/>
-        </w:rPr>
-        <w:t xml:space="preserve">Поиск выполняется как в обычном бинарном дереве поиска: начиная с корня, ключ сравнивается с ключом текущего узла; при равенстве — возвращается результат, при меньшем значении — переходим в левое поддерево, при большем — в правое [2, с. 471]. Количество сравнений не превышает высоты дерева — </w:t>
-      </w:r>
-      <w:proofErr w:type="gramStart"/>
-      <w:r>
-        <w:rPr>
-          <w:rFonts w:cs="Times New Roman"/>
-          <w:bCs/>
-          <w:sz w:val="28"/>
-          <w:szCs w:val="28"/>
-        </w:rPr>
-        <w:t>O(</w:t>
-      </w:r>
-      <w:proofErr w:type="spellStart"/>
-      <w:proofErr w:type="gramEnd"/>
-      <w:r>
-        <w:rPr>
-          <w:rFonts w:cs="Times New Roman"/>
-          <w:bCs/>
-          <w:sz w:val="28"/>
-          <w:szCs w:val="28"/>
-        </w:rPr>
-        <w:t>log</w:t>
-      </w:r>
-      <w:proofErr w:type="spellEnd"/>
-      <w:r>
-        <w:rPr>
-          <w:rFonts w:cs="Times New Roman"/>
-          <w:bCs/>
-          <w:sz w:val="28"/>
-          <w:szCs w:val="28"/>
-        </w:rPr>
-        <w:t xml:space="preserve"> n).</w:t>
-      </w:r>
-    </w:p>
-    <w:p>
-      <w:pPr>
-        <w:spacing w:after="0" w:line="360" w:lineRule="auto"/>
-        <w:ind w:firstLine="709"/>
-        <w:jc w:val="both"/>
-        <w:rPr>
-          <w:rFonts w:cs="Times New Roman"/>
-          <w:bCs/>
-          <w:sz w:val="28"/>
-          <w:szCs w:val="28"/>
-        </w:rPr>
-      </w:pPr>
-      <w:r>
-        <w:rPr>
-          <w:rFonts w:cs="Times New Roman"/>
-          <w:bCs/>
-          <w:sz w:val="28"/>
-          <w:szCs w:val="28"/>
-        </w:rPr>
-        <w:t xml:space="preserve">Удаление. Если удаляемый узел имеет не более одного потомка, выполняется прямое удаление с трансплантацией [1, с. 356]. Если удаляемый узел имеет двух потомков, в данном курсовом проекте в качестве преемника </w:t>
-      </w:r>
-      <w:r>
-        <w:rPr>
-          <w:rFonts w:cs="Times New Roman"/>
-          <w:bCs/>
-          <w:sz w:val="28"/>
-          <w:szCs w:val="28"/>
-        </w:rPr>
-        <w:lastRenderedPageBreak/>
-        <w:t xml:space="preserve">выбирается максимальный элемент левого поддерева — самый правый узел в левом поддереве удаляемого [2, с. 480]. Его ключ и данные переносятся на место удаляемого узла, после чего сам узел-максимум удаляется из исходной позиции. Если удалённый узел был чёрным, вызывается процедура </w:t>
-      </w:r>
-      <w:proofErr w:type="spellStart"/>
-      <w:r>
-        <w:rPr>
-          <w:rFonts w:cs="Times New Roman"/>
-          <w:bCs/>
-          <w:sz w:val="28"/>
-          <w:szCs w:val="28"/>
-        </w:rPr>
-        <w:t>DeleteFix</w:t>
-      </w:r>
-      <w:proofErr w:type="spellEnd"/>
-      <w:r>
-        <w:rPr>
-          <w:rFonts w:cs="Times New Roman"/>
-          <w:bCs/>
-          <w:sz w:val="28"/>
-          <w:szCs w:val="28"/>
-        </w:rPr>
-        <w:t xml:space="preserve"> для восстановления свойств 4 и 5 [1, с. 358].</w:t>
-      </w:r>
-    </w:p>
-    <w:p>
-      <w:pPr>
-        <w:spacing w:after="0" w:line="360" w:lineRule="auto"/>
-        <w:ind w:firstLine="709"/>
-        <w:jc w:val="both"/>
-        <w:rPr>
-          <w:rFonts w:cs="Times New Roman"/>
-          <w:bCs/>
-          <w:sz w:val="28"/>
-          <w:szCs w:val="28"/>
-        </w:rPr>
-      </w:pPr>
-      <w:r>
-        <w:rPr>
-          <w:rFonts w:cs="Times New Roman"/>
-          <w:bCs/>
-          <w:sz w:val="28"/>
-          <w:szCs w:val="28"/>
-        </w:rPr>
-        <w:t>Обход дерева в данном проекте выполняется в порядке правое поддерево → узел → левое поддерево, что соответствует выводу ключей в убывающем порядке [1, с. 321].</w:t>
-      </w:r>
-    </w:p>
-    <w:p>
-      <w:pPr>
-        <w:spacing w:after="0" w:line="360" w:lineRule="auto"/>
-        <w:ind w:firstLine="709"/>
-        <w:jc w:val="both"/>
-        <w:rPr>
-          <w:rFonts w:cs="Times New Roman"/>
-          <w:bCs/>
-          <w:sz w:val="28"/>
-          <w:szCs w:val="28"/>
-        </w:rPr>
-      </w:pPr>
-      <w:r>
-        <w:rPr>
-          <w:rFonts w:cs="Times New Roman"/>
-          <w:bCs/>
-          <w:sz w:val="28"/>
-          <w:szCs w:val="28"/>
-        </w:rPr>
-        <w:t>Ниже на рисунке 1 представлен пример построения дерева на основе данных ПО.</w:t>
-      </w:r>
-    </w:p>
-    <w:p>
-      <w:pPr>
-        <w:spacing w:after="0" w:line="360" w:lineRule="auto"/>
-        <w:ind w:firstLine="709"/>
-        <w:jc w:val="both"/>
-        <w:rPr>
-          <w:rFonts w:cs="Times New Roman"/>
-          <w:bCs/>
           <w:sz w:val="28"/>
           <w:szCs w:val="28"/>
         </w:rPr>
@@ -17245,18 +17051,18 @@
         <mc:AlternateContent>
           <mc:Choice Requires="wps">
             <w:drawing>
-              <wp:anchor distT="0" distB="0" distL="114300" distR="114300" simplePos="0" relativeHeight="251661312" behindDoc="0" locked="0" layoutInCell="1" allowOverlap="1" wp14:anchorId="1C7FDC3E" wp14:editId="76158471">
+              <wp:anchor distT="0" distB="0" distL="114300" distR="114300" simplePos="0" relativeHeight="251672576" behindDoc="0" locked="0" layoutInCell="1" allowOverlap="1" wp14:anchorId="643F36BC" wp14:editId="0AA5FB47">
                 <wp:simplePos x="0" y="0"/>
-                <wp:positionH relativeFrom="column">
-                  <wp:posOffset>-59055</wp:posOffset>
+                <wp:positionH relativeFrom="margin">
+                  <wp:align>center</wp:align>
                 </wp:positionH>
                 <wp:positionV relativeFrom="paragraph">
-                  <wp:posOffset>2797175</wp:posOffset>
+                  <wp:posOffset>5844540</wp:posOffset>
                 </wp:positionV>
-                <wp:extent cx="5940425" cy="635"/>
-                <wp:effectExtent l="0" t="0" r="0" b="0"/>
-                <wp:wrapSquare wrapText="bothSides"/>
-                <wp:docPr id="1838844381" name="Надпись 1"/>
+                <wp:extent cx="3787140" cy="635"/>
+                <wp:effectExtent l="0" t="0" r="3810" b="0"/>
+                <wp:wrapTopAndBottom/>
+                <wp:docPr id="1267048380" name="Надпись 1"/>
                 <wp:cNvGraphicFramePr/>
                 <a:graphic xmlns:a="http://schemas.openxmlformats.org/drawingml/2006/main">
                   <a:graphicData uri="http://schemas.microsoft.com/office/word/2010/wordprocessingShape">
@@ -17265,7 +17071,7 @@
                       <wps:spPr>
                         <a:xfrm>
                           <a:off x="0" y="0"/>
-                          <a:ext cx="5940425" cy="635"/>
+                          <a:ext cx="3787140" cy="635"/>
                         </a:xfrm>
                         <a:prstGeom prst="rect">
                           <a:avLst/>
@@ -17282,9 +17088,254 @@
                           <w:p>
                             <w:pPr>
                               <w:pStyle w:val="af4"/>
-                              <w:jc w:val="center"/>
                               <w:rPr>
                                 <w:rFonts w:cs="Times New Roman"/>
+                                <w:i w:val="0"/>
+                                <w:iCs w:val="0"/>
+                                <w:color w:val="auto"/>
+                                <w:sz w:val="28"/>
+                                <w:szCs w:val="28"/>
+                              </w:rPr>
+                            </w:pPr>
+                            <w:r>
+                              <w:rPr>
+                                <w:i w:val="0"/>
+                                <w:iCs w:val="0"/>
+                                <w:color w:val="auto"/>
+                                <w:sz w:val="28"/>
+                                <w:szCs w:val="28"/>
+                              </w:rPr>
+                              <w:t xml:space="preserve">Рисунок </w:t>
+                            </w:r>
+                            <w:r>
+                              <w:rPr>
+                                <w:i w:val="0"/>
+                                <w:iCs w:val="0"/>
+                                <w:color w:val="auto"/>
+                                <w:sz w:val="28"/>
+                                <w:szCs w:val="28"/>
+                              </w:rPr>
+                              <w:t>2</w:t>
+                            </w:r>
+                            <w:r>
+                              <w:rPr>
+                                <w:i w:val="0"/>
+                                <w:iCs w:val="0"/>
+                                <w:color w:val="auto"/>
+                                <w:sz w:val="28"/>
+                                <w:szCs w:val="28"/>
+                              </w:rPr>
+                              <w:t xml:space="preserve"> – </w:t>
+                            </w:r>
+                            <w:r>
+                              <w:rPr>
+                                <w:i w:val="0"/>
+                                <w:iCs w:val="0"/>
+                                <w:color w:val="auto"/>
+                                <w:sz w:val="28"/>
+                                <w:szCs w:val="28"/>
+                              </w:rPr>
+                              <w:t>Вставка с балансировкой, случай 2</w:t>
+                            </w:r>
+                          </w:p>
+                        </w:txbxContent>
+                      </wps:txbx>
+                      <wps:bodyPr rot="0" spcFirstLastPara="0" vertOverflow="overflow" horzOverflow="overflow" vert="horz" wrap="square" lIns="0" tIns="0" rIns="0" bIns="0" numCol="1" spcCol="0" rtlCol="0" fromWordArt="0" anchor="t" anchorCtr="0" forceAA="0" compatLnSpc="1">
+                        <a:prstTxWarp prst="textNoShape">
+                          <a:avLst/>
+                        </a:prstTxWarp>
+                        <a:spAutoFit/>
+                      </wps:bodyPr>
+                    </wps:wsp>
+                  </a:graphicData>
+                </a:graphic>
+                <wp14:sizeRelH relativeFrom="margin">
+                  <wp14:pctWidth>0</wp14:pctWidth>
+                </wp14:sizeRelH>
+              </wp:anchor>
+            </w:drawing>
+          </mc:Choice>
+          <mc:Fallback>
+            <w:pict>
+              <v:shapetype w14:anchorId="643F36BC" id="_x0000_t202" coordsize="21600,21600" o:spt="202" path="m,l,21600r21600,l21600,xe">
+                <v:stroke joinstyle="miter"/>
+                <v:path gradientshapeok="t" o:connecttype="rect"/>
+              </v:shapetype>
+              <v:shape id="Надпись 1" o:spid="_x0000_s1026" type="#_x0000_t202" style="position:absolute;left:0;text-align:left;margin-left:0;margin-top:460.2pt;width:298.2pt;height:.05pt;z-index:251672576;visibility:visible;mso-wrap-style:square;mso-width-percent:0;mso-wrap-distance-left:9pt;mso-wrap-distance-top:0;mso-wrap-distance-right:9pt;mso-wrap-distance-bottom:0;mso-position-horizontal:center;mso-position-horizontal-relative:margin;mso-position-vertical:absolute;mso-position-vertical-relative:text;mso-width-percent:0;mso-width-relative:margin;v-text-anchor:top" o:gfxdata="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" stroked="f">
+                <v:textbox style="mso-fit-shape-to-text:t" inset="0,0,0,0">
+                  <w:txbxContent>
+                    <w:p>
+                      <w:pPr>
+                        <w:pStyle w:val="af4"/>
+                        <w:rPr>
+                          <w:rFonts w:cs="Times New Roman"/>
+                          <w:i w:val="0"/>
+                          <w:iCs w:val="0"/>
+                          <w:color w:val="auto"/>
+                          <w:sz w:val="28"/>
+                          <w:szCs w:val="28"/>
+                        </w:rPr>
+                      </w:pPr>
+                      <w:r>
+                        <w:rPr>
+                          <w:i w:val="0"/>
+                          <w:iCs w:val="0"/>
+                          <w:color w:val="auto"/>
+                          <w:sz w:val="28"/>
+                          <w:szCs w:val="28"/>
+                        </w:rPr>
+                        <w:t xml:space="preserve">Рисунок </w:t>
+                      </w:r>
+                      <w:r>
+                        <w:rPr>
+                          <w:i w:val="0"/>
+                          <w:iCs w:val="0"/>
+                          <w:color w:val="auto"/>
+                          <w:sz w:val="28"/>
+                          <w:szCs w:val="28"/>
+                        </w:rPr>
+                        <w:t>2</w:t>
+                      </w:r>
+                      <w:r>
+                        <w:rPr>
+                          <w:i w:val="0"/>
+                          <w:iCs w:val="0"/>
+                          <w:color w:val="auto"/>
+                          <w:sz w:val="28"/>
+                          <w:szCs w:val="28"/>
+                        </w:rPr>
+                        <w:t xml:space="preserve"> – </w:t>
+                      </w:r>
+                      <w:r>
+                        <w:rPr>
+                          <w:i w:val="0"/>
+                          <w:iCs w:val="0"/>
+                          <w:color w:val="auto"/>
+                          <w:sz w:val="28"/>
+                          <w:szCs w:val="28"/>
+                        </w:rPr>
+                        <w:t>Вставка с балансировкой, случай 2</w:t>
+                      </w:r>
+                    </w:p>
+                  </w:txbxContent>
+                </v:textbox>
+                <w10:wrap type="topAndBottom" anchorx="margin"/>
+              </v:shape>
+            </w:pict>
+          </mc:Fallback>
+        </mc:AlternateContent>
+      </w:r>
+      <w:r>
+        <w:rPr>
+          <w:rFonts w:cs="Times New Roman"/>
+          <w:noProof/>
+          <w:sz w:val="28"/>
+          <w:szCs w:val="28"/>
+        </w:rPr>
+        <w:drawing>
+          <wp:anchor distT="0" distB="0" distL="114300" distR="114300" simplePos="0" relativeHeight="251671552" behindDoc="0" locked="0" layoutInCell="1" allowOverlap="1" wp14:anchorId="3C9B8A86" wp14:editId="4CE90E4E">
+            <wp:simplePos x="0" y="0"/>
+            <wp:positionH relativeFrom="margin">
+              <wp:align>center</wp:align>
+            </wp:positionH>
+            <wp:positionV relativeFrom="paragraph">
+              <wp:posOffset>4580890</wp:posOffset>
+            </wp:positionV>
+            <wp:extent cx="3246120" cy="1150620"/>
+            <wp:effectExtent l="0" t="0" r="0" b="0"/>
+            <wp:wrapTopAndBottom/>
+            <wp:docPr id="1160001181" name="Рисунок 8"/>
+            <wp:cNvGraphicFramePr>
+              <a:graphicFrameLocks xmlns:a="http://schemas.openxmlformats.org/drawingml/2006/main" noChangeAspect="1"/>
+            </wp:cNvGraphicFramePr>
+            <a:graphic xmlns:a="http://schemas.openxmlformats.org/drawingml/2006/main">
+              <a:graphicData uri="http://schemas.openxmlformats.org/drawingml/2006/picture">
+                <pic:pic xmlns:pic="http://schemas.openxmlformats.org/drawingml/2006/picture">
+                  <pic:nvPicPr>
+                    <pic:cNvPr id="0" name="Picture 13"/>
+                    <pic:cNvPicPr>
+                      <a:picLocks noChangeAspect="1" noChangeArrowheads="1"/>
+                    </pic:cNvPicPr>
+                  </pic:nvPicPr>
+                  <pic:blipFill>
+                    <a:blip r:embed="rId9">
+                      <a:extLst>
+                        <a:ext uri="{28A0092B-C50C-407E-A947-70E740481C1C}">
+                          <a14:useLocalDpi xmlns:a14="http://schemas.microsoft.com/office/drawing/2010/main" val="0"/>
+                        </a:ext>
+                      </a:extLst>
+                    </a:blip>
+                    <a:srcRect/>
+                    <a:stretch>
+                      <a:fillRect/>
+                    </a:stretch>
+                  </pic:blipFill>
+                  <pic:spPr bwMode="auto">
+                    <a:xfrm>
+                      <a:off x="0" y="0"/>
+                      <a:ext cx="3246120" cy="1150620"/>
+                    </a:xfrm>
+                    <a:prstGeom prst="rect">
+                      <a:avLst/>
+                    </a:prstGeom>
+                    <a:noFill/>
+                    <a:ln>
+                      <a:noFill/>
+                    </a:ln>
+                  </pic:spPr>
+                </pic:pic>
+              </a:graphicData>
+            </a:graphic>
+          </wp:anchor>
+        </w:drawing>
+      </w:r>
+      <w:r>
+        <w:rPr>
+          <w:noProof/>
+        </w:rPr>
+        <mc:AlternateContent>
+          <mc:Choice Requires="wps">
+            <w:drawing>
+              <wp:anchor distT="0" distB="0" distL="114300" distR="114300" simplePos="0" relativeHeight="251669504" behindDoc="0" locked="0" layoutInCell="1" allowOverlap="1" wp14:anchorId="7F8BEEF4" wp14:editId="2850DED1">
+                <wp:simplePos x="0" y="0"/>
+                <wp:positionH relativeFrom="margin">
+                  <wp:posOffset>1880235</wp:posOffset>
+                </wp:positionH>
+                <wp:positionV relativeFrom="paragraph">
+                  <wp:posOffset>4198620</wp:posOffset>
+                </wp:positionV>
+                <wp:extent cx="2499360" cy="635"/>
+                <wp:effectExtent l="0" t="0" r="0" b="0"/>
+                <wp:wrapTopAndBottom/>
+                <wp:docPr id="1017457819" name="Надпись 1"/>
+                <wp:cNvGraphicFramePr/>
+                <a:graphic xmlns:a="http://schemas.openxmlformats.org/drawingml/2006/main">
+                  <a:graphicData uri="http://schemas.microsoft.com/office/word/2010/wordprocessingShape">
+                    <wps:wsp>
+                      <wps:cNvSpPr txBox="1"/>
+                      <wps:spPr>
+                        <a:xfrm>
+                          <a:off x="0" y="0"/>
+                          <a:ext cx="2499360" cy="635"/>
+                        </a:xfrm>
+                        <a:prstGeom prst="rect">
+                          <a:avLst/>
+                        </a:prstGeom>
+                        <a:solidFill>
+                          <a:prstClr val="white"/>
+                        </a:solidFill>
+                        <a:ln>
+                          <a:noFill/>
+                        </a:ln>
+                      </wps:spPr>
+                      <wps:txbx>
+                        <w:txbxContent>
+                          <w:p>
+                            <w:pPr>
+                              <w:pStyle w:val="af4"/>
+                              <w:rPr>
+                                <w:rFonts w:cs="Times New Roman"/>
+                                <w:b/>
                                 <w:bCs/>
                                 <w:i w:val="0"/>
                                 <w:iCs w:val="0"/>
@@ -17361,20 +17412,19 @@
                                 <w:color w:val="auto"/>
                                 <w:sz w:val="28"/>
                                 <w:szCs w:val="28"/>
+                                <w:lang w:val="en-US"/>
                               </w:rPr>
-                              <w:t xml:space="preserve"> – </w:t>
+                              <w:t xml:space="preserve">— </w:t>
                             </w:r>
                             <w:r>
                               <w:rPr>
-                                <w:b/>
-                                <w:bCs/>
                                 <w:i w:val="0"/>
                                 <w:iCs w:val="0"/>
                                 <w:color w:val="auto"/>
                                 <w:sz w:val="28"/>
                                 <w:szCs w:val="28"/>
                               </w:rPr>
-                              <w:t>КЧД справочника «Волонтёры» после вставки всех 10 записей</w:t>
+                              <w:t>Вставка, случай 1</w:t>
                             </w:r>
                           </w:p>
                         </w:txbxContent>
@@ -17388,24 +17438,23 @@
                     </wps:wsp>
                   </a:graphicData>
                 </a:graphic>
+                <wp14:sizeRelH relativeFrom="margin">
+                  <wp14:pctWidth>0</wp14:pctWidth>
+                </wp14:sizeRelH>
               </wp:anchor>
             </w:drawing>
           </mc:Choice>
           <mc:Fallback>
             <w:pict>
-              <v:shapetype w14:anchorId="1C7FDC3E" id="_x0000_t202" coordsize="21600,21600" o:spt="202" path="m,l,21600r21600,l21600,xe">
-                <v:stroke joinstyle="miter"/>
-                <v:path gradientshapeok="t" o:connecttype="rect"/>
-              </v:shapetype>
-              <v:shape id="Надпись 1" o:spid="_x0000_s1026" type="#_x0000_t202" style="position:absolute;left:0;text-align:left;margin-left:-4.65pt;margin-top:220.25pt;width:467.75pt;height:.05pt;z-index:251661312;visibility:visible;mso-wrap-style:square;mso-wrap-distance-left:9pt;mso-wrap-distance-top:0;mso-wrap-distance-right:9pt;mso-wrap-distance-bottom:0;mso-position-horizontal:absolute;mso-position-horizontal-relative:text;mso-position-vertical:absolute;mso-position-vertical-relative:text;v-text-anchor:top" o:gfxdata="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" stroked="f">
+              <v:shape w14:anchorId="7F8BEEF4" id="_x0000_s1027" type="#_x0000_t202" style="position:absolute;left:0;text-align:left;margin-left:148.05pt;margin-top:330.6pt;width:196.8pt;height:.05pt;z-index:251669504;visibility:visible;mso-wrap-style:square;mso-width-percent:0;mso-wrap-distance-left:9pt;mso-wrap-distance-top:0;mso-wrap-distance-right:9pt;mso-wrap-distance-bottom:0;mso-position-horizontal:absolute;mso-position-horizontal-relative:margin;mso-position-vertical:absolute;mso-position-vertical-relative:text;mso-width-percent:0;mso-width-relative:margin;v-text-anchor:top" o:gfxdata="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" stroked="f">
                 <v:textbox style="mso-fit-shape-to-text:t" inset="0,0,0,0">
                   <w:txbxContent>
                     <w:p>
                       <w:pPr>
                         <w:pStyle w:val="af4"/>
-                        <w:jc w:val="center"/>
                         <w:rPr>
                           <w:rFonts w:cs="Times New Roman"/>
+                          <w:b/>
                           <w:bCs/>
                           <w:i w:val="0"/>
                           <w:iCs w:val="0"/>
@@ -17482,25 +17531,24 @@
                           <w:color w:val="auto"/>
                           <w:sz w:val="28"/>
                           <w:szCs w:val="28"/>
+                          <w:lang w:val="en-US"/>
                         </w:rPr>
-                        <w:t xml:space="preserve"> – </w:t>
+                        <w:t xml:space="preserve">— </w:t>
                       </w:r>
                       <w:r>
                         <w:rPr>
-                          <w:b/>
-                          <w:bCs/>
                           <w:i w:val="0"/>
                           <w:iCs w:val="0"/>
                           <w:color w:val="auto"/>
                           <w:sz w:val="28"/>
                           <w:szCs w:val="28"/>
                         </w:rPr>
-                        <w:t>КЧД справочника «Волонтёры» после вставки всех 10 записей</w:t>
+                        <w:t>Вставка, случай 1</w:t>
                       </w:r>
                     </w:p>
                   </w:txbxContent>
                 </v:textbox>
-                <w10:wrap type="square"/>
+                <w10:wrap type="topAndBottom" anchorx="margin"/>
               </v:shape>
             </w:pict>
           </mc:Fallback>
@@ -17509,24 +17557,23 @@
       <w:r>
         <w:rPr>
           <w:rFonts w:cs="Times New Roman"/>
-          <w:bCs/>
           <w:noProof/>
           <w:sz w:val="28"/>
           <w:szCs w:val="28"/>
         </w:rPr>
         <w:drawing>
-          <wp:anchor distT="0" distB="0" distL="114300" distR="114300" simplePos="0" relativeHeight="251659264" behindDoc="0" locked="0" layoutInCell="1" allowOverlap="1" wp14:anchorId="5F16A9F1" wp14:editId="2C45352B">
+          <wp:anchor distT="0" distB="0" distL="114300" distR="114300" simplePos="0" relativeHeight="251668480" behindDoc="0" locked="0" layoutInCell="1" allowOverlap="1" wp14:anchorId="5EB1EC50" wp14:editId="7A675C9A">
             <wp:simplePos x="0" y="0"/>
-            <wp:positionH relativeFrom="column">
-              <wp:posOffset>-59055</wp:posOffset>
+            <wp:positionH relativeFrom="margin">
+              <wp:align>center</wp:align>
             </wp:positionH>
             <wp:positionV relativeFrom="paragraph">
-              <wp:posOffset>454025</wp:posOffset>
+              <wp:posOffset>2396490</wp:posOffset>
             </wp:positionV>
-            <wp:extent cx="5940425" cy="2286000"/>
-            <wp:effectExtent l="0" t="0" r="3175" b="0"/>
-            <wp:wrapSquare wrapText="bothSides"/>
-            <wp:docPr id="1914121372" name="Рисунок 3"/>
+            <wp:extent cx="1897380" cy="1746885"/>
+            <wp:effectExtent l="0" t="0" r="7620" b="5715"/>
+            <wp:wrapTopAndBottom/>
+            <wp:docPr id="298782645" name="Рисунок 6"/>
             <wp:cNvGraphicFramePr>
               <a:graphicFrameLocks xmlns:a="http://schemas.openxmlformats.org/drawingml/2006/main" noChangeAspect="1"/>
             </wp:cNvGraphicFramePr>
@@ -17540,7 +17587,7 @@
                     </pic:cNvPicPr>
                   </pic:nvPicPr>
                   <pic:blipFill>
-                    <a:blip r:embed="rId9">
+                    <a:blip r:embed="rId10">
                       <a:extLst>
                         <a:ext uri="{28A0092B-C50C-407E-A947-70E740481C1C}">
                           <a14:useLocalDpi xmlns:a14="http://schemas.microsoft.com/office/drawing/2010/main" val="0"/>
@@ -17555,7 +17602,161 @@
                   <pic:spPr bwMode="auto">
                     <a:xfrm>
                       <a:off x="0" y="0"/>
-                      <a:ext cx="5940425" cy="2286000"/>
+                      <a:ext cx="1897380" cy="1746885"/>
+                    </a:xfrm>
+                    <a:prstGeom prst="rect">
+                      <a:avLst/>
+                    </a:prstGeom>
+                    <a:noFill/>
+                    <a:ln>
+                      <a:noFill/>
+                    </a:ln>
+                  </pic:spPr>
+                </pic:pic>
+              </a:graphicData>
+            </a:graphic>
+            <wp14:sizeRelH relativeFrom="margin">
+              <wp14:pctWidth>0</wp14:pctWidth>
+            </wp14:sizeRelH>
+            <wp14:sizeRelV relativeFrom="margin">
+              <wp14:pctHeight>0</wp14:pctHeight>
+            </wp14:sizeRelV>
+          </wp:anchor>
+        </w:drawing>
+      </w:r>
+      <w:r>
+        <w:rPr>
+          <w:rFonts w:cs="Times New Roman"/>
+          <w:b/>
+          <w:bCs/>
+          <w:sz w:val="28"/>
+          <w:szCs w:val="28"/>
+        </w:rPr>
+        <w:t>Вставка элемента.</w:t>
+      </w:r>
+      <w:r>
+        <w:rPr>
+          <w:rFonts w:cs="Times New Roman"/>
+          <w:sz w:val="28"/>
+          <w:szCs w:val="28"/>
+        </w:rPr>
+        <w:t xml:space="preserve"> Элемент встаёт на место листа, поэтому для выбора места вставки просматриваются узлы, начиная с корня, до узла, указатель которого на следующий элемент принимает значение NIL. На место листа встаёт новый элемент, цвет которого красный, а указатели на потомков нулевые. После вставки необходимо проверить балансировку дерева [1]. Возможны четыре случая, каждый из которых изображён на рисунках</w:t>
+      </w:r>
+      <w:r>
+        <w:rPr>
+          <w:rFonts w:cs="Times New Roman"/>
+          <w:sz w:val="28"/>
+          <w:szCs w:val="28"/>
+        </w:rPr>
+        <w:t xml:space="preserve"> </w:t>
+      </w:r>
+      <w:r>
+        <w:rPr>
+          <w:rFonts w:cs="Times New Roman"/>
+          <w:sz w:val="28"/>
+          <w:szCs w:val="28"/>
+        </w:rPr>
+        <w:t xml:space="preserve">(рисунок </w:t>
+      </w:r>
+      <w:r>
+        <w:rPr>
+          <w:rFonts w:cs="Times New Roman"/>
+          <w:sz w:val="28"/>
+          <w:szCs w:val="28"/>
+        </w:rPr>
+        <w:t>1-4</w:t>
+      </w:r>
+      <w:r>
+        <w:rPr>
+          <w:rFonts w:cs="Times New Roman"/>
+          <w:sz w:val="28"/>
+          <w:szCs w:val="28"/>
+        </w:rPr>
+        <w:t>)</w:t>
+      </w:r>
+      <w:r>
+        <w:rPr>
+          <w:rFonts w:cs="Times New Roman"/>
+          <w:sz w:val="28"/>
+          <w:szCs w:val="28"/>
+        </w:rPr>
+        <w:t>, для удобства обозначим все вершины буквами, а добавляемый узел обозначим за «1»</w:t>
+      </w:r>
+    </w:p>
+    <w:p>
+      <w:pPr>
+        <w:spacing w:after="0" w:line="360" w:lineRule="auto"/>
+        <w:ind w:firstLine="709"/>
+        <w:jc w:val="both"/>
+        <w:rPr>
+          <w:rFonts w:cs="Times New Roman"/>
+          <w:sz w:val="28"/>
+          <w:szCs w:val="28"/>
+        </w:rPr>
+      </w:pPr>
+    </w:p>
+    <w:p>
+      <w:pPr>
+        <w:spacing w:after="0" w:line="360" w:lineRule="auto"/>
+        <w:ind w:firstLine="709"/>
+        <w:jc w:val="both"/>
+        <w:rPr>
+          <w:rFonts w:cs="Times New Roman"/>
+          <w:bCs/>
+          <w:sz w:val="28"/>
+          <w:szCs w:val="28"/>
+        </w:rPr>
+      </w:pPr>
+      <w:r>
+        <w:rPr>
+          <w:rFonts w:cs="Times New Roman"/>
+          <w:noProof/>
+          <w:sz w:val="28"/>
+          <w:szCs w:val="28"/>
+        </w:rPr>
+        <w:lastRenderedPageBreak/>
+        <w:drawing>
+          <wp:anchor distT="0" distB="0" distL="114300" distR="114300" simplePos="0" relativeHeight="251675648" behindDoc="0" locked="0" layoutInCell="1" allowOverlap="1" wp14:anchorId="0A8A6B49" wp14:editId="23CF28A0">
+            <wp:simplePos x="0" y="0"/>
+            <wp:positionH relativeFrom="margin">
+              <wp:align>center</wp:align>
+            </wp:positionH>
+            <wp:positionV relativeFrom="paragraph">
+              <wp:posOffset>1894840</wp:posOffset>
+            </wp:positionV>
+            <wp:extent cx="4975860" cy="1165860"/>
+            <wp:effectExtent l="0" t="0" r="0" b="0"/>
+            <wp:wrapTopAndBottom/>
+            <wp:docPr id="1141167595" name="Рисунок 12"/>
+            <wp:cNvGraphicFramePr>
+              <a:graphicFrameLocks xmlns:a="http://schemas.openxmlformats.org/drawingml/2006/main" noChangeAspect="1"/>
+            </wp:cNvGraphicFramePr>
+            <a:graphic xmlns:a="http://schemas.openxmlformats.org/drawingml/2006/main">
+              <a:graphicData uri="http://schemas.openxmlformats.org/drawingml/2006/picture">
+                <pic:pic xmlns:pic="http://schemas.openxmlformats.org/drawingml/2006/picture">
+                  <pic:nvPicPr>
+                    <pic:cNvPr id="0" name="Picture 27"/>
+                    <pic:cNvPicPr>
+                      <a:picLocks noChangeAspect="1" noChangeArrowheads="1"/>
+                    </pic:cNvPicPr>
+                  </pic:nvPicPr>
+                  <pic:blipFill>
+                    <a:blip r:embed="rId11">
+                      <a:extLst>
+                        <a:ext uri="{28A0092B-C50C-407E-A947-70E740481C1C}">
+                          <a14:useLocalDpi xmlns:a14="http://schemas.microsoft.com/office/drawing/2010/main" val="0"/>
+                        </a:ext>
+                      </a:extLst>
+                    </a:blip>
+                    <a:srcRect/>
+                    <a:stretch>
+                      <a:fillRect/>
+                    </a:stretch>
+                  </pic:blipFill>
+                  <pic:spPr bwMode="auto">
+                    <a:xfrm>
+                      <a:off x="0" y="0"/>
+                      <a:ext cx="4975860" cy="1165860"/>
                     </a:xfrm>
                     <a:prstGeom prst="rect">
                       <a:avLst/>
@@ -17571,540 +17772,6 @@
           </wp:anchor>
         </w:drawing>
       </w:r>
-    </w:p>
-    <w:p>
-      <w:pPr>
-        <w:spacing w:after="0" w:line="360" w:lineRule="auto"/>
-        <w:ind w:firstLine="709"/>
-        <w:jc w:val="both"/>
-        <w:rPr>
-          <w:rFonts w:cs="Times New Roman"/>
-          <w:bCs/>
-          <w:sz w:val="28"/>
-          <w:szCs w:val="28"/>
-        </w:rPr>
-      </w:pPr>
-    </w:p>
-    <w:p>
-      <w:pPr>
-        <w:spacing w:after="0" w:line="360" w:lineRule="auto"/>
-        <w:ind w:firstLine="709"/>
-        <w:jc w:val="both"/>
-        <w:rPr>
-          <w:rFonts w:cs="Times New Roman"/>
-          <w:bCs/>
-          <w:sz w:val="28"/>
-          <w:szCs w:val="28"/>
-        </w:rPr>
-      </w:pPr>
-    </w:p>
-    <w:p>
-      <w:pPr>
-        <w:spacing w:after="0" w:line="360" w:lineRule="auto"/>
-        <w:ind w:firstLine="709"/>
-        <w:jc w:val="both"/>
-        <w:rPr>
-          <w:rFonts w:cs="Times New Roman"/>
-          <w:color w:val="FF0000"/>
-          <w:sz w:val="28"/>
-          <w:szCs w:val="28"/>
-        </w:rPr>
-      </w:pPr>
-    </w:p>
-    <w:p>
-      <w:pPr>
-        <w:pStyle w:val="31"/>
-      </w:pPr>
-      <w:bookmarkStart w:id="22" w:name="_Toc198370970"/>
-      <w:r>
-        <w:t>2.</w:t>
-      </w:r>
-      <w:r>
-        <w:t>2</w:t>
-      </w:r>
-      <w:r>
-        <w:t>.</w:t>
-      </w:r>
-      <w:r>
-        <w:t>1</w:t>
-      </w:r>
-      <w:r>
-        <w:t xml:space="preserve"> </w:t>
-      </w:r>
-      <w:bookmarkEnd w:id="22"/>
-      <w:r>
-        <w:t>Цепочки в узлах красно-чёрного дерева</w:t>
-      </w:r>
-    </w:p>
-    <w:p>
-      <w:pPr>
-        <w:spacing w:after="0" w:line="360" w:lineRule="auto"/>
-        <w:ind w:firstLine="709"/>
-        <w:jc w:val="both"/>
-        <w:rPr>
-          <w:rFonts w:cs="Times New Roman"/>
-          <w:sz w:val="28"/>
-          <w:szCs w:val="28"/>
-        </w:rPr>
-      </w:pPr>
-      <w:r>
-        <w:rPr>
-          <w:rFonts w:cs="Times New Roman"/>
-          <w:sz w:val="28"/>
-          <w:szCs w:val="28"/>
-        </w:rPr>
-        <w:t xml:space="preserve">Поскольку в справочнике «Мероприятия» один и тот же волонтёр может участвовать в нескольких мероприятиях, возможно появление записей с одинаковым составным ключом «ФИО </w:t>
-      </w:r>
-      <w:proofErr w:type="spellStart"/>
-      <w:r>
-        <w:rPr>
-          <w:rFonts w:cs="Times New Roman"/>
-          <w:sz w:val="28"/>
-          <w:szCs w:val="28"/>
-        </w:rPr>
-        <w:t>волонтёра|Город</w:t>
-      </w:r>
-      <w:proofErr w:type="spellEnd"/>
-      <w:r>
-        <w:rPr>
-          <w:rFonts w:cs="Times New Roman"/>
-          <w:sz w:val="28"/>
-          <w:szCs w:val="28"/>
-        </w:rPr>
-        <w:t xml:space="preserve">». Для хранения таких дубликатов в каждом узле дерева предусмотрена </w:t>
-      </w:r>
-      <w:r>
-        <w:rPr>
-          <w:rFonts w:cs="Times New Roman"/>
-          <w:sz w:val="28"/>
-          <w:szCs w:val="28"/>
-        </w:rPr>
-        <w:t>цепочка</w:t>
-      </w:r>
-      <w:r>
-        <w:rPr>
-          <w:rFonts w:cs="Times New Roman"/>
-          <w:sz w:val="28"/>
-          <w:szCs w:val="28"/>
-        </w:rPr>
-        <w:t xml:space="preserve"> — односвязный список элементов </w:t>
-      </w:r>
-      <w:proofErr w:type="spellStart"/>
-      <w:r>
-        <w:rPr>
-          <w:rFonts w:cs="Times New Roman"/>
-          <w:sz w:val="28"/>
-          <w:szCs w:val="28"/>
-        </w:rPr>
-        <w:t>ChainNode</w:t>
-      </w:r>
-      <w:proofErr w:type="spellEnd"/>
-      <w:r>
-        <w:rPr>
-          <w:rFonts w:cs="Times New Roman"/>
-          <w:sz w:val="28"/>
-          <w:szCs w:val="28"/>
-        </w:rPr>
-        <w:t xml:space="preserve"> [2, с. 475].</w:t>
-      </w:r>
-    </w:p>
-    <w:p>
-      <w:pPr>
-        <w:spacing w:after="0" w:line="360" w:lineRule="auto"/>
-        <w:ind w:firstLine="709"/>
-        <w:jc w:val="both"/>
-        <w:rPr>
-          <w:rFonts w:cs="Times New Roman"/>
-          <w:sz w:val="28"/>
-          <w:szCs w:val="28"/>
-        </w:rPr>
-      </w:pPr>
-      <w:r>
-        <w:rPr>
-          <w:rFonts w:cs="Times New Roman"/>
-          <w:sz w:val="28"/>
-          <w:szCs w:val="28"/>
-        </w:rPr>
-        <w:lastRenderedPageBreak/>
-        <w:t xml:space="preserve">Каждый элемент цепочки </w:t>
-      </w:r>
-      <w:proofErr w:type="spellStart"/>
-      <w:r>
-        <w:rPr>
-          <w:rFonts w:cs="Times New Roman"/>
-          <w:sz w:val="28"/>
-          <w:szCs w:val="28"/>
-        </w:rPr>
-        <w:t>ChainNode</w:t>
-      </w:r>
-      <w:proofErr w:type="spellEnd"/>
-      <w:r>
-        <w:rPr>
-          <w:rFonts w:cs="Times New Roman"/>
-          <w:sz w:val="28"/>
-          <w:szCs w:val="28"/>
-        </w:rPr>
-        <w:t xml:space="preserve"> хранит индекс записи в массиве данных и указатель на следующий элемент списка. Первый элемент цепочки создаётся вместе с узлом при первой вставке ключа. При повторной вставке того же ключа новый узел в дереве не создаётся: новый </w:t>
-      </w:r>
-      <w:proofErr w:type="spellStart"/>
-      <w:r>
-        <w:rPr>
-          <w:rFonts w:cs="Times New Roman"/>
-          <w:sz w:val="28"/>
-          <w:szCs w:val="28"/>
-        </w:rPr>
-        <w:t>ChainNode</w:t>
-      </w:r>
-      <w:proofErr w:type="spellEnd"/>
-      <w:r>
-        <w:rPr>
-          <w:rFonts w:cs="Times New Roman"/>
-          <w:sz w:val="28"/>
-          <w:szCs w:val="28"/>
-        </w:rPr>
-        <w:t xml:space="preserve"> добавляется в начало существующей цепочки, что выполняется за </w:t>
-      </w:r>
-      <w:proofErr w:type="gramStart"/>
-      <w:r>
-        <w:rPr>
-          <w:rFonts w:cs="Times New Roman"/>
-          <w:sz w:val="28"/>
-          <w:szCs w:val="28"/>
-        </w:rPr>
-        <w:t>O(</w:t>
-      </w:r>
-      <w:proofErr w:type="gramEnd"/>
-      <w:r>
-        <w:rPr>
-          <w:rFonts w:cs="Times New Roman"/>
-          <w:sz w:val="28"/>
-          <w:szCs w:val="28"/>
-        </w:rPr>
-        <w:t>1) [2, с. 476].</w:t>
-      </w:r>
-    </w:p>
-    <w:p>
-      <w:pPr>
-        <w:spacing w:after="0" w:line="360" w:lineRule="auto"/>
-        <w:ind w:firstLine="709"/>
-        <w:jc w:val="both"/>
-        <w:rPr>
-          <w:rFonts w:cs="Times New Roman"/>
-          <w:sz w:val="28"/>
-          <w:szCs w:val="28"/>
-        </w:rPr>
-      </w:pPr>
-      <w:r>
-        <w:rPr>
-          <w:rFonts w:cs="Times New Roman"/>
-          <w:sz w:val="28"/>
-          <w:szCs w:val="28"/>
-        </w:rPr>
-        <w:t xml:space="preserve">При удалении конкретной записи из цепочки изымается только соответствующий ей элемент </w:t>
-      </w:r>
-      <w:proofErr w:type="spellStart"/>
-      <w:r>
-        <w:rPr>
-          <w:rFonts w:cs="Times New Roman"/>
-          <w:sz w:val="28"/>
-          <w:szCs w:val="28"/>
-        </w:rPr>
-        <w:t>ChainNode</w:t>
-      </w:r>
-      <w:proofErr w:type="spellEnd"/>
-      <w:r>
-        <w:rPr>
-          <w:rFonts w:cs="Times New Roman"/>
-          <w:sz w:val="28"/>
-          <w:szCs w:val="28"/>
-        </w:rPr>
-        <w:t xml:space="preserve"> по значению индекса. Если после удаления цепочка становится пустой, узел дерева удаляется полностью с применением процедуры </w:t>
-      </w:r>
-      <w:proofErr w:type="spellStart"/>
-      <w:r>
-        <w:rPr>
-          <w:rFonts w:cs="Times New Roman"/>
-          <w:sz w:val="28"/>
-          <w:szCs w:val="28"/>
-        </w:rPr>
-        <w:t>DeleteFix</w:t>
-      </w:r>
-      <w:proofErr w:type="spellEnd"/>
-      <w:r>
-        <w:rPr>
-          <w:rFonts w:cs="Times New Roman"/>
-          <w:sz w:val="28"/>
-          <w:szCs w:val="28"/>
-        </w:rPr>
-        <w:t xml:space="preserve"> при необходимости [2, с. 476].</w:t>
-      </w:r>
-    </w:p>
-    <w:p>
-      <w:pPr>
-        <w:spacing w:after="0" w:line="360" w:lineRule="auto"/>
-        <w:ind w:firstLine="709"/>
-        <w:jc w:val="both"/>
-        <w:rPr>
-          <w:rFonts w:cs="Times New Roman"/>
-          <w:sz w:val="28"/>
-          <w:szCs w:val="28"/>
-        </w:rPr>
-      </w:pPr>
-      <w:r>
-        <w:rPr>
-          <w:rFonts w:cs="Times New Roman"/>
-          <w:sz w:val="28"/>
-          <w:szCs w:val="28"/>
-        </w:rPr>
-        <w:t>Таким образом, дерево хранит не более одного узла для каждого уникального ключа, а все записи с одинаковым ключом объединяются в цепочку внутри одного узла.</w:t>
-      </w:r>
-    </w:p>
-    <w:p>
-      <w:pPr>
-        <w:spacing w:after="0" w:line="360" w:lineRule="auto"/>
-        <w:ind w:firstLine="709"/>
-        <w:jc w:val="both"/>
-        <w:rPr>
-          <w:rFonts w:cs="Times New Roman"/>
-          <w:color w:val="FF0000"/>
-          <w:sz w:val="28"/>
-          <w:szCs w:val="28"/>
-        </w:rPr>
-      </w:pPr>
-    </w:p>
-    <w:p>
-      <w:pPr>
-        <w:pStyle w:val="31"/>
-        <w:keepNext/>
-      </w:pPr>
-      <w:bookmarkStart w:id="23" w:name="_Toc198370971"/>
-      <w:r>
-        <w:t>2</w:t>
-      </w:r>
-      <w:r>
-        <w:t>.</w:t>
-      </w:r>
-      <w:r>
-        <w:t>2</w:t>
-      </w:r>
-      <w:r>
-        <w:t>.</w:t>
-      </w:r>
-      <w:r>
-        <w:t>2</w:t>
-      </w:r>
-      <w:r>
-        <w:t xml:space="preserve"> Пример </w:t>
-      </w:r>
-      <w:r>
-        <w:rPr>
-          <w:color w:val="FF0000"/>
-        </w:rPr>
-        <w:t xml:space="preserve">дерева </w:t>
-      </w:r>
-      <w:r>
-        <w:t>на данных из ПО</w:t>
-      </w:r>
-      <w:bookmarkEnd w:id="23"/>
-    </w:p>
-    <w:p>
-      <w:pPr>
-        <w:spacing w:after="0" w:line="360" w:lineRule="auto"/>
-        <w:ind w:firstLine="709"/>
-        <w:jc w:val="both"/>
-        <w:rPr>
-          <w:rFonts w:cs="Times New Roman"/>
-          <w:sz w:val="28"/>
-          <w:szCs w:val="28"/>
-          <w:lang w:val="en-US"/>
-        </w:rPr>
-      </w:pPr>
-      <w:r>
-        <w:rPr>
-          <w:rFonts w:cs="Times New Roman"/>
-          <w:sz w:val="28"/>
-          <w:szCs w:val="28"/>
-        </w:rPr>
-        <w:t>В рамках курсового проекта в красно-чёрном дереве справочника «Волонтёры» хранится составной ключ вида «</w:t>
-      </w:r>
-      <w:proofErr w:type="spellStart"/>
-      <w:r>
-        <w:rPr>
-          <w:rFonts w:cs="Times New Roman"/>
-          <w:sz w:val="28"/>
-          <w:szCs w:val="28"/>
-        </w:rPr>
-        <w:t>ФИО|Город</w:t>
-      </w:r>
-      <w:proofErr w:type="spellEnd"/>
-      <w:r>
-        <w:rPr>
-          <w:rFonts w:cs="Times New Roman"/>
-          <w:sz w:val="28"/>
-          <w:szCs w:val="28"/>
-        </w:rPr>
-        <w:t>» и цепочка индексов соответствующих записей в массиве волонтёров.</w:t>
-      </w:r>
-    </w:p>
-    <w:p>
-      <w:pPr>
-        <w:spacing w:after="0" w:line="360" w:lineRule="auto"/>
-        <w:ind w:firstLine="709"/>
-        <w:jc w:val="both"/>
-        <w:rPr>
-          <w:rFonts w:cs="Times New Roman"/>
-          <w:sz w:val="28"/>
-          <w:szCs w:val="28"/>
-        </w:rPr>
-      </w:pPr>
-      <w:r>
-        <w:rPr>
-          <w:rFonts w:cs="Times New Roman"/>
-          <w:b/>
-          <w:bCs/>
-          <w:sz w:val="28"/>
-          <w:szCs w:val="28"/>
-        </w:rPr>
-        <w:t>Пример вставки</w:t>
-      </w:r>
-    </w:p>
-    <w:p>
-      <w:pPr>
-        <w:spacing w:after="0" w:line="360" w:lineRule="auto"/>
-        <w:ind w:firstLine="709"/>
-        <w:jc w:val="both"/>
-        <w:rPr>
-          <w:rFonts w:cs="Times New Roman"/>
-          <w:sz w:val="28"/>
-          <w:szCs w:val="28"/>
-        </w:rPr>
-      </w:pPr>
-      <w:r>
-        <w:rPr>
-          <w:rFonts w:cs="Times New Roman"/>
-          <w:sz w:val="28"/>
-          <w:szCs w:val="28"/>
-        </w:rPr>
-        <w:t xml:space="preserve">Рассмотрим вставку шестой по счёту записи — «Лебедев </w:t>
-      </w:r>
-      <w:proofErr w:type="spellStart"/>
-      <w:r>
-        <w:rPr>
-          <w:rFonts w:cs="Times New Roman"/>
-          <w:sz w:val="28"/>
-          <w:szCs w:val="28"/>
-        </w:rPr>
-        <w:t>Н.П.|Казань</w:t>
-      </w:r>
-      <w:proofErr w:type="spellEnd"/>
-      <w:r>
-        <w:rPr>
-          <w:rFonts w:cs="Times New Roman"/>
-          <w:sz w:val="28"/>
-          <w:szCs w:val="28"/>
-        </w:rPr>
-        <w:t>». На момент вставки в дереве уже находятся пять узлов: Морозова (корень), Козлов (левый потомок), Орлов (правый потомок), Федоров (правый потомок Орлова), Кузнецова (правый потомок Козлова).</w:t>
-      </w:r>
-    </w:p>
-    <w:p>
-      <w:pPr>
-        <w:spacing w:after="0" w:line="360" w:lineRule="auto"/>
-        <w:ind w:firstLine="709"/>
-        <w:jc w:val="both"/>
-        <w:rPr>
-          <w:rFonts w:cs="Times New Roman"/>
-          <w:color w:val="FF0000"/>
-          <w:sz w:val="28"/>
-          <w:szCs w:val="28"/>
-        </w:rPr>
-      </w:pPr>
-      <w:r>
-        <w:rPr>
-          <w:rFonts w:cs="Times New Roman"/>
-          <w:sz w:val="28"/>
-          <w:szCs w:val="28"/>
-        </w:rPr>
-        <w:t xml:space="preserve">Новый узел вставляется как правый потомок Кузнецовой и окрашивается в красный цвет. При этом нарушается свойство 4: узел «Лебедев» красный и его родитель «Кузнецова» тоже красный. Выполняется анализ по процедуре </w:t>
-      </w:r>
-      <w:proofErr w:type="spellStart"/>
-      <w:r>
-        <w:rPr>
-          <w:rFonts w:cs="Times New Roman"/>
-          <w:sz w:val="28"/>
-          <w:szCs w:val="28"/>
-        </w:rPr>
-        <w:t>InsertFix</w:t>
-      </w:r>
-      <w:proofErr w:type="spellEnd"/>
-      <w:r>
-        <w:rPr>
-          <w:rFonts w:cs="Times New Roman"/>
-          <w:sz w:val="28"/>
-          <w:szCs w:val="28"/>
-        </w:rPr>
-        <w:t xml:space="preserve">. Дядя нового узла — левый потомок Козлова — равен NIL (чёрный). Новый узел является правым потомком Кузнецовой, которая в свою очередь является правым потомком Козлова — это Случай 3. Выполняется левый поворот вокруг Козлова и перекраска: Кузнецова занимает место Козлова и перекрашивается в чёрный, Козлов опускается на </w:t>
-      </w:r>
-      <w:r>
-        <w:rPr>
-          <w:rFonts w:cs="Times New Roman"/>
-          <w:sz w:val="28"/>
-          <w:szCs w:val="28"/>
-        </w:rPr>
-        <w:lastRenderedPageBreak/>
-        <w:t xml:space="preserve">уровень ниже и перекрашивается в красный, Лебедев остаётся красным. Нарушение устранено: Кузнецова[B] имеет двух красных потомков — Козлова и Лебедева, что допустимо согласно свойству 4. Процесс вставки с применением </w:t>
-      </w:r>
-      <w:proofErr w:type="spellStart"/>
-      <w:r>
-        <w:rPr>
-          <w:rFonts w:cs="Times New Roman"/>
-          <w:sz w:val="28"/>
-          <w:szCs w:val="28"/>
-        </w:rPr>
-        <w:t>InsertFix</w:t>
-      </w:r>
-      <w:proofErr w:type="spellEnd"/>
-      <w:r>
-        <w:rPr>
-          <w:rFonts w:cs="Times New Roman"/>
-          <w:sz w:val="28"/>
-          <w:szCs w:val="28"/>
-        </w:rPr>
-        <w:t xml:space="preserve"> представлен на рисунке </w:t>
-      </w:r>
-      <w:r>
-        <w:rPr>
-          <w:rFonts w:cs="Times New Roman"/>
-          <w:sz w:val="28"/>
-          <w:szCs w:val="28"/>
-        </w:rPr>
-        <w:t>2.</w:t>
-      </w:r>
-    </w:p>
-    <w:p>
-      <w:pPr>
-        <w:spacing w:after="0" w:line="360" w:lineRule="auto"/>
-        <w:ind w:firstLine="709"/>
-        <w:jc w:val="both"/>
-        <w:rPr>
-          <w:rFonts w:eastAsia="Times New Roman" w:cs="Times New Roman"/>
-          <w:sz w:val="28"/>
-          <w:szCs w:val="28"/>
-          <w:lang w:eastAsia="ru-RU"/>
-        </w:rPr>
-      </w:pPr>
-    </w:p>
-    <w:p>
-      <w:pPr>
-        <w:spacing w:after="0" w:line="360" w:lineRule="auto"/>
-        <w:ind w:firstLine="709"/>
-        <w:jc w:val="both"/>
-        <w:rPr>
-          <w:rFonts w:eastAsia="Times New Roman" w:cs="Times New Roman"/>
-          <w:sz w:val="28"/>
-          <w:szCs w:val="28"/>
-          <w:lang w:eastAsia="ru-RU"/>
-        </w:rPr>
-      </w:pPr>
       <w:r>
         <w:rPr>
           <w:noProof/>
@@ -18112,18 +17779,18 @@
         <mc:AlternateContent>
           <mc:Choice Requires="wps">
             <w:drawing>
-              <wp:anchor distT="0" distB="0" distL="114300" distR="114300" simplePos="0" relativeHeight="251666432" behindDoc="0" locked="0" layoutInCell="1" allowOverlap="1" wp14:anchorId="1DDF8AC2" wp14:editId="07DEB93B">
+              <wp:anchor distT="0" distB="0" distL="114300" distR="114300" simplePos="0" relativeHeight="251676672" behindDoc="0" locked="0" layoutInCell="1" allowOverlap="1" wp14:anchorId="379270D6" wp14:editId="296D33A2">
                 <wp:simplePos x="0" y="0"/>
-                <wp:positionH relativeFrom="column">
-                  <wp:posOffset>1905</wp:posOffset>
+                <wp:positionH relativeFrom="margin">
+                  <wp:align>center</wp:align>
                 </wp:positionH>
                 <wp:positionV relativeFrom="paragraph">
-                  <wp:posOffset>1514475</wp:posOffset>
+                  <wp:posOffset>3124835</wp:posOffset>
                 </wp:positionV>
-                <wp:extent cx="5935980" cy="635"/>
+                <wp:extent cx="4975860" cy="635"/>
                 <wp:effectExtent l="0" t="0" r="0" b="0"/>
                 <wp:wrapTopAndBottom/>
-                <wp:docPr id="1568250042" name="Надпись 1"/>
+                <wp:docPr id="1576192871" name="Надпись 1"/>
                 <wp:cNvGraphicFramePr/>
                 <a:graphic xmlns:a="http://schemas.openxmlformats.org/drawingml/2006/main">
                   <a:graphicData uri="http://schemas.microsoft.com/office/word/2010/wordprocessingShape">
@@ -18132,7 +17799,7 @@
                       <wps:spPr>
                         <a:xfrm>
                           <a:off x="0" y="0"/>
-                          <a:ext cx="5935980" cy="635"/>
+                          <a:ext cx="4975860" cy="635"/>
                         </a:xfrm>
                         <a:prstGeom prst="rect">
                           <a:avLst/>
@@ -18151,10 +17818,9 @@
                               <w:pStyle w:val="af4"/>
                               <w:jc w:val="center"/>
                               <w:rPr>
-                                <w:rFonts w:eastAsia="Times New Roman" w:cs="Times New Roman"/>
+                                <w:rFonts w:cs="Times New Roman"/>
                                 <w:i w:val="0"/>
                                 <w:iCs w:val="0"/>
-                                <w:noProof/>
                                 <w:color w:val="auto"/>
                                 <w:sz w:val="28"/>
                                 <w:szCs w:val="28"/>
@@ -18209,7 +17875,7 @@
                                 <w:sz w:val="28"/>
                                 <w:szCs w:val="28"/>
                               </w:rPr>
-                              <w:t>2</w:t>
+                              <w:t>4</w:t>
                             </w:r>
                             <w:r>
                               <w:rPr>
@@ -18229,7 +17895,17 @@
                                 <w:sz w:val="28"/>
                                 <w:szCs w:val="28"/>
                               </w:rPr>
-                              <w:t xml:space="preserve"> – Пример вставки</w:t>
+                              <w:t xml:space="preserve"> –</w:t>
+                            </w:r>
+                            <w:r>
+                              <w:rPr>
+                                <w:i w:val="0"/>
+                                <w:iCs w:val="0"/>
+                                <w:color w:val="auto"/>
+                                <w:sz w:val="28"/>
+                                <w:szCs w:val="28"/>
+                              </w:rPr>
+                              <w:t xml:space="preserve"> Вставка с балансировкой, случай 4</w:t>
                             </w:r>
                           </w:p>
                         </w:txbxContent>
@@ -18248,7 +17924,7 @@
           </mc:Choice>
           <mc:Fallback>
             <w:pict>
-              <v:shape w14:anchorId="1DDF8AC2" id="_x0000_s1027" type="#_x0000_t202" style="position:absolute;left:0;text-align:left;margin-left:.15pt;margin-top:119.25pt;width:467.4pt;height:.05pt;z-index:251666432;visibility:visible;mso-wrap-style:square;mso-wrap-distance-left:9pt;mso-wrap-distance-top:0;mso-wrap-distance-right:9pt;mso-wrap-distance-bottom:0;mso-position-horizontal:absolute;mso-position-horizontal-relative:text;mso-position-vertical:absolute;mso-position-vertical-relative:text;v-text-anchor:top" o:gfxdata="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" stroked="f">
+              <v:shape w14:anchorId="379270D6" id="_x0000_s1028" type="#_x0000_t202" style="position:absolute;left:0;text-align:left;margin-left:0;margin-top:246.05pt;width:391.8pt;height:.05pt;z-index:251676672;visibility:visible;mso-wrap-style:square;mso-wrap-distance-left:9pt;mso-wrap-distance-top:0;mso-wrap-distance-right:9pt;mso-wrap-distance-bottom:0;mso-position-horizontal:center;mso-position-horizontal-relative:margin;mso-position-vertical:absolute;mso-position-vertical-relative:text;v-text-anchor:top" o:gfxdata="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" stroked="f">
                 <v:textbox style="mso-fit-shape-to-text:t" inset="0,0,0,0">
                   <w:txbxContent>
                     <w:p>
@@ -18256,10 +17932,9 @@
                         <w:pStyle w:val="af4"/>
                         <w:jc w:val="center"/>
                         <w:rPr>
-                          <w:rFonts w:eastAsia="Times New Roman" w:cs="Times New Roman"/>
+                          <w:rFonts w:cs="Times New Roman"/>
                           <w:i w:val="0"/>
                           <w:iCs w:val="0"/>
-                          <w:noProof/>
                           <w:color w:val="auto"/>
                           <w:sz w:val="28"/>
                           <w:szCs w:val="28"/>
@@ -18314,7 +17989,7 @@
                           <w:sz w:val="28"/>
                           <w:szCs w:val="28"/>
                         </w:rPr>
-                        <w:t>2</w:t>
+                        <w:t>4</w:t>
                       </w:r>
                       <w:r>
                         <w:rPr>
@@ -18334,12 +18009,22 @@
                           <w:sz w:val="28"/>
                           <w:szCs w:val="28"/>
                         </w:rPr>
-                        <w:t xml:space="preserve"> – Пример вставки</w:t>
+                        <w:t xml:space="preserve"> –</w:t>
+                      </w:r>
+                      <w:r>
+                        <w:rPr>
+                          <w:i w:val="0"/>
+                          <w:iCs w:val="0"/>
+                          <w:color w:val="auto"/>
+                          <w:sz w:val="28"/>
+                          <w:szCs w:val="28"/>
+                        </w:rPr>
+                        <w:t xml:space="preserve"> Вставка с балансировкой, случай 4</w:t>
                       </w:r>
                     </w:p>
                   </w:txbxContent>
                 </v:textbox>
-                <w10:wrap type="topAndBottom"/>
+                <w10:wrap type="topAndBottom" anchorx="margin"/>
               </v:shape>
             </w:pict>
           </mc:Fallback>
@@ -18347,109 +18032,381 @@
       </w:r>
       <w:r>
         <w:rPr>
-          <w:rFonts w:eastAsia="Times New Roman" w:cs="Times New Roman"/>
           <w:noProof/>
-          <w:sz w:val="28"/>
-          <w:szCs w:val="28"/>
-          <w:lang w:eastAsia="ru-RU"/>
         </w:rPr>
         <mc:AlternateContent>
-          <mc:Choice Requires="wpg">
+          <mc:Choice Requires="wps">
             <w:drawing>
-              <wp:anchor distT="0" distB="0" distL="114300" distR="114300" simplePos="0" relativeHeight="251664384" behindDoc="0" locked="0" layoutInCell="1" allowOverlap="1" wp14:anchorId="61D9C36E" wp14:editId="313DBF34">
+              <wp:anchor distT="0" distB="0" distL="114300" distR="114300" simplePos="0" relativeHeight="251674624" behindDoc="0" locked="0" layoutInCell="1" allowOverlap="1" wp14:anchorId="41BF4146" wp14:editId="48A4EE6D">
                 <wp:simplePos x="0" y="0"/>
-                <wp:positionH relativeFrom="column">
-                  <wp:posOffset>1905</wp:posOffset>
+                <wp:positionH relativeFrom="page">
+                  <wp:align>center</wp:align>
                 </wp:positionH>
                 <wp:positionV relativeFrom="paragraph">
-                  <wp:posOffset>207645</wp:posOffset>
+                  <wp:posOffset>1386205</wp:posOffset>
                 </wp:positionV>
-                <wp:extent cx="5935980" cy="1249680"/>
-                <wp:effectExtent l="0" t="0" r="7620" b="7620"/>
+                <wp:extent cx="3642360" cy="635"/>
+                <wp:effectExtent l="0" t="0" r="0" b="0"/>
                 <wp:wrapTopAndBottom/>
-                <wp:docPr id="831758737" name="Группа 8"/>
+                <wp:docPr id="960369628" name="Надпись 1"/>
                 <wp:cNvGraphicFramePr/>
                 <a:graphic xmlns:a="http://schemas.openxmlformats.org/drawingml/2006/main">
-                  <a:graphicData uri="http://schemas.microsoft.com/office/word/2010/wordprocessingGroup">
-                    <wpg:wgp>
-                      <wpg:cNvGrpSpPr/>
-                      <wpg:grpSpPr>
+                  <a:graphicData uri="http://schemas.microsoft.com/office/word/2010/wordprocessingShape">
+                    <wps:wsp>
+                      <wps:cNvSpPr txBox="1"/>
+                      <wps:spPr>
                         <a:xfrm>
                           <a:off x="0" y="0"/>
-                          <a:ext cx="5935980" cy="1249680"/>
-                          <a:chOff x="0" y="0"/>
-                          <a:chExt cx="5935980" cy="1249680"/>
+                          <a:ext cx="3642360" cy="635"/>
                         </a:xfrm>
-                      </wpg:grpSpPr>
-                      <pic:pic xmlns:pic="http://schemas.openxmlformats.org/drawingml/2006/picture">
-                        <pic:nvPicPr>
-                          <pic:cNvPr id="1133328384" name="Рисунок 5"/>
-                          <pic:cNvPicPr>
-                            <a:picLocks noChangeAspect="1"/>
-                          </pic:cNvPicPr>
-                        </pic:nvPicPr>
-                        <pic:blipFill>
-                          <a:blip r:embed="rId10">
-                            <a:extLst>
-                              <a:ext uri="{28A0092B-C50C-407E-A947-70E740481C1C}">
-                                <a14:useLocalDpi xmlns:a14="http://schemas.microsoft.com/office/drawing/2010/main" val="0"/>
-                              </a:ext>
-                            </a:extLst>
-                          </a:blip>
-                          <a:srcRect/>
-                          <a:stretch>
-                            <a:fillRect/>
-                          </a:stretch>
-                        </pic:blipFill>
-                        <pic:spPr bwMode="auto">
-                          <a:xfrm>
-                            <a:off x="0" y="7620"/>
-                            <a:ext cx="2514600" cy="1242060"/>
-                          </a:xfrm>
-                          <a:prstGeom prst="rect">
-                            <a:avLst/>
-                          </a:prstGeom>
+                        <a:prstGeom prst="rect">
+                          <a:avLst/>
+                        </a:prstGeom>
+                        <a:solidFill>
+                          <a:prstClr val="white"/>
+                        </a:solidFill>
+                        <a:ln>
                           <a:noFill/>
-                          <a:ln>
-                            <a:noFill/>
-                          </a:ln>
-                        </pic:spPr>
-                      </pic:pic>
-                      <pic:pic xmlns:pic="http://schemas.openxmlformats.org/drawingml/2006/picture">
-                        <pic:nvPicPr>
-                          <pic:cNvPr id="1880723916" name="Рисунок 7"/>
-                          <pic:cNvPicPr>
-                            <a:picLocks noChangeAspect="1"/>
-                          </pic:cNvPicPr>
-                        </pic:nvPicPr>
-                        <pic:blipFill>
-                          <a:blip r:embed="rId11">
-                            <a:extLst>
-                              <a:ext uri="{28A0092B-C50C-407E-A947-70E740481C1C}">
-                                <a14:useLocalDpi xmlns:a14="http://schemas.microsoft.com/office/drawing/2010/main" val="0"/>
-                              </a:ext>
-                            </a:extLst>
-                          </a:blip>
-                          <a:srcRect/>
-                          <a:stretch>
-                            <a:fillRect/>
-                          </a:stretch>
-                        </pic:blipFill>
-                        <pic:spPr bwMode="auto">
-                          <a:xfrm>
-                            <a:off x="2750820" y="0"/>
-                            <a:ext cx="3185160" cy="1203325"/>
-                          </a:xfrm>
-                          <a:prstGeom prst="rect">
-                            <a:avLst/>
-                          </a:prstGeom>
+                        </a:ln>
+                      </wps:spPr>
+                      <wps:txbx>
+                        <w:txbxContent>
+                          <w:p>
+                            <w:pPr>
+                              <w:pStyle w:val="af4"/>
+                              <w:rPr>
+                                <w:rFonts w:cs="Times New Roman"/>
+                                <w:i w:val="0"/>
+                                <w:iCs w:val="0"/>
+                                <w:color w:val="auto"/>
+                                <w:sz w:val="28"/>
+                                <w:szCs w:val="28"/>
+                              </w:rPr>
+                            </w:pPr>
+                            <w:r>
+                              <w:rPr>
+                                <w:i w:val="0"/>
+                                <w:iCs w:val="0"/>
+                                <w:color w:val="auto"/>
+                                <w:sz w:val="28"/>
+                                <w:szCs w:val="28"/>
+                              </w:rPr>
+                              <w:t xml:space="preserve">Рисунок </w:t>
+                            </w:r>
+                            <w:r>
+                              <w:rPr>
+                                <w:i w:val="0"/>
+                                <w:iCs w:val="0"/>
+                                <w:color w:val="auto"/>
+                                <w:sz w:val="28"/>
+                                <w:szCs w:val="28"/>
+                              </w:rPr>
+                              <w:t>3</w:t>
+                            </w:r>
+                            <w:r>
+                              <w:rPr>
+                                <w:i w:val="0"/>
+                                <w:iCs w:val="0"/>
+                                <w:color w:val="auto"/>
+                                <w:sz w:val="28"/>
+                                <w:szCs w:val="28"/>
+                              </w:rPr>
+                              <w:t xml:space="preserve"> – </w:t>
+                            </w:r>
+                            <w:r>
+                              <w:rPr>
+                                <w:i w:val="0"/>
+                                <w:iCs w:val="0"/>
+                                <w:color w:val="auto"/>
+                                <w:sz w:val="28"/>
+                                <w:szCs w:val="28"/>
+                              </w:rPr>
+                              <w:t>Вставка с балансировкой, случай 3</w:t>
+                            </w:r>
+                          </w:p>
+                        </w:txbxContent>
+                      </wps:txbx>
+                      <wps:bodyPr rot="0" spcFirstLastPara="0" vertOverflow="overflow" horzOverflow="overflow" vert="horz" wrap="square" lIns="0" tIns="0" rIns="0" bIns="0" numCol="1" spcCol="0" rtlCol="0" fromWordArt="0" anchor="t" anchorCtr="0" forceAA="0" compatLnSpc="1">
+                        <a:prstTxWarp prst="textNoShape">
+                          <a:avLst/>
+                        </a:prstTxWarp>
+                        <a:spAutoFit/>
+                      </wps:bodyPr>
+                    </wps:wsp>
+                  </a:graphicData>
+                </a:graphic>
+                <wp14:sizeRelH relativeFrom="margin">
+                  <wp14:pctWidth>0</wp14:pctWidth>
+                </wp14:sizeRelH>
+              </wp:anchor>
+            </w:drawing>
+          </mc:Choice>
+          <mc:Fallback>
+            <w:pict>
+              <v:shape w14:anchorId="41BF4146" id="_x0000_s1029" type="#_x0000_t202" style="position:absolute;left:0;text-align:left;margin-left:0;margin-top:109.15pt;width:286.8pt;height:.05pt;z-index:251674624;visibility:visible;mso-wrap-style:square;mso-width-percent:0;mso-wrap-distance-left:9pt;mso-wrap-distance-top:0;mso-wrap-distance-right:9pt;mso-wrap-distance-bottom:0;mso-position-horizontal:center;mso-position-horizontal-relative:page;mso-position-vertical:absolute;mso-position-vertical-relative:text;mso-width-percent:0;mso-width-relative:margin;v-text-anchor:top" o:gfxdata="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" stroked="f">
+                <v:textbox style="mso-fit-shape-to-text:t" inset="0,0,0,0">
+                  <w:txbxContent>
+                    <w:p>
+                      <w:pPr>
+                        <w:pStyle w:val="af4"/>
+                        <w:rPr>
+                          <w:rFonts w:cs="Times New Roman"/>
+                          <w:i w:val="0"/>
+                          <w:iCs w:val="0"/>
+                          <w:color w:val="auto"/>
+                          <w:sz w:val="28"/>
+                          <w:szCs w:val="28"/>
+                        </w:rPr>
+                      </w:pPr>
+                      <w:r>
+                        <w:rPr>
+                          <w:i w:val="0"/>
+                          <w:iCs w:val="0"/>
+                          <w:color w:val="auto"/>
+                          <w:sz w:val="28"/>
+                          <w:szCs w:val="28"/>
+                        </w:rPr>
+                        <w:t xml:space="preserve">Рисунок </w:t>
+                      </w:r>
+                      <w:r>
+                        <w:rPr>
+                          <w:i w:val="0"/>
+                          <w:iCs w:val="0"/>
+                          <w:color w:val="auto"/>
+                          <w:sz w:val="28"/>
+                          <w:szCs w:val="28"/>
+                        </w:rPr>
+                        <w:t>3</w:t>
+                      </w:r>
+                      <w:r>
+                        <w:rPr>
+                          <w:i w:val="0"/>
+                          <w:iCs w:val="0"/>
+                          <w:color w:val="auto"/>
+                          <w:sz w:val="28"/>
+                          <w:szCs w:val="28"/>
+                        </w:rPr>
+                        <w:t xml:space="preserve"> – </w:t>
+                      </w:r>
+                      <w:r>
+                        <w:rPr>
+                          <w:i w:val="0"/>
+                          <w:iCs w:val="0"/>
+                          <w:color w:val="auto"/>
+                          <w:sz w:val="28"/>
+                          <w:szCs w:val="28"/>
+                        </w:rPr>
+                        <w:t>Вставка с балансировкой, случай 3</w:t>
+                      </w:r>
+                    </w:p>
+                  </w:txbxContent>
+                </v:textbox>
+                <w10:wrap type="topAndBottom" anchorx="page"/>
+              </v:shape>
+            </w:pict>
+          </mc:Fallback>
+        </mc:AlternateContent>
+      </w:r>
+      <w:r>
+        <w:rPr>
+          <w:rFonts w:cs="Times New Roman"/>
+          <w:noProof/>
+          <w:sz w:val="28"/>
+          <w:szCs w:val="28"/>
+        </w:rPr>
+        <w:drawing>
+          <wp:anchor distT="0" distB="0" distL="114300" distR="114300" simplePos="0" relativeHeight="251673600" behindDoc="0" locked="0" layoutInCell="1" allowOverlap="1" wp14:anchorId="3B6643F2" wp14:editId="59910A15">
+            <wp:simplePos x="0" y="0"/>
+            <wp:positionH relativeFrom="page">
+              <wp:align>center</wp:align>
+            </wp:positionH>
+            <wp:positionV relativeFrom="paragraph">
+              <wp:posOffset>0</wp:posOffset>
+            </wp:positionV>
+            <wp:extent cx="3154680" cy="1150620"/>
+            <wp:effectExtent l="0" t="0" r="7620" b="0"/>
+            <wp:wrapTopAndBottom/>
+            <wp:docPr id="1215413912" name="Рисунок 10"/>
+            <wp:cNvGraphicFramePr>
+              <a:graphicFrameLocks xmlns:a="http://schemas.openxmlformats.org/drawingml/2006/main" noChangeAspect="1"/>
+            </wp:cNvGraphicFramePr>
+            <a:graphic xmlns:a="http://schemas.openxmlformats.org/drawingml/2006/main">
+              <a:graphicData uri="http://schemas.openxmlformats.org/drawingml/2006/picture">
+                <pic:pic xmlns:pic="http://schemas.openxmlformats.org/drawingml/2006/picture">
+                  <pic:nvPicPr>
+                    <pic:cNvPr id="0" name="Picture 20"/>
+                    <pic:cNvPicPr>
+                      <a:picLocks noChangeAspect="1" noChangeArrowheads="1"/>
+                    </pic:cNvPicPr>
+                  </pic:nvPicPr>
+                  <pic:blipFill>
+                    <a:blip r:embed="rId12">
+                      <a:extLst>
+                        <a:ext uri="{28A0092B-C50C-407E-A947-70E740481C1C}">
+                          <a14:useLocalDpi xmlns:a14="http://schemas.microsoft.com/office/drawing/2010/main" val="0"/>
+                        </a:ext>
+                      </a:extLst>
+                    </a:blip>
+                    <a:srcRect/>
+                    <a:stretch>
+                      <a:fillRect/>
+                    </a:stretch>
+                  </pic:blipFill>
+                  <pic:spPr bwMode="auto">
+                    <a:xfrm>
+                      <a:off x="0" y="0"/>
+                      <a:ext cx="3154680" cy="1150620"/>
+                    </a:xfrm>
+                    <a:prstGeom prst="rect">
+                      <a:avLst/>
+                    </a:prstGeom>
+                    <a:noFill/>
+                    <a:ln>
+                      <a:noFill/>
+                    </a:ln>
+                  </pic:spPr>
+                </pic:pic>
+              </a:graphicData>
+            </a:graphic>
+          </wp:anchor>
+        </w:drawing>
+      </w:r>
+    </w:p>
+    <w:p>
+      <w:pPr>
+        <w:spacing w:after="0" w:line="360" w:lineRule="auto"/>
+        <w:ind w:firstLine="708"/>
+        <w:jc w:val="both"/>
+        <w:rPr>
+          <w:rFonts w:cs="Times New Roman"/>
+          <w:sz w:val="28"/>
+          <w:szCs w:val="28"/>
+        </w:rPr>
+      </w:pPr>
+      <w:r>
+        <w:rPr>
+          <w:rFonts w:cs="Times New Roman"/>
+          <w:b/>
+          <w:bCs/>
+          <w:sz w:val="28"/>
+          <w:szCs w:val="28"/>
+        </w:rPr>
+        <w:t>Удаление вершины.</w:t>
+      </w:r>
+      <w:r>
+        <w:rPr>
+          <w:rFonts w:cs="Times New Roman"/>
+          <w:sz w:val="28"/>
+          <w:szCs w:val="28"/>
+        </w:rPr>
+        <w:t xml:space="preserve"> При удалении вершины возможны три случая в зависимости от количества потомков. Если у вершины нет потомков — изменяем указатель родителя на NIL. Если есть один потомок — делаем ссылку у родителя на этого потомка вместо удаляемой вершины. Если есть оба потомка — находим вершину с минимальным значением ключа в правом поддереве (самый левый узел в правом поддереве). У такой вершины нет левого потомка. Удаляем найденную вершину, скопировав её ключ в исходную вершину [1].</w:t>
+      </w:r>
+    </w:p>
+    <w:p>
+      <w:pPr>
+        <w:spacing w:after="0" w:line="360" w:lineRule="auto"/>
+        <w:ind w:firstLine="709"/>
+        <w:jc w:val="both"/>
+        <w:rPr>
+          <w:rFonts w:cs="Times New Roman"/>
+          <w:sz w:val="28"/>
+          <w:szCs w:val="28"/>
+        </w:rPr>
+      </w:pPr>
+      <w:r>
+        <w:rPr>
+          <w:noProof/>
+        </w:rPr>
+        <mc:AlternateContent>
+          <mc:Choice Requires="wps">
+            <w:drawing>
+              <wp:anchor distT="0" distB="0" distL="114300" distR="114300" simplePos="0" relativeHeight="251679744" behindDoc="0" locked="0" layoutInCell="1" allowOverlap="1" wp14:anchorId="0450EB9A" wp14:editId="221D19F9">
+                <wp:simplePos x="0" y="0"/>
+                <wp:positionH relativeFrom="page">
+                  <wp:align>center</wp:align>
+                </wp:positionH>
+                <wp:positionV relativeFrom="paragraph">
+                  <wp:posOffset>2747010</wp:posOffset>
+                </wp:positionV>
+                <wp:extent cx="3284220" cy="635"/>
+                <wp:effectExtent l="0" t="0" r="0" b="0"/>
+                <wp:wrapTopAndBottom/>
+                <wp:docPr id="833973053" name="Надпись 1"/>
+                <wp:cNvGraphicFramePr/>
+                <a:graphic xmlns:a="http://schemas.openxmlformats.org/drawingml/2006/main">
+                  <a:graphicData uri="http://schemas.microsoft.com/office/word/2010/wordprocessingShape">
+                    <wps:wsp>
+                      <wps:cNvSpPr txBox="1"/>
+                      <wps:spPr>
+                        <a:xfrm>
+                          <a:off x="0" y="0"/>
+                          <a:ext cx="3284220" cy="635"/>
+                        </a:xfrm>
+                        <a:prstGeom prst="rect">
+                          <a:avLst/>
+                        </a:prstGeom>
+                        <a:solidFill>
+                          <a:prstClr val="white"/>
+                        </a:solidFill>
+                        <a:ln>
                           <a:noFill/>
-                          <a:ln>
-                            <a:noFill/>
-                          </a:ln>
-                        </pic:spPr>
-                      </pic:pic>
-                    </wpg:wgp>
+                        </a:ln>
+                      </wps:spPr>
+                      <wps:txbx>
+                        <w:txbxContent>
+                          <w:p>
+                            <w:pPr>
+                              <w:pStyle w:val="af4"/>
+                              <w:rPr>
+                                <w:rFonts w:cs="Times New Roman"/>
+                                <w:i w:val="0"/>
+                                <w:iCs w:val="0"/>
+                                <w:color w:val="auto"/>
+                                <w:sz w:val="28"/>
+                                <w:szCs w:val="28"/>
+                              </w:rPr>
+                            </w:pPr>
+                            <w:r>
+                              <w:rPr>
+                                <w:i w:val="0"/>
+                                <w:iCs w:val="0"/>
+                                <w:color w:val="auto"/>
+                                <w:sz w:val="28"/>
+                                <w:szCs w:val="28"/>
+                              </w:rPr>
+                              <w:t xml:space="preserve">Рисунок </w:t>
+                            </w:r>
+                            <w:r>
+                              <w:rPr>
+                                <w:i w:val="0"/>
+                                <w:iCs w:val="0"/>
+                                <w:color w:val="auto"/>
+                                <w:sz w:val="28"/>
+                                <w:szCs w:val="28"/>
+                                <w:lang w:val="en-US"/>
+                              </w:rPr>
+                              <w:t xml:space="preserve">5 – </w:t>
+                            </w:r>
+                            <w:r>
+                              <w:rPr>
+                                <w:i w:val="0"/>
+                                <w:iCs w:val="0"/>
+                                <w:color w:val="auto"/>
+                                <w:sz w:val="28"/>
+                                <w:szCs w:val="28"/>
+                              </w:rPr>
+                              <w:t>Удаление вершины, случай 1</w:t>
+                            </w:r>
+                          </w:p>
+                        </w:txbxContent>
+                      </wps:txbx>
+                      <wps:bodyPr rot="0" spcFirstLastPara="0" vertOverflow="overflow" horzOverflow="overflow" vert="horz" wrap="square" lIns="0" tIns="0" rIns="0" bIns="0" numCol="1" spcCol="0" rtlCol="0" fromWordArt="0" anchor="t" anchorCtr="0" forceAA="0" compatLnSpc="1">
+                        <a:prstTxWarp prst="textNoShape">
+                          <a:avLst/>
+                        </a:prstTxWarp>
+                        <a:spAutoFit/>
+                      </wps:bodyPr>
+                    </wps:wsp>
                   </a:graphicData>
                 </a:graphic>
               </wp:anchor>
@@ -18457,340 +18414,81 @@
           </mc:Choice>
           <mc:Fallback>
             <w:pict>
-              <v:group w14:anchorId="3083DAFC" id="Группа 8" o:spid="_x0000_s1026" style="position:absolute;margin-left:.15pt;margin-top:16.35pt;width:467.4pt;height:98.4pt;z-index:251664384" coordsize="59359,12496" o:gfxdata="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">
-                <v:shapetype id="_x0000_t75" coordsize="21600,21600" o:spt="75" o:preferrelative="t" path="m@4@5l@4@11@9@11@9@5xe" filled="f" stroked="f">
-                  <v:stroke joinstyle="miter"/>
-                  <v:formulas>
-                    <v:f eqn="if lineDrawn pixelLineWidth 0"/>
-                    <v:f eqn="sum @0 1 0"/>
-                    <v:f eqn="sum 0 0 @1"/>
-                    <v:f eqn="prod @2 1 2"/>
-                    <v:f eqn="prod @3 21600 pixelWidth"/>
-                    <v:f eqn="prod @3 21600 pixelHeight"/>
-                    <v:f eqn="sum @0 0 1"/>
-                    <v:f eqn="prod @6 1 2"/>
-                    <v:f eqn="prod @7 21600 pixelWidth"/>
-                    <v:f eqn="sum @8 21600 0"/>
-                    <v:f eqn="prod @7 21600 pixelHeight"/>
-                    <v:f eqn="sum @10 21600 0"/>
-                  </v:formulas>
-                  <v:path o:extrusionok="f" gradientshapeok="t" o:connecttype="rect"/>
-                  <o:lock v:ext="edit" aspectratio="t"/>
-                </v:shapetype>
-                <v:shape id="Рисунок 5" o:spid="_x0000_s1027" type="#_x0000_t75" style="position:absolute;top:76;width:25146;height:12420;visibility:visible;mso-wrap-style:square" o:gfxdata="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">
-                  <v:imagedata r:id="rId12" o:title=""/>
-                </v:shape>
-                <v:shape id="Рисунок 7" o:spid="_x0000_s1028" type="#_x0000_t75" style="position:absolute;left:27508;width:31851;height:12033;visibility:visible;mso-wrap-style:square" o:gfxdata="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">
-                  <v:imagedata r:id="rId13" o:title=""/>
-                </v:shape>
-                <w10:wrap type="topAndBottom"/>
-              </v:group>
+              <v:shape w14:anchorId="0450EB9A" id="_x0000_s1030" type="#_x0000_t202" style="position:absolute;left:0;text-align:left;margin-left:0;margin-top:216.3pt;width:258.6pt;height:.05pt;z-index:251679744;visibility:visible;mso-wrap-style:square;mso-wrap-distance-left:9pt;mso-wrap-distance-top:0;mso-wrap-distance-right:9pt;mso-wrap-distance-bottom:0;mso-position-horizontal:center;mso-position-horizontal-relative:page;mso-position-vertical:absolute;mso-position-vertical-relative:text;v-text-anchor:top" o:gfxdata="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" stroked="f">
+                <v:textbox style="mso-fit-shape-to-text:t" inset="0,0,0,0">
+                  <w:txbxContent>
+                    <w:p>
+                      <w:pPr>
+                        <w:pStyle w:val="af4"/>
+                        <w:rPr>
+                          <w:rFonts w:cs="Times New Roman"/>
+                          <w:i w:val="0"/>
+                          <w:iCs w:val="0"/>
+                          <w:color w:val="auto"/>
+                          <w:sz w:val="28"/>
+                          <w:szCs w:val="28"/>
+                        </w:rPr>
+                      </w:pPr>
+                      <w:r>
+                        <w:rPr>
+                          <w:i w:val="0"/>
+                          <w:iCs w:val="0"/>
+                          <w:color w:val="auto"/>
+                          <w:sz w:val="28"/>
+                          <w:szCs w:val="28"/>
+                        </w:rPr>
+                        <w:t xml:space="preserve">Рисунок </w:t>
+                      </w:r>
+                      <w:r>
+                        <w:rPr>
+                          <w:i w:val="0"/>
+                          <w:iCs w:val="0"/>
+                          <w:color w:val="auto"/>
+                          <w:sz w:val="28"/>
+                          <w:szCs w:val="28"/>
+                          <w:lang w:val="en-US"/>
+                        </w:rPr>
+                        <w:t xml:space="preserve">5 – </w:t>
+                      </w:r>
+                      <w:r>
+                        <w:rPr>
+                          <w:i w:val="0"/>
+                          <w:iCs w:val="0"/>
+                          <w:color w:val="auto"/>
+                          <w:sz w:val="28"/>
+                          <w:szCs w:val="28"/>
+                        </w:rPr>
+                        <w:t>Удаление вершины, случай 1</w:t>
+                      </w:r>
+                    </w:p>
+                  </w:txbxContent>
+                </v:textbox>
+                <w10:wrap type="topAndBottom" anchorx="page"/>
+              </v:shape>
             </w:pict>
           </mc:Fallback>
         </mc:AlternateContent>
       </w:r>
-    </w:p>
-    <w:p>
-      <w:pPr>
-        <w:spacing w:after="0" w:line="360" w:lineRule="auto"/>
-        <w:ind w:firstLine="709"/>
-        <w:jc w:val="both"/>
-        <w:rPr>
-          <w:rFonts w:eastAsia="Times New Roman" w:cs="Times New Roman"/>
-          <w:sz w:val="28"/>
-          <w:szCs w:val="28"/>
-          <w:lang w:eastAsia="ru-RU"/>
-        </w:rPr>
-      </w:pPr>
-    </w:p>
-    <w:p>
-      <w:pPr>
-        <w:spacing w:after="0" w:line="360" w:lineRule="auto"/>
-        <w:rPr>
-          <w:rFonts w:eastAsia="Times New Roman" w:cs="Times New Roman"/>
-          <w:sz w:val="28"/>
-          <w:szCs w:val="28"/>
-          <w:lang w:eastAsia="ru-RU"/>
-        </w:rPr>
-      </w:pPr>
-      <w:r>
-        <w:rPr>
-          <w:rFonts w:eastAsia="Times New Roman" w:cs="Times New Roman"/>
-          <w:b/>
-          <w:bCs/>
-          <w:sz w:val="28"/>
-          <w:szCs w:val="28"/>
-          <w:lang w:eastAsia="ru-RU"/>
-        </w:rPr>
-        <w:t>Пример удаления</w:t>
-      </w:r>
-    </w:p>
-    <w:p>
-      <w:pPr>
-        <w:spacing w:after="0" w:line="360" w:lineRule="auto"/>
-        <w:rPr>
-          <w:rFonts w:eastAsia="Times New Roman" w:cs="Times New Roman"/>
-          <w:sz w:val="28"/>
-          <w:szCs w:val="28"/>
-          <w:lang w:eastAsia="ru-RU"/>
-        </w:rPr>
-      </w:pPr>
-      <w:r>
-        <w:rPr>
-          <w:rFonts w:eastAsia="Times New Roman" w:cs="Times New Roman"/>
-          <w:sz w:val="28"/>
-          <w:szCs w:val="28"/>
-          <w:lang w:eastAsia="ru-RU"/>
-        </w:rPr>
-        <w:t xml:space="preserve">Рассмотрим удаление узла «Морозова </w:t>
-      </w:r>
-      <w:proofErr w:type="spellStart"/>
-      <w:r>
-        <w:rPr>
-          <w:rFonts w:eastAsia="Times New Roman" w:cs="Times New Roman"/>
-          <w:sz w:val="28"/>
-          <w:szCs w:val="28"/>
-          <w:lang w:eastAsia="ru-RU"/>
-        </w:rPr>
-        <w:t>А.П.|Челябинск</w:t>
-      </w:r>
-      <w:proofErr w:type="spellEnd"/>
-      <w:r>
-        <w:rPr>
-          <w:rFonts w:eastAsia="Times New Roman" w:cs="Times New Roman"/>
-          <w:sz w:val="28"/>
-          <w:szCs w:val="28"/>
-          <w:lang w:eastAsia="ru-RU"/>
-        </w:rPr>
-        <w:t>» — корня дерева. Данный узел имеет двух потомков: левый — «Кузнецова Н.Н.|</w:t>
-      </w:r>
-      <w:proofErr w:type="spellStart"/>
-      <w:r>
-        <w:rPr>
-          <w:rFonts w:eastAsia="Times New Roman" w:cs="Times New Roman"/>
-          <w:sz w:val="28"/>
-          <w:szCs w:val="28"/>
-          <w:lang w:eastAsia="ru-RU"/>
-        </w:rPr>
-        <w:t>Ростов</w:t>
-      </w:r>
-      <w:proofErr w:type="spellEnd"/>
-      <w:r>
-        <w:rPr>
-          <w:rFonts w:eastAsia="Times New Roman" w:cs="Times New Roman"/>
-          <w:sz w:val="28"/>
-          <w:szCs w:val="28"/>
-          <w:lang w:eastAsia="ru-RU"/>
-        </w:rPr>
-        <w:t xml:space="preserve">-на-Дону», правый — «Сидоров </w:t>
-      </w:r>
-      <w:proofErr w:type="spellStart"/>
-      <w:r>
-        <w:rPr>
-          <w:rFonts w:eastAsia="Times New Roman" w:cs="Times New Roman"/>
-          <w:sz w:val="28"/>
-          <w:szCs w:val="28"/>
-          <w:lang w:eastAsia="ru-RU"/>
-        </w:rPr>
-        <w:t>И.Д.|Челябинск</w:t>
-      </w:r>
-      <w:proofErr w:type="spellEnd"/>
-      <w:r>
-        <w:rPr>
-          <w:rFonts w:eastAsia="Times New Roman" w:cs="Times New Roman"/>
-          <w:sz w:val="28"/>
-          <w:szCs w:val="28"/>
-          <w:lang w:eastAsia="ru-RU"/>
-        </w:rPr>
-        <w:t>». Поскольку оба потомка существуют, применяется алгоритм удаления через максимальный элемент левого поддерева.</w:t>
-      </w:r>
-    </w:p>
-    <w:p>
-      <w:pPr>
-        <w:spacing w:after="0" w:line="360" w:lineRule="auto"/>
-        <w:rPr>
-          <w:rFonts w:eastAsia="Times New Roman" w:cs="Times New Roman"/>
-          <w:sz w:val="28"/>
-          <w:szCs w:val="28"/>
-          <w:lang w:eastAsia="ru-RU"/>
-        </w:rPr>
-      </w:pPr>
-      <w:r>
-        <w:rPr>
-          <w:rFonts w:eastAsia="Times New Roman" w:cs="Times New Roman"/>
-          <w:sz w:val="28"/>
-          <w:szCs w:val="28"/>
-          <w:lang w:eastAsia="ru-RU"/>
-        </w:rPr>
-        <w:t xml:space="preserve">Поиск максимума левого поддерева выполняется следующим образом: переходим в левое поддерево корня — к узлу «Кузнецова», затем идём вправо — к узлу «Лебедев </w:t>
-      </w:r>
-      <w:proofErr w:type="spellStart"/>
-      <w:r>
-        <w:rPr>
-          <w:rFonts w:eastAsia="Times New Roman" w:cs="Times New Roman"/>
-          <w:sz w:val="28"/>
-          <w:szCs w:val="28"/>
-          <w:lang w:eastAsia="ru-RU"/>
-        </w:rPr>
-        <w:t>Н.П.|Казань</w:t>
-      </w:r>
-      <w:proofErr w:type="spellEnd"/>
-      <w:r>
-        <w:rPr>
-          <w:rFonts w:eastAsia="Times New Roman" w:cs="Times New Roman"/>
-          <w:sz w:val="28"/>
-          <w:szCs w:val="28"/>
-          <w:lang w:eastAsia="ru-RU"/>
-        </w:rPr>
-        <w:t xml:space="preserve">», затем снова вправо — к узлу «Лебедева </w:t>
-      </w:r>
-      <w:proofErr w:type="spellStart"/>
-      <w:r>
-        <w:rPr>
-          <w:rFonts w:eastAsia="Times New Roman" w:cs="Times New Roman"/>
-          <w:sz w:val="28"/>
-          <w:szCs w:val="28"/>
-          <w:lang w:eastAsia="ru-RU"/>
-        </w:rPr>
-        <w:t>Т.И.|Санкт-Петербург</w:t>
-      </w:r>
-      <w:proofErr w:type="spellEnd"/>
-      <w:r>
-        <w:rPr>
-          <w:rFonts w:eastAsia="Times New Roman" w:cs="Times New Roman"/>
-          <w:sz w:val="28"/>
-          <w:szCs w:val="28"/>
-          <w:lang w:eastAsia="ru-RU"/>
-        </w:rPr>
-        <w:t>». У узла «Лебедева» правый потомок отсутствует (равен NIL) — это и есть максимальный элемент левого поддерева.</w:t>
-      </w:r>
-    </w:p>
-    <w:p>
-      <w:pPr>
-        <w:spacing w:after="0" w:line="360" w:lineRule="auto"/>
-        <w:rPr>
-          <w:rFonts w:eastAsia="Times New Roman" w:cs="Times New Roman"/>
-          <w:sz w:val="28"/>
-          <w:szCs w:val="28"/>
-          <w:lang w:eastAsia="ru-RU"/>
-        </w:rPr>
-      </w:pPr>
-      <w:r>
-        <w:rPr>
-          <w:rFonts w:eastAsia="Times New Roman" w:cs="Times New Roman"/>
-          <w:sz w:val="28"/>
-          <w:szCs w:val="28"/>
-          <w:lang w:eastAsia="ru-RU"/>
-        </w:rPr>
-        <w:t xml:space="preserve">Ключ «Лебедева </w:t>
-      </w:r>
-      <w:proofErr w:type="spellStart"/>
-      <w:r>
-        <w:rPr>
-          <w:rFonts w:eastAsia="Times New Roman" w:cs="Times New Roman"/>
-          <w:sz w:val="28"/>
-          <w:szCs w:val="28"/>
-          <w:lang w:eastAsia="ru-RU"/>
-        </w:rPr>
-        <w:t>Т.И.|Санкт-Петербург</w:t>
-      </w:r>
-      <w:proofErr w:type="spellEnd"/>
-      <w:r>
-        <w:rPr>
-          <w:rFonts w:eastAsia="Times New Roman" w:cs="Times New Roman"/>
-          <w:sz w:val="28"/>
-          <w:szCs w:val="28"/>
-          <w:lang w:eastAsia="ru-RU"/>
-        </w:rPr>
-        <w:t xml:space="preserve">» и соответствующий индекс переносятся в корень на место удаляемого узла. Исходный узел «Лебедева» удаляется из третьего уровня, правый потомок узла «Лебедев» становится равным NIL. Поскольку удалённый узел «Лебедева» был красным, свойства дерева </w:t>
-      </w:r>
-      <w:proofErr w:type="gramStart"/>
-      <w:r>
-        <w:rPr>
-          <w:rFonts w:eastAsia="Times New Roman" w:cs="Times New Roman"/>
-          <w:sz w:val="28"/>
-          <w:szCs w:val="28"/>
-          <w:lang w:eastAsia="ru-RU"/>
-        </w:rPr>
-        <w:t>не нарушаются</w:t>
-      </w:r>
-      <w:proofErr w:type="gramEnd"/>
-      <w:r>
-        <w:rPr>
-          <w:rFonts w:eastAsia="Times New Roman" w:cs="Times New Roman"/>
-          <w:sz w:val="28"/>
-          <w:szCs w:val="28"/>
-          <w:lang w:eastAsia="ru-RU"/>
-        </w:rPr>
-        <w:t xml:space="preserve"> и процедура </w:t>
-      </w:r>
-      <w:proofErr w:type="spellStart"/>
-      <w:r>
-        <w:rPr>
-          <w:rFonts w:eastAsia="Times New Roman" w:cs="Times New Roman"/>
-          <w:sz w:val="28"/>
-          <w:szCs w:val="28"/>
-          <w:lang w:eastAsia="ru-RU"/>
-        </w:rPr>
-        <w:t>DeleteFix</w:t>
-      </w:r>
-      <w:proofErr w:type="spellEnd"/>
-      <w:r>
-        <w:rPr>
-          <w:rFonts w:eastAsia="Times New Roman" w:cs="Times New Roman"/>
-          <w:sz w:val="28"/>
-          <w:szCs w:val="28"/>
-          <w:lang w:eastAsia="ru-RU"/>
-        </w:rPr>
-        <w:t xml:space="preserve"> не требуется. Итоговое дерево после удаления представлено на рисунке </w:t>
-      </w:r>
-      <w:r>
-        <w:rPr>
-          <w:rFonts w:eastAsia="Times New Roman" w:cs="Times New Roman"/>
-          <w:sz w:val="28"/>
-          <w:szCs w:val="28"/>
-          <w:lang w:eastAsia="ru-RU"/>
-        </w:rPr>
-        <w:t>3</w:t>
-      </w:r>
-      <w:r>
-        <w:rPr>
-          <w:rFonts w:eastAsia="Times New Roman" w:cs="Times New Roman"/>
-          <w:sz w:val="28"/>
-          <w:szCs w:val="28"/>
-          <w:lang w:eastAsia="ru-RU"/>
-        </w:rPr>
-        <w:t>.</w:t>
-      </w:r>
-    </w:p>
-    <w:p>
-      <w:pPr>
-        <w:spacing w:after="0" w:line="360" w:lineRule="auto"/>
-        <w:rPr>
-          <w:rFonts w:eastAsia="Times New Roman" w:cs="Times New Roman"/>
-          <w:sz w:val="28"/>
-          <w:szCs w:val="28"/>
-          <w:lang w:eastAsia="ru-RU"/>
-        </w:rPr>
-      </w:pPr>
-    </w:p>
-    <w:p>
-      <w:pPr>
-        <w:keepNext/>
-        <w:spacing w:after="0" w:line="360" w:lineRule="auto"/>
-      </w:pPr>
-      <w:r>
-        <w:rPr>
-          <w:rFonts w:eastAsia="Times New Roman" w:cs="Times New Roman"/>
-          <w:sz w:val="28"/>
-          <w:szCs w:val="28"/>
-          <w:lang w:eastAsia="ru-RU"/>
+      <w:r>
+        <w:rPr>
+          <w:rFonts w:cs="Times New Roman"/>
+          <w:noProof/>
+          <w:sz w:val="28"/>
+          <w:szCs w:val="28"/>
         </w:rPr>
         <w:drawing>
-          <wp:inline distT="0" distB="0" distL="0" distR="0" wp14:anchorId="10F8AFDF" wp14:editId="287360BF">
-            <wp:extent cx="5940425" cy="2287270"/>
-            <wp:effectExtent l="0" t="0" r="3175" b="0"/>
-            <wp:docPr id="1060991813" name="Рисунок 10"/>
+          <wp:anchor distT="0" distB="0" distL="114300" distR="114300" simplePos="0" relativeHeight="251678720" behindDoc="0" locked="0" layoutInCell="1" allowOverlap="1" wp14:anchorId="3BDED838" wp14:editId="6F19AB8A">
+            <wp:simplePos x="0" y="0"/>
+            <wp:positionH relativeFrom="page">
+              <wp:align>center</wp:align>
+            </wp:positionH>
+            <wp:positionV relativeFrom="paragraph">
+              <wp:posOffset>1394460</wp:posOffset>
+            </wp:positionV>
+            <wp:extent cx="3284220" cy="1150620"/>
+            <wp:effectExtent l="0" t="0" r="0" b="0"/>
+            <wp:wrapTopAndBottom/>
+            <wp:docPr id="1776145151" name="Рисунок 14"/>
             <wp:cNvGraphicFramePr>
               <a:graphicFrameLocks xmlns:a="http://schemas.openxmlformats.org/drawingml/2006/main" noChangeAspect="1"/>
             </wp:cNvGraphicFramePr>
@@ -18798,7 +18496,474 @@
               <a:graphicData uri="http://schemas.openxmlformats.org/drawingml/2006/picture">
                 <pic:pic xmlns:pic="http://schemas.openxmlformats.org/drawingml/2006/picture">
                   <pic:nvPicPr>
-                    <pic:cNvPr id="0" name="Picture 21"/>
+                    <pic:cNvPr id="0" name="Picture 34"/>
+                    <pic:cNvPicPr>
+                      <a:picLocks noChangeAspect="1" noChangeArrowheads="1"/>
+                    </pic:cNvPicPr>
+                  </pic:nvPicPr>
+                  <pic:blipFill>
+                    <a:blip r:embed="rId13">
+                      <a:extLst>
+                        <a:ext uri="{28A0092B-C50C-407E-A947-70E740481C1C}">
+                          <a14:useLocalDpi xmlns:a14="http://schemas.microsoft.com/office/drawing/2010/main" val="0"/>
+                        </a:ext>
+                      </a:extLst>
+                    </a:blip>
+                    <a:srcRect/>
+                    <a:stretch>
+                      <a:fillRect/>
+                    </a:stretch>
+                  </pic:blipFill>
+                  <pic:spPr bwMode="auto">
+                    <a:xfrm>
+                      <a:off x="0" y="0"/>
+                      <a:ext cx="3284220" cy="1150620"/>
+                    </a:xfrm>
+                    <a:prstGeom prst="rect">
+                      <a:avLst/>
+                    </a:prstGeom>
+                    <a:noFill/>
+                    <a:ln>
+                      <a:noFill/>
+                    </a:ln>
+                  </pic:spPr>
+                </pic:pic>
+              </a:graphicData>
+            </a:graphic>
+          </wp:anchor>
+        </w:drawing>
+      </w:r>
+      <w:r>
+        <w:rPr>
+          <w:rFonts w:cs="Times New Roman"/>
+          <w:sz w:val="28"/>
+          <w:szCs w:val="28"/>
+        </w:rPr>
+        <w:t xml:space="preserve">После удаления проверяется балансировка. Так как при удалении красной вершины свойства дерева не нарушаются, восстановление балансировки требуется только при удалении чёрной вершины [1]. Возможны четыре случая (рисунки </w:t>
+      </w:r>
+      <w:r>
+        <w:rPr>
+          <w:rFonts w:cs="Times New Roman"/>
+          <w:sz w:val="28"/>
+          <w:szCs w:val="28"/>
+        </w:rPr>
+        <w:t>5</w:t>
+      </w:r>
+      <w:r>
+        <w:rPr>
+          <w:rFonts w:cs="Times New Roman"/>
+          <w:sz w:val="28"/>
+          <w:szCs w:val="28"/>
+        </w:rPr>
+        <w:t>–</w:t>
+      </w:r>
+      <w:r>
+        <w:rPr>
+          <w:rFonts w:cs="Times New Roman"/>
+          <w:sz w:val="28"/>
+          <w:szCs w:val="28"/>
+        </w:rPr>
+        <w:t>8</w:t>
+      </w:r>
+      <w:r>
+        <w:rPr>
+          <w:rFonts w:cs="Times New Roman"/>
+          <w:sz w:val="28"/>
+          <w:szCs w:val="28"/>
+        </w:rPr>
+        <w:t>)</w:t>
+      </w:r>
+      <w:r>
+        <w:rPr>
+          <w:rFonts w:cs="Times New Roman"/>
+          <w:sz w:val="28"/>
+          <w:szCs w:val="28"/>
+        </w:rPr>
+        <w:t>, белая вершина – универсальная</w:t>
+      </w:r>
+      <w:r>
+        <w:rPr>
+          <w:rFonts w:cs="Times New Roman"/>
+          <w:sz w:val="28"/>
+          <w:szCs w:val="28"/>
+        </w:rPr>
+        <w:t>.</w:t>
+      </w:r>
+    </w:p>
+    <w:p>
+      <w:pPr>
+        <w:spacing w:after="0" w:line="360" w:lineRule="auto"/>
+        <w:jc w:val="both"/>
+        <w:rPr>
+          <w:rFonts w:cs="Times New Roman"/>
+          <w:sz w:val="28"/>
+          <w:szCs w:val="28"/>
+        </w:rPr>
+      </w:pPr>
+      <w:r>
+        <w:rPr>
+          <w:noProof/>
+        </w:rPr>
+        <w:lastRenderedPageBreak/>
+        <mc:AlternateContent>
+          <mc:Choice Requires="wps">
+            <w:drawing>
+              <wp:anchor distT="0" distB="0" distL="114300" distR="114300" simplePos="0" relativeHeight="251680768" behindDoc="0" locked="0" layoutInCell="1" allowOverlap="1" wp14:anchorId="45E987C8" wp14:editId="34C0FF7C">
+                <wp:simplePos x="0" y="0"/>
+                <wp:positionH relativeFrom="page">
+                  <wp:align>center</wp:align>
+                </wp:positionH>
+                <wp:positionV relativeFrom="paragraph">
+                  <wp:posOffset>1350010</wp:posOffset>
+                </wp:positionV>
+                <wp:extent cx="3345180" cy="635"/>
+                <wp:effectExtent l="0" t="0" r="7620" b="0"/>
+                <wp:wrapTopAndBottom/>
+                <wp:docPr id="263777182" name="Надпись 1"/>
+                <wp:cNvGraphicFramePr/>
+                <a:graphic xmlns:a="http://schemas.openxmlformats.org/drawingml/2006/main">
+                  <a:graphicData uri="http://schemas.microsoft.com/office/word/2010/wordprocessingShape">
+                    <wps:wsp>
+                      <wps:cNvSpPr txBox="1"/>
+                      <wps:spPr>
+                        <a:xfrm>
+                          <a:off x="0" y="0"/>
+                          <a:ext cx="3345180" cy="635"/>
+                        </a:xfrm>
+                        <a:prstGeom prst="rect">
+                          <a:avLst/>
+                        </a:prstGeom>
+                        <a:solidFill>
+                          <a:prstClr val="white"/>
+                        </a:solidFill>
+                        <a:ln>
+                          <a:noFill/>
+                        </a:ln>
+                      </wps:spPr>
+                      <wps:txbx>
+                        <w:txbxContent>
+                          <w:p>
+                            <w:pPr>
+                              <w:pStyle w:val="af4"/>
+                              <w:rPr>
+                                <w:rFonts w:cs="Times New Roman"/>
+                                <w:i w:val="0"/>
+                                <w:iCs w:val="0"/>
+                                <w:color w:val="auto"/>
+                                <w:sz w:val="28"/>
+                                <w:szCs w:val="28"/>
+                              </w:rPr>
+                            </w:pPr>
+                            <w:r>
+                              <w:rPr>
+                                <w:i w:val="0"/>
+                                <w:iCs w:val="0"/>
+                                <w:color w:val="auto"/>
+                                <w:sz w:val="28"/>
+                                <w:szCs w:val="28"/>
+                              </w:rPr>
+                              <w:t xml:space="preserve">Рисунок </w:t>
+                            </w:r>
+                            <w:r>
+                              <w:rPr>
+                                <w:i w:val="0"/>
+                                <w:iCs w:val="0"/>
+                                <w:color w:val="auto"/>
+                                <w:sz w:val="28"/>
+                                <w:szCs w:val="28"/>
+                                <w:lang w:val="en-US"/>
+                              </w:rPr>
+                              <w:t>6</w:t>
+                            </w:r>
+                            <w:r>
+                              <w:rPr>
+                                <w:i w:val="0"/>
+                                <w:iCs w:val="0"/>
+                                <w:color w:val="auto"/>
+                                <w:sz w:val="28"/>
+                                <w:szCs w:val="28"/>
+                                <w:lang w:val="en-US"/>
+                              </w:rPr>
+                              <w:t xml:space="preserve"> – </w:t>
+                            </w:r>
+                            <w:r>
+                              <w:rPr>
+                                <w:i w:val="0"/>
+                                <w:iCs w:val="0"/>
+                                <w:color w:val="auto"/>
+                                <w:sz w:val="28"/>
+                                <w:szCs w:val="28"/>
+                              </w:rPr>
+                              <w:t>Удаление вершины, случай 2</w:t>
+                            </w:r>
+                          </w:p>
+                        </w:txbxContent>
+                      </wps:txbx>
+                      <wps:bodyPr rot="0" spcFirstLastPara="0" vertOverflow="overflow" horzOverflow="overflow" vert="horz" wrap="square" lIns="0" tIns="0" rIns="0" bIns="0" numCol="1" spcCol="0" rtlCol="0" fromWordArt="0" anchor="t" anchorCtr="0" forceAA="0" compatLnSpc="1">
+                        <a:prstTxWarp prst="textNoShape">
+                          <a:avLst/>
+                        </a:prstTxWarp>
+                        <a:spAutoFit/>
+                      </wps:bodyPr>
+                    </wps:wsp>
+                  </a:graphicData>
+                </a:graphic>
+              </wp:anchor>
+            </w:drawing>
+          </mc:Choice>
+          <mc:Fallback>
+            <w:pict>
+              <v:shape w14:anchorId="45E987C8" id="_x0000_s1031" type="#_x0000_t202" style="position:absolute;left:0;text-align:left;margin-left:0;margin-top:106.3pt;width:263.4pt;height:.05pt;z-index:251680768;visibility:visible;mso-wrap-style:square;mso-wrap-distance-left:9pt;mso-wrap-distance-top:0;mso-wrap-distance-right:9pt;mso-wrap-distance-bottom:0;mso-position-horizontal:center;mso-position-horizontal-relative:page;mso-position-vertical:absolute;mso-position-vertical-relative:text;v-text-anchor:top" o:gfxdata="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" stroked="f">
+                <v:textbox style="mso-fit-shape-to-text:t" inset="0,0,0,0">
+                  <w:txbxContent>
+                    <w:p>
+                      <w:pPr>
+                        <w:pStyle w:val="af4"/>
+                        <w:rPr>
+                          <w:rFonts w:cs="Times New Roman"/>
+                          <w:i w:val="0"/>
+                          <w:iCs w:val="0"/>
+                          <w:color w:val="auto"/>
+                          <w:sz w:val="28"/>
+                          <w:szCs w:val="28"/>
+                        </w:rPr>
+                      </w:pPr>
+                      <w:r>
+                        <w:rPr>
+                          <w:i w:val="0"/>
+                          <w:iCs w:val="0"/>
+                          <w:color w:val="auto"/>
+                          <w:sz w:val="28"/>
+                          <w:szCs w:val="28"/>
+                        </w:rPr>
+                        <w:t xml:space="preserve">Рисунок </w:t>
+                      </w:r>
+                      <w:r>
+                        <w:rPr>
+                          <w:i w:val="0"/>
+                          <w:iCs w:val="0"/>
+                          <w:color w:val="auto"/>
+                          <w:sz w:val="28"/>
+                          <w:szCs w:val="28"/>
+                          <w:lang w:val="en-US"/>
+                        </w:rPr>
+                        <w:t>6</w:t>
+                      </w:r>
+                      <w:r>
+                        <w:rPr>
+                          <w:i w:val="0"/>
+                          <w:iCs w:val="0"/>
+                          <w:color w:val="auto"/>
+                          <w:sz w:val="28"/>
+                          <w:szCs w:val="28"/>
+                          <w:lang w:val="en-US"/>
+                        </w:rPr>
+                        <w:t xml:space="preserve"> – </w:t>
+                      </w:r>
+                      <w:r>
+                        <w:rPr>
+                          <w:i w:val="0"/>
+                          <w:iCs w:val="0"/>
+                          <w:color w:val="auto"/>
+                          <w:sz w:val="28"/>
+                          <w:szCs w:val="28"/>
+                        </w:rPr>
+                        <w:t>Удаление вершины, случай 2</w:t>
+                      </w:r>
+                    </w:p>
+                  </w:txbxContent>
+                </v:textbox>
+                <w10:wrap type="topAndBottom" anchorx="page"/>
+              </v:shape>
+            </w:pict>
+          </mc:Fallback>
+        </mc:AlternateContent>
+      </w:r>
+      <w:r>
+        <w:rPr>
+          <w:noProof/>
+        </w:rPr>
+        <mc:AlternateContent>
+          <mc:Choice Requires="wps">
+            <w:drawing>
+              <wp:anchor distT="0" distB="0" distL="114300" distR="114300" simplePos="0" relativeHeight="251683840" behindDoc="0" locked="0" layoutInCell="1" allowOverlap="1" wp14:anchorId="729D4BEE" wp14:editId="4C28B883">
+                <wp:simplePos x="0" y="0"/>
+                <wp:positionH relativeFrom="page">
+                  <wp:align>center</wp:align>
+                </wp:positionH>
+                <wp:positionV relativeFrom="paragraph">
+                  <wp:posOffset>3641725</wp:posOffset>
+                </wp:positionV>
+                <wp:extent cx="3726180" cy="205740"/>
+                <wp:effectExtent l="0" t="0" r="7620" b="3810"/>
+                <wp:wrapTopAndBottom/>
+                <wp:docPr id="559067089" name="Надпись 1"/>
+                <wp:cNvGraphicFramePr/>
+                <a:graphic xmlns:a="http://schemas.openxmlformats.org/drawingml/2006/main">
+                  <a:graphicData uri="http://schemas.microsoft.com/office/word/2010/wordprocessingShape">
+                    <wps:wsp>
+                      <wps:cNvSpPr txBox="1"/>
+                      <wps:spPr>
+                        <a:xfrm>
+                          <a:off x="0" y="0"/>
+                          <a:ext cx="3726180" cy="205740"/>
+                        </a:xfrm>
+                        <a:prstGeom prst="rect">
+                          <a:avLst/>
+                        </a:prstGeom>
+                        <a:solidFill>
+                          <a:prstClr val="white"/>
+                        </a:solidFill>
+                        <a:ln>
+                          <a:noFill/>
+                        </a:ln>
+                      </wps:spPr>
+                      <wps:txbx>
+                        <w:txbxContent>
+                          <w:p>
+                            <w:pPr>
+                              <w:pStyle w:val="af4"/>
+                              <w:rPr>
+                                <w:i w:val="0"/>
+                                <w:iCs w:val="0"/>
+                                <w:color w:val="auto"/>
+                                <w:sz w:val="28"/>
+                                <w:szCs w:val="28"/>
+                              </w:rPr>
+                            </w:pPr>
+                            <w:r>
+                              <w:rPr>
+                                <w:i w:val="0"/>
+                                <w:iCs w:val="0"/>
+                                <w:color w:val="auto"/>
+                                <w:sz w:val="28"/>
+                                <w:szCs w:val="28"/>
+                              </w:rPr>
+                              <w:t xml:space="preserve">Рисунок </w:t>
+                            </w:r>
+                            <w:r>
+                              <w:rPr>
+                                <w:i w:val="0"/>
+                                <w:iCs w:val="0"/>
+                                <w:color w:val="auto"/>
+                                <w:sz w:val="28"/>
+                                <w:szCs w:val="28"/>
+                                <w:lang w:val="en-US"/>
+                              </w:rPr>
+                              <w:t xml:space="preserve">7 – </w:t>
+                            </w:r>
+                            <w:r>
+                              <w:rPr>
+                                <w:i w:val="0"/>
+                                <w:iCs w:val="0"/>
+                                <w:color w:val="auto"/>
+                                <w:sz w:val="28"/>
+                                <w:szCs w:val="28"/>
+                              </w:rPr>
+                              <w:t>Удаление вершины, случай 3</w:t>
+                            </w:r>
+                          </w:p>
+                        </w:txbxContent>
+                      </wps:txbx>
+                      <wps:bodyPr rot="0" spcFirstLastPara="0" vertOverflow="overflow" horzOverflow="overflow" vert="horz" wrap="square" lIns="0" tIns="0" rIns="0" bIns="0" numCol="1" spcCol="0" rtlCol="0" fromWordArt="0" anchor="t" anchorCtr="0" forceAA="0" compatLnSpc="1">
+                        <a:prstTxWarp prst="textNoShape">
+                          <a:avLst/>
+                        </a:prstTxWarp>
+                        <a:noAutofit/>
+                      </wps:bodyPr>
+                    </wps:wsp>
+                  </a:graphicData>
+                </a:graphic>
+                <wp14:sizeRelV relativeFrom="margin">
+                  <wp14:pctHeight>0</wp14:pctHeight>
+                </wp14:sizeRelV>
+              </wp:anchor>
+            </w:drawing>
+          </mc:Choice>
+          <mc:Fallback>
+            <w:pict>
+              <v:shape w14:anchorId="729D4BEE" id="_x0000_s1032" type="#_x0000_t202" style="position:absolute;left:0;text-align:left;margin-left:0;margin-top:286.75pt;width:293.4pt;height:16.2pt;z-index:251683840;visibility:visible;mso-wrap-style:square;mso-height-percent:0;mso-wrap-distance-left:9pt;mso-wrap-distance-top:0;mso-wrap-distance-right:9pt;mso-wrap-distance-bottom:0;mso-position-horizontal:center;mso-position-horizontal-relative:page;mso-position-vertical:absolute;mso-position-vertical-relative:text;mso-height-percent:0;mso-height-relative:margin;v-text-anchor:top" o:gfxdata="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" stroked="f">
+                <v:textbox inset="0,0,0,0">
+                  <w:txbxContent>
+                    <w:p>
+                      <w:pPr>
+                        <w:pStyle w:val="af4"/>
+                        <w:rPr>
+                          <w:i w:val="0"/>
+                          <w:iCs w:val="0"/>
+                          <w:color w:val="auto"/>
+                          <w:sz w:val="28"/>
+                          <w:szCs w:val="28"/>
+                        </w:rPr>
+                      </w:pPr>
+                      <w:r>
+                        <w:rPr>
+                          <w:i w:val="0"/>
+                          <w:iCs w:val="0"/>
+                          <w:color w:val="auto"/>
+                          <w:sz w:val="28"/>
+                          <w:szCs w:val="28"/>
+                        </w:rPr>
+                        <w:t xml:space="preserve">Рисунок </w:t>
+                      </w:r>
+                      <w:r>
+                        <w:rPr>
+                          <w:i w:val="0"/>
+                          <w:iCs w:val="0"/>
+                          <w:color w:val="auto"/>
+                          <w:sz w:val="28"/>
+                          <w:szCs w:val="28"/>
+                          <w:lang w:val="en-US"/>
+                        </w:rPr>
+                        <w:t xml:space="preserve">7 – </w:t>
+                      </w:r>
+                      <w:r>
+                        <w:rPr>
+                          <w:i w:val="0"/>
+                          <w:iCs w:val="0"/>
+                          <w:color w:val="auto"/>
+                          <w:sz w:val="28"/>
+                          <w:szCs w:val="28"/>
+                        </w:rPr>
+                        <w:t>Удаление вершины, случай 3</w:t>
+                      </w:r>
+                    </w:p>
+                  </w:txbxContent>
+                </v:textbox>
+                <w10:wrap type="topAndBottom" anchorx="page"/>
+              </v:shape>
+            </w:pict>
+          </mc:Fallback>
+        </mc:AlternateContent>
+      </w:r>
+      <w:r>
+        <w:rPr>
+          <w:rFonts w:cs="Times New Roman"/>
+          <w:noProof/>
+          <w:sz w:val="28"/>
+          <w:szCs w:val="28"/>
+        </w:rPr>
+        <w:drawing>
+          <wp:anchor distT="0" distB="0" distL="114300" distR="114300" simplePos="0" relativeHeight="251682816" behindDoc="0" locked="0" layoutInCell="1" allowOverlap="1" wp14:anchorId="59D1518B" wp14:editId="6898BA52">
+            <wp:simplePos x="0" y="0"/>
+            <wp:positionH relativeFrom="page">
+              <wp:align>center</wp:align>
+            </wp:positionH>
+            <wp:positionV relativeFrom="paragraph">
+              <wp:posOffset>2057400</wp:posOffset>
+            </wp:positionV>
+            <wp:extent cx="3726180" cy="1531620"/>
+            <wp:effectExtent l="0" t="0" r="7620" b="0"/>
+            <wp:wrapTopAndBottom/>
+            <wp:docPr id="1072540483" name="Рисунок 20"/>
+            <wp:cNvGraphicFramePr>
+              <a:graphicFrameLocks xmlns:a="http://schemas.openxmlformats.org/drawingml/2006/main" noChangeAspect="1"/>
+            </wp:cNvGraphicFramePr>
+            <a:graphic xmlns:a="http://schemas.openxmlformats.org/drawingml/2006/main">
+              <a:graphicData uri="http://schemas.openxmlformats.org/drawingml/2006/picture">
+                <pic:pic xmlns:pic="http://schemas.openxmlformats.org/drawingml/2006/picture">
+                  <pic:nvPicPr>
+                    <pic:cNvPr id="0" name="Picture 55"/>
                     <pic:cNvPicPr>
                       <a:picLocks noChangeAspect="1" noChangeArrowheads="1"/>
                     </pic:cNvPicPr>
@@ -18819,7 +18984,7 @@
                   <pic:spPr bwMode="auto">
                     <a:xfrm>
                       <a:off x="0" y="0"/>
-                      <a:ext cx="5940425" cy="2287270"/>
+                      <a:ext cx="3726180" cy="1531620"/>
                     </a:xfrm>
                     <a:prstGeom prst="rect">
                       <a:avLst/>
@@ -18832,405 +18997,29 @@
                 </pic:pic>
               </a:graphicData>
             </a:graphic>
-          </wp:inline>
+          </wp:anchor>
         </w:drawing>
       </w:r>
-    </w:p>
-    <w:p>
-      <w:pPr>
-        <w:pStyle w:val="af4"/>
-        <w:jc w:val="center"/>
-        <w:rPr>
-          <w:rFonts w:eastAsia="Times New Roman" w:cs="Times New Roman"/>
-          <w:i w:val="0"/>
-          <w:iCs w:val="0"/>
-          <w:color w:val="auto"/>
-          <w:sz w:val="28"/>
-          <w:szCs w:val="28"/>
-          <w:lang w:eastAsia="ru-RU"/>
-        </w:rPr>
-      </w:pPr>
-      <w:r>
-        <w:rPr>
-          <w:i w:val="0"/>
-          <w:iCs w:val="0"/>
-          <w:color w:val="auto"/>
-          <w:sz w:val="28"/>
-          <w:szCs w:val="28"/>
-        </w:rPr>
-        <w:t xml:space="preserve">Рисунок </w:t>
-      </w:r>
-      <w:r>
-        <w:rPr>
-          <w:i w:val="0"/>
-          <w:iCs w:val="0"/>
-          <w:color w:val="auto"/>
-          <w:sz w:val="28"/>
-          <w:szCs w:val="28"/>
-        </w:rPr>
-        <w:fldChar w:fldCharType="begin"/>
-      </w:r>
-      <w:r>
-        <w:rPr>
-          <w:i w:val="0"/>
-          <w:iCs w:val="0"/>
-          <w:color w:val="auto"/>
-          <w:sz w:val="28"/>
-          <w:szCs w:val="28"/>
-        </w:rPr>
-        <w:instrText xml:space="preserve"> SEQ Рисунок \* ARABIC </w:instrText>
-      </w:r>
-      <w:r>
-        <w:rPr>
-          <w:i w:val="0"/>
-          <w:iCs w:val="0"/>
-          <w:color w:val="auto"/>
-          <w:sz w:val="28"/>
-          <w:szCs w:val="28"/>
-        </w:rPr>
-        <w:fldChar w:fldCharType="separate"/>
-      </w:r>
-      <w:r>
-        <w:rPr>
-          <w:i w:val="0"/>
-          <w:iCs w:val="0"/>
+      <w:r>
+        <w:rPr>
+          <w:rFonts w:cs="Times New Roman"/>
           <w:noProof/>
-          <w:color w:val="auto"/>
-          <w:sz w:val="28"/>
-          <w:szCs w:val="28"/>
-        </w:rPr>
-        <w:t>3</w:t>
-      </w:r>
-      <w:r>
-        <w:rPr>
-          <w:i w:val="0"/>
-          <w:iCs w:val="0"/>
-          <w:color w:val="auto"/>
-          <w:sz w:val="28"/>
-          <w:szCs w:val="28"/>
-        </w:rPr>
-        <w:fldChar w:fldCharType="end"/>
-      </w:r>
-      <w:r>
-        <w:rPr>
-          <w:i w:val="0"/>
-          <w:iCs w:val="0"/>
-          <w:color w:val="auto"/>
-          <w:sz w:val="28"/>
-          <w:szCs w:val="28"/>
-        </w:rPr>
-        <w:t xml:space="preserve"> – Пример удаления</w:t>
-      </w:r>
-    </w:p>
-    <w:p>
-      <w:pPr>
-        <w:spacing w:after="0" w:line="360" w:lineRule="auto"/>
-        <w:rPr>
-          <w:rFonts w:eastAsia="Times New Roman" w:cs="Times New Roman"/>
-          <w:sz w:val="28"/>
-          <w:szCs w:val="28"/>
-          <w:lang w:eastAsia="ru-RU"/>
-        </w:rPr>
-      </w:pPr>
-    </w:p>
-    <w:p>
-      <w:pPr>
-        <w:spacing w:after="0" w:line="360" w:lineRule="auto"/>
-        <w:rPr>
-          <w:rFonts w:eastAsia="Times New Roman" w:cs="Times New Roman"/>
-          <w:sz w:val="28"/>
-          <w:szCs w:val="28"/>
-          <w:lang w:eastAsia="ru-RU"/>
-        </w:rPr>
-      </w:pPr>
-      <w:r>
-        <w:rPr>
-          <w:rFonts w:eastAsia="Times New Roman" w:cs="Times New Roman"/>
-          <w:b/>
-          <w:bCs/>
-          <w:sz w:val="28"/>
-          <w:szCs w:val="28"/>
-          <w:lang w:eastAsia="ru-RU"/>
-        </w:rPr>
-        <w:t>Пример поиска</w:t>
-      </w:r>
-    </w:p>
-    <w:p>
-      <w:pPr>
-        <w:spacing w:after="0" w:line="360" w:lineRule="auto"/>
-        <w:rPr>
-          <w:rFonts w:eastAsia="Times New Roman" w:cs="Times New Roman"/>
-          <w:sz w:val="28"/>
-          <w:szCs w:val="28"/>
-          <w:lang w:eastAsia="ru-RU"/>
-        </w:rPr>
-      </w:pPr>
-      <w:r>
-        <w:rPr>
-          <w:rFonts w:eastAsia="Times New Roman" w:cs="Times New Roman"/>
-          <w:sz w:val="28"/>
-          <w:szCs w:val="28"/>
-          <w:lang w:eastAsia="ru-RU"/>
-        </w:rPr>
-        <w:t xml:space="preserve">Рассмотрим поиск записи «Орлов </w:t>
-      </w:r>
-      <w:proofErr w:type="spellStart"/>
-      <w:r>
-        <w:rPr>
-          <w:rFonts w:eastAsia="Times New Roman" w:cs="Times New Roman"/>
-          <w:sz w:val="28"/>
-          <w:szCs w:val="28"/>
-          <w:lang w:eastAsia="ru-RU"/>
-        </w:rPr>
-        <w:t>Н.П.|Самара</w:t>
-      </w:r>
-      <w:proofErr w:type="spellEnd"/>
-      <w:r>
-        <w:rPr>
-          <w:rFonts w:eastAsia="Times New Roman" w:cs="Times New Roman"/>
-          <w:sz w:val="28"/>
-          <w:szCs w:val="28"/>
-          <w:lang w:eastAsia="ru-RU"/>
-        </w:rPr>
-        <w:t>» в красно-чёрном дереве. Поиск выполняется аналогично обычному бинарному дереву поиска: начиная с корня, ключ запроса сравнивается с ключом текущего узла, и в зависимости от результата сравнения выполняется переход в левое или правое поддерево.</w:t>
-      </w:r>
-    </w:p>
-    <w:p>
-      <w:pPr>
-        <w:spacing w:after="0" w:line="360" w:lineRule="auto"/>
-        <w:rPr>
-          <w:rFonts w:eastAsia="Times New Roman" w:cs="Times New Roman"/>
-          <w:sz w:val="28"/>
-          <w:szCs w:val="28"/>
-          <w:lang w:eastAsia="ru-RU"/>
-        </w:rPr>
-      </w:pPr>
-      <w:r>
-        <w:rPr>
-          <w:rFonts w:eastAsia="Times New Roman" w:cs="Times New Roman"/>
-          <w:sz w:val="28"/>
-          <w:szCs w:val="28"/>
-          <w:lang w:eastAsia="ru-RU"/>
-        </w:rPr>
-        <w:t xml:space="preserve">Шаг 1. Текущий узел — корень «Морозова </w:t>
-      </w:r>
-      <w:proofErr w:type="spellStart"/>
-      <w:r>
-        <w:rPr>
-          <w:rFonts w:eastAsia="Times New Roman" w:cs="Times New Roman"/>
-          <w:sz w:val="28"/>
-          <w:szCs w:val="28"/>
-          <w:lang w:eastAsia="ru-RU"/>
-        </w:rPr>
-        <w:t>А.П.|Челябинск</w:t>
-      </w:r>
-      <w:proofErr w:type="spellEnd"/>
-      <w:r>
-        <w:rPr>
-          <w:rFonts w:eastAsia="Times New Roman" w:cs="Times New Roman"/>
-          <w:sz w:val="28"/>
-          <w:szCs w:val="28"/>
-          <w:lang w:eastAsia="ru-RU"/>
-        </w:rPr>
-        <w:t>». Сравниваем ключи: «Орлов</w:t>
-      </w:r>
-      <w:proofErr w:type="gramStart"/>
-      <w:r>
-        <w:rPr>
-          <w:rFonts w:eastAsia="Times New Roman" w:cs="Times New Roman"/>
-          <w:sz w:val="28"/>
-          <w:szCs w:val="28"/>
-          <w:lang w:eastAsia="ru-RU"/>
-        </w:rPr>
-        <w:t>» &gt;</w:t>
-      </w:r>
-      <w:proofErr w:type="gramEnd"/>
-      <w:r>
-        <w:rPr>
-          <w:rFonts w:eastAsia="Times New Roman" w:cs="Times New Roman"/>
-          <w:sz w:val="28"/>
-          <w:szCs w:val="28"/>
-          <w:lang w:eastAsia="ru-RU"/>
-        </w:rPr>
-        <w:t xml:space="preserve"> «Морозова» в лексикографическом порядке — переходим в правое поддерево.</w:t>
-      </w:r>
-    </w:p>
-    <w:p>
-      <w:pPr>
-        <w:spacing w:after="0" w:line="360" w:lineRule="auto"/>
-        <w:rPr>
-          <w:rFonts w:eastAsia="Times New Roman" w:cs="Times New Roman"/>
-          <w:sz w:val="28"/>
-          <w:szCs w:val="28"/>
-          <w:lang w:eastAsia="ru-RU"/>
-        </w:rPr>
-      </w:pPr>
-      <w:r>
-        <w:rPr>
-          <w:rFonts w:eastAsia="Times New Roman" w:cs="Times New Roman"/>
-          <w:sz w:val="28"/>
-          <w:szCs w:val="28"/>
-          <w:lang w:eastAsia="ru-RU"/>
-        </w:rPr>
-        <w:t xml:space="preserve">Шаг 2. Текущий узел — «Сидоров </w:t>
-      </w:r>
-      <w:proofErr w:type="spellStart"/>
-      <w:r>
-        <w:rPr>
-          <w:rFonts w:eastAsia="Times New Roman" w:cs="Times New Roman"/>
-          <w:sz w:val="28"/>
-          <w:szCs w:val="28"/>
-          <w:lang w:eastAsia="ru-RU"/>
-        </w:rPr>
-        <w:t>И.Д.|Челябинск</w:t>
-      </w:r>
-      <w:proofErr w:type="spellEnd"/>
-      <w:r>
-        <w:rPr>
-          <w:rFonts w:eastAsia="Times New Roman" w:cs="Times New Roman"/>
-          <w:sz w:val="28"/>
-          <w:szCs w:val="28"/>
-          <w:lang w:eastAsia="ru-RU"/>
-        </w:rPr>
-        <w:t xml:space="preserve">». Сравниваем: «Орлов» </w:t>
-      </w:r>
-      <w:proofErr w:type="gramStart"/>
-      <w:r>
-        <w:rPr>
-          <w:rFonts w:eastAsia="Times New Roman" w:cs="Times New Roman"/>
-          <w:sz w:val="28"/>
-          <w:szCs w:val="28"/>
-          <w:lang w:eastAsia="ru-RU"/>
-        </w:rPr>
-        <w:t>&lt; «</w:t>
-      </w:r>
-      <w:proofErr w:type="gramEnd"/>
-      <w:r>
-        <w:rPr>
-          <w:rFonts w:eastAsia="Times New Roman" w:cs="Times New Roman"/>
-          <w:sz w:val="28"/>
-          <w:szCs w:val="28"/>
-          <w:lang w:eastAsia="ru-RU"/>
-        </w:rPr>
-        <w:t>Сидоров» — переходим в левое поддерево.</w:t>
-      </w:r>
-    </w:p>
-    <w:p>
-      <w:pPr>
-        <w:spacing w:after="0" w:line="360" w:lineRule="auto"/>
-        <w:rPr>
-          <w:rFonts w:eastAsia="Times New Roman" w:cs="Times New Roman"/>
-          <w:sz w:val="28"/>
-          <w:szCs w:val="28"/>
-          <w:lang w:eastAsia="ru-RU"/>
-        </w:rPr>
-      </w:pPr>
-      <w:r>
-        <w:rPr>
-          <w:rFonts w:eastAsia="Times New Roman" w:cs="Times New Roman"/>
-          <w:sz w:val="28"/>
-          <w:szCs w:val="28"/>
-          <w:lang w:eastAsia="ru-RU"/>
-        </w:rPr>
-        <w:t xml:space="preserve">Шаг 3. Текущий узел — «Орлов </w:t>
-      </w:r>
-      <w:proofErr w:type="spellStart"/>
-      <w:r>
-        <w:rPr>
-          <w:rFonts w:eastAsia="Times New Roman" w:cs="Times New Roman"/>
-          <w:sz w:val="28"/>
-          <w:szCs w:val="28"/>
-          <w:lang w:eastAsia="ru-RU"/>
-        </w:rPr>
-        <w:t>Н.П.|Самара</w:t>
-      </w:r>
-      <w:proofErr w:type="spellEnd"/>
-      <w:r>
-        <w:rPr>
-          <w:rFonts w:eastAsia="Times New Roman" w:cs="Times New Roman"/>
-          <w:sz w:val="28"/>
-          <w:szCs w:val="28"/>
-          <w:lang w:eastAsia="ru-RU"/>
-        </w:rPr>
-        <w:t xml:space="preserve">». Ключи совпадают — запись найдена. Возвращается индекс из цепочки узла: </w:t>
-      </w:r>
-      <w:proofErr w:type="spellStart"/>
-      <w:r>
-        <w:rPr>
-          <w:rFonts w:eastAsia="Times New Roman" w:cs="Times New Roman"/>
-          <w:sz w:val="28"/>
-          <w:szCs w:val="28"/>
-          <w:lang w:eastAsia="ru-RU"/>
-        </w:rPr>
-        <w:t>idx</w:t>
-      </w:r>
-      <w:proofErr w:type="spellEnd"/>
-      <w:r>
-        <w:rPr>
-          <w:rFonts w:eastAsia="Times New Roman" w:cs="Times New Roman"/>
-          <w:sz w:val="28"/>
-          <w:szCs w:val="28"/>
-          <w:lang w:eastAsia="ru-RU"/>
-        </w:rPr>
-        <w:t xml:space="preserve"> = 2.</w:t>
-      </w:r>
-    </w:p>
-    <w:p>
-      <w:pPr>
-        <w:spacing w:after="0" w:line="360" w:lineRule="auto"/>
-        <w:rPr>
-          <w:rFonts w:eastAsia="Times New Roman" w:cs="Times New Roman"/>
-          <w:sz w:val="28"/>
-          <w:szCs w:val="28"/>
-          <w:lang w:eastAsia="ru-RU"/>
-        </w:rPr>
-      </w:pPr>
-      <w:r>
-        <w:rPr>
-          <w:rFonts w:eastAsia="Times New Roman" w:cs="Times New Roman"/>
-          <w:sz w:val="28"/>
-          <w:szCs w:val="28"/>
-          <w:lang w:eastAsia="ru-RU"/>
-        </w:rPr>
-        <w:t xml:space="preserve">Итого поиск выполнен за 3 шага — O(log₂10) ≈ 3.32, что соответствует теоретической оценке. Путь поиска представлен на рисунке </w:t>
-      </w:r>
-      <w:r>
-        <w:rPr>
-          <w:rFonts w:eastAsia="Times New Roman" w:cs="Times New Roman"/>
-          <w:sz w:val="28"/>
-          <w:szCs w:val="28"/>
-          <w:lang w:eastAsia="ru-RU"/>
-        </w:rPr>
-        <w:t>4, красной стрелкой</w:t>
-      </w:r>
-      <w:r>
-        <w:rPr>
-          <w:rFonts w:eastAsia="Times New Roman" w:cs="Times New Roman"/>
-          <w:sz w:val="28"/>
-          <w:szCs w:val="28"/>
-          <w:lang w:eastAsia="ru-RU"/>
-        </w:rPr>
-        <w:t>.</w:t>
-      </w:r>
-    </w:p>
-    <w:p>
-      <w:pPr>
-        <w:keepNext/>
-        <w:spacing w:after="0" w:line="360" w:lineRule="auto"/>
-      </w:pPr>
-      <w:r>
-        <w:rPr>
-          <w:rFonts w:eastAsia="Times New Roman" w:cs="Times New Roman"/>
-          <w:sz w:val="28"/>
-          <w:szCs w:val="28"/>
-          <w:lang w:eastAsia="ru-RU"/>
-        </w:rPr>
-        <w:lastRenderedPageBreak/>
+          <w:sz w:val="28"/>
+          <w:szCs w:val="28"/>
+        </w:rPr>
         <w:drawing>
-          <wp:inline distT="0" distB="0" distL="0" distR="0" wp14:anchorId="0325ABA4" wp14:editId="537EB0DE">
-            <wp:extent cx="5940425" cy="2287270"/>
-            <wp:effectExtent l="0" t="0" r="3175" b="0"/>
-            <wp:docPr id="1609943644" name="Рисунок 12"/>
+          <wp:anchor distT="0" distB="0" distL="114300" distR="114300" simplePos="0" relativeHeight="251681792" behindDoc="0" locked="0" layoutInCell="1" allowOverlap="1" wp14:anchorId="5DC8A150" wp14:editId="7C3B429A">
+            <wp:simplePos x="0" y="0"/>
+            <wp:positionH relativeFrom="page">
+              <wp:align>center</wp:align>
+            </wp:positionH>
+            <wp:positionV relativeFrom="paragraph">
+              <wp:posOffset>0</wp:posOffset>
+            </wp:positionV>
+            <wp:extent cx="3345180" cy="1150620"/>
+            <wp:effectExtent l="0" t="0" r="7620" b="0"/>
+            <wp:wrapTopAndBottom/>
+            <wp:docPr id="1199275978" name="Рисунок 18"/>
             <wp:cNvGraphicFramePr>
               <a:graphicFrameLocks xmlns:a="http://schemas.openxmlformats.org/drawingml/2006/main" noChangeAspect="1"/>
             </wp:cNvGraphicFramePr>
@@ -19238,7 +19027,7 @@
               <a:graphicData uri="http://schemas.openxmlformats.org/drawingml/2006/picture">
                 <pic:pic xmlns:pic="http://schemas.openxmlformats.org/drawingml/2006/picture">
                   <pic:nvPicPr>
-                    <pic:cNvPr id="0" name="Picture 28"/>
+                    <pic:cNvPr id="0" name="Picture 48"/>
                     <pic:cNvPicPr>
                       <a:picLocks noChangeAspect="1" noChangeArrowheads="1"/>
                     </pic:cNvPicPr>
@@ -19259,7 +19048,7 @@
                   <pic:spPr bwMode="auto">
                     <a:xfrm>
                       <a:off x="0" y="0"/>
-                      <a:ext cx="5940425" cy="2287270"/>
+                      <a:ext cx="3345180" cy="1150620"/>
                     </a:xfrm>
                     <a:prstGeom prst="rect">
                       <a:avLst/>
@@ -19272,9 +19061,1172 @@
                 </pic:pic>
               </a:graphicData>
             </a:graphic>
-          </wp:inline>
+          </wp:anchor>
         </w:drawing>
       </w:r>
+    </w:p>
+    <w:p>
+      <w:pPr>
+        <w:spacing w:after="0" w:line="360" w:lineRule="auto"/>
+        <w:jc w:val="both"/>
+        <w:rPr>
+          <w:rFonts w:cs="Times New Roman"/>
+          <w:sz w:val="28"/>
+          <w:szCs w:val="28"/>
+        </w:rPr>
+      </w:pPr>
+      <w:r>
+        <w:rPr>
+          <w:rFonts w:cs="Times New Roman"/>
+          <w:noProof/>
+          <w:sz w:val="28"/>
+          <w:szCs w:val="28"/>
+        </w:rPr>
+        <w:drawing>
+          <wp:anchor distT="0" distB="0" distL="114300" distR="114300" simplePos="0" relativeHeight="251684864" behindDoc="0" locked="0" layoutInCell="1" allowOverlap="1" wp14:anchorId="206B05BA" wp14:editId="78D6EBC5">
+            <wp:simplePos x="0" y="0"/>
+            <wp:positionH relativeFrom="page">
+              <wp:align>center</wp:align>
+            </wp:positionH>
+            <wp:positionV relativeFrom="paragraph">
+              <wp:posOffset>2214880</wp:posOffset>
+            </wp:positionV>
+            <wp:extent cx="3246120" cy="1150620"/>
+            <wp:effectExtent l="0" t="0" r="0" b="0"/>
+            <wp:wrapTopAndBottom/>
+            <wp:docPr id="1186831252" name="Рисунок 22"/>
+            <wp:cNvGraphicFramePr>
+              <a:graphicFrameLocks xmlns:a="http://schemas.openxmlformats.org/drawingml/2006/main" noChangeAspect="1"/>
+            </wp:cNvGraphicFramePr>
+            <a:graphic xmlns:a="http://schemas.openxmlformats.org/drawingml/2006/main">
+              <a:graphicData uri="http://schemas.openxmlformats.org/drawingml/2006/picture">
+                <pic:pic xmlns:pic="http://schemas.openxmlformats.org/drawingml/2006/picture">
+                  <pic:nvPicPr>
+                    <pic:cNvPr id="0" name="Picture 62"/>
+                    <pic:cNvPicPr>
+                      <a:picLocks noChangeAspect="1" noChangeArrowheads="1"/>
+                    </pic:cNvPicPr>
+                  </pic:nvPicPr>
+                  <pic:blipFill>
+                    <a:blip r:embed="rId16">
+                      <a:extLst>
+                        <a:ext uri="{28A0092B-C50C-407E-A947-70E740481C1C}">
+                          <a14:useLocalDpi xmlns:a14="http://schemas.microsoft.com/office/drawing/2010/main" val="0"/>
+                        </a:ext>
+                      </a:extLst>
+                    </a:blip>
+                    <a:srcRect/>
+                    <a:stretch>
+                      <a:fillRect/>
+                    </a:stretch>
+                  </pic:blipFill>
+                  <pic:spPr bwMode="auto">
+                    <a:xfrm>
+                      <a:off x="0" y="0"/>
+                      <a:ext cx="3246120" cy="1150620"/>
+                    </a:xfrm>
+                    <a:prstGeom prst="rect">
+                      <a:avLst/>
+                    </a:prstGeom>
+                    <a:noFill/>
+                    <a:ln>
+                      <a:noFill/>
+                    </a:ln>
+                  </pic:spPr>
+                </pic:pic>
+              </a:graphicData>
+            </a:graphic>
+          </wp:anchor>
+        </w:drawing>
+      </w:r>
+    </w:p>
+    <w:p>
+      <w:pPr>
+        <w:spacing w:after="0" w:line="360" w:lineRule="auto"/>
+        <w:jc w:val="both"/>
+        <w:rPr>
+          <w:rFonts w:cs="Times New Roman"/>
+          <w:color w:val="FF0000"/>
+          <w:sz w:val="28"/>
+          <w:szCs w:val="28"/>
+        </w:rPr>
+      </w:pPr>
+      <w:r>
+        <w:rPr>
+          <w:noProof/>
+        </w:rPr>
+        <mc:AlternateContent>
+          <mc:Choice Requires="wps">
+            <w:drawing>
+              <wp:anchor distT="0" distB="0" distL="114300" distR="114300" simplePos="0" relativeHeight="251685888" behindDoc="0" locked="0" layoutInCell="1" allowOverlap="1" wp14:anchorId="46D6CD1C" wp14:editId="25A4F7BB">
+                <wp:simplePos x="0" y="0"/>
+                <wp:positionH relativeFrom="page">
+                  <wp:align>center</wp:align>
+                </wp:positionH>
+                <wp:positionV relativeFrom="paragraph">
+                  <wp:posOffset>1319530</wp:posOffset>
+                </wp:positionV>
+                <wp:extent cx="3246120" cy="635"/>
+                <wp:effectExtent l="0" t="0" r="0" b="0"/>
+                <wp:wrapTopAndBottom/>
+                <wp:docPr id="1782945315" name="Надпись 1"/>
+                <wp:cNvGraphicFramePr/>
+                <a:graphic xmlns:a="http://schemas.openxmlformats.org/drawingml/2006/main">
+                  <a:graphicData uri="http://schemas.microsoft.com/office/word/2010/wordprocessingShape">
+                    <wps:wsp>
+                      <wps:cNvSpPr txBox="1"/>
+                      <wps:spPr>
+                        <a:xfrm>
+                          <a:off x="0" y="0"/>
+                          <a:ext cx="3246120" cy="635"/>
+                        </a:xfrm>
+                        <a:prstGeom prst="rect">
+                          <a:avLst/>
+                        </a:prstGeom>
+                        <a:solidFill>
+                          <a:prstClr val="white"/>
+                        </a:solidFill>
+                        <a:ln>
+                          <a:noFill/>
+                        </a:ln>
+                      </wps:spPr>
+                      <wps:txbx>
+                        <w:txbxContent>
+                          <w:p>
+                            <w:pPr>
+                              <w:pStyle w:val="af4"/>
+                              <w:rPr>
+                                <w:rFonts w:cs="Times New Roman"/>
+                                <w:i w:val="0"/>
+                                <w:iCs w:val="0"/>
+                                <w:color w:val="auto"/>
+                                <w:sz w:val="28"/>
+                                <w:szCs w:val="28"/>
+                                <w:lang w:val="en-US"/>
+                              </w:rPr>
+                            </w:pPr>
+                            <w:r>
+                              <w:rPr>
+                                <w:i w:val="0"/>
+                                <w:iCs w:val="0"/>
+                                <w:color w:val="auto"/>
+                                <w:sz w:val="28"/>
+                                <w:szCs w:val="28"/>
+                              </w:rPr>
+                              <w:t xml:space="preserve">Рисунок </w:t>
+                            </w:r>
+                            <w:r>
+                              <w:rPr>
+                                <w:i w:val="0"/>
+                                <w:iCs w:val="0"/>
+                                <w:color w:val="auto"/>
+                                <w:sz w:val="28"/>
+                                <w:szCs w:val="28"/>
+                                <w:lang w:val="en-US"/>
+                              </w:rPr>
+                              <w:t>8</w:t>
+                            </w:r>
+                            <w:r>
+                              <w:rPr>
+                                <w:i w:val="0"/>
+                                <w:iCs w:val="0"/>
+                                <w:color w:val="auto"/>
+                                <w:sz w:val="28"/>
+                                <w:szCs w:val="28"/>
+                                <w:lang w:val="en-US"/>
+                              </w:rPr>
+                              <w:t xml:space="preserve">– </w:t>
+                            </w:r>
+                            <w:r>
+                              <w:rPr>
+                                <w:i w:val="0"/>
+                                <w:iCs w:val="0"/>
+                                <w:color w:val="auto"/>
+                                <w:sz w:val="28"/>
+                                <w:szCs w:val="28"/>
+                              </w:rPr>
+                              <w:t xml:space="preserve">Удаление вершины, случай </w:t>
+                            </w:r>
+                            <w:r>
+                              <w:rPr>
+                                <w:i w:val="0"/>
+                                <w:iCs w:val="0"/>
+                                <w:color w:val="auto"/>
+                                <w:sz w:val="28"/>
+                                <w:szCs w:val="28"/>
+                                <w:lang w:val="en-US"/>
+                              </w:rPr>
+                              <w:t>4</w:t>
+                            </w:r>
+                          </w:p>
+                        </w:txbxContent>
+                      </wps:txbx>
+                      <wps:bodyPr rot="0" spcFirstLastPara="0" vertOverflow="overflow" horzOverflow="overflow" vert="horz" wrap="square" lIns="0" tIns="0" rIns="0" bIns="0" numCol="1" spcCol="0" rtlCol="0" fromWordArt="0" anchor="t" anchorCtr="0" forceAA="0" compatLnSpc="1">
+                        <a:prstTxWarp prst="textNoShape">
+                          <a:avLst/>
+                        </a:prstTxWarp>
+                        <a:spAutoFit/>
+                      </wps:bodyPr>
+                    </wps:wsp>
+                  </a:graphicData>
+                </a:graphic>
+              </wp:anchor>
+            </w:drawing>
+          </mc:Choice>
+          <mc:Fallback>
+            <w:pict>
+              <v:shape w14:anchorId="46D6CD1C" id="_x0000_s1033" type="#_x0000_t202" style="position:absolute;left:0;text-align:left;margin-left:0;margin-top:103.9pt;width:255.6pt;height:.05pt;z-index:251685888;visibility:visible;mso-wrap-style:square;mso-wrap-distance-left:9pt;mso-wrap-distance-top:0;mso-wrap-distance-right:9pt;mso-wrap-distance-bottom:0;mso-position-horizontal:center;mso-position-horizontal-relative:page;mso-position-vertical:absolute;mso-position-vertical-relative:text;v-text-anchor:top" o:gfxdata="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" stroked="f">
+                <v:textbox style="mso-fit-shape-to-text:t" inset="0,0,0,0">
+                  <w:txbxContent>
+                    <w:p>
+                      <w:pPr>
+                        <w:pStyle w:val="af4"/>
+                        <w:rPr>
+                          <w:rFonts w:cs="Times New Roman"/>
+                          <w:i w:val="0"/>
+                          <w:iCs w:val="0"/>
+                          <w:color w:val="auto"/>
+                          <w:sz w:val="28"/>
+                          <w:szCs w:val="28"/>
+                          <w:lang w:val="en-US"/>
+                        </w:rPr>
+                      </w:pPr>
+                      <w:r>
+                        <w:rPr>
+                          <w:i w:val="0"/>
+                          <w:iCs w:val="0"/>
+                          <w:color w:val="auto"/>
+                          <w:sz w:val="28"/>
+                          <w:szCs w:val="28"/>
+                        </w:rPr>
+                        <w:t xml:space="preserve">Рисунок </w:t>
+                      </w:r>
+                      <w:r>
+                        <w:rPr>
+                          <w:i w:val="0"/>
+                          <w:iCs w:val="0"/>
+                          <w:color w:val="auto"/>
+                          <w:sz w:val="28"/>
+                          <w:szCs w:val="28"/>
+                          <w:lang w:val="en-US"/>
+                        </w:rPr>
+                        <w:t>8</w:t>
+                      </w:r>
+                      <w:r>
+                        <w:rPr>
+                          <w:i w:val="0"/>
+                          <w:iCs w:val="0"/>
+                          <w:color w:val="auto"/>
+                          <w:sz w:val="28"/>
+                          <w:szCs w:val="28"/>
+                          <w:lang w:val="en-US"/>
+                        </w:rPr>
+                        <w:t xml:space="preserve">– </w:t>
+                      </w:r>
+                      <w:r>
+                        <w:rPr>
+                          <w:i w:val="0"/>
+                          <w:iCs w:val="0"/>
+                          <w:color w:val="auto"/>
+                          <w:sz w:val="28"/>
+                          <w:szCs w:val="28"/>
+                        </w:rPr>
+                        <w:t xml:space="preserve">Удаление вершины, случай </w:t>
+                      </w:r>
+                      <w:r>
+                        <w:rPr>
+                          <w:i w:val="0"/>
+                          <w:iCs w:val="0"/>
+                          <w:color w:val="auto"/>
+                          <w:sz w:val="28"/>
+                          <w:szCs w:val="28"/>
+                          <w:lang w:val="en-US"/>
+                        </w:rPr>
+                        <w:t>4</w:t>
+                      </w:r>
+                    </w:p>
+                  </w:txbxContent>
+                </v:textbox>
+                <w10:wrap type="topAndBottom" anchorx="page"/>
+              </v:shape>
+            </w:pict>
+          </mc:Fallback>
+        </mc:AlternateContent>
+      </w:r>
+    </w:p>
+    <w:p>
+      <w:pPr>
+        <w:pStyle w:val="31"/>
+      </w:pPr>
+      <w:bookmarkStart w:id="22" w:name="_Toc198370970"/>
+    </w:p>
+    <w:p>
+      <w:pPr>
+        <w:pStyle w:val="31"/>
+      </w:pPr>
+      <w:r>
+        <w:t>2.</w:t>
+      </w:r>
+      <w:r>
+        <w:t>2</w:t>
+      </w:r>
+      <w:r>
+        <w:t>.</w:t>
+      </w:r>
+      <w:r>
+        <w:t>1</w:t>
+      </w:r>
+      <w:r>
+        <w:t xml:space="preserve"> </w:t>
+      </w:r>
+      <w:bookmarkEnd w:id="22"/>
+      <w:r>
+        <w:t>О</w:t>
+      </w:r>
+      <w:r>
+        <w:t>дносвязный список в узлах красно-чёрного дерева</w:t>
+      </w:r>
+    </w:p>
+    <w:p>
+      <w:pPr>
+        <w:spacing w:after="0" w:line="360" w:lineRule="auto"/>
+        <w:ind w:firstLine="709"/>
+        <w:jc w:val="both"/>
+        <w:rPr>
+          <w:rFonts w:cs="Times New Roman"/>
+          <w:sz w:val="28"/>
+          <w:szCs w:val="28"/>
+        </w:rPr>
+      </w:pPr>
+      <w:r>
+        <w:rPr>
+          <w:rFonts w:cs="Times New Roman"/>
+          <w:sz w:val="28"/>
+          <w:szCs w:val="28"/>
+        </w:rPr>
+        <w:t xml:space="preserve">В справочнике «Мероприятия» один и тот же волонтёр может участвовать в нескольких мероприятиях, проводимых в одном городе, — такие записи имеют одинаковый составной ключ «ФИО </w:t>
+      </w:r>
+      <w:proofErr w:type="spellStart"/>
+      <w:r>
+        <w:rPr>
+          <w:rFonts w:cs="Times New Roman"/>
+          <w:sz w:val="28"/>
+          <w:szCs w:val="28"/>
+        </w:rPr>
+        <w:t>волонтёра|Город</w:t>
+      </w:r>
+      <w:proofErr w:type="spellEnd"/>
+      <w:r>
+        <w:rPr>
+          <w:rFonts w:cs="Times New Roman"/>
+          <w:sz w:val="28"/>
+          <w:szCs w:val="28"/>
+        </w:rPr>
+        <w:t xml:space="preserve">». Для их хранения в каждом узле дерева предусмотрена </w:t>
+      </w:r>
+      <w:r>
+        <w:rPr>
+          <w:rFonts w:cs="Times New Roman"/>
+          <w:b/>
+          <w:bCs/>
+          <w:sz w:val="28"/>
+          <w:szCs w:val="28"/>
+        </w:rPr>
+        <w:t>цепочка</w:t>
+      </w:r>
+      <w:r>
+        <w:rPr>
+          <w:rFonts w:cs="Times New Roman"/>
+          <w:sz w:val="28"/>
+          <w:szCs w:val="28"/>
+        </w:rPr>
+        <w:t xml:space="preserve"> — односвязный список элементов </w:t>
+      </w:r>
+      <w:proofErr w:type="spellStart"/>
+      <w:r>
+        <w:rPr>
+          <w:rFonts w:cs="Times New Roman"/>
+          <w:sz w:val="28"/>
+          <w:szCs w:val="28"/>
+        </w:rPr>
+        <w:t>ChainNode</w:t>
+      </w:r>
+      <w:proofErr w:type="spellEnd"/>
+      <w:r>
+        <w:rPr>
+          <w:rFonts w:cs="Times New Roman"/>
+          <w:sz w:val="28"/>
+          <w:szCs w:val="28"/>
+        </w:rPr>
+        <w:t xml:space="preserve"> [2, с. 475].</w:t>
+      </w:r>
+    </w:p>
+    <w:p>
+      <w:pPr>
+        <w:spacing w:after="0" w:line="360" w:lineRule="auto"/>
+        <w:ind w:firstLine="709"/>
+        <w:jc w:val="both"/>
+        <w:rPr>
+          <w:rFonts w:cs="Times New Roman"/>
+          <w:sz w:val="28"/>
+          <w:szCs w:val="28"/>
+        </w:rPr>
+      </w:pPr>
+      <w:r>
+        <w:rPr>
+          <w:rFonts w:cs="Times New Roman"/>
+          <w:sz w:val="28"/>
+          <w:szCs w:val="28"/>
+        </w:rPr>
+        <w:t xml:space="preserve">Каждый элемент </w:t>
+      </w:r>
+      <w:proofErr w:type="spellStart"/>
+      <w:r>
+        <w:rPr>
+          <w:rFonts w:cs="Times New Roman"/>
+          <w:sz w:val="28"/>
+          <w:szCs w:val="28"/>
+        </w:rPr>
+        <w:t>ChainNode</w:t>
+      </w:r>
+      <w:proofErr w:type="spellEnd"/>
+      <w:r>
+        <w:rPr>
+          <w:rFonts w:cs="Times New Roman"/>
+          <w:sz w:val="28"/>
+          <w:szCs w:val="28"/>
+        </w:rPr>
+        <w:t xml:space="preserve"> содержит индекс записи в массиве данных справочника и указатель </w:t>
+      </w:r>
+      <w:proofErr w:type="spellStart"/>
+      <w:r>
+        <w:rPr>
+          <w:rFonts w:cs="Times New Roman"/>
+          <w:sz w:val="28"/>
+          <w:szCs w:val="28"/>
+        </w:rPr>
+        <w:t>next</w:t>
+      </w:r>
+      <w:proofErr w:type="spellEnd"/>
+      <w:r>
+        <w:rPr>
+          <w:rFonts w:cs="Times New Roman"/>
+          <w:sz w:val="28"/>
+          <w:szCs w:val="28"/>
+        </w:rPr>
+        <w:t xml:space="preserve"> на следующий элемент списка. Указатель </w:t>
+      </w:r>
+      <w:proofErr w:type="spellStart"/>
+      <w:r>
+        <w:rPr>
+          <w:rFonts w:cs="Times New Roman"/>
+          <w:sz w:val="28"/>
+          <w:szCs w:val="28"/>
+        </w:rPr>
+        <w:t>next</w:t>
+      </w:r>
+      <w:proofErr w:type="spellEnd"/>
+      <w:r>
+        <w:rPr>
+          <w:rFonts w:cs="Times New Roman"/>
+          <w:sz w:val="28"/>
+          <w:szCs w:val="28"/>
+        </w:rPr>
+        <w:t xml:space="preserve"> последнего элемента равен </w:t>
+      </w:r>
+      <w:proofErr w:type="spellStart"/>
+      <w:r>
+        <w:rPr>
+          <w:rFonts w:cs="Times New Roman"/>
+          <w:sz w:val="28"/>
+          <w:szCs w:val="28"/>
+        </w:rPr>
+        <w:t>null</w:t>
+      </w:r>
+      <w:proofErr w:type="spellEnd"/>
+      <w:r>
+        <w:rPr>
+          <w:rFonts w:cs="Times New Roman"/>
+          <w:sz w:val="28"/>
+          <w:szCs w:val="28"/>
+        </w:rPr>
+        <w:t xml:space="preserve">. При первой вставке ключа вместе с узлом </w:t>
+      </w:r>
+      <w:r>
+        <w:rPr>
+          <w:rFonts w:cs="Times New Roman"/>
+          <w:sz w:val="28"/>
+          <w:szCs w:val="28"/>
+        </w:rPr>
+        <w:lastRenderedPageBreak/>
+        <w:t xml:space="preserve">дерева создаётся и первый элемент цепочки. При повторной вставке того же ключа новый узел в дереве не создаётся — новый </w:t>
+      </w:r>
+      <w:proofErr w:type="spellStart"/>
+      <w:r>
+        <w:rPr>
+          <w:rFonts w:cs="Times New Roman"/>
+          <w:sz w:val="28"/>
+          <w:szCs w:val="28"/>
+        </w:rPr>
+        <w:t>ChainNode</w:t>
+      </w:r>
+      <w:proofErr w:type="spellEnd"/>
+      <w:r>
+        <w:rPr>
+          <w:rFonts w:cs="Times New Roman"/>
+          <w:sz w:val="28"/>
+          <w:szCs w:val="28"/>
+        </w:rPr>
+        <w:t xml:space="preserve"> добавляется в начало существующей цепочки за </w:t>
+      </w:r>
+      <w:proofErr w:type="gramStart"/>
+      <w:r>
+        <w:rPr>
+          <w:rFonts w:cs="Times New Roman"/>
+          <w:sz w:val="28"/>
+          <w:szCs w:val="28"/>
+        </w:rPr>
+        <w:t>O(</w:t>
+      </w:r>
+      <w:proofErr w:type="gramEnd"/>
+      <w:r>
+        <w:rPr>
+          <w:rFonts w:cs="Times New Roman"/>
+          <w:sz w:val="28"/>
+          <w:szCs w:val="28"/>
+        </w:rPr>
+        <w:t>1) [2, с. 476].</w:t>
+      </w:r>
+    </w:p>
+    <w:p>
+      <w:pPr>
+        <w:spacing w:after="0" w:line="360" w:lineRule="auto"/>
+        <w:ind w:firstLine="709"/>
+        <w:jc w:val="both"/>
+        <w:rPr>
+          <w:rFonts w:cs="Times New Roman"/>
+          <w:sz w:val="28"/>
+          <w:szCs w:val="28"/>
+        </w:rPr>
+      </w:pPr>
+      <w:r>
+        <w:rPr>
+          <w:rFonts w:cs="Times New Roman"/>
+          <w:sz w:val="28"/>
+          <w:szCs w:val="28"/>
+        </w:rPr>
+        <w:t xml:space="preserve">При удалении конкретной записи из узла выполняется линейный обход цепочки с целью нахождения элемента с нужным индексом; найденный элемент изымается. Если после удаления цепочка узла опустела, сам узел удаляется из дерева с применением </w:t>
+      </w:r>
+      <w:proofErr w:type="spellStart"/>
+      <w:r>
+        <w:rPr>
+          <w:rFonts w:cs="Times New Roman"/>
+          <w:sz w:val="28"/>
+          <w:szCs w:val="28"/>
+        </w:rPr>
+        <w:t>DeleteFix</w:t>
+      </w:r>
+      <w:proofErr w:type="spellEnd"/>
+      <w:r>
+        <w:rPr>
+          <w:rFonts w:cs="Times New Roman"/>
+          <w:sz w:val="28"/>
+          <w:szCs w:val="28"/>
+        </w:rPr>
+        <w:t xml:space="preserve"> при необходимости [2, с. 476].</w:t>
+      </w:r>
+    </w:p>
+    <w:p>
+      <w:pPr>
+        <w:spacing w:after="0" w:line="360" w:lineRule="auto"/>
+        <w:ind w:firstLine="709"/>
+        <w:jc w:val="both"/>
+        <w:rPr>
+          <w:rFonts w:cs="Times New Roman"/>
+          <w:sz w:val="28"/>
+          <w:szCs w:val="28"/>
+        </w:rPr>
+      </w:pPr>
+      <w:r>
+        <w:rPr>
+          <w:rFonts w:cs="Times New Roman"/>
+          <w:sz w:val="28"/>
+          <w:szCs w:val="28"/>
+        </w:rPr>
+        <w:t xml:space="preserve">Пример структуры узла с цепочкой приведён на рисунке </w:t>
+      </w:r>
+      <w:r>
+        <w:rPr>
+          <w:rFonts w:cs="Times New Roman"/>
+          <w:sz w:val="28"/>
+          <w:szCs w:val="28"/>
+        </w:rPr>
+        <w:t>9</w:t>
+      </w:r>
+      <w:r>
+        <w:rPr>
+          <w:rFonts w:cs="Times New Roman"/>
+          <w:sz w:val="28"/>
+          <w:szCs w:val="28"/>
+        </w:rPr>
+        <w:t>.</w:t>
+      </w:r>
+    </w:p>
+    <w:p>
+      <w:pPr>
+        <w:spacing w:after="0" w:line="360" w:lineRule="auto"/>
+        <w:ind w:firstLine="709"/>
+        <w:jc w:val="both"/>
+        <w:rPr>
+          <w:rFonts w:cs="Times New Roman"/>
+          <w:color w:val="FF0000"/>
+          <w:sz w:val="28"/>
+          <w:szCs w:val="28"/>
+        </w:rPr>
+      </w:pPr>
+    </w:p>
+    <w:p>
+      <w:pPr>
+        <w:pStyle w:val="31"/>
+        <w:keepNext/>
+      </w:pPr>
+      <w:bookmarkStart w:id="23" w:name="_Toc198370971"/>
+      <w:r>
+        <w:t>2</w:t>
+      </w:r>
+      <w:r>
+        <w:t>.</w:t>
+      </w:r>
+      <w:r>
+        <w:t>2</w:t>
+      </w:r>
+      <w:r>
+        <w:t>.</w:t>
+      </w:r>
+      <w:r>
+        <w:t>2</w:t>
+      </w:r>
+      <w:r>
+        <w:t xml:space="preserve"> Пример </w:t>
+      </w:r>
+      <w:r>
+        <w:rPr>
+          <w:color w:val="FF0000"/>
+        </w:rPr>
+        <w:t xml:space="preserve">дерева </w:t>
+      </w:r>
+      <w:r>
+        <w:t>на данных из ПО</w:t>
+      </w:r>
+      <w:bookmarkEnd w:id="23"/>
+    </w:p>
+    <w:p>
+      <w:pPr>
+        <w:spacing w:after="0" w:line="360" w:lineRule="auto"/>
+        <w:ind w:firstLine="709"/>
+        <w:jc w:val="both"/>
+        <w:rPr>
+          <w:rFonts w:cs="Times New Roman"/>
+          <w:color w:val="FF0000"/>
+          <w:sz w:val="28"/>
+          <w:szCs w:val="28"/>
+        </w:rPr>
+      </w:pPr>
+      <w:r>
+        <w:rPr>
+          <w:rFonts w:cs="Times New Roman"/>
+          <w:sz w:val="28"/>
+          <w:szCs w:val="28"/>
+        </w:rPr>
+        <w:t xml:space="preserve">В рамках курсового проекта используется </w:t>
+      </w:r>
+      <w:r>
+        <w:rPr>
+          <w:rFonts w:cs="Times New Roman"/>
+          <w:sz w:val="28"/>
+          <w:szCs w:val="28"/>
+        </w:rPr>
+        <w:t>два</w:t>
+      </w:r>
+      <w:r>
+        <w:rPr>
+          <w:rFonts w:cs="Times New Roman"/>
+          <w:sz w:val="28"/>
+          <w:szCs w:val="28"/>
+        </w:rPr>
+        <w:t xml:space="preserve"> красно-чёрн</w:t>
+      </w:r>
+      <w:r>
+        <w:rPr>
+          <w:rFonts w:cs="Times New Roman"/>
+          <w:sz w:val="28"/>
+          <w:szCs w:val="28"/>
+        </w:rPr>
+        <w:t>ых</w:t>
+      </w:r>
+      <w:r>
+        <w:rPr>
+          <w:rFonts w:cs="Times New Roman"/>
+          <w:sz w:val="28"/>
+          <w:szCs w:val="28"/>
+        </w:rPr>
+        <w:t xml:space="preserve"> дерев</w:t>
+      </w:r>
+      <w:r>
+        <w:rPr>
+          <w:rFonts w:cs="Times New Roman"/>
+          <w:sz w:val="28"/>
+          <w:szCs w:val="28"/>
+        </w:rPr>
+        <w:t>а</w:t>
+      </w:r>
+      <w:r>
+        <w:rPr>
+          <w:rFonts w:cs="Times New Roman"/>
+          <w:sz w:val="28"/>
+          <w:szCs w:val="28"/>
+        </w:rPr>
+        <w:t xml:space="preserve"> для справочника «Заказы». В качестве ключа используется ключ</w:t>
+      </w:r>
+      <w:r>
+        <w:rPr>
+          <w:rFonts w:cs="Times New Roman"/>
+          <w:sz w:val="28"/>
+          <w:szCs w:val="28"/>
+        </w:rPr>
+        <w:t xml:space="preserve"> по периоду в первом случае, и составной ключ «</w:t>
+      </w:r>
+      <w:proofErr w:type="spellStart"/>
+      <w:r>
+        <w:rPr>
+          <w:rFonts w:cs="Times New Roman"/>
+          <w:sz w:val="28"/>
+          <w:szCs w:val="28"/>
+        </w:rPr>
+        <w:t>ФИО</w:t>
+      </w:r>
+      <w:r>
+        <w:rPr>
+          <w:rFonts w:cs="Times New Roman"/>
+          <w:sz w:val="28"/>
+          <w:szCs w:val="28"/>
+        </w:rPr>
+        <w:t>|</w:t>
+      </w:r>
+      <w:r>
+        <w:rPr>
+          <w:rFonts w:cs="Times New Roman"/>
+          <w:sz w:val="28"/>
+          <w:szCs w:val="28"/>
+        </w:rPr>
+        <w:t>Город</w:t>
+      </w:r>
+      <w:proofErr w:type="spellEnd"/>
+      <w:r>
+        <w:rPr>
+          <w:rFonts w:cs="Times New Roman"/>
+          <w:sz w:val="28"/>
+          <w:szCs w:val="28"/>
+        </w:rPr>
+        <w:t>» во втором</w:t>
+      </w:r>
+      <w:r>
+        <w:rPr>
+          <w:rFonts w:cs="Times New Roman"/>
+          <w:sz w:val="28"/>
+          <w:szCs w:val="28"/>
+        </w:rPr>
+        <w:t xml:space="preserve">. В качестве значения каждого узла хранится цепочка (динамический односвязный список) индексов соответствующих записей в массиве заказов. При формировании отчёта по диапазону дат выполняется обход дерева с отсечением поддеревьев, заведомо выходящих за границы указанного диапазона (операция </w:t>
+      </w:r>
+      <w:proofErr w:type="spellStart"/>
+      <w:r>
+        <w:rPr>
+          <w:rFonts w:cs="Times New Roman"/>
+          <w:sz w:val="28"/>
+          <w:szCs w:val="28"/>
+        </w:rPr>
+        <w:t>filter_range</w:t>
+      </w:r>
+      <w:proofErr w:type="spellEnd"/>
+      <w:r>
+        <w:rPr>
+          <w:rFonts w:cs="Times New Roman"/>
+          <w:sz w:val="28"/>
+          <w:szCs w:val="28"/>
+        </w:rPr>
+        <w:t>)</w:t>
+      </w:r>
+      <w:r>
+        <w:rPr>
+          <w:rFonts w:cs="Times New Roman"/>
+          <w:sz w:val="28"/>
+          <w:szCs w:val="28"/>
+        </w:rPr>
+        <w:t>.</w:t>
+      </w:r>
+    </w:p>
+    <w:p>
+      <w:pPr>
+        <w:spacing w:after="0" w:line="360" w:lineRule="auto"/>
+        <w:ind w:firstLine="709"/>
+        <w:jc w:val="both"/>
+        <w:rPr>
+          <w:rFonts w:eastAsia="Times New Roman" w:cs="Times New Roman"/>
+          <w:sz w:val="28"/>
+          <w:szCs w:val="28"/>
+          <w:lang w:eastAsia="ru-RU"/>
+        </w:rPr>
+      </w:pPr>
+      <w:r>
+        <w:rPr>
+          <w:rFonts w:cs="Times New Roman"/>
+          <w:sz w:val="28"/>
+          <w:szCs w:val="28"/>
+        </w:rPr>
+        <w:t xml:space="preserve">На </w:t>
+      </w:r>
+      <w:r>
+        <w:rPr>
+          <w:rFonts w:cs="Times New Roman"/>
+          <w:sz w:val="28"/>
+          <w:szCs w:val="28"/>
+          <w:highlight w:val="yellow"/>
+        </w:rPr>
+        <w:t>рисунках</w:t>
+      </w:r>
+      <w:r>
+        <w:rPr>
+          <w:rFonts w:cs="Times New Roman"/>
+          <w:sz w:val="28"/>
+          <w:szCs w:val="28"/>
+        </w:rPr>
+        <w:t xml:space="preserve"> </w:t>
+      </w:r>
+      <w:r>
+        <w:rPr>
+          <w:rFonts w:cs="Times New Roman"/>
+          <w:sz w:val="28"/>
+          <w:szCs w:val="28"/>
+        </w:rPr>
+        <w:t>представлен</w:t>
+      </w:r>
+      <w:r>
+        <w:rPr>
+          <w:rFonts w:cs="Times New Roman"/>
+          <w:sz w:val="28"/>
+          <w:szCs w:val="28"/>
+        </w:rPr>
+        <w:t>ы</w:t>
+      </w:r>
+      <w:r>
+        <w:rPr>
+          <w:rFonts w:cs="Times New Roman"/>
+          <w:sz w:val="28"/>
+          <w:szCs w:val="28"/>
+        </w:rPr>
+        <w:t xml:space="preserve"> пример</w:t>
+      </w:r>
+      <w:r>
+        <w:rPr>
+          <w:rFonts w:cs="Times New Roman"/>
+          <w:sz w:val="28"/>
+          <w:szCs w:val="28"/>
+        </w:rPr>
+        <w:t>ы</w:t>
+      </w:r>
+      <w:r>
+        <w:rPr>
+          <w:rFonts w:cs="Times New Roman"/>
+          <w:sz w:val="28"/>
+          <w:szCs w:val="28"/>
+        </w:rPr>
+        <w:t xml:space="preserve"> красно-чёрного дерева, построенного на данных справочника «</w:t>
+      </w:r>
+      <w:r>
+        <w:rPr>
+          <w:rFonts w:cs="Times New Roman"/>
+          <w:sz w:val="28"/>
+          <w:szCs w:val="28"/>
+        </w:rPr>
+        <w:t>Мероприятия</w:t>
+      </w:r>
+      <w:r>
+        <w:rPr>
+          <w:rFonts w:cs="Times New Roman"/>
+          <w:sz w:val="28"/>
+          <w:szCs w:val="28"/>
+        </w:rPr>
+        <w:t>» из п. 1.1. Цифры в узлах обозначают индексы записей в исходном массиве</w:t>
+      </w:r>
+    </w:p>
+    <w:p>
+      <w:pPr>
+        <w:spacing w:after="0" w:line="360" w:lineRule="auto"/>
+        <w:ind w:firstLine="708"/>
+        <w:rPr>
+          <w:rFonts w:cs="Times New Roman"/>
+          <w:sz w:val="28"/>
+          <w:szCs w:val="28"/>
+        </w:rPr>
+      </w:pPr>
+      <w:r>
+        <w:rPr>
+          <w:rFonts w:cs="Times New Roman"/>
+          <w:b/>
+          <w:bCs/>
+          <w:sz w:val="28"/>
+          <w:szCs w:val="28"/>
+        </w:rPr>
+        <w:t>Пример добавления.</w:t>
+      </w:r>
+      <w:r>
+        <w:rPr>
+          <w:rFonts w:cs="Times New Roman"/>
+          <w:sz w:val="28"/>
+          <w:szCs w:val="28"/>
+        </w:rPr>
+        <w:t xml:space="preserve"> Рассмотрим добавление новой вершины в дерево (рисунок N). Добавим значение с ключом K. Выполняется стандартная BST-вставка: начиная с корня, ключ сравнивается с ключами узлов до нахождения пустой позиции. Новый узел окрашивается в красный. Если отец нового узла также красный — нарушается свойство 4. Процедура </w:t>
+      </w:r>
+      <w:proofErr w:type="spellStart"/>
+      <w:r>
+        <w:rPr>
+          <w:rFonts w:cs="Times New Roman"/>
+          <w:sz w:val="28"/>
+          <w:szCs w:val="28"/>
+        </w:rPr>
+        <w:t>InsertFixup</w:t>
+      </w:r>
+      <w:proofErr w:type="spellEnd"/>
+      <w:r>
+        <w:rPr>
+          <w:rFonts w:cs="Times New Roman"/>
+          <w:sz w:val="28"/>
+          <w:szCs w:val="28"/>
+        </w:rPr>
+        <w:t xml:space="preserve"> устраняет нарушение путём перекраски и поворотов, поднимаясь к корню. Корень принудительно окрашивается в чёрный.</w:t>
+      </w:r>
+    </w:p>
+    <w:p>
+      <w:pPr>
+        <w:spacing w:after="0" w:line="360" w:lineRule="auto"/>
+        <w:ind w:firstLine="708"/>
+        <w:rPr>
+          <w:rFonts w:cs="Times New Roman"/>
+          <w:sz w:val="28"/>
+          <w:szCs w:val="28"/>
+        </w:rPr>
+      </w:pPr>
+      <w:r>
+        <w:rPr>
+          <w:rFonts w:cs="Times New Roman"/>
+          <w:b/>
+          <w:bCs/>
+          <w:sz w:val="28"/>
+          <w:szCs w:val="28"/>
+        </w:rPr>
+        <w:t>Пример удаления.</w:t>
+      </w:r>
+      <w:r>
+        <w:rPr>
+          <w:rFonts w:cs="Times New Roman"/>
+          <w:sz w:val="28"/>
+          <w:szCs w:val="28"/>
+        </w:rPr>
+        <w:t xml:space="preserve"> При удалении узла с двумя дочерними узлами на его месте появляется узел, который является м</w:t>
+      </w:r>
+      <w:r>
+        <w:rPr>
+          <w:rFonts w:cs="Times New Roman"/>
+          <w:sz w:val="28"/>
+          <w:szCs w:val="28"/>
+        </w:rPr>
+        <w:t>аксимальным</w:t>
+      </w:r>
+      <w:r>
+        <w:rPr>
+          <w:rFonts w:cs="Times New Roman"/>
+          <w:sz w:val="28"/>
+          <w:szCs w:val="28"/>
+        </w:rPr>
+        <w:t xml:space="preserve"> в </w:t>
+      </w:r>
+      <w:r>
+        <w:rPr>
+          <w:rFonts w:cs="Times New Roman"/>
+          <w:sz w:val="28"/>
+          <w:szCs w:val="28"/>
+        </w:rPr>
+        <w:t>левом</w:t>
+      </w:r>
+      <w:r>
+        <w:rPr>
+          <w:rFonts w:cs="Times New Roman"/>
+          <w:sz w:val="28"/>
+          <w:szCs w:val="28"/>
+        </w:rPr>
+        <w:t xml:space="preserve"> поддереве (самый </w:t>
+      </w:r>
+      <w:r>
+        <w:rPr>
+          <w:rFonts w:cs="Times New Roman"/>
+          <w:sz w:val="28"/>
+          <w:szCs w:val="28"/>
+        </w:rPr>
+        <w:t>правый</w:t>
+      </w:r>
+      <w:r>
+        <w:rPr>
+          <w:rFonts w:cs="Times New Roman"/>
+          <w:sz w:val="28"/>
+          <w:szCs w:val="28"/>
+        </w:rPr>
+        <w:t xml:space="preserve"> потомок </w:t>
+      </w:r>
+      <w:r>
+        <w:rPr>
+          <w:rFonts w:cs="Times New Roman"/>
+          <w:sz w:val="28"/>
+          <w:szCs w:val="28"/>
+        </w:rPr>
+        <w:t>левого</w:t>
+      </w:r>
+      <w:r>
+        <w:rPr>
+          <w:rFonts w:cs="Times New Roman"/>
+          <w:sz w:val="28"/>
+          <w:szCs w:val="28"/>
+        </w:rPr>
+        <w:t xml:space="preserve"> поддерева) удаляемой вершины. </w:t>
+      </w:r>
+      <w:r>
+        <w:rPr>
+          <w:rFonts w:cs="Times New Roman"/>
+          <w:sz w:val="28"/>
+          <w:szCs w:val="28"/>
+        </w:rPr>
+        <w:lastRenderedPageBreak/>
+        <w:t>Рассмотрим удаление корня дерева (рисунок N). Преемником становится м</w:t>
+      </w:r>
+      <w:r>
+        <w:rPr>
+          <w:rFonts w:cs="Times New Roman"/>
+          <w:sz w:val="28"/>
+          <w:szCs w:val="28"/>
+        </w:rPr>
+        <w:t>аксимальный</w:t>
+      </w:r>
+      <w:r>
+        <w:rPr>
+          <w:rFonts w:cs="Times New Roman"/>
+          <w:sz w:val="28"/>
+          <w:szCs w:val="28"/>
+        </w:rPr>
+        <w:t xml:space="preserve"> элемент </w:t>
+      </w:r>
+      <w:r>
+        <w:rPr>
+          <w:rFonts w:cs="Times New Roman"/>
+          <w:sz w:val="28"/>
+          <w:szCs w:val="28"/>
+        </w:rPr>
+        <w:t>левого</w:t>
+      </w:r>
+      <w:r>
+        <w:rPr>
+          <w:rFonts w:cs="Times New Roman"/>
+          <w:sz w:val="28"/>
+          <w:szCs w:val="28"/>
+        </w:rPr>
+        <w:t xml:space="preserve"> поддерева, который переносится на место удалённого корня. Если удалённый узел был чёрным — вызывается процедура </w:t>
+      </w:r>
+      <w:proofErr w:type="spellStart"/>
+      <w:r>
+        <w:rPr>
+          <w:rFonts w:cs="Times New Roman"/>
+          <w:sz w:val="28"/>
+          <w:szCs w:val="28"/>
+        </w:rPr>
+        <w:t>DeleteFixup</w:t>
+      </w:r>
+      <w:proofErr w:type="spellEnd"/>
+      <w:r>
+        <w:rPr>
+          <w:rFonts w:cs="Times New Roman"/>
+          <w:sz w:val="28"/>
+          <w:szCs w:val="28"/>
+        </w:rPr>
+        <w:t xml:space="preserve"> для восстановления чёрной высоты дерева.</w:t>
+      </w:r>
+    </w:p>
+    <w:p>
+      <w:pPr>
+        <w:spacing w:after="0" w:line="360" w:lineRule="auto"/>
+        <w:ind w:firstLine="708"/>
+        <w:rPr>
+          <w:rFonts w:cs="Times New Roman"/>
+          <w:sz w:val="28"/>
+          <w:szCs w:val="28"/>
+        </w:rPr>
+      </w:pPr>
+      <w:r>
+        <w:rPr>
+          <w:rFonts w:cs="Times New Roman"/>
+          <w:b/>
+          <w:bCs/>
+          <w:sz w:val="28"/>
+          <w:szCs w:val="28"/>
+        </w:rPr>
+        <w:t>Пример поиска.</w:t>
+      </w:r>
+      <w:r>
+        <w:rPr>
+          <w:rFonts w:cs="Times New Roman"/>
+          <w:sz w:val="28"/>
+          <w:szCs w:val="28"/>
+        </w:rPr>
+        <w:t xml:space="preserve"> Поиск выполняется аналогично поиску в обычном бинарном дереве поиска (рисунок N): начиная с корня, ключ сравнивается с ключом текущего узла. При совпадении — возвращается цепочка записей данного узла. При меньшем значении ключа — переходим в левое поддерево, при большем — в правое. Поиск завершается при совпадении ключей либо при достижении листа NIL (ключ не найден). Количество шагов не превышает высоты дерева — </w:t>
+      </w:r>
+      <w:proofErr w:type="gramStart"/>
+      <w:r>
+        <w:rPr>
+          <w:rFonts w:cs="Times New Roman"/>
+          <w:sz w:val="28"/>
+          <w:szCs w:val="28"/>
+        </w:rPr>
+        <w:t>O(</w:t>
+      </w:r>
+      <w:proofErr w:type="spellStart"/>
+      <w:proofErr w:type="gramEnd"/>
+      <w:r>
+        <w:rPr>
+          <w:rFonts w:cs="Times New Roman"/>
+          <w:sz w:val="28"/>
+          <w:szCs w:val="28"/>
+        </w:rPr>
+        <w:t>log</w:t>
+      </w:r>
+      <w:proofErr w:type="spellEnd"/>
+      <w:r>
+        <w:rPr>
+          <w:rFonts w:cs="Times New Roman"/>
+          <w:sz w:val="28"/>
+          <w:szCs w:val="28"/>
+        </w:rPr>
+        <w:t xml:space="preserve"> n).</w:t>
+      </w:r>
+    </w:p>
+    <w:p>
+      <w:pPr>
+        <w:spacing w:after="0" w:line="360" w:lineRule="auto"/>
+        <w:ind w:firstLine="709"/>
+        <w:jc w:val="both"/>
+        <w:rPr>
+          <w:rFonts w:eastAsia="Times New Roman" w:cs="Times New Roman"/>
+          <w:sz w:val="28"/>
+          <w:szCs w:val="28"/>
+          <w:lang w:eastAsia="ru-RU"/>
+        </w:rPr>
+      </w:pPr>
     </w:p>
     <w:p>
       <w:pPr>
@@ -19290,77 +20242,6 @@
           <w:lang w:eastAsia="ru-RU"/>
         </w:rPr>
       </w:pPr>
-      <w:r>
-        <w:rPr>
-          <w:i w:val="0"/>
-          <w:iCs w:val="0"/>
-          <w:color w:val="auto"/>
-          <w:sz w:val="28"/>
-          <w:szCs w:val="28"/>
-        </w:rPr>
-        <w:t xml:space="preserve">Рисунок </w:t>
-      </w:r>
-      <w:r>
-        <w:rPr>
-          <w:i w:val="0"/>
-          <w:iCs w:val="0"/>
-          <w:color w:val="auto"/>
-          <w:sz w:val="28"/>
-          <w:szCs w:val="28"/>
-        </w:rPr>
-        <w:fldChar w:fldCharType="begin"/>
-      </w:r>
-      <w:r>
-        <w:rPr>
-          <w:i w:val="0"/>
-          <w:iCs w:val="0"/>
-          <w:color w:val="auto"/>
-          <w:sz w:val="28"/>
-          <w:szCs w:val="28"/>
-        </w:rPr>
-        <w:instrText xml:space="preserve"> SEQ Рисунок \* ARABIC </w:instrText>
-      </w:r>
-      <w:r>
-        <w:rPr>
-          <w:i w:val="0"/>
-          <w:iCs w:val="0"/>
-          <w:color w:val="auto"/>
-          <w:sz w:val="28"/>
-          <w:szCs w:val="28"/>
-        </w:rPr>
-        <w:fldChar w:fldCharType="separate"/>
-      </w:r>
-      <w:r>
-        <w:rPr>
-          <w:i w:val="0"/>
-          <w:iCs w:val="0"/>
-          <w:noProof/>
-          <w:color w:val="auto"/>
-          <w:sz w:val="28"/>
-          <w:szCs w:val="28"/>
-        </w:rPr>
-        <w:t>4</w:t>
-      </w:r>
-      <w:r>
-        <w:rPr>
-          <w:i w:val="0"/>
-          <w:iCs w:val="0"/>
-          <w:color w:val="auto"/>
-          <w:sz w:val="28"/>
-          <w:szCs w:val="28"/>
-        </w:rPr>
-        <w:fldChar w:fldCharType="end"/>
-      </w:r>
-      <w:r>
-        <w:rPr>
-          <w:i w:val="0"/>
-          <w:iCs w:val="0"/>
-          <w:color w:val="auto"/>
-          <w:sz w:val="28"/>
-          <w:szCs w:val="28"/>
-        </w:rPr>
-        <w:t xml:space="preserve"> – Пример поиска</w:t>
-      </w:r>
     </w:p>
     <w:p>
       <w:pPr>
@@ -24180,8 +25061,8 @@
       </w:r>
     </w:p>
     <w:sectPr>
-      <w:headerReference w:type="default" r:id="rId16"/>
-      <w:footerReference w:type="default" r:id="rId17"/>
+      <w:headerReference w:type="default" r:id="rId17"/>
+      <w:footerReference w:type="default" r:id="rId18"/>
       <w:pgSz w:w="11906" w:h="16838"/>
       <w:pgMar w:top="1134" w:right="850" w:bottom="1134" w:left="1701" w:header="708" w:footer="708" w:gutter="0"/>
       <w:cols w:space="708"/>
@@ -25219,6 +26100,119 @@
     </w:lvl>
   </w:abstractNum>
   <w:abstractNum w:abstractNumId="9" w15:restartNumberingAfterBreak="0">
+    <w:nsid w:val="2C8A63C2"/>
+    <w:multiLevelType w:val="multilevel"/>
+    <w:tmpl w:val="8C46017A"/>
+    <w:lvl w:ilvl="0">
+      <w:start w:val="1"/>
+      <w:numFmt w:val="decimal"/>
+      <w:lvlText w:val="%1."/>
+      <w:lvlJc w:val="left"/>
+      <w:pPr>
+        <w:tabs>
+          <w:tab w:val="num" w:pos="720"/>
+        </w:tabs>
+        <w:ind w:left="720" w:hanging="360"/>
+      </w:pPr>
+    </w:lvl>
+    <w:lvl w:ilvl="1" w:tentative="1">
+      <w:start w:val="1"/>
+      <w:numFmt w:val="decimal"/>
+      <w:lvlText w:val="%2."/>
+      <w:lvlJc w:val="left"/>
+      <w:pPr>
+        <w:tabs>
+          <w:tab w:val="num" w:pos="1440"/>
+        </w:tabs>
+        <w:ind w:left="1440" w:hanging="360"/>
+      </w:pPr>
+    </w:lvl>
+    <w:lvl w:ilvl="2" w:tentative="1">
+      <w:start w:val="1"/>
+      <w:numFmt w:val="decimal"/>
+      <w:lvlText w:val="%3."/>
+      <w:lvlJc w:val="left"/>
+      <w:pPr>
+        <w:tabs>
+          <w:tab w:val="num" w:pos="2160"/>
+        </w:tabs>
+        <w:ind w:left="2160" w:hanging="360"/>
+      </w:pPr>
+    </w:lvl>
+    <w:lvl w:ilvl="3" w:tentative="1">
+      <w:start w:val="1"/>
+      <w:numFmt w:val="decimal"/>
+      <w:lvlText w:val="%4."/>
+      <w:lvlJc w:val="left"/>
+      <w:pPr>
+        <w:tabs>
+          <w:tab w:val="num" w:pos="2880"/>
+        </w:tabs>
+        <w:ind w:left="2880" w:hanging="360"/>
+      </w:pPr>
+    </w:lvl>
+    <w:lvl w:ilvl="4" w:tentative="1">
+      <w:start w:val="1"/>
+      <w:numFmt w:val="decimal"/>
+      <w:lvlText w:val="%5."/>
+      <w:lvlJc w:val="left"/>
+      <w:pPr>
+        <w:tabs>
+          <w:tab w:val="num" w:pos="3600"/>
+        </w:tabs>
+        <w:ind w:left="3600" w:hanging="360"/>
+      </w:pPr>
+    </w:lvl>
+    <w:lvl w:ilvl="5" w:tentative="1">
+      <w:start w:val="1"/>
+      <w:numFmt w:val="decimal"/>
+      <w:lvlText w:val="%6."/>
+      <w:lvlJc w:val="left"/>
+      <w:pPr>
+        <w:tabs>
+          <w:tab w:val="num" w:pos="4320"/>
+        </w:tabs>
+        <w:ind w:left="4320" w:hanging="360"/>
+      </w:pPr>
+    </w:lvl>
+    <w:lvl w:ilvl="6" w:tentative="1">
+      <w:start w:val="1"/>
+      <w:numFmt w:val="decimal"/>
+      <w:lvlText w:val="%7."/>
+      <w:lvlJc w:val="left"/>
+      <w:pPr>
+        <w:tabs>
+          <w:tab w:val="num" w:pos="5040"/>
+        </w:tabs>
+        <w:ind w:left="5040" w:hanging="360"/>
+      </w:pPr>
+    </w:lvl>
+    <w:lvl w:ilvl="7" w:tentative="1">
+      <w:start w:val="1"/>
+      <w:numFmt w:val="decimal"/>
+      <w:lvlText w:val="%8."/>
+      <w:lvlJc w:val="left"/>
+      <w:pPr>
+        <w:tabs>
+          <w:tab w:val="num" w:pos="5760"/>
+        </w:tabs>
+        <w:ind w:left="5760" w:hanging="360"/>
+      </w:pPr>
+    </w:lvl>
+    <w:lvl w:ilvl="8" w:tentative="1">
+      <w:start w:val="1"/>
+      <w:numFmt w:val="decimal"/>
+      <w:lvlText w:val="%9."/>
+      <w:lvlJc w:val="left"/>
+      <w:pPr>
+        <w:tabs>
+          <w:tab w:val="num" w:pos="6480"/>
+        </w:tabs>
+        <w:ind w:left="6480" w:hanging="360"/>
+      </w:pPr>
+    </w:lvl>
+  </w:abstractNum>
+  <w:abstractNum w:abstractNumId="10" w15:restartNumberingAfterBreak="0">
     <w:nsid w:val="371152AD"/>
     <w:multiLevelType w:val="hybridMultilevel"/>
     <w:tmpl w:val="EF3678AA"/>
@@ -25304,7 +26298,7 @@
       </w:pPr>
     </w:lvl>
   </w:abstractNum>
-  <w:abstractNum w:abstractNumId="10" w15:restartNumberingAfterBreak="0">
+  <w:abstractNum w:abstractNumId="11" w15:restartNumberingAfterBreak="0">
     <w:nsid w:val="387B02BA"/>
     <w:multiLevelType w:val="multilevel"/>
     <w:tmpl w:val="DE586934"/>
@@ -25425,7 +26419,120 @@
       </w:rPr>
     </w:lvl>
   </w:abstractNum>
-  <w:abstractNum w:abstractNumId="11" w15:restartNumberingAfterBreak="0">
+  <w:abstractNum w:abstractNumId="12" w15:restartNumberingAfterBreak="0">
+    <w:nsid w:val="3CD27E61"/>
+    <w:multiLevelType w:val="multilevel"/>
+    <w:tmpl w:val="4EB87D6A"/>
+    <w:lvl w:ilvl="0">
+      <w:start w:val="1"/>
+      <w:numFmt w:val="decimal"/>
+      <w:lvlText w:val="%1."/>
+      <w:lvlJc w:val="left"/>
+      <w:pPr>
+        <w:tabs>
+          <w:tab w:val="num" w:pos="720"/>
+        </w:tabs>
+        <w:ind w:left="720" w:hanging="360"/>
+      </w:pPr>
+    </w:lvl>
+    <w:lvl w:ilvl="1" w:tentative="1">
+      <w:start w:val="1"/>
+      <w:numFmt w:val="decimal"/>
+      <w:lvlText w:val="%2."/>
+      <w:lvlJc w:val="left"/>
+      <w:pPr>
+        <w:tabs>
+          <w:tab w:val="num" w:pos="1440"/>
+        </w:tabs>
+        <w:ind w:left="1440" w:hanging="360"/>
+      </w:pPr>
+    </w:lvl>
+    <w:lvl w:ilvl="2" w:tentative="1">
+      <w:start w:val="1"/>
+      <w:numFmt w:val="decimal"/>
+      <w:lvlText w:val="%3."/>
+      <w:lvlJc w:val="left"/>
+      <w:pPr>
+        <w:tabs>
+          <w:tab w:val="num" w:pos="2160"/>
+        </w:tabs>
+        <w:ind w:left="2160" w:hanging="360"/>
+      </w:pPr>
+    </w:lvl>
+    <w:lvl w:ilvl="3" w:tentative="1">
+      <w:start w:val="1"/>
+      <w:numFmt w:val="decimal"/>
+      <w:lvlText w:val="%4."/>
+      <w:lvlJc w:val="left"/>
+      <w:pPr>
+        <w:tabs>
+          <w:tab w:val="num" w:pos="2880"/>
+        </w:tabs>
+        <w:ind w:left="2880" w:hanging="360"/>
+      </w:pPr>
+    </w:lvl>
+    <w:lvl w:ilvl="4" w:tentative="1">
+      <w:start w:val="1"/>
+      <w:numFmt w:val="decimal"/>
+      <w:lvlText w:val="%5."/>
+      <w:lvlJc w:val="left"/>
+      <w:pPr>
+        <w:tabs>
+          <w:tab w:val="num" w:pos="3600"/>
+        </w:tabs>
+        <w:ind w:left="3600" w:hanging="360"/>
+      </w:pPr>
+    </w:lvl>
+    <w:lvl w:ilvl="5" w:tentative="1">
+      <w:start w:val="1"/>
+      <w:numFmt w:val="decimal"/>
+      <w:lvlText w:val="%6."/>
+      <w:lvlJc w:val="left"/>
+      <w:pPr>
+        <w:tabs>
+          <w:tab w:val="num" w:pos="4320"/>
+        </w:tabs>
+        <w:ind w:left="4320" w:hanging="360"/>
+      </w:pPr>
+    </w:lvl>
+    <w:lvl w:ilvl="6" w:tentative="1">
+      <w:start w:val="1"/>
+      <w:numFmt w:val="decimal"/>
+      <w:lvlText w:val="%7."/>
+      <w:lvlJc w:val="left"/>
+      <w:pPr>
+        <w:tabs>
+          <w:tab w:val="num" w:pos="5040"/>
+        </w:tabs>
+        <w:ind w:left="5040" w:hanging="360"/>
+      </w:pPr>
+    </w:lvl>
+    <w:lvl w:ilvl="7" w:tentative="1">
+      <w:start w:val="1"/>
+      <w:numFmt w:val="decimal"/>
+      <w:lvlText w:val="%8."/>
+      <w:lvlJc w:val="left"/>
+      <w:pPr>
+        <w:tabs>
+          <w:tab w:val="num" w:pos="5760"/>
+        </w:tabs>
+        <w:ind w:left="5760" w:hanging="360"/>
+      </w:pPr>
+    </w:lvl>
+    <w:lvl w:ilvl="8" w:tentative="1">
+      <w:start w:val="1"/>
+      <w:numFmt w:val="decimal"/>
+      <w:lvlText w:val="%9."/>
+      <w:lvlJc w:val="left"/>
+      <w:pPr>
+        <w:tabs>
+          <w:tab w:val="num" w:pos="6480"/>
+        </w:tabs>
+        <w:ind w:left="6480" w:hanging="360"/>
+      </w:pPr>
+    </w:lvl>
+  </w:abstractNum>
+  <w:abstractNum w:abstractNumId="13" w15:restartNumberingAfterBreak="0">
     <w:nsid w:val="3E6276DB"/>
     <w:multiLevelType w:val="hybridMultilevel"/>
     <w:tmpl w:val="89D2E514"/>
@@ -25514,7 +26621,7 @@
       </w:pPr>
     </w:lvl>
   </w:abstractNum>
-  <w:abstractNum w:abstractNumId="12" w15:restartNumberingAfterBreak="0">
+  <w:abstractNum w:abstractNumId="14" w15:restartNumberingAfterBreak="0">
     <w:nsid w:val="4CFD5ADE"/>
     <w:multiLevelType w:val="hybridMultilevel"/>
     <w:tmpl w:val="89D2E514"/>
@@ -25603,7 +26710,7 @@
       </w:pPr>
     </w:lvl>
   </w:abstractNum>
-  <w:abstractNum w:abstractNumId="13" w15:restartNumberingAfterBreak="0">
+  <w:abstractNum w:abstractNumId="15" w15:restartNumberingAfterBreak="0">
     <w:nsid w:val="52AA1081"/>
     <w:multiLevelType w:val="hybridMultilevel"/>
     <w:tmpl w:val="8B469DB0"/>
@@ -25692,7 +26799,7 @@
       </w:pPr>
     </w:lvl>
   </w:abstractNum>
-  <w:abstractNum w:abstractNumId="14" w15:restartNumberingAfterBreak="0">
+  <w:abstractNum w:abstractNumId="16" w15:restartNumberingAfterBreak="0">
     <w:nsid w:val="5AD033B5"/>
     <w:multiLevelType w:val="hybridMultilevel"/>
     <w:tmpl w:val="D9C282AA"/>
@@ -25805,7 +26912,7 @@
       </w:rPr>
     </w:lvl>
   </w:abstractNum>
-  <w:abstractNum w:abstractNumId="15" w15:restartNumberingAfterBreak="0">
+  <w:abstractNum w:abstractNumId="17" w15:restartNumberingAfterBreak="0">
     <w:nsid w:val="5F260585"/>
     <w:multiLevelType w:val="hybridMultilevel"/>
     <w:tmpl w:val="F02095B2"/>
@@ -25891,7 +26998,156 @@
       </w:pPr>
     </w:lvl>
   </w:abstractNum>
-  <w:abstractNum w:abstractNumId="16" w15:restartNumberingAfterBreak="0">
+  <w:abstractNum w:abstractNumId="18" w15:restartNumberingAfterBreak="0">
+    <w:nsid w:val="6185786E"/>
+    <w:multiLevelType w:val="multilevel"/>
+    <w:tmpl w:val="CA5CC6C4"/>
+    <w:lvl w:ilvl="0">
+      <w:start w:val="1"/>
+      <w:numFmt w:val="bullet"/>
+      <w:lvlText w:val=""/>
+      <w:lvlJc w:val="left"/>
+      <w:pPr>
+        <w:tabs>
+          <w:tab w:val="num" w:pos="720"/>
+        </w:tabs>
+        <w:ind w:left="720" w:hanging="360"/>
+      </w:pPr>
+      <w:rPr>
+        <w:rFonts w:ascii="Symbol" w:hAnsi="Symbol" w:hint="default"/>
+        <w:sz w:val="20"/>
+      </w:rPr>
+    </w:lvl>
+    <w:lvl w:ilvl="1" w:tentative="1">
+      <w:start w:val="1"/>
+      <w:numFmt w:val="bullet"/>
+      <w:lvlText w:val="o"/>
+      <w:lvlJc w:val="left"/>
+      <w:pPr>
+        <w:tabs>
+          <w:tab w:val="num" w:pos="1440"/>
+        </w:tabs>
+        <w:ind w:left="1440" w:hanging="360"/>
+      </w:pPr>
+      <w:rPr>
+        <w:rFonts w:ascii="Courier New" w:hAnsi="Courier New" w:hint="default"/>
+        <w:sz w:val="20"/>
+      </w:rPr>
+    </w:lvl>
+    <w:lvl w:ilvl="2" w:tentative="1">
+      <w:start w:val="1"/>
+      <w:numFmt w:val="bullet"/>
+      <w:lvlText w:val=""/>
+      <w:lvlJc w:val="left"/>
+      <w:pPr>
+        <w:tabs>
+          <w:tab w:val="num" w:pos="2160"/>
+        </w:tabs>
+        <w:ind w:left="2160" w:hanging="360"/>
+      </w:pPr>
+      <w:rPr>
+        <w:rFonts w:ascii="Wingdings" w:hAnsi="Wingdings" w:hint="default"/>
+        <w:sz w:val="20"/>
+      </w:rPr>
+    </w:lvl>
+    <w:lvl w:ilvl="3" w:tentative="1">
+      <w:start w:val="1"/>
+      <w:numFmt w:val="bullet"/>
+      <w:lvlText w:val=""/>
+      <w:lvlJc w:val="left"/>
+      <w:pPr>
+        <w:tabs>
+          <w:tab w:val="num" w:pos="2880"/>
+        </w:tabs>
+        <w:ind w:left="2880" w:hanging="360"/>
+      </w:pPr>
+      <w:rPr>
+        <w:rFonts w:ascii="Wingdings" w:hAnsi="Wingdings" w:hint="default"/>
+        <w:sz w:val="20"/>
+      </w:rPr>
+    </w:lvl>
+    <w:lvl w:ilvl="4" w:tentative="1">
+      <w:start w:val="1"/>
+      <w:numFmt w:val="bullet"/>
+      <w:lvlText w:val=""/>
+      <w:lvlJc w:val="left"/>
+      <w:pPr>
+        <w:tabs>
+          <w:tab w:val="num" w:pos="3600"/>
+        </w:tabs>
+        <w:ind w:left="3600" w:hanging="360"/>
+      </w:pPr>
+      <w:rPr>
+        <w:rFonts w:ascii="Wingdings" w:hAnsi="Wingdings" w:hint="default"/>
+        <w:sz w:val="20"/>
+      </w:rPr>
+    </w:lvl>
+    <w:lvl w:ilvl="5" w:tentative="1">
+      <w:start w:val="1"/>
+      <w:numFmt w:val="bullet"/>
+      <w:lvlText w:val=""/>
+      <w:lvlJc w:val="left"/>
+      <w:pPr>
+        <w:tabs>
+          <w:tab w:val="num" w:pos="4320"/>
+        </w:tabs>
+        <w:ind w:left="4320" w:hanging="360"/>
+      </w:pPr>
+      <w:rPr>
+        <w:rFonts w:ascii="Wingdings" w:hAnsi="Wingdings" w:hint="default"/>
+        <w:sz w:val="20"/>
+      </w:rPr>
+    </w:lvl>
+    <w:lvl w:ilvl="6" w:tentative="1">
+      <w:start w:val="1"/>
+      <w:numFmt w:val="bullet"/>
+      <w:lvlText w:val=""/>
+      <w:lvlJc w:val="left"/>
+      <w:pPr>
+        <w:tabs>
+          <w:tab w:val="num" w:pos="5040"/>
+        </w:tabs>
+        <w:ind w:left="5040" w:hanging="360"/>
+      </w:pPr>
+      <w:rPr>
+        <w:rFonts w:ascii="Wingdings" w:hAnsi="Wingdings" w:hint="default"/>
+        <w:sz w:val="20"/>
+      </w:rPr>
+    </w:lvl>
+    <w:lvl w:ilvl="7" w:tentative="1">
+      <w:start w:val="1"/>
+      <w:numFmt w:val="bullet"/>
+      <w:lvlText w:val=""/>
+      <w:lvlJc w:val="left"/>
+      <w:pPr>
+        <w:tabs>
+          <w:tab w:val="num" w:pos="5760"/>
+        </w:tabs>
+        <w:ind w:left="5760" w:hanging="360"/>
+      </w:pPr>
+      <w:rPr>
+        <w:rFonts w:ascii="Wingdings" w:hAnsi="Wingdings" w:hint="default"/>
+        <w:sz w:val="20"/>
+      </w:rPr>
+    </w:lvl>
+    <w:lvl w:ilvl="8" w:tentative="1">
+      <w:start w:val="1"/>
+      <w:numFmt w:val="bullet"/>
+      <w:lvlText w:val=""/>
+      <w:lvlJc w:val="left"/>
+      <w:pPr>
+        <w:tabs>
+          <w:tab w:val="num" w:pos="6480"/>
+        </w:tabs>
+        <w:ind w:left="6480" w:hanging="360"/>
+      </w:pPr>
+      <w:rPr>
+        <w:rFonts w:ascii="Wingdings" w:hAnsi="Wingdings" w:hint="default"/>
+        <w:sz w:val="20"/>
+      </w:rPr>
+    </w:lvl>
+  </w:abstractNum>
+  <w:abstractNum w:abstractNumId="19" w15:restartNumberingAfterBreak="0">
     <w:nsid w:val="695B21DA"/>
     <w:multiLevelType w:val="multilevel"/>
     <w:tmpl w:val="0419001F"/>
@@ -25977,7 +27233,7 @@
       </w:pPr>
     </w:lvl>
   </w:abstractNum>
-  <w:abstractNum w:abstractNumId="17" w15:restartNumberingAfterBreak="0">
+  <w:abstractNum w:abstractNumId="20" w15:restartNumberingAfterBreak="0">
     <w:nsid w:val="6B072968"/>
     <w:multiLevelType w:val="hybridMultilevel"/>
     <w:tmpl w:val="81DAED4A"/>
@@ -26066,7 +27322,7 @@
       </w:pPr>
     </w:lvl>
   </w:abstractNum>
-  <w:abstractNum w:abstractNumId="18" w15:restartNumberingAfterBreak="0">
+  <w:abstractNum w:abstractNumId="21" w15:restartNumberingAfterBreak="0">
     <w:nsid w:val="700828C5"/>
     <w:multiLevelType w:val="multilevel"/>
     <w:tmpl w:val="8EF4B1BC"/>
@@ -26187,7 +27443,7 @@
       </w:rPr>
     </w:lvl>
   </w:abstractNum>
-  <w:abstractNum w:abstractNumId="19" w15:restartNumberingAfterBreak="0">
+  <w:abstractNum w:abstractNumId="22" w15:restartNumberingAfterBreak="0">
     <w:nsid w:val="711F0B42"/>
     <w:multiLevelType w:val="hybridMultilevel"/>
     <w:tmpl w:val="3C04F898"/>
@@ -26300,7 +27556,7 @@
       </w:rPr>
     </w:lvl>
   </w:abstractNum>
-  <w:abstractNum w:abstractNumId="20" w15:restartNumberingAfterBreak="0">
+  <w:abstractNum w:abstractNumId="23" w15:restartNumberingAfterBreak="0">
     <w:nsid w:val="7166168A"/>
     <w:multiLevelType w:val="multilevel"/>
     <w:tmpl w:val="B6E8642E"/>
@@ -26413,7 +27669,7 @@
       </w:pPr>
     </w:lvl>
   </w:abstractNum>
-  <w:abstractNum w:abstractNumId="21" w15:restartNumberingAfterBreak="0">
+  <w:abstractNum w:abstractNumId="24" w15:restartNumberingAfterBreak="0">
     <w:nsid w:val="767A6684"/>
     <w:multiLevelType w:val="hybridMultilevel"/>
     <w:tmpl w:val="3340916C"/>
@@ -26499,7 +27755,7 @@
       </w:pPr>
     </w:lvl>
   </w:abstractNum>
-  <w:abstractNum w:abstractNumId="22" w15:restartNumberingAfterBreak="0">
+  <w:abstractNum w:abstractNumId="25" w15:restartNumberingAfterBreak="0">
     <w:nsid w:val="792E3D07"/>
     <w:multiLevelType w:val="hybridMultilevel"/>
     <w:tmpl w:val="D6ECBE0E"/>
@@ -26585,7 +27841,7 @@
       </w:pPr>
     </w:lvl>
   </w:abstractNum>
-  <w:abstractNum w:abstractNumId="23" w15:restartNumberingAfterBreak="0">
+  <w:abstractNum w:abstractNumId="26" w15:restartNumberingAfterBreak="0">
     <w:nsid w:val="79EE6643"/>
     <w:multiLevelType w:val="hybridMultilevel"/>
     <w:tmpl w:val="A0346C06"/>
@@ -26674,7 +27930,7 @@
       </w:pPr>
     </w:lvl>
   </w:abstractNum>
-  <w:abstractNum w:abstractNumId="24" w15:restartNumberingAfterBreak="0">
+  <w:abstractNum w:abstractNumId="27" w15:restartNumberingAfterBreak="0">
     <w:nsid w:val="7CC3136A"/>
     <w:multiLevelType w:val="hybridMultilevel"/>
     <w:tmpl w:val="69542D02"/>
@@ -26763,7 +28019,7 @@
       </w:pPr>
     </w:lvl>
   </w:abstractNum>
-  <w:abstractNum w:abstractNumId="25" w15:restartNumberingAfterBreak="0">
+  <w:abstractNum w:abstractNumId="28" w15:restartNumberingAfterBreak="0">
     <w:nsid w:val="7F065695"/>
     <w:multiLevelType w:val="hybridMultilevel"/>
     <w:tmpl w:val="BC163484"/>
@@ -26850,7 +28106,7 @@
     </w:lvl>
   </w:abstractNum>
   <w:num w:numId="1" w16cid:durableId="2016373230">
-    <w:abstractNumId w:val="18"/>
+    <w:abstractNumId w:val="21"/>
   </w:num>
   <w:num w:numId="2" w16cid:durableId="1919823962">
     <w:abstractNumId w:val="7"/>
@@ -26859,61 +28115,61 @@
     <w:abstractNumId w:val="2"/>
   </w:num>
   <w:num w:numId="4" w16cid:durableId="2105415886">
-    <w:abstractNumId w:val="16"/>
+    <w:abstractNumId w:val="19"/>
   </w:num>
   <w:num w:numId="5" w16cid:durableId="1755316248">
     <w:abstractNumId w:val="8"/>
   </w:num>
   <w:num w:numId="6" w16cid:durableId="1413820194">
-    <w:abstractNumId w:val="14"/>
+    <w:abstractNumId w:val="16"/>
   </w:num>
   <w:num w:numId="7" w16cid:durableId="2106881110">
     <w:abstractNumId w:val="6"/>
   </w:num>
   <w:num w:numId="8" w16cid:durableId="1950308229">
-    <w:abstractNumId w:val="10"/>
+    <w:abstractNumId w:val="11"/>
   </w:num>
   <w:num w:numId="9" w16cid:durableId="368267623">
     <w:abstractNumId w:val="1"/>
   </w:num>
   <w:num w:numId="10" w16cid:durableId="719330448">
-    <w:abstractNumId w:val="24"/>
+    <w:abstractNumId w:val="27"/>
   </w:num>
   <w:num w:numId="11" w16cid:durableId="1821382563">
-    <w:abstractNumId w:val="15"/>
+    <w:abstractNumId w:val="17"/>
   </w:num>
   <w:num w:numId="12" w16cid:durableId="740250586">
     <w:abstractNumId w:val="0"/>
   </w:num>
   <w:num w:numId="13" w16cid:durableId="1435245328">
-    <w:abstractNumId w:val="19"/>
+    <w:abstractNumId w:val="22"/>
   </w:num>
   <w:num w:numId="14" w16cid:durableId="442654513">
-    <w:abstractNumId w:val="11"/>
+    <w:abstractNumId w:val="13"/>
   </w:num>
   <w:num w:numId="15" w16cid:durableId="1918905323">
-    <w:abstractNumId w:val="13"/>
+    <w:abstractNumId w:val="15"/>
   </w:num>
   <w:num w:numId="16" w16cid:durableId="104156655">
-    <w:abstractNumId w:val="12"/>
+    <w:abstractNumId w:val="14"/>
   </w:num>
   <w:num w:numId="17" w16cid:durableId="484394979">
     <w:abstractNumId w:val="4"/>
   </w:num>
   <w:num w:numId="18" w16cid:durableId="922690722">
-    <w:abstractNumId w:val="23"/>
+    <w:abstractNumId w:val="26"/>
   </w:num>
   <w:num w:numId="19" w16cid:durableId="1938902108">
-    <w:abstractNumId w:val="17"/>
+    <w:abstractNumId w:val="20"/>
   </w:num>
   <w:num w:numId="20" w16cid:durableId="1668054257">
-    <w:abstractNumId w:val="21"/>
+    <w:abstractNumId w:val="24"/>
   </w:num>
   <w:num w:numId="21" w16cid:durableId="964194599">
-    <w:abstractNumId w:val="9"/>
+    <w:abstractNumId w:val="10"/>
   </w:num>
   <w:num w:numId="22" w16cid:durableId="166098454">
-    <w:abstractNumId w:val="25"/>
+    <w:abstractNumId w:val="28"/>
   </w:num>
   <w:num w:numId="23" w16cid:durableId="999235596">
     <w:abstractNumId w:val="5"/>
@@ -26922,10 +28178,19 @@
     <w:abstractNumId w:val="3"/>
   </w:num>
   <w:num w:numId="25" w16cid:durableId="565772520">
-    <w:abstractNumId w:val="22"/>
+    <w:abstractNumId w:val="25"/>
   </w:num>
   <w:num w:numId="26" w16cid:durableId="1391615581">
-    <w:abstractNumId w:val="20"/>
+    <w:abstractNumId w:val="23"/>
+  </w:num>
+  <w:num w:numId="27" w16cid:durableId="311525096">
+    <w:abstractNumId w:val="9"/>
+  </w:num>
+  <w:num w:numId="28" w16cid:durableId="1798914290">
+    <w:abstractNumId w:val="18"/>
+  </w:num>
+  <w:num w:numId="29" w16cid:durableId="1426531358">
+    <w:abstractNumId w:val="12"/>
   </w:num>
 </w:numbering>
 </file>
@@ -27402,6 +28667,7 @@
   <w:style w:type="character" w:default="1" w:styleId="a0">
     <w:name w:val="Default Paragraph Font"/>
     <w:uiPriority w:val="1"/>
+    <w:semiHidden/>
     <w:unhideWhenUsed/>
   </w:style>
   <w:style w:type="table" w:default="1" w:styleId="a1">

--- a/КП отчет .docx
+++ b/КП отчет .docx
@@ -1292,7 +1292,7 @@
               <w:rPr>
                 <w:szCs w:val="24"/>
               </w:rPr>
-              <w:t>ст. преподаватель</w:t>
+              <w:t>Ассистент</w:t>
             </w:r>
             <w:r>
               <w:rPr>
@@ -1443,11 +1443,31 @@
                 <w:szCs w:val="24"/>
               </w:rPr>
             </w:pPr>
-            <w:r>
-              <w:rPr>
-                <w:szCs w:val="24"/>
-              </w:rPr>
-              <w:t>Крестникова О.А.</w:t>
+            <w:proofErr w:type="spellStart"/>
+            <w:r>
+              <w:rPr>
+                <w:szCs w:val="24"/>
+              </w:rPr>
+              <w:t>Шулятьев</w:t>
+            </w:r>
+            <w:proofErr w:type="spellEnd"/>
+            <w:r>
+              <w:rPr>
+                <w:szCs w:val="24"/>
+              </w:rPr>
+              <w:t xml:space="preserve"> А</w:t>
+            </w:r>
+            <w:r>
+              <w:rPr>
+                <w:szCs w:val="24"/>
+              </w:rPr>
+              <w:t>.</w:t>
+            </w:r>
+            <w:r>
+              <w:rPr>
+                <w:szCs w:val="24"/>
+              </w:rPr>
+              <w:t xml:space="preserve"> А.</w:t>
             </w:r>
           </w:p>
         </w:tc>
@@ -17875,7 +17895,7 @@
                                 <w:sz w:val="28"/>
                                 <w:szCs w:val="28"/>
                               </w:rPr>
-                              <w:t>4</w:t>
+                              <w:t>2</w:t>
                             </w:r>
                             <w:r>
                               <w:rPr>
@@ -17989,7 +18009,7 @@
                           <w:sz w:val="28"/>
                           <w:szCs w:val="28"/>
                         </w:rPr>
-                        <w:t>4</w:t>
+                        <w:t>2</w:t>
                       </w:r>
                       <w:r>
                         <w:rPr>
@@ -19985,7 +20005,39 @@
           <w:sz w:val="28"/>
           <w:szCs w:val="28"/>
         </w:rPr>
-        <w:t xml:space="preserve"> Рассмотрим добавление новой вершины в дерево (рисунок N). Добавим значение с ключом K. Выполняется стандартная BST-вставка: начиная с корня, ключ сравнивается с ключами узлов до нахождения пустой позиции. Новый узел окрашивается в красный. Если отец нового узла также красный — нарушается свойство 4. Процедура </w:t>
+        <w:t xml:space="preserve"> Рассмотрим добавление новой вершины в дерево (рисун</w:t>
+      </w:r>
+      <w:r>
+        <w:rPr>
+          <w:rFonts w:cs="Times New Roman"/>
+          <w:sz w:val="28"/>
+          <w:szCs w:val="28"/>
+        </w:rPr>
+        <w:t>ки</w:t>
+      </w:r>
+      <w:r>
+        <w:rPr>
+          <w:rFonts w:cs="Times New Roman"/>
+          <w:sz w:val="28"/>
+          <w:szCs w:val="28"/>
+        </w:rPr>
+        <w:t xml:space="preserve"> </w:t>
+      </w:r>
+      <w:r>
+        <w:rPr>
+          <w:rFonts w:cs="Times New Roman"/>
+          <w:sz w:val="28"/>
+          <w:szCs w:val="28"/>
+        </w:rPr>
+        <w:t>9-10</w:t>
+      </w:r>
+      <w:r>
+        <w:rPr>
+          <w:rFonts w:cs="Times New Roman"/>
+          <w:sz w:val="28"/>
+          <w:szCs w:val="28"/>
+        </w:rPr>
+        <w:t xml:space="preserve">). Добавим значение с ключом K. Выполняется стандартная BST-вставка: начиная с корня, ключ сравнивается с ключами узлов до нахождения пустой позиции. Новый узел окрашивается в красный. Если отец нового узла также красный — нарушается свойство 4. Процедура </w:t>
       </w:r>
       <w:proofErr w:type="spellStart"/>
       <w:r>
@@ -20018,6 +20070,312 @@
       </w:pPr>
       <w:r>
         <w:rPr>
+          <w:noProof/>
+        </w:rPr>
+        <w:lastRenderedPageBreak/>
+        <mc:AlternateContent>
+          <mc:Choice Requires="wps">
+            <w:drawing>
+              <wp:anchor distT="0" distB="0" distL="114300" distR="114300" simplePos="0" relativeHeight="251688960" behindDoc="0" locked="0" layoutInCell="1" allowOverlap="1" wp14:anchorId="566715BF" wp14:editId="2EC2490F">
+                <wp:simplePos x="0" y="0"/>
+                <wp:positionH relativeFrom="column">
+                  <wp:posOffset>1061720</wp:posOffset>
+                </wp:positionH>
+                <wp:positionV relativeFrom="paragraph">
+                  <wp:posOffset>1687830</wp:posOffset>
+                </wp:positionV>
+                <wp:extent cx="3817620" cy="635"/>
+                <wp:effectExtent l="0" t="0" r="0" b="0"/>
+                <wp:wrapTopAndBottom/>
+                <wp:docPr id="140836162" name="Надпись 1"/>
+                <wp:cNvGraphicFramePr/>
+                <a:graphic xmlns:a="http://schemas.openxmlformats.org/drawingml/2006/main">
+                  <a:graphicData uri="http://schemas.microsoft.com/office/word/2010/wordprocessingShape">
+                    <wps:wsp>
+                      <wps:cNvSpPr txBox="1"/>
+                      <wps:spPr>
+                        <a:xfrm>
+                          <a:off x="0" y="0"/>
+                          <a:ext cx="3817620" cy="635"/>
+                        </a:xfrm>
+                        <a:prstGeom prst="rect">
+                          <a:avLst/>
+                        </a:prstGeom>
+                        <a:solidFill>
+                          <a:prstClr val="white"/>
+                        </a:solidFill>
+                        <a:ln>
+                          <a:noFill/>
+                        </a:ln>
+                      </wps:spPr>
+                      <wps:txbx>
+                        <w:txbxContent>
+                          <w:p>
+                            <w:pPr>
+                              <w:pStyle w:val="af4"/>
+                              <w:jc w:val="center"/>
+                              <w:rPr>
+                                <w:rFonts w:cs="Times New Roman"/>
+                                <w:i w:val="0"/>
+                                <w:iCs w:val="0"/>
+                                <w:color w:val="auto"/>
+                                <w:sz w:val="28"/>
+                                <w:szCs w:val="28"/>
+                              </w:rPr>
+                            </w:pPr>
+                            <w:r>
+                              <w:rPr>
+                                <w:i w:val="0"/>
+                                <w:iCs w:val="0"/>
+                                <w:color w:val="auto"/>
+                                <w:sz w:val="28"/>
+                                <w:szCs w:val="28"/>
+                              </w:rPr>
+                              <w:t xml:space="preserve">Рисунок </w:t>
+                            </w:r>
+                            <w:r>
+                              <w:rPr>
+                                <w:i w:val="0"/>
+                                <w:iCs w:val="0"/>
+                                <w:color w:val="auto"/>
+                                <w:sz w:val="28"/>
+                                <w:szCs w:val="28"/>
+                              </w:rPr>
+                              <w:t>9 – Пример красно черного дерева построенного на данных из ПО, ключ «</w:t>
+                            </w:r>
+                            <w:proofErr w:type="spellStart"/>
+                            <w:r>
+                              <w:rPr>
+                                <w:i w:val="0"/>
+                                <w:iCs w:val="0"/>
+                                <w:color w:val="auto"/>
+                                <w:sz w:val="28"/>
+                                <w:szCs w:val="28"/>
+                              </w:rPr>
+                              <w:t>Фио</w:t>
+                            </w:r>
+                            <w:r>
+                              <w:rPr>
+                                <w:i w:val="0"/>
+                                <w:iCs w:val="0"/>
+                                <w:color w:val="auto"/>
+                                <w:sz w:val="28"/>
+                                <w:szCs w:val="28"/>
+                              </w:rPr>
+                              <w:t>|</w:t>
+                            </w:r>
+                            <w:r>
+                              <w:rPr>
+                                <w:i w:val="0"/>
+                                <w:iCs w:val="0"/>
+                                <w:color w:val="auto"/>
+                                <w:sz w:val="28"/>
+                                <w:szCs w:val="28"/>
+                              </w:rPr>
+                              <w:t>Город</w:t>
+                            </w:r>
+                            <w:proofErr w:type="spellEnd"/>
+                            <w:r>
+                              <w:rPr>
+                                <w:i w:val="0"/>
+                                <w:iCs w:val="0"/>
+                                <w:color w:val="auto"/>
+                                <w:sz w:val="28"/>
+                                <w:szCs w:val="28"/>
+                              </w:rPr>
+                              <w:t>»</w:t>
+                            </w:r>
+                          </w:p>
+                        </w:txbxContent>
+                      </wps:txbx>
+                      <wps:bodyPr rot="0" spcFirstLastPara="0" vertOverflow="overflow" horzOverflow="overflow" vert="horz" wrap="square" lIns="0" tIns="0" rIns="0" bIns="0" numCol="1" spcCol="0" rtlCol="0" fromWordArt="0" anchor="t" anchorCtr="0" forceAA="0" compatLnSpc="1">
+                        <a:prstTxWarp prst="textNoShape">
+                          <a:avLst/>
+                        </a:prstTxWarp>
+                        <a:spAutoFit/>
+                      </wps:bodyPr>
+                    </wps:wsp>
+                  </a:graphicData>
+                </a:graphic>
+              </wp:anchor>
+            </w:drawing>
+          </mc:Choice>
+          <mc:Fallback>
+            <w:pict>
+              <v:shape w14:anchorId="566715BF" id="_x0000_s1034" type="#_x0000_t202" style="position:absolute;left:0;text-align:left;margin-left:83.6pt;margin-top:132.9pt;width:300.6pt;height:.05pt;z-index:251688960;visibility:visible;mso-wrap-style:square;mso-wrap-distance-left:9pt;mso-wrap-distance-top:0;mso-wrap-distance-right:9pt;mso-wrap-distance-bottom:0;mso-position-horizontal:absolute;mso-position-horizontal-relative:text;mso-position-vertical:absolute;mso-position-vertical-relative:text;v-text-anchor:top" o:gfxdata="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" stroked="f">
+                <v:textbox style="mso-fit-shape-to-text:t" inset="0,0,0,0">
+                  <w:txbxContent>
+                    <w:p>
+                      <w:pPr>
+                        <w:pStyle w:val="af4"/>
+                        <w:jc w:val="center"/>
+                        <w:rPr>
+                          <w:rFonts w:cs="Times New Roman"/>
+                          <w:i w:val="0"/>
+                          <w:iCs w:val="0"/>
+                          <w:color w:val="auto"/>
+                          <w:sz w:val="28"/>
+                          <w:szCs w:val="28"/>
+                        </w:rPr>
+                      </w:pPr>
+                      <w:r>
+                        <w:rPr>
+                          <w:i w:val="0"/>
+                          <w:iCs w:val="0"/>
+                          <w:color w:val="auto"/>
+                          <w:sz w:val="28"/>
+                          <w:szCs w:val="28"/>
+                        </w:rPr>
+                        <w:t xml:space="preserve">Рисунок </w:t>
+                      </w:r>
+                      <w:r>
+                        <w:rPr>
+                          <w:i w:val="0"/>
+                          <w:iCs w:val="0"/>
+                          <w:color w:val="auto"/>
+                          <w:sz w:val="28"/>
+                          <w:szCs w:val="28"/>
+                        </w:rPr>
+                        <w:t>9 – Пример красно черного дерева построенного на данных из ПО, ключ «</w:t>
+                      </w:r>
+                      <w:proofErr w:type="spellStart"/>
+                      <w:r>
+                        <w:rPr>
+                          <w:i w:val="0"/>
+                          <w:iCs w:val="0"/>
+                          <w:color w:val="auto"/>
+                          <w:sz w:val="28"/>
+                          <w:szCs w:val="28"/>
+                        </w:rPr>
+                        <w:t>Фио</w:t>
+                      </w:r>
+                      <w:r>
+                        <w:rPr>
+                          <w:i w:val="0"/>
+                          <w:iCs w:val="0"/>
+                          <w:color w:val="auto"/>
+                          <w:sz w:val="28"/>
+                          <w:szCs w:val="28"/>
+                        </w:rPr>
+                        <w:t>|</w:t>
+                      </w:r>
+                      <w:r>
+                        <w:rPr>
+                          <w:i w:val="0"/>
+                          <w:iCs w:val="0"/>
+                          <w:color w:val="auto"/>
+                          <w:sz w:val="28"/>
+                          <w:szCs w:val="28"/>
+                        </w:rPr>
+                        <w:t>Город</w:t>
+                      </w:r>
+                      <w:proofErr w:type="spellEnd"/>
+                      <w:r>
+                        <w:rPr>
+                          <w:i w:val="0"/>
+                          <w:iCs w:val="0"/>
+                          <w:color w:val="auto"/>
+                          <w:sz w:val="28"/>
+                          <w:szCs w:val="28"/>
+                        </w:rPr>
+                        <w:t>»</w:t>
+                      </w:r>
+                    </w:p>
+                  </w:txbxContent>
+                </v:textbox>
+                <w10:wrap type="topAndBottom"/>
+              </v:shape>
+            </w:pict>
+          </mc:Fallback>
+        </mc:AlternateContent>
+      </w:r>
+      <w:r>
+        <w:rPr>
+          <w:rFonts w:cs="Times New Roman"/>
+          <w:sz w:val="28"/>
+          <w:szCs w:val="28"/>
+        </w:rPr>
+        <w:drawing>
+          <wp:anchor distT="0" distB="0" distL="114300" distR="114300" simplePos="0" relativeHeight="251686912" behindDoc="0" locked="0" layoutInCell="1" allowOverlap="1" wp14:anchorId="5CBF381D" wp14:editId="30EAB639">
+            <wp:simplePos x="0" y="0"/>
+            <wp:positionH relativeFrom="margin">
+              <wp:align>center</wp:align>
+            </wp:positionH>
+            <wp:positionV relativeFrom="paragraph">
+              <wp:posOffset>0</wp:posOffset>
+            </wp:positionV>
+            <wp:extent cx="3817620" cy="1630680"/>
+            <wp:effectExtent l="0" t="0" r="0" b="7620"/>
+            <wp:wrapTopAndBottom/>
+            <wp:docPr id="1109219266" name="Рисунок 11"/>
+            <wp:cNvGraphicFramePr>
+              <a:graphicFrameLocks xmlns:a="http://schemas.openxmlformats.org/drawingml/2006/main" noChangeAspect="1"/>
+            </wp:cNvGraphicFramePr>
+            <a:graphic xmlns:a="http://schemas.openxmlformats.org/drawingml/2006/main">
+              <a:graphicData uri="http://schemas.openxmlformats.org/drawingml/2006/picture">
+                <pic:pic xmlns:pic="http://schemas.openxmlformats.org/drawingml/2006/picture">
+                  <pic:nvPicPr>
+                    <pic:cNvPr id="0" name="Picture 6"/>
+                    <pic:cNvPicPr>
+                      <a:picLocks noChangeAspect="1" noChangeArrowheads="1"/>
+                    </pic:cNvPicPr>
+                  </pic:nvPicPr>
+                  <pic:blipFill>
+                    <a:blip r:embed="rId17">
+                      <a:extLst>
+                        <a:ext uri="{28A0092B-C50C-407E-A947-70E740481C1C}">
+                          <a14:useLocalDpi xmlns:a14="http://schemas.microsoft.com/office/drawing/2010/main" val="0"/>
+                        </a:ext>
+                      </a:extLst>
+                    </a:blip>
+                    <a:srcRect/>
+                    <a:stretch>
+                      <a:fillRect/>
+                    </a:stretch>
+                  </pic:blipFill>
+                  <pic:spPr bwMode="auto">
+                    <a:xfrm>
+                      <a:off x="0" y="0"/>
+                      <a:ext cx="3817620" cy="1630680"/>
+                    </a:xfrm>
+                    <a:prstGeom prst="rect">
+                      <a:avLst/>
+                    </a:prstGeom>
+                    <a:noFill/>
+                    <a:ln>
+                      <a:noFill/>
+                    </a:ln>
+                  </pic:spPr>
+                </pic:pic>
+              </a:graphicData>
+            </a:graphic>
+          </wp:anchor>
+        </w:drawing>
+      </w:r>
+    </w:p>
+    <w:p>
+      <w:pPr>
+        <w:spacing w:after="0" w:line="360" w:lineRule="auto"/>
+        <w:ind w:firstLine="708"/>
+        <w:rPr>
+          <w:rFonts w:cs="Times New Roman"/>
+          <w:sz w:val="28"/>
+          <w:szCs w:val="28"/>
+        </w:rPr>
+      </w:pPr>
+    </w:p>
+    <w:p>
+      <w:pPr>
+        <w:spacing w:after="0" w:line="360" w:lineRule="auto"/>
+        <w:ind w:firstLine="708"/>
+        <w:rPr>
+          <w:rFonts w:cs="Times New Roman"/>
+          <w:sz w:val="28"/>
+          <w:szCs w:val="28"/>
+        </w:rPr>
+      </w:pPr>
+      <w:r>
+        <w:rPr>
           <w:rFonts w:cs="Times New Roman"/>
           <w:b/>
           <w:bCs/>
@@ -20096,16 +20454,7 @@
           <w:sz w:val="28"/>
           <w:szCs w:val="28"/>
         </w:rPr>
-        <w:t xml:space="preserve"> поддерева) удаляемой вершины. </w:t>
-      </w:r>
-      <w:r>
-        <w:rPr>
-          <w:rFonts w:cs="Times New Roman"/>
-          <w:sz w:val="28"/>
-          <w:szCs w:val="28"/>
-        </w:rPr>
-        <w:lastRenderedPageBreak/>
-        <w:t>Рассмотрим удаление корня дерева (рисунок N). Преемником становится м</w:t>
+        <w:t xml:space="preserve"> поддерева) удаляемой вершины. Рассмотрим удаление корня дерева (рисунок N). Преемником становится м</w:t>
       </w:r>
       <w:r>
         <w:rPr>
@@ -25061,8 +25410,8 @@
       </w:r>
     </w:p>
     <w:sectPr>
-      <w:headerReference w:type="default" r:id="rId17"/>
-      <w:footerReference w:type="default" r:id="rId18"/>
+      <w:headerReference w:type="default" r:id="rId18"/>
+      <w:footerReference w:type="default" r:id="rId19"/>
       <w:pgSz w:w="11906" w:h="16838"/>
       <w:pgMar w:top="1134" w:right="850" w:bottom="1134" w:left="1701" w:header="708" w:footer="708" w:gutter="0"/>
       <w:cols w:space="708"/>
@@ -28667,7 +29016,6 @@
   <w:style w:type="character" w:default="1" w:styleId="a0">
     <w:name w:val="Default Paragraph Font"/>
     <w:uiPriority w:val="1"/>
-    <w:semiHidden/>
     <w:unhideWhenUsed/>
   </w:style>
   <w:style w:type="table" w:default="1" w:styleId="a1">

--- a/КП отчет .docx
+++ b/КП отчет .docx
@@ -1021,19 +1021,11 @@
                 <w:szCs w:val="24"/>
               </w:rPr>
             </w:pPr>
-            <w:proofErr w:type="spellStart"/>
-            <w:r>
-              <w:rPr>
-                <w:szCs w:val="24"/>
-              </w:rPr>
-              <w:t>Тарабыкин</w:t>
-            </w:r>
-            <w:proofErr w:type="spellEnd"/>
-            <w:r>
-              <w:rPr>
-                <w:szCs w:val="24"/>
-              </w:rPr>
-              <w:t xml:space="preserve"> Г. О.</w:t>
+            <w:r>
+              <w:rPr>
+                <w:szCs w:val="24"/>
+              </w:rPr>
+              <w:t>Тарабыкин Г. О.</w:t>
             </w:r>
           </w:p>
         </w:tc>
@@ -1298,16 +1290,8 @@
               <w:rPr>
                 <w:szCs w:val="24"/>
               </w:rPr>
-              <w:t xml:space="preserve"> </w:t>
-            </w:r>
-            <w:proofErr w:type="spellStart"/>
-            <w:r>
-              <w:rPr>
-                <w:szCs w:val="24"/>
-              </w:rPr>
-              <w:t>ДПИиИИ</w:t>
-            </w:r>
-            <w:proofErr w:type="spellEnd"/>
+              <w:t xml:space="preserve"> ДПИиИИ</w:t>
+            </w:r>
           </w:p>
         </w:tc>
       </w:tr>
@@ -1443,19 +1427,11 @@
                 <w:szCs w:val="24"/>
               </w:rPr>
             </w:pPr>
-            <w:proofErr w:type="spellStart"/>
-            <w:r>
-              <w:rPr>
-                <w:szCs w:val="24"/>
-              </w:rPr>
-              <w:t>Шулятьев</w:t>
-            </w:r>
-            <w:proofErr w:type="spellEnd"/>
-            <w:r>
-              <w:rPr>
-                <w:szCs w:val="24"/>
-              </w:rPr>
-              <w:t xml:space="preserve"> А</w:t>
+            <w:r>
+              <w:rPr>
+                <w:szCs w:val="24"/>
+              </w:rPr>
+              <w:t>Шулятьев А</w:t>
             </w:r>
             <w:r>
               <w:rPr>
@@ -6471,21 +6447,12 @@
                 <w:szCs w:val="24"/>
               </w:rPr>
             </w:pPr>
-            <w:proofErr w:type="spellStart"/>
-            <w:r>
-              <w:rPr>
-                <w:rFonts w:cs="Times New Roman"/>
-                <w:szCs w:val="24"/>
-              </w:rPr>
-              <w:t>Ростов</w:t>
-            </w:r>
-            <w:proofErr w:type="spellEnd"/>
-            <w:r>
-              <w:rPr>
-                <w:rFonts w:cs="Times New Roman"/>
-                <w:szCs w:val="24"/>
-              </w:rPr>
-              <w:t>-на-Дону</w:t>
+            <w:r>
+              <w:rPr>
+                <w:rFonts w:cs="Times New Roman"/>
+                <w:szCs w:val="24"/>
+              </w:rPr>
+              <w:t>Ростов-на-Дону</w:t>
             </w:r>
           </w:p>
         </w:tc>
@@ -6717,21 +6684,12 @@
                 <w:szCs w:val="24"/>
               </w:rPr>
             </w:pPr>
-            <w:proofErr w:type="spellStart"/>
-            <w:r>
-              <w:rPr>
-                <w:rFonts w:cs="Times New Roman"/>
-                <w:szCs w:val="24"/>
-              </w:rPr>
-              <w:t>Ростов</w:t>
-            </w:r>
-            <w:proofErr w:type="spellEnd"/>
-            <w:r>
-              <w:rPr>
-                <w:rFonts w:cs="Times New Roman"/>
-                <w:szCs w:val="24"/>
-              </w:rPr>
-              <w:t>-на-Дону</w:t>
+            <w:r>
+              <w:rPr>
+                <w:rFonts w:cs="Times New Roman"/>
+                <w:szCs w:val="24"/>
+              </w:rPr>
+              <w:t>Ростов-на-Дону</w:t>
             </w:r>
           </w:p>
         </w:tc>
@@ -8512,21 +8470,12 @@
                 <w:szCs w:val="24"/>
               </w:rPr>
             </w:pPr>
-            <w:proofErr w:type="spellStart"/>
-            <w:r>
-              <w:rPr>
-                <w:rFonts w:cs="Times New Roman"/>
-                <w:szCs w:val="24"/>
-              </w:rPr>
-              <w:t>Ростов</w:t>
-            </w:r>
-            <w:proofErr w:type="spellEnd"/>
-            <w:r>
-              <w:rPr>
-                <w:rFonts w:cs="Times New Roman"/>
-                <w:szCs w:val="24"/>
-              </w:rPr>
-              <w:t>-на-Дону</w:t>
+            <w:r>
+              <w:rPr>
+                <w:rFonts w:cs="Times New Roman"/>
+                <w:szCs w:val="24"/>
+              </w:rPr>
+              <w:t>Ростов-на-Дону</w:t>
             </w:r>
           </w:p>
         </w:tc>
@@ -9223,64 +9172,8 @@
           <w:szCs w:val="28"/>
         </w:rPr>
         <w:lastRenderedPageBreak/>
-        <w:t>Справочник «Мероприятия</w:t>
-      </w:r>
-      <w:proofErr w:type="gramStart"/>
-      <w:r>
-        <w:rPr>
-          <w:rFonts w:cs="Times New Roman"/>
-          <w:sz w:val="28"/>
-          <w:szCs w:val="28"/>
-        </w:rPr>
-        <w:t>».</w:t>
-      </w:r>
-      <w:proofErr w:type="spellStart"/>
-      <w:r>
-        <w:rPr>
-          <w:rFonts w:cs="Times New Roman"/>
-          <w:sz w:val="28"/>
-          <w:szCs w:val="28"/>
-        </w:rPr>
-        <w:t>ФИО</w:t>
-      </w:r>
-      <w:proofErr w:type="gramEnd"/>
-      <w:r>
-        <w:rPr>
-          <w:rFonts w:cs="Times New Roman"/>
-          <w:sz w:val="28"/>
-          <w:szCs w:val="28"/>
-        </w:rPr>
-        <w:t>_волонтёра</w:t>
-      </w:r>
-      <w:proofErr w:type="spellEnd"/>
-      <w:r>
-        <w:rPr>
-          <w:rFonts w:cs="Times New Roman"/>
-          <w:sz w:val="28"/>
-          <w:szCs w:val="28"/>
-        </w:rPr>
-        <w:t xml:space="preserve"> совпадает со Справочником «</w:t>
-      </w:r>
-      <w:proofErr w:type="spellStart"/>
-      <w:r>
-        <w:rPr>
-          <w:rFonts w:cs="Times New Roman"/>
-          <w:sz w:val="28"/>
-          <w:szCs w:val="28"/>
-        </w:rPr>
-        <w:t>Волонтёры</w:t>
-      </w:r>
-      <w:proofErr w:type="gramStart"/>
-      <w:r>
-        <w:rPr>
-          <w:rFonts w:cs="Times New Roman"/>
-          <w:sz w:val="28"/>
-          <w:szCs w:val="28"/>
-        </w:rPr>
-        <w:t>».ФИО</w:t>
-      </w:r>
-      <w:proofErr w:type="spellEnd"/>
-      <w:proofErr w:type="gramEnd"/>
+        <w:t>Справочник «Мероприятия».ФИО_волонтёра совпадает со Справочником «Волонтёры».ФИО</w:t>
+      </w:r>
     </w:p>
     <w:p>
       <w:pPr>
@@ -9432,47 +9325,7 @@
           <w:sz w:val="28"/>
           <w:szCs w:val="28"/>
         </w:rPr>
-        <w:t>од, извлечённый из поля Дата справочника «Мероприятия», не выходит за пределы диапазона [</w:t>
-      </w:r>
-      <w:proofErr w:type="spellStart"/>
-      <w:r>
-        <w:rPr>
-          <w:rFonts w:cs="Times New Roman"/>
-          <w:color w:val="000000" w:themeColor="text1"/>
-          <w:sz w:val="28"/>
-          <w:szCs w:val="28"/>
-        </w:rPr>
-        <w:t>Год_от</w:t>
-      </w:r>
-      <w:proofErr w:type="spellEnd"/>
-      <w:r>
-        <w:rPr>
-          <w:rFonts w:cs="Times New Roman"/>
-          <w:color w:val="000000" w:themeColor="text1"/>
-          <w:sz w:val="28"/>
-          <w:szCs w:val="28"/>
-        </w:rPr>
-        <w:t xml:space="preserve">; </w:t>
-      </w:r>
-      <w:proofErr w:type="spellStart"/>
-      <w:r>
-        <w:rPr>
-          <w:rFonts w:cs="Times New Roman"/>
-          <w:color w:val="000000" w:themeColor="text1"/>
-          <w:sz w:val="28"/>
-          <w:szCs w:val="28"/>
-        </w:rPr>
-        <w:t>Год_до</w:t>
-      </w:r>
-      <w:proofErr w:type="spellEnd"/>
-      <w:r>
-        <w:rPr>
-          <w:rFonts w:cs="Times New Roman"/>
-          <w:color w:val="000000" w:themeColor="text1"/>
-          <w:sz w:val="28"/>
-          <w:szCs w:val="28"/>
-        </w:rPr>
-        <w:t>], заданного пользователем</w:t>
+        <w:t>од, извлечённый из поля Дата справочника «Мероприятия», не выходит за пределы диапазона [Год_от; Год_до], заданного пользователем</w:t>
       </w:r>
     </w:p>
     <w:p>
@@ -9574,43 +9427,7 @@
           <w:sz w:val="28"/>
           <w:szCs w:val="28"/>
         </w:rPr>
-        <w:t>Для хранения данных справочников используются массивы фиксированного размера. Для ускорения поиска в справочнике «Волонтёры» используется хеш-таблица с открытой адресацией, построенная по составному ключу «</w:t>
-      </w:r>
-      <w:proofErr w:type="spellStart"/>
-      <w:r>
-        <w:rPr>
-          <w:rFonts w:cs="Times New Roman"/>
-          <w:sz w:val="28"/>
-          <w:szCs w:val="28"/>
-        </w:rPr>
-        <w:t>ФИО|Город</w:t>
-      </w:r>
-      <w:proofErr w:type="spellEnd"/>
-      <w:r>
-        <w:rPr>
-          <w:rFonts w:cs="Times New Roman"/>
-          <w:sz w:val="28"/>
-          <w:szCs w:val="28"/>
-        </w:rPr>
-        <w:t xml:space="preserve">». Для справочника «Мероприятия» применяются две структуры данных: хеш-таблица с открытой адресацией по ключу «ФИО </w:t>
-      </w:r>
-      <w:proofErr w:type="spellStart"/>
-      <w:r>
-        <w:rPr>
-          <w:rFonts w:cs="Times New Roman"/>
-          <w:sz w:val="28"/>
-          <w:szCs w:val="28"/>
-        </w:rPr>
-        <w:t>волонтёра|Город</w:t>
-      </w:r>
-      <w:proofErr w:type="spellEnd"/>
-      <w:r>
-        <w:rPr>
-          <w:rFonts w:cs="Times New Roman"/>
-          <w:sz w:val="28"/>
-          <w:szCs w:val="28"/>
-        </w:rPr>
-        <w:t>», обеспечивающая быстрый поиск конкретной записи, и красно-чёрное дерево поиска с тем же составным ключом. Красно-чёрное дерево справочника «Мероприятия» хранит данные в упорядоченном виде и применяется при формировании отчёта «Волонтёры и мероприятия» с фильтрацией по периоду дат: в процессе обхода дерева для каждого узла просматривается цепочка записей, и отбираются те, дата которых попадает в заданный пользователем диапазон.</w:t>
+        <w:t>Для хранения данных справочников используются массивы фиксированного размера. Для ускорения поиска в справочнике «Волонтёры» используется хеш-таблица с открытой адресацией, построенная по составному ключу «ФИО|Город». Для справочника «Мероприятия» применяются две структуры данных: хеш-таблица с открытой адресацией по ключу «ФИО волонтёра|Город», обеспечивающая быстрый поиск конкретной записи, и красно-чёрное дерево поиска с тем же составным ключом. Красно-чёрное дерево справочника «Мероприятия» хранит данные в упорядоченном виде и применяется при формировании отчёта «Волонтёры и мероприятия» с фильтрацией по периоду дат: в процессе обхода дерева для каждого узла просматривается цепочка записей, и отбираются те, дата которых попадает в заданный пользователем диапазон.</w:t>
       </w:r>
     </w:p>
     <w:p>
@@ -9684,25 +9501,7 @@
           <w:sz w:val="28"/>
           <w:szCs w:val="28"/>
         </w:rPr>
-        <w:t xml:space="preserve">», в котором операции вставки, поиска и удаления выполняются в среднем за время </w:t>
-      </w:r>
-      <w:proofErr w:type="gramStart"/>
-      <w:r>
-        <w:rPr>
-          <w:rFonts w:cs="Times New Roman"/>
-          <w:sz w:val="28"/>
-          <w:szCs w:val="28"/>
-        </w:rPr>
-        <w:t>O(</w:t>
-      </w:r>
-      <w:proofErr w:type="gramEnd"/>
-      <w:r>
-        <w:rPr>
-          <w:rFonts w:cs="Times New Roman"/>
-          <w:sz w:val="28"/>
-          <w:szCs w:val="28"/>
-        </w:rPr>
-        <w:t>1) [1, с. 285]. Основная идея хеш-таблицы состоит в использовании хеш-функции, которая отображает ключ на индекс в массиве фиксированного размера, что позволяет обратиться к нужной записи напрямую, без перебора всех элементов [2, с. 397].</w:t>
+        <w:t>», в котором операции вставки, поиска и удаления выполняются в среднем за время O(1) [1, с. 285]. Основная идея хеш-таблицы состоит в использовании хеш-функции, которая отображает ключ на индекс в массиве фиксированного размера, что позволяет обратиться к нужной записи напрямую, без перебора всех элементов [2, с. 397].</w:t>
       </w:r>
     </w:p>
     <w:p>
@@ -9747,7 +9546,6 @@
           <w:szCs w:val="28"/>
         </w:rPr>
       </w:pPr>
-      <w:proofErr w:type="gramStart"/>
       <w:r>
         <w:rPr>
           <w:rFonts w:cs="Times New Roman"/>
@@ -9756,18 +9554,7 @@
           <w:sz w:val="28"/>
           <w:szCs w:val="28"/>
         </w:rPr>
-        <w:t>h :</w:t>
-      </w:r>
-      <w:proofErr w:type="gramEnd"/>
-      <w:r>
-        <w:rPr>
-          <w:rFonts w:cs="Times New Roman"/>
-          <w:i/>
-          <w:iCs/>
-          <w:sz w:val="28"/>
-          <w:szCs w:val="28"/>
-        </w:rPr>
-        <w:t xml:space="preserve"> U → {0, 1, ..., N−1}</w:t>
+        <w:t>h : U → {0, 1, ..., N−1}</w:t>
       </w:r>
     </w:p>
     <w:p>
@@ -9831,29 +9618,7 @@
           <w:sz w:val="28"/>
           <w:szCs w:val="28"/>
         </w:rPr>
-        <w:t xml:space="preserve">(1) h(k) = (c₁·p⁰ + c₂·p¹ + ... + cₙ·pⁿ⁻¹) </w:t>
-      </w:r>
-      <w:proofErr w:type="spellStart"/>
-      <w:r>
-        <w:rPr>
-          <w:rFonts w:cs="Times New Roman"/>
-          <w:i/>
-          <w:iCs/>
-          <w:sz w:val="28"/>
-          <w:szCs w:val="28"/>
-        </w:rPr>
-        <w:t>mod</w:t>
-      </w:r>
-      <w:proofErr w:type="spellEnd"/>
-      <w:r>
-        <w:rPr>
-          <w:rFonts w:cs="Times New Roman"/>
-          <w:i/>
-          <w:iCs/>
-          <w:sz w:val="28"/>
-          <w:szCs w:val="28"/>
-        </w:rPr>
-        <w:t xml:space="preserve"> N</w:t>
+        <w:t>(1) h(k) = (c₁·p⁰ + c₂·p¹ + ... + cₙ·pⁿ⁻¹) mod N</w:t>
       </w:r>
     </w:p>
     <w:p>
@@ -10082,9 +9847,8 @@
                 <w:bCs/>
                 <w:szCs w:val="24"/>
               </w:rPr>
-              <w:t xml:space="preserve">h(ключ) </w:t>
-            </w:r>
-            <w:proofErr w:type="spellStart"/>
+              <w:t>h(ключ) mod 1</w:t>
+            </w:r>
             <w:r>
               <w:rPr>
                 <w:rFonts w:cs="Times New Roman"/>
@@ -10092,25 +9856,6 @@
                 <w:bCs/>
                 <w:szCs w:val="24"/>
               </w:rPr>
-              <w:t>mod</w:t>
-            </w:r>
-            <w:proofErr w:type="spellEnd"/>
-            <w:r>
-              <w:rPr>
-                <w:rFonts w:cs="Times New Roman"/>
-                <w:b/>
-                <w:bCs/>
-                <w:szCs w:val="24"/>
-              </w:rPr>
-              <w:t xml:space="preserve"> 1</w:t>
-            </w:r>
-            <w:r>
-              <w:rPr>
-                <w:rFonts w:cs="Times New Roman"/>
-                <w:b/>
-                <w:bCs/>
-                <w:szCs w:val="24"/>
-              </w:rPr>
               <w:t>1</w:t>
             </w:r>
           </w:p>
@@ -10134,17 +9879,8 @@
                 <w:rFonts w:cs="Times New Roman"/>
                 <w:szCs w:val="24"/>
               </w:rPr>
-              <w:t xml:space="preserve">Орлов Николай </w:t>
-            </w:r>
-            <w:proofErr w:type="spellStart"/>
-            <w:r>
-              <w:rPr>
-                <w:rFonts w:cs="Times New Roman"/>
-                <w:szCs w:val="24"/>
-              </w:rPr>
-              <w:t>Петрович|Самара</w:t>
-            </w:r>
-            <w:proofErr w:type="spellEnd"/>
+              <w:t>Орлов Николай Петрович|Самара</w:t>
+            </w:r>
           </w:p>
         </w:tc>
         <w:tc>
@@ -10188,17 +9924,8 @@
                 <w:rFonts w:cs="Times New Roman"/>
                 <w:szCs w:val="24"/>
               </w:rPr>
-              <w:t xml:space="preserve">Кузнецова Наталья </w:t>
-            </w:r>
-            <w:proofErr w:type="spellStart"/>
-            <w:r>
-              <w:rPr>
-                <w:rFonts w:cs="Times New Roman"/>
-                <w:szCs w:val="24"/>
-              </w:rPr>
-              <w:t>Николаевна|Ростов-на-Дону</w:t>
-            </w:r>
-            <w:proofErr w:type="spellEnd"/>
+              <w:t>Кузнецова Наталья Николаевна|Ростов-на-Дону</w:t>
+            </w:r>
           </w:p>
         </w:tc>
         <w:tc>
@@ -10510,79 +10237,7 @@
           <w:szCs w:val="28"/>
           <w:lang w:val="en-US"/>
         </w:rPr>
-        <w:t>(2) H(</w:t>
-      </w:r>
-      <w:proofErr w:type="spellStart"/>
-      <w:r>
-        <w:rPr>
-          <w:rFonts w:cs="Times New Roman"/>
-          <w:i/>
-          <w:iCs/>
-          <w:sz w:val="28"/>
-          <w:szCs w:val="28"/>
-          <w:lang w:val="en-US"/>
-        </w:rPr>
-        <w:t>i</w:t>
-      </w:r>
-      <w:proofErr w:type="spellEnd"/>
-      <w:r>
-        <w:rPr>
-          <w:rFonts w:cs="Times New Roman"/>
-          <w:i/>
-          <w:iCs/>
-          <w:sz w:val="28"/>
-          <w:szCs w:val="28"/>
-          <w:lang w:val="en-US"/>
-        </w:rPr>
-        <w:t xml:space="preserve">) = (h₁(k) + </w:t>
-      </w:r>
-      <w:proofErr w:type="spellStart"/>
-      <w:r>
-        <w:rPr>
-          <w:rFonts w:cs="Times New Roman"/>
-          <w:i/>
-          <w:iCs/>
-          <w:sz w:val="28"/>
-          <w:szCs w:val="28"/>
-          <w:lang w:val="en-US"/>
-        </w:rPr>
-        <w:t>i</w:t>
-      </w:r>
-      <w:proofErr w:type="spellEnd"/>
-      <w:r>
-        <w:rPr>
-          <w:rFonts w:cs="Times New Roman"/>
-          <w:i/>
-          <w:iCs/>
-          <w:sz w:val="28"/>
-          <w:szCs w:val="28"/>
-          <w:lang w:val="en-US"/>
-        </w:rPr>
-        <w:t xml:space="preserve"> × h₂(k)) mod N, </w:t>
-      </w:r>
-      <w:proofErr w:type="spellStart"/>
-      <w:r>
-        <w:rPr>
-          <w:rFonts w:cs="Times New Roman"/>
-          <w:i/>
-          <w:iCs/>
-          <w:sz w:val="28"/>
-          <w:szCs w:val="28"/>
-          <w:lang w:val="en-US"/>
-        </w:rPr>
-        <w:t>i</w:t>
-      </w:r>
-      <w:proofErr w:type="spellEnd"/>
-      <w:r>
-        <w:rPr>
-          <w:rFonts w:cs="Times New Roman"/>
-          <w:i/>
-          <w:iCs/>
-          <w:sz w:val="28"/>
-          <w:szCs w:val="28"/>
-          <w:lang w:val="en-US"/>
-        </w:rPr>
-        <w:t xml:space="preserve"> = 0, 1, 2, ...</w:t>
+        <w:t>(2) H(i) = (h₁(k) + i × h₂(k)) mod N, i = 0, 1, 2, ...</w:t>
       </w:r>
     </w:p>
     <w:p>
@@ -10602,25 +10257,7 @@
           <w:sz w:val="28"/>
           <w:szCs w:val="28"/>
         </w:rPr>
-        <w:t xml:space="preserve">где h₁(k) — первичная хеш-функция (полиномиальный </w:t>
-      </w:r>
-      <w:proofErr w:type="spellStart"/>
-      <w:r>
-        <w:rPr>
-          <w:rFonts w:cs="Times New Roman"/>
-          <w:sz w:val="28"/>
-          <w:szCs w:val="28"/>
-        </w:rPr>
-        <w:t>хеш</w:t>
-      </w:r>
-      <w:proofErr w:type="spellEnd"/>
-      <w:r>
-        <w:rPr>
-          <w:rFonts w:cs="Times New Roman"/>
-          <w:sz w:val="28"/>
-          <w:szCs w:val="28"/>
-        </w:rPr>
-        <w:t>, см. п. 2.1.1), h₂(k) — вторичная хеш-функция, задающая шаг зондирования, i — номер попытки, N — размер таблицы.</w:t>
+        <w:t>где h₁(k) — первичная хеш-функция (полиномиальный хеш, см. п. 2.1.1), h₂(k) — вторичная хеш-функция, задающая шаг зондирования, i — номер попытки, N — размер таблицы.</w:t>
       </w:r>
     </w:p>
     <w:p>
@@ -10664,29 +10301,7 @@
           <w:sz w:val="28"/>
           <w:szCs w:val="28"/>
         </w:rPr>
-        <w:t xml:space="preserve">(3) h₂(k) = ((Σ cᵢ · 37ⁱ) </w:t>
-      </w:r>
-      <w:proofErr w:type="spellStart"/>
-      <w:r>
-        <w:rPr>
-          <w:rFonts w:cs="Times New Roman"/>
-          <w:i/>
-          <w:iCs/>
-          <w:sz w:val="28"/>
-          <w:szCs w:val="28"/>
-        </w:rPr>
-        <w:t>mod</w:t>
-      </w:r>
-      <w:proofErr w:type="spellEnd"/>
-      <w:r>
-        <w:rPr>
-          <w:rFonts w:cs="Times New Roman"/>
-          <w:i/>
-          <w:iCs/>
-          <w:sz w:val="28"/>
-          <w:szCs w:val="28"/>
-        </w:rPr>
-        <w:t xml:space="preserve"> (N−1)) + 1</w:t>
+        <w:t>(3) h₂(k) = ((Σ cᵢ · 37ⁱ) mod (N−1)) + 1</w:t>
       </w:r>
     </w:p>
     <w:p>
@@ -11140,58 +10755,7 @@
           <w:sz w:val="28"/>
           <w:szCs w:val="28"/>
         </w:rPr>
-        <w:t xml:space="preserve">(4) Вставка в позицию j, где </w:t>
-      </w:r>
-      <w:proofErr w:type="spellStart"/>
-      <w:r>
-        <w:rPr>
-          <w:i/>
-          <w:iCs/>
-          <w:sz w:val="28"/>
-          <w:szCs w:val="28"/>
-        </w:rPr>
-        <w:t>table</w:t>
-      </w:r>
-      <w:proofErr w:type="spellEnd"/>
-      <w:r>
-        <w:rPr>
-          <w:i/>
-          <w:iCs/>
-          <w:sz w:val="28"/>
-          <w:szCs w:val="28"/>
-        </w:rPr>
-        <w:t>[j</w:t>
-      </w:r>
-      <w:proofErr w:type="gramStart"/>
-      <w:r>
-        <w:rPr>
-          <w:i/>
-          <w:iCs/>
-          <w:sz w:val="28"/>
-          <w:szCs w:val="28"/>
-        </w:rPr>
-        <w:t>].</w:t>
-      </w:r>
-      <w:proofErr w:type="spellStart"/>
-      <w:r>
-        <w:rPr>
-          <w:i/>
-          <w:iCs/>
-          <w:sz w:val="28"/>
-          <w:szCs w:val="28"/>
-        </w:rPr>
-        <w:t>state</w:t>
-      </w:r>
-      <w:proofErr w:type="spellEnd"/>
-      <w:proofErr w:type="gramEnd"/>
-      <w:r>
-        <w:rPr>
-          <w:i/>
-          <w:iCs/>
-          <w:sz w:val="28"/>
-          <w:szCs w:val="28"/>
-        </w:rPr>
-        <w:t xml:space="preserve"> </w:t>
+        <w:t xml:space="preserve">(4) Вставка в позицию j, где table[j].state </w:t>
       </w:r>
       <w:r>
         <w:rPr>
@@ -11492,27 +11056,7 @@
                 <w:bCs/>
                 <w:szCs w:val="24"/>
               </w:rPr>
-              <w:t xml:space="preserve">H₁ = h(ключ) </w:t>
-            </w:r>
-            <w:proofErr w:type="spellStart"/>
-            <w:r>
-              <w:rPr>
-                <w:rFonts w:cs="Times New Roman"/>
-                <w:b/>
-                <w:bCs/>
-                <w:szCs w:val="24"/>
-              </w:rPr>
-              <w:t>mod</w:t>
-            </w:r>
-            <w:proofErr w:type="spellEnd"/>
-            <w:r>
-              <w:rPr>
-                <w:rFonts w:cs="Times New Roman"/>
-                <w:b/>
-                <w:bCs/>
-                <w:szCs w:val="24"/>
-              </w:rPr>
-              <w:t xml:space="preserve"> 11</w:t>
+              <w:t>H₁ = h(ключ) mod 11</w:t>
             </w:r>
           </w:p>
         </w:tc>
@@ -11615,18 +11159,32 @@
                 <w:sz w:val="28"/>
                 <w:szCs w:val="28"/>
               </w:rPr>
-              <w:t xml:space="preserve">Морозова Анна </w:t>
-            </w:r>
-            <w:proofErr w:type="spellStart"/>
-            <w:r>
+              <w:t>Морозова Анна Петровна|Челябинск</w:t>
+            </w:r>
+          </w:p>
+        </w:tc>
+        <w:tc>
+          <w:tcPr>
+            <w:tcW w:w="1869" w:type="dxa"/>
+          </w:tcPr>
+          <w:p>
+            <w:pPr>
+              <w:spacing w:line="360" w:lineRule="auto"/>
+              <w:jc w:val="both"/>
               <w:rPr>
                 <w:rFonts w:cs="Times New Roman"/>
                 <w:sz w:val="28"/>
                 <w:szCs w:val="28"/>
               </w:rPr>
-              <w:t>Петровна|Челябинск</w:t>
-            </w:r>
-            <w:proofErr w:type="spellEnd"/>
+            </w:pPr>
+            <w:r>
+              <w:rPr>
+                <w:rFonts w:cs="Times New Roman"/>
+                <w:sz w:val="28"/>
+                <w:szCs w:val="28"/>
+              </w:rPr>
+              <w:t>2</w:t>
+            </w:r>
           </w:p>
         </w:tc>
         <w:tc>
@@ -11673,10 +11231,12 @@
                 <w:sz w:val="28"/>
                 <w:szCs w:val="28"/>
               </w:rPr>
-              <w:t>2</w:t>
-            </w:r>
-          </w:p>
-        </w:tc>
+              <w:t>1</w:t>
+            </w:r>
+          </w:p>
+        </w:tc>
+      </w:tr>
+      <w:tr>
         <w:tc>
           <w:tcPr>
             <w:tcW w:w="1869" w:type="dxa"/>
@@ -11697,12 +11257,10 @@
                 <w:sz w:val="28"/>
                 <w:szCs w:val="28"/>
               </w:rPr>
-              <w:t>1</w:t>
-            </w:r>
-          </w:p>
-        </w:tc>
-      </w:tr>
-      <w:tr>
+              <w:t>2</w:t>
+            </w:r>
+          </w:p>
+        </w:tc>
         <w:tc>
           <w:tcPr>
             <w:tcW w:w="1869" w:type="dxa"/>
@@ -11723,42 +11281,8 @@
                 <w:sz w:val="28"/>
                 <w:szCs w:val="28"/>
               </w:rPr>
-              <w:t>2</w:t>
-            </w:r>
-          </w:p>
-        </w:tc>
-        <w:tc>
-          <w:tcPr>
-            <w:tcW w:w="1869" w:type="dxa"/>
-          </w:tcPr>
-          <w:p>
-            <w:pPr>
-              <w:spacing w:line="360" w:lineRule="auto"/>
-              <w:jc w:val="both"/>
-              <w:rPr>
-                <w:rFonts w:cs="Times New Roman"/>
-                <w:sz w:val="28"/>
-                <w:szCs w:val="28"/>
-              </w:rPr>
-            </w:pPr>
-            <w:r>
-              <w:rPr>
-                <w:rFonts w:cs="Times New Roman"/>
-                <w:sz w:val="28"/>
-                <w:szCs w:val="28"/>
-              </w:rPr>
-              <w:t xml:space="preserve">Козлов Иван </w:t>
-            </w:r>
-            <w:proofErr w:type="spellStart"/>
-            <w:r>
-              <w:rPr>
-                <w:rFonts w:cs="Times New Roman"/>
-                <w:sz w:val="28"/>
-                <w:szCs w:val="28"/>
-              </w:rPr>
-              <w:t>Петрович|Ростов-на-Дону</w:t>
-            </w:r>
-            <w:proofErr w:type="spellEnd"/>
+              <w:t>Козлов Иван Петрович|Ростов-на-Дону</w:t>
+            </w:r>
           </w:p>
         </w:tc>
         <w:tc>
@@ -11880,18 +11404,8 @@
                 <w:sz w:val="28"/>
                 <w:szCs w:val="28"/>
               </w:rPr>
-              <w:t xml:space="preserve">Орлов Николай </w:t>
-            </w:r>
-            <w:proofErr w:type="spellStart"/>
-            <w:r>
-              <w:rPr>
-                <w:rFonts w:cs="Times New Roman"/>
-                <w:sz w:val="28"/>
-                <w:szCs w:val="28"/>
-              </w:rPr>
-              <w:t>Петрович|Самара</w:t>
-            </w:r>
-            <w:proofErr w:type="spellEnd"/>
+              <w:t>Орлов Николай Петрович|Самара</w:t>
+            </w:r>
           </w:p>
         </w:tc>
         <w:tc>
@@ -12014,18 +11528,32 @@
                 <w:sz w:val="28"/>
                 <w:szCs w:val="28"/>
               </w:rPr>
-              <w:t xml:space="preserve">Федоров Михаил </w:t>
-            </w:r>
-            <w:proofErr w:type="spellStart"/>
-            <w:r>
+              <w:t>Федоров Михаил Сергеевич|Омск</w:t>
+            </w:r>
+          </w:p>
+        </w:tc>
+        <w:tc>
+          <w:tcPr>
+            <w:tcW w:w="1869" w:type="dxa"/>
+          </w:tcPr>
+          <w:p>
+            <w:pPr>
+              <w:spacing w:line="360" w:lineRule="auto"/>
+              <w:jc w:val="both"/>
               <w:rPr>
                 <w:rFonts w:cs="Times New Roman"/>
                 <w:sz w:val="28"/>
                 <w:szCs w:val="28"/>
               </w:rPr>
-              <w:t>Сергеевич|Омск</w:t>
-            </w:r>
-            <w:proofErr w:type="spellEnd"/>
+            </w:pPr>
+            <w:r>
+              <w:rPr>
+                <w:rFonts w:cs="Times New Roman"/>
+                <w:sz w:val="28"/>
+                <w:szCs w:val="28"/>
+              </w:rPr>
+              <w:t>10</w:t>
+            </w:r>
           </w:p>
         </w:tc>
         <w:tc>
@@ -12072,10 +11600,12 @@
                 <w:sz w:val="28"/>
                 <w:szCs w:val="28"/>
               </w:rPr>
-              <w:t>10</w:t>
-            </w:r>
-          </w:p>
-        </w:tc>
+              <w:t>1</w:t>
+            </w:r>
+          </w:p>
+        </w:tc>
+      </w:tr>
+      <w:tr>
         <w:tc>
           <w:tcPr>
             <w:tcW w:w="1869" w:type="dxa"/>
@@ -12096,12 +11626,10 @@
                 <w:sz w:val="28"/>
                 <w:szCs w:val="28"/>
               </w:rPr>
-              <w:t>1</w:t>
-            </w:r>
-          </w:p>
-        </w:tc>
-      </w:tr>
-      <w:tr>
+              <w:t>5</w:t>
+            </w:r>
+          </w:p>
+        </w:tc>
         <w:tc>
           <w:tcPr>
             <w:tcW w:w="1869" w:type="dxa"/>
@@ -12122,42 +11650,8 @@
                 <w:sz w:val="28"/>
                 <w:szCs w:val="28"/>
               </w:rPr>
-              <w:t>5</w:t>
-            </w:r>
-          </w:p>
-        </w:tc>
-        <w:tc>
-          <w:tcPr>
-            <w:tcW w:w="1869" w:type="dxa"/>
-          </w:tcPr>
-          <w:p>
-            <w:pPr>
-              <w:spacing w:line="360" w:lineRule="auto"/>
-              <w:jc w:val="both"/>
-              <w:rPr>
-                <w:rFonts w:cs="Times New Roman"/>
-                <w:sz w:val="28"/>
-                <w:szCs w:val="28"/>
-              </w:rPr>
-            </w:pPr>
-            <w:r>
-              <w:rPr>
-                <w:rFonts w:cs="Times New Roman"/>
-                <w:sz w:val="28"/>
-                <w:szCs w:val="28"/>
-              </w:rPr>
-              <w:t xml:space="preserve">Кузнецова Наталья </w:t>
-            </w:r>
-            <w:proofErr w:type="spellStart"/>
-            <w:r>
-              <w:rPr>
-                <w:rFonts w:cs="Times New Roman"/>
-                <w:sz w:val="28"/>
-                <w:szCs w:val="28"/>
-              </w:rPr>
-              <w:t>Николаевна|Ростов-на-Дону</w:t>
-            </w:r>
-            <w:proofErr w:type="spellEnd"/>
+              <w:t>Кузнецова Наталья Николаевна|Ростов-на-Дону</w:t>
+            </w:r>
           </w:p>
         </w:tc>
         <w:tc>
@@ -12279,18 +11773,8 @@
                 <w:sz w:val="28"/>
                 <w:szCs w:val="28"/>
               </w:rPr>
-              <w:t xml:space="preserve">Лебедев Николай </w:t>
-            </w:r>
-            <w:proofErr w:type="spellStart"/>
-            <w:r>
-              <w:rPr>
-                <w:rFonts w:cs="Times New Roman"/>
-                <w:sz w:val="28"/>
-                <w:szCs w:val="28"/>
-              </w:rPr>
-              <w:t>Петрович|Казань</w:t>
-            </w:r>
-            <w:proofErr w:type="spellEnd"/>
+              <w:t>Лебедев Николай Петрович|Казань</w:t>
+            </w:r>
           </w:p>
         </w:tc>
         <w:tc>
@@ -12412,18 +11896,8 @@
                 <w:sz w:val="28"/>
                 <w:szCs w:val="28"/>
               </w:rPr>
-              <w:t xml:space="preserve">Зайцева Екатерина </w:t>
-            </w:r>
-            <w:proofErr w:type="spellStart"/>
-            <w:r>
-              <w:rPr>
-                <w:rFonts w:cs="Times New Roman"/>
-                <w:sz w:val="28"/>
-                <w:szCs w:val="28"/>
-              </w:rPr>
-              <w:t>Ивановна|Екатеринбург</w:t>
-            </w:r>
-            <w:proofErr w:type="spellEnd"/>
+              <w:t>Зайцева Екатерина Ивановна|Екатеринбург</w:t>
+            </w:r>
           </w:p>
         </w:tc>
         <w:tc>
@@ -12545,18 +12019,8 @@
                 <w:sz w:val="28"/>
                 <w:szCs w:val="28"/>
               </w:rPr>
-              <w:t xml:space="preserve">Волкова Анна </w:t>
-            </w:r>
-            <w:proofErr w:type="spellStart"/>
-            <w:r>
-              <w:rPr>
-                <w:rFonts w:cs="Times New Roman"/>
-                <w:sz w:val="28"/>
-                <w:szCs w:val="28"/>
-              </w:rPr>
-              <w:t>Петровна|Москва</w:t>
-            </w:r>
-            <w:proofErr w:type="spellEnd"/>
+              <w:t>Волкова Анна Петровна|Москва</w:t>
+            </w:r>
           </w:p>
         </w:tc>
         <w:tc>
@@ -12678,18 +12142,32 @@
                 <w:sz w:val="28"/>
                 <w:szCs w:val="28"/>
               </w:rPr>
-              <w:t xml:space="preserve">Сидоров Иван </w:t>
-            </w:r>
-            <w:proofErr w:type="spellStart"/>
-            <w:r>
+              <w:t>Сидоров Иван Дмитриевич|Челябинск</w:t>
+            </w:r>
+          </w:p>
+        </w:tc>
+        <w:tc>
+          <w:tcPr>
+            <w:tcW w:w="1869" w:type="dxa"/>
+          </w:tcPr>
+          <w:p>
+            <w:pPr>
+              <w:spacing w:line="360" w:lineRule="auto"/>
+              <w:jc w:val="both"/>
               <w:rPr>
                 <w:rFonts w:cs="Times New Roman"/>
                 <w:sz w:val="28"/>
                 <w:szCs w:val="28"/>
               </w:rPr>
-              <w:t>Дмитриевич|Челябинск</w:t>
-            </w:r>
-            <w:proofErr w:type="spellEnd"/>
+            </w:pPr>
+            <w:r>
+              <w:rPr>
+                <w:rFonts w:cs="Times New Roman"/>
+                <w:sz w:val="28"/>
+                <w:szCs w:val="28"/>
+              </w:rPr>
+              <w:t>3</w:t>
+            </w:r>
           </w:p>
         </w:tc>
         <w:tc>
@@ -12736,10 +12214,12 @@
                 <w:sz w:val="28"/>
                 <w:szCs w:val="28"/>
               </w:rPr>
-              <w:t>3</w:t>
-            </w:r>
-          </w:p>
-        </w:tc>
+              <w:t>1</w:t>
+            </w:r>
+          </w:p>
+        </w:tc>
+      </w:tr>
+      <w:tr>
         <w:tc>
           <w:tcPr>
             <w:tcW w:w="1869" w:type="dxa"/>
@@ -12760,12 +12240,10 @@
                 <w:sz w:val="28"/>
                 <w:szCs w:val="28"/>
               </w:rPr>
-              <w:t>1</w:t>
-            </w:r>
-          </w:p>
-        </w:tc>
-      </w:tr>
-      <w:tr>
+              <w:t>10</w:t>
+            </w:r>
+          </w:p>
+        </w:tc>
         <w:tc>
           <w:tcPr>
             <w:tcW w:w="1869" w:type="dxa"/>
@@ -12786,42 +12264,8 @@
                 <w:sz w:val="28"/>
                 <w:szCs w:val="28"/>
               </w:rPr>
-              <w:t>10</w:t>
-            </w:r>
-          </w:p>
-        </w:tc>
-        <w:tc>
-          <w:tcPr>
-            <w:tcW w:w="1869" w:type="dxa"/>
-          </w:tcPr>
-          <w:p>
-            <w:pPr>
-              <w:spacing w:line="360" w:lineRule="auto"/>
-              <w:jc w:val="both"/>
-              <w:rPr>
-                <w:rFonts w:cs="Times New Roman"/>
-                <w:sz w:val="28"/>
-                <w:szCs w:val="28"/>
-              </w:rPr>
-            </w:pPr>
-            <w:r>
-              <w:rPr>
-                <w:rFonts w:cs="Times New Roman"/>
-                <w:sz w:val="28"/>
-                <w:szCs w:val="28"/>
-              </w:rPr>
-              <w:t xml:space="preserve">Лебедева Татьяна </w:t>
-            </w:r>
-            <w:proofErr w:type="spellStart"/>
-            <w:r>
-              <w:rPr>
-                <w:rFonts w:cs="Times New Roman"/>
-                <w:sz w:val="28"/>
-                <w:szCs w:val="28"/>
-              </w:rPr>
-              <w:t>Ивановна|Санкт-Петербург</w:t>
-            </w:r>
-            <w:proofErr w:type="spellEnd"/>
+              <w:t>Лебедева Татьяна Ивановна|Санкт-Петербург</w:t>
+            </w:r>
           </w:p>
         </w:tc>
         <w:tc>
@@ -12947,25 +12391,7 @@
           <w:sz w:val="28"/>
           <w:szCs w:val="28"/>
         </w:rPr>
-        <w:t xml:space="preserve">Кузнецова (H1 = 3): слот 3 занят (Сидоров) → H(1) = (3 + 1×3) </w:t>
-      </w:r>
-      <w:proofErr w:type="spellStart"/>
-      <w:r>
-        <w:rPr>
-          <w:rFonts w:cs="Times New Roman"/>
-          <w:sz w:val="28"/>
-          <w:szCs w:val="28"/>
-        </w:rPr>
-        <w:t>mod</w:t>
-      </w:r>
-      <w:proofErr w:type="spellEnd"/>
-      <w:r>
-        <w:rPr>
-          <w:rFonts w:cs="Times New Roman"/>
-          <w:sz w:val="28"/>
-          <w:szCs w:val="28"/>
-        </w:rPr>
-        <w:t xml:space="preserve"> 11 = 6 </w:t>
+        <w:t xml:space="preserve">Кузнецова (H1 = 3): слот 3 занят (Сидоров) → H(1) = (3 + 1×3) mod 11 = 6 </w:t>
       </w:r>
       <w:r>
         <w:rPr>
@@ -12981,25 +12407,7 @@
           <w:sz w:val="28"/>
           <w:szCs w:val="28"/>
         </w:rPr>
-        <w:t xml:space="preserve"> занят (Волкова) → H(2) = (3 + 2×3) </w:t>
-      </w:r>
-      <w:proofErr w:type="spellStart"/>
-      <w:r>
-        <w:rPr>
-          <w:rFonts w:cs="Times New Roman"/>
-          <w:sz w:val="28"/>
-          <w:szCs w:val="28"/>
-        </w:rPr>
-        <w:t>mod</w:t>
-      </w:r>
-      <w:proofErr w:type="spellEnd"/>
-      <w:r>
-        <w:rPr>
-          <w:rFonts w:cs="Times New Roman"/>
-          <w:sz w:val="28"/>
-          <w:szCs w:val="28"/>
-        </w:rPr>
-        <w:t xml:space="preserve"> 11 = 9 </w:t>
+        <w:t xml:space="preserve"> занят (Волкова) → H(2) = (3 + 2×3) mod 11 = 9 </w:t>
       </w:r>
       <w:r>
         <w:rPr>
@@ -13035,43 +12443,7 @@
           <w:sz w:val="28"/>
           <w:szCs w:val="28"/>
         </w:rPr>
-        <w:t xml:space="preserve">Зайцева (H1 = 5): слот 5 занят (Орлов) → </w:t>
-      </w:r>
-      <w:proofErr w:type="gramStart"/>
-      <w:r>
-        <w:rPr>
-          <w:rFonts w:cs="Times New Roman"/>
-          <w:sz w:val="28"/>
-          <w:szCs w:val="28"/>
-        </w:rPr>
-        <w:t>H(</w:t>
-      </w:r>
-      <w:proofErr w:type="gramEnd"/>
-      <w:r>
-        <w:rPr>
-          <w:rFonts w:cs="Times New Roman"/>
-          <w:sz w:val="28"/>
-          <w:szCs w:val="28"/>
-        </w:rPr>
-        <w:t xml:space="preserve">1) = (5 + 1×3) </w:t>
-      </w:r>
-      <w:proofErr w:type="spellStart"/>
-      <w:r>
-        <w:rPr>
-          <w:rFonts w:cs="Times New Roman"/>
-          <w:sz w:val="28"/>
-          <w:szCs w:val="28"/>
-        </w:rPr>
-        <w:t>mod</w:t>
-      </w:r>
-      <w:proofErr w:type="spellEnd"/>
-      <w:r>
-        <w:rPr>
-          <w:rFonts w:cs="Times New Roman"/>
-          <w:sz w:val="28"/>
-          <w:szCs w:val="28"/>
-        </w:rPr>
-        <w:t xml:space="preserve"> 11 = 8 </w:t>
+        <w:t xml:space="preserve">Зайцева (H1 = 5): слот 5 занят (Орлов) → H(1) = (5 + 1×3) mod 11 = 8 </w:t>
       </w:r>
       <w:r>
         <w:rPr>
@@ -13147,25 +12519,7 @@
           <w:sz w:val="28"/>
           <w:szCs w:val="28"/>
         </w:rPr>
-        <w:t>составной ключ вида «</w:t>
-      </w:r>
-      <w:proofErr w:type="spellStart"/>
-      <w:r>
-        <w:rPr>
-          <w:rFonts w:cs="Times New Roman"/>
-          <w:sz w:val="28"/>
-          <w:szCs w:val="28"/>
-        </w:rPr>
-        <w:t>ФИО|Город</w:t>
-      </w:r>
-      <w:proofErr w:type="spellEnd"/>
-      <w:r>
-        <w:rPr>
-          <w:rFonts w:cs="Times New Roman"/>
-          <w:sz w:val="28"/>
-          <w:szCs w:val="28"/>
-        </w:rPr>
-        <w:t>» и индекс соответствующей записи в массиве. Размер таблицы выбирается как ближайшее простое число, превышающее количество записей: для справочника из 10 записей принято N = 11.</w:t>
+        <w:t>составной ключ вида «ФИО|Город» и индекс соответствующей записи в массиве. Размер таблицы выбирается как ближайшее простое число, превышающее количество записей: для справочника из 10 записей принято N = 11.</w:t>
       </w:r>
       <w:r>
         <w:rPr>
@@ -13567,16 +12921,8 @@
               <w:rPr>
                 <w:szCs w:val="24"/>
               </w:rPr>
-              <w:t xml:space="preserve">Лебедев Николай </w:t>
-            </w:r>
-            <w:proofErr w:type="spellStart"/>
-            <w:r>
-              <w:rPr>
-                <w:szCs w:val="24"/>
-              </w:rPr>
-              <w:t>Петрович|Казань</w:t>
-            </w:r>
-            <w:proofErr w:type="spellEnd"/>
+              <w:t>Лебедев Николай Петрович|Казань</w:t>
+            </w:r>
           </w:p>
         </w:tc>
         <w:tc>
@@ -13677,16 +13023,8 @@
               <w:rPr>
                 <w:szCs w:val="24"/>
               </w:rPr>
-              <w:t xml:space="preserve">Лебедева Татьяна </w:t>
-            </w:r>
-            <w:proofErr w:type="spellStart"/>
-            <w:r>
-              <w:rPr>
-                <w:szCs w:val="24"/>
-              </w:rPr>
-              <w:t>Ивановна|Санкт-Петербург</w:t>
-            </w:r>
-            <w:proofErr w:type="spellEnd"/>
+              <w:t>Лебедева Татьяна Ивановна|Санкт-Петербург</w:t>
+            </w:r>
           </w:p>
         </w:tc>
         <w:tc>
@@ -13787,16 +13125,8 @@
               <w:rPr>
                 <w:szCs w:val="24"/>
               </w:rPr>
-              <w:t xml:space="preserve">Морозова Анна </w:t>
-            </w:r>
-            <w:proofErr w:type="spellStart"/>
-            <w:r>
-              <w:rPr>
-                <w:szCs w:val="24"/>
-              </w:rPr>
-              <w:t>Петровна|Челябинск</w:t>
-            </w:r>
-            <w:proofErr w:type="spellEnd"/>
+              <w:t>Морозова Анна Петровна|Челябинск</w:t>
+            </w:r>
           </w:p>
         </w:tc>
         <w:tc>
@@ -13897,16 +13227,8 @@
               <w:rPr>
                 <w:szCs w:val="24"/>
               </w:rPr>
-              <w:t xml:space="preserve">Сидоров Иван </w:t>
-            </w:r>
-            <w:proofErr w:type="spellStart"/>
-            <w:r>
-              <w:rPr>
-                <w:szCs w:val="24"/>
-              </w:rPr>
-              <w:t>Дмитриевич|Челябинск</w:t>
-            </w:r>
-            <w:proofErr w:type="spellEnd"/>
+              <w:t>Сидоров Иван Дмитриевич|Челябинск</w:t>
+            </w:r>
           </w:p>
         </w:tc>
         <w:tc>
@@ -14109,16 +13431,8 @@
               <w:rPr>
                 <w:szCs w:val="24"/>
               </w:rPr>
-              <w:t xml:space="preserve">Орлов Николай </w:t>
-            </w:r>
-            <w:proofErr w:type="spellStart"/>
-            <w:r>
-              <w:rPr>
-                <w:szCs w:val="24"/>
-              </w:rPr>
-              <w:t>Петрович|Самара</w:t>
-            </w:r>
-            <w:proofErr w:type="spellEnd"/>
+              <w:t>Орлов Николай Петрович|Самара</w:t>
+            </w:r>
           </w:p>
         </w:tc>
         <w:tc>
@@ -14219,16 +13533,8 @@
               <w:rPr>
                 <w:szCs w:val="24"/>
               </w:rPr>
-              <w:t xml:space="preserve">Волкова Анна </w:t>
-            </w:r>
-            <w:proofErr w:type="spellStart"/>
-            <w:r>
-              <w:rPr>
-                <w:szCs w:val="24"/>
-              </w:rPr>
-              <w:t>Петровна|Москва</w:t>
-            </w:r>
-            <w:proofErr w:type="spellEnd"/>
+              <w:t>Волкова Анна Петровна|Москва</w:t>
+            </w:r>
           </w:p>
         </w:tc>
         <w:tc>
@@ -14329,16 +13635,8 @@
               <w:rPr>
                 <w:szCs w:val="24"/>
               </w:rPr>
-              <w:t xml:space="preserve">Козлов Иван </w:t>
-            </w:r>
-            <w:proofErr w:type="spellStart"/>
-            <w:r>
-              <w:rPr>
-                <w:szCs w:val="24"/>
-              </w:rPr>
-              <w:t>Петрович|Ростов-на-Дону</w:t>
-            </w:r>
-            <w:proofErr w:type="spellEnd"/>
+              <w:t>Козлов Иван Петрович|Ростов-на-Дону</w:t>
+            </w:r>
           </w:p>
         </w:tc>
         <w:tc>
@@ -14439,16 +13737,8 @@
               <w:rPr>
                 <w:szCs w:val="24"/>
               </w:rPr>
-              <w:t xml:space="preserve">Зайцева Екатерина </w:t>
-            </w:r>
-            <w:proofErr w:type="spellStart"/>
-            <w:r>
-              <w:rPr>
-                <w:szCs w:val="24"/>
-              </w:rPr>
-              <w:t>Ивановна|Екатеринбург</w:t>
-            </w:r>
-            <w:proofErr w:type="spellEnd"/>
+              <w:t>Зайцева Екатерина Ивановна|Екатеринбург</w:t>
+            </w:r>
           </w:p>
         </w:tc>
         <w:tc>
@@ -14549,16 +13839,8 @@
               <w:rPr>
                 <w:szCs w:val="24"/>
               </w:rPr>
-              <w:t xml:space="preserve">Кузнецова Наталья </w:t>
-            </w:r>
-            <w:proofErr w:type="spellStart"/>
-            <w:r>
-              <w:rPr>
-                <w:szCs w:val="24"/>
-              </w:rPr>
-              <w:t>Николаевна|Ростов-на-Дону</w:t>
-            </w:r>
-            <w:proofErr w:type="spellEnd"/>
+              <w:t>Кузнецова Наталья Николаевна|Ростов-на-Дону</w:t>
+            </w:r>
           </w:p>
         </w:tc>
         <w:tc>
@@ -14659,16 +13941,8 @@
               <w:rPr>
                 <w:szCs w:val="24"/>
               </w:rPr>
-              <w:t xml:space="preserve">Федоров Михаил </w:t>
-            </w:r>
-            <w:proofErr w:type="spellStart"/>
-            <w:r>
-              <w:rPr>
-                <w:szCs w:val="24"/>
-              </w:rPr>
-              <w:t>Сергеевич|Омск</w:t>
-            </w:r>
-            <w:proofErr w:type="spellEnd"/>
+              <w:t>Федоров Михаил Сергеевич|Омск</w:t>
+            </w:r>
           </w:p>
         </w:tc>
         <w:tc>
@@ -14742,25 +14016,7 @@
           <w:sz w:val="28"/>
           <w:szCs w:val="28"/>
         </w:rPr>
-        <w:t xml:space="preserve">Найти запись «Кузнецова Наталья </w:t>
-      </w:r>
-      <w:proofErr w:type="spellStart"/>
-      <w:r>
-        <w:rPr>
-          <w:rFonts w:cs="Times New Roman"/>
-          <w:sz w:val="28"/>
-          <w:szCs w:val="28"/>
-        </w:rPr>
-        <w:t>Николаевна|Ростов-на-Дону</w:t>
-      </w:r>
-      <w:proofErr w:type="spellEnd"/>
-      <w:r>
-        <w:rPr>
-          <w:rFonts w:cs="Times New Roman"/>
-          <w:sz w:val="28"/>
-          <w:szCs w:val="28"/>
-        </w:rPr>
-        <w:t>».</w:t>
+        <w:t>Найти запись «Кузнецова Наталья Николаевна|Ростов-на-Дону».</w:t>
       </w:r>
     </w:p>
     <w:p>
@@ -14781,25 +14037,7 @@
           <w:szCs w:val="28"/>
         </w:rPr>
         <w:lastRenderedPageBreak/>
-        <w:t xml:space="preserve">h(ключ) </w:t>
-      </w:r>
-      <w:proofErr w:type="spellStart"/>
-      <w:r>
-        <w:rPr>
-          <w:rFonts w:cs="Times New Roman"/>
-          <w:sz w:val="28"/>
-          <w:szCs w:val="28"/>
-        </w:rPr>
-        <w:t>mod</w:t>
-      </w:r>
-      <w:proofErr w:type="spellEnd"/>
-      <w:r>
-        <w:rPr>
-          <w:rFonts w:cs="Times New Roman"/>
-          <w:sz w:val="28"/>
-          <w:szCs w:val="28"/>
-        </w:rPr>
-        <w:t xml:space="preserve"> 11 = 3. Слот 3 </w:t>
+        <w:t xml:space="preserve">h(ключ) mod 11 = 3. Слот 3 </w:t>
       </w:r>
       <w:r>
         <w:rPr>
@@ -14815,25 +14053,7 @@
           <w:sz w:val="28"/>
           <w:szCs w:val="28"/>
         </w:rPr>
-        <w:t xml:space="preserve"> ключ «Сидоров Иван </w:t>
-      </w:r>
-      <w:proofErr w:type="spellStart"/>
-      <w:r>
-        <w:rPr>
-          <w:rFonts w:cs="Times New Roman"/>
-          <w:sz w:val="28"/>
-          <w:szCs w:val="28"/>
-        </w:rPr>
-        <w:t>Дмитриевич|Челябинск</w:t>
-      </w:r>
-      <w:proofErr w:type="spellEnd"/>
-      <w:r>
-        <w:rPr>
-          <w:rFonts w:cs="Times New Roman"/>
-          <w:sz w:val="28"/>
-          <w:szCs w:val="28"/>
-        </w:rPr>
-        <w:t xml:space="preserve">», не совпадает, статус OCCUPIED </w:t>
+        <w:t xml:space="preserve"> ключ «Сидоров Иван Дмитриевич|Челябинск», не совпадает, статус OCCUPIED </w:t>
       </w:r>
       <w:r>
         <w:rPr>
@@ -14849,43 +14069,7 @@
           <w:sz w:val="28"/>
           <w:szCs w:val="28"/>
         </w:rPr>
-        <w:t xml:space="preserve"> зондируем. </w:t>
-      </w:r>
-      <w:proofErr w:type="gramStart"/>
-      <w:r>
-        <w:rPr>
-          <w:rFonts w:cs="Times New Roman"/>
-          <w:sz w:val="28"/>
-          <w:szCs w:val="28"/>
-        </w:rPr>
-        <w:t>H(</w:t>
-      </w:r>
-      <w:proofErr w:type="gramEnd"/>
-      <w:r>
-        <w:rPr>
-          <w:rFonts w:cs="Times New Roman"/>
-          <w:sz w:val="28"/>
-          <w:szCs w:val="28"/>
-        </w:rPr>
-        <w:t xml:space="preserve">1) = (3 + 3) </w:t>
-      </w:r>
-      <w:proofErr w:type="spellStart"/>
-      <w:r>
-        <w:rPr>
-          <w:rFonts w:cs="Times New Roman"/>
-          <w:sz w:val="28"/>
-          <w:szCs w:val="28"/>
-        </w:rPr>
-        <w:t>mod</w:t>
-      </w:r>
-      <w:proofErr w:type="spellEnd"/>
-      <w:r>
-        <w:rPr>
-          <w:rFonts w:cs="Times New Roman"/>
-          <w:sz w:val="28"/>
-          <w:szCs w:val="28"/>
-        </w:rPr>
-        <w:t xml:space="preserve"> 11 = 6 </w:t>
+        <w:t xml:space="preserve"> зондируем. H(1) = (3 + 3) mod 11 = 6 </w:t>
       </w:r>
       <w:r>
         <w:rPr>
@@ -14901,61 +14085,7 @@
           <w:sz w:val="28"/>
           <w:szCs w:val="28"/>
         </w:rPr>
-        <w:t xml:space="preserve"> ключ «Волкова Анна </w:t>
-      </w:r>
-      <w:proofErr w:type="spellStart"/>
-      <w:r>
-        <w:rPr>
-          <w:rFonts w:cs="Times New Roman"/>
-          <w:sz w:val="28"/>
-          <w:szCs w:val="28"/>
-        </w:rPr>
-        <w:t>Петровна|Москва</w:t>
-      </w:r>
-      <w:proofErr w:type="spellEnd"/>
-      <w:r>
-        <w:rPr>
-          <w:rFonts w:cs="Times New Roman"/>
-          <w:sz w:val="28"/>
-          <w:szCs w:val="28"/>
-        </w:rPr>
-        <w:t xml:space="preserve">», не совпадает. </w:t>
-      </w:r>
-      <w:proofErr w:type="gramStart"/>
-      <w:r>
-        <w:rPr>
-          <w:rFonts w:cs="Times New Roman"/>
-          <w:sz w:val="28"/>
-          <w:szCs w:val="28"/>
-        </w:rPr>
-        <w:t>H(</w:t>
-      </w:r>
-      <w:proofErr w:type="gramEnd"/>
-      <w:r>
-        <w:rPr>
-          <w:rFonts w:cs="Times New Roman"/>
-          <w:sz w:val="28"/>
-          <w:szCs w:val="28"/>
-        </w:rPr>
-        <w:t xml:space="preserve">2) = (3 + 6) </w:t>
-      </w:r>
-      <w:proofErr w:type="spellStart"/>
-      <w:r>
-        <w:rPr>
-          <w:rFonts w:cs="Times New Roman"/>
-          <w:sz w:val="28"/>
-          <w:szCs w:val="28"/>
-        </w:rPr>
-        <w:t>mod</w:t>
-      </w:r>
-      <w:proofErr w:type="spellEnd"/>
-      <w:r>
-        <w:rPr>
-          <w:rFonts w:cs="Times New Roman"/>
-          <w:sz w:val="28"/>
-          <w:szCs w:val="28"/>
-        </w:rPr>
-        <w:t xml:space="preserve"> 11 = 9 </w:t>
+        <w:t xml:space="preserve"> ключ «Волкова Анна Петровна|Москва», не совпадает. H(2) = (3 + 6) mod 11 = 9 </w:t>
       </w:r>
       <w:r>
         <w:rPr>
@@ -15025,25 +14155,7 @@
           <w:sz w:val="28"/>
           <w:szCs w:val="28"/>
         </w:rPr>
-        <w:t xml:space="preserve">Удалить запись «Орлов Николай </w:t>
-      </w:r>
-      <w:proofErr w:type="spellStart"/>
-      <w:r>
-        <w:rPr>
-          <w:rFonts w:cs="Times New Roman"/>
-          <w:sz w:val="28"/>
-          <w:szCs w:val="28"/>
-        </w:rPr>
-        <w:t>Петрович|Самара</w:t>
-      </w:r>
-      <w:proofErr w:type="spellEnd"/>
-      <w:r>
-        <w:rPr>
-          <w:rFonts w:cs="Times New Roman"/>
-          <w:sz w:val="28"/>
-          <w:szCs w:val="28"/>
-        </w:rPr>
-        <w:t>».</w:t>
+        <w:t>Удалить запись «Орлов Николай Петрович|Самара».</w:t>
       </w:r>
     </w:p>
     <w:p>
@@ -15063,25 +14175,7 @@
           <w:sz w:val="28"/>
           <w:szCs w:val="28"/>
         </w:rPr>
-        <w:t xml:space="preserve">h(ключ) </w:t>
-      </w:r>
-      <w:proofErr w:type="spellStart"/>
-      <w:r>
-        <w:rPr>
-          <w:rFonts w:cs="Times New Roman"/>
-          <w:sz w:val="28"/>
-          <w:szCs w:val="28"/>
-        </w:rPr>
-        <w:t>mod</w:t>
-      </w:r>
-      <w:proofErr w:type="spellEnd"/>
-      <w:r>
-        <w:rPr>
-          <w:rFonts w:cs="Times New Roman"/>
-          <w:sz w:val="28"/>
-          <w:szCs w:val="28"/>
-        </w:rPr>
-        <w:t xml:space="preserve"> 11 = 5. Слот 5 </w:t>
+        <w:t xml:space="preserve">h(ключ) mod 11 = 5. Слот 5 </w:t>
       </w:r>
       <w:r>
         <w:rPr>
@@ -15400,16 +14494,8 @@
               <w:rPr>
                 <w:szCs w:val="24"/>
               </w:rPr>
-              <w:t xml:space="preserve">Лебедев Николай </w:t>
-            </w:r>
-            <w:proofErr w:type="spellStart"/>
-            <w:r>
-              <w:rPr>
-                <w:szCs w:val="24"/>
-              </w:rPr>
-              <w:t>Петрович|Казань</w:t>
-            </w:r>
-            <w:proofErr w:type="spellEnd"/>
+              <w:t>Лебедев Николай Петрович|Казань</w:t>
+            </w:r>
           </w:p>
         </w:tc>
         <w:tc>
@@ -15510,16 +14596,8 @@
               <w:rPr>
                 <w:szCs w:val="24"/>
               </w:rPr>
-              <w:t xml:space="preserve">Лебедева Татьяна </w:t>
-            </w:r>
-            <w:proofErr w:type="spellStart"/>
-            <w:r>
-              <w:rPr>
-                <w:szCs w:val="24"/>
-              </w:rPr>
-              <w:t>Ивановна|Санкт-Петербург</w:t>
-            </w:r>
-            <w:proofErr w:type="spellEnd"/>
+              <w:t>Лебедева Татьяна Ивановна|Санкт-Петербург</w:t>
+            </w:r>
           </w:p>
         </w:tc>
         <w:tc>
@@ -15620,16 +14698,8 @@
               <w:rPr>
                 <w:szCs w:val="24"/>
               </w:rPr>
-              <w:t xml:space="preserve">Морозова Анна </w:t>
-            </w:r>
-            <w:proofErr w:type="spellStart"/>
-            <w:r>
-              <w:rPr>
-                <w:szCs w:val="24"/>
-              </w:rPr>
-              <w:t>Петровна|Челябинск</w:t>
-            </w:r>
-            <w:proofErr w:type="spellEnd"/>
+              <w:t>Морозова Анна Петровна|Челябинск</w:t>
+            </w:r>
           </w:p>
         </w:tc>
         <w:tc>
@@ -15730,16 +14800,8 @@
               <w:rPr>
                 <w:szCs w:val="24"/>
               </w:rPr>
-              <w:t xml:space="preserve">Сидоров Иван </w:t>
-            </w:r>
-            <w:proofErr w:type="spellStart"/>
-            <w:r>
-              <w:rPr>
-                <w:szCs w:val="24"/>
-              </w:rPr>
-              <w:t>Дмитриевич|Челябинск</w:t>
-            </w:r>
-            <w:proofErr w:type="spellEnd"/>
+              <w:t>Сидоров Иван Дмитриевич|Челябинск</w:t>
+            </w:r>
           </w:p>
         </w:tc>
         <w:tc>
@@ -16069,16 +15131,8 @@
               <w:rPr>
                 <w:szCs w:val="24"/>
               </w:rPr>
-              <w:t xml:space="preserve">Волкова Анна </w:t>
-            </w:r>
-            <w:proofErr w:type="spellStart"/>
-            <w:r>
-              <w:rPr>
-                <w:szCs w:val="24"/>
-              </w:rPr>
-              <w:t>Петровна|Москва</w:t>
-            </w:r>
-            <w:proofErr w:type="spellEnd"/>
+              <w:t>Волкова Анна Петровна|Москва</w:t>
+            </w:r>
           </w:p>
         </w:tc>
         <w:tc>
@@ -16179,16 +15233,8 @@
               <w:rPr>
                 <w:szCs w:val="24"/>
               </w:rPr>
-              <w:t xml:space="preserve">Козлов Иван </w:t>
-            </w:r>
-            <w:proofErr w:type="spellStart"/>
-            <w:r>
-              <w:rPr>
-                <w:szCs w:val="24"/>
-              </w:rPr>
-              <w:t>Петрович|Ростов-на-Дону</w:t>
-            </w:r>
-            <w:proofErr w:type="spellEnd"/>
+              <w:t>Козлов Иван Петрович|Ростов-на-Дону</w:t>
+            </w:r>
           </w:p>
         </w:tc>
         <w:tc>
@@ -16289,16 +15335,8 @@
               <w:rPr>
                 <w:szCs w:val="24"/>
               </w:rPr>
-              <w:t xml:space="preserve">Зайцева Екатерина </w:t>
-            </w:r>
-            <w:proofErr w:type="spellStart"/>
-            <w:r>
-              <w:rPr>
-                <w:szCs w:val="24"/>
-              </w:rPr>
-              <w:t>Ивановна|Екатеринбург</w:t>
-            </w:r>
-            <w:proofErr w:type="spellEnd"/>
+              <w:t>Зайцева Екатерина Ивановна|Екатеринбург</w:t>
+            </w:r>
           </w:p>
         </w:tc>
         <w:tc>
@@ -16400,16 +15438,8 @@
               <w:rPr>
                 <w:szCs w:val="24"/>
               </w:rPr>
-              <w:t xml:space="preserve">Кузнецова Наталья </w:t>
-            </w:r>
-            <w:proofErr w:type="spellStart"/>
-            <w:r>
-              <w:rPr>
-                <w:szCs w:val="24"/>
-              </w:rPr>
-              <w:t>Николаевна|Ростов-на-Дону</w:t>
-            </w:r>
-            <w:proofErr w:type="spellEnd"/>
+              <w:t>Кузнецова Наталья Николаевна|Ростов-на-Дону</w:t>
+            </w:r>
           </w:p>
         </w:tc>
         <w:tc>
@@ -16510,16 +15540,8 @@
               <w:rPr>
                 <w:szCs w:val="24"/>
               </w:rPr>
-              <w:t xml:space="preserve">Федоров Михаил </w:t>
-            </w:r>
-            <w:proofErr w:type="spellStart"/>
-            <w:r>
-              <w:rPr>
-                <w:szCs w:val="24"/>
-              </w:rPr>
-              <w:t>Сергеевич|Омск</w:t>
-            </w:r>
-            <w:proofErr w:type="spellEnd"/>
+              <w:t>Федоров Михаил Сергеевич|Омск</w:t>
+            </w:r>
           </w:p>
         </w:tc>
         <w:tc>
@@ -16574,25 +15596,7 @@
           <w:sz w:val="28"/>
           <w:szCs w:val="28"/>
         </w:rPr>
-        <w:t xml:space="preserve">После удаления выполним поиск «Зайцева Екатерина </w:t>
-      </w:r>
-      <w:proofErr w:type="spellStart"/>
-      <w:r>
-        <w:rPr>
-          <w:rFonts w:cs="Times New Roman"/>
-          <w:sz w:val="28"/>
-          <w:szCs w:val="28"/>
-        </w:rPr>
-        <w:t>Ивановна|Екатеринбург</w:t>
-      </w:r>
-      <w:proofErr w:type="spellEnd"/>
-      <w:r>
-        <w:rPr>
-          <w:rFonts w:cs="Times New Roman"/>
-          <w:sz w:val="28"/>
-          <w:szCs w:val="28"/>
-        </w:rPr>
-        <w:t>» (H1 = 5):</w:t>
+        <w:t>После удаления выполним поиск «Зайцева Екатерина Ивановна|Екатеринбург» (H1 = 5):</w:t>
       </w:r>
     </w:p>
     <w:p>
@@ -16628,43 +15632,7 @@
           <w:sz w:val="28"/>
           <w:szCs w:val="28"/>
         </w:rPr>
-        <w:t xml:space="preserve"> статус DELETED, зондирование продолжается. </w:t>
-      </w:r>
-      <w:proofErr w:type="gramStart"/>
-      <w:r>
-        <w:rPr>
-          <w:rFonts w:cs="Times New Roman"/>
-          <w:sz w:val="28"/>
-          <w:szCs w:val="28"/>
-        </w:rPr>
-        <w:t>H(</w:t>
-      </w:r>
-      <w:proofErr w:type="gramEnd"/>
-      <w:r>
-        <w:rPr>
-          <w:rFonts w:cs="Times New Roman"/>
-          <w:sz w:val="28"/>
-          <w:szCs w:val="28"/>
-        </w:rPr>
-        <w:t xml:space="preserve">1) = (5 + 3) </w:t>
-      </w:r>
-      <w:proofErr w:type="spellStart"/>
-      <w:r>
-        <w:rPr>
-          <w:rFonts w:cs="Times New Roman"/>
-          <w:sz w:val="28"/>
-          <w:szCs w:val="28"/>
-        </w:rPr>
-        <w:t>mod</w:t>
-      </w:r>
-      <w:proofErr w:type="spellEnd"/>
-      <w:r>
-        <w:rPr>
-          <w:rFonts w:cs="Times New Roman"/>
-          <w:sz w:val="28"/>
-          <w:szCs w:val="28"/>
-        </w:rPr>
-        <w:t xml:space="preserve"> 11 = 8 </w:t>
+        <w:t xml:space="preserve"> статус DELETED, зондирование продолжается. H(1) = (5 + 3) mod 11 = 8 </w:t>
       </w:r>
       <w:r>
         <w:rPr>
@@ -16804,97 +15772,7 @@
           <w:sz w:val="28"/>
           <w:szCs w:val="28"/>
         </w:rPr>
-        <w:t xml:space="preserve">Каждый узел дерева содержит атрибуты </w:t>
-      </w:r>
-      <w:proofErr w:type="spellStart"/>
-      <w:r>
-        <w:rPr>
-          <w:rFonts w:cs="Times New Roman"/>
-          <w:sz w:val="28"/>
-          <w:szCs w:val="28"/>
-        </w:rPr>
-        <w:t>color</w:t>
-      </w:r>
-      <w:proofErr w:type="spellEnd"/>
-      <w:r>
-        <w:rPr>
-          <w:rFonts w:cs="Times New Roman"/>
-          <w:sz w:val="28"/>
-          <w:szCs w:val="28"/>
-        </w:rPr>
-        <w:t xml:space="preserve">, </w:t>
-      </w:r>
-      <w:proofErr w:type="spellStart"/>
-      <w:r>
-        <w:rPr>
-          <w:rFonts w:cs="Times New Roman"/>
-          <w:sz w:val="28"/>
-          <w:szCs w:val="28"/>
-        </w:rPr>
-        <w:t>key</w:t>
-      </w:r>
-      <w:proofErr w:type="spellEnd"/>
-      <w:r>
-        <w:rPr>
-          <w:rFonts w:cs="Times New Roman"/>
-          <w:sz w:val="28"/>
-          <w:szCs w:val="28"/>
-        </w:rPr>
-        <w:t xml:space="preserve">, </w:t>
-      </w:r>
-      <w:proofErr w:type="spellStart"/>
-      <w:r>
-        <w:rPr>
-          <w:rFonts w:cs="Times New Roman"/>
-          <w:sz w:val="28"/>
-          <w:szCs w:val="28"/>
-        </w:rPr>
-        <w:t>left</w:t>
-      </w:r>
-      <w:proofErr w:type="spellEnd"/>
-      <w:r>
-        <w:rPr>
-          <w:rFonts w:cs="Times New Roman"/>
-          <w:sz w:val="28"/>
-          <w:szCs w:val="28"/>
-        </w:rPr>
-        <w:t xml:space="preserve">, </w:t>
-      </w:r>
-      <w:proofErr w:type="spellStart"/>
-      <w:r>
-        <w:rPr>
-          <w:rFonts w:cs="Times New Roman"/>
-          <w:sz w:val="28"/>
-          <w:szCs w:val="28"/>
-        </w:rPr>
-        <w:t>right</w:t>
-      </w:r>
-      <w:proofErr w:type="spellEnd"/>
-      <w:r>
-        <w:rPr>
-          <w:rFonts w:cs="Times New Roman"/>
-          <w:sz w:val="28"/>
-          <w:szCs w:val="28"/>
-        </w:rPr>
-        <w:t xml:space="preserve"> и </w:t>
-      </w:r>
-      <w:proofErr w:type="spellStart"/>
-      <w:r>
-        <w:rPr>
-          <w:rFonts w:cs="Times New Roman"/>
-          <w:sz w:val="28"/>
-          <w:szCs w:val="28"/>
-        </w:rPr>
-        <w:t>parent</w:t>
-      </w:r>
-      <w:proofErr w:type="spellEnd"/>
-      <w:r>
-        <w:rPr>
-          <w:rFonts w:cs="Times New Roman"/>
-          <w:sz w:val="28"/>
-          <w:szCs w:val="28"/>
-        </w:rPr>
-        <w:t>. Если не существует дочернего или родительского узла, соответствующий указатель принимает значение NIL. Значения NIL рассматриваются как указатели на внешние узлы (листья) бинарного дерева поиска [1].</w:t>
+        <w:t>Каждый узел дерева содержит атрибуты color, key, left, right и parent. Если не существует дочернего или родительского узла, соответствующий указатель принимает значение NIL. Значения NIL рассматриваются как указатели на внешние узлы (листья) бинарного дерева поиска [1].</w:t>
       </w:r>
     </w:p>
     <w:p>
@@ -19424,25 +18302,7 @@
           <w:sz w:val="28"/>
           <w:szCs w:val="28"/>
         </w:rPr>
-        <w:t xml:space="preserve">В справочнике «Мероприятия» один и тот же волонтёр может участвовать в нескольких мероприятиях, проводимых в одном городе, — такие записи имеют одинаковый составной ключ «ФИО </w:t>
-      </w:r>
-      <w:proofErr w:type="spellStart"/>
-      <w:r>
-        <w:rPr>
-          <w:rFonts w:cs="Times New Roman"/>
-          <w:sz w:val="28"/>
-          <w:szCs w:val="28"/>
-        </w:rPr>
-        <w:t>волонтёра|Город</w:t>
-      </w:r>
-      <w:proofErr w:type="spellEnd"/>
-      <w:r>
-        <w:rPr>
-          <w:rFonts w:cs="Times New Roman"/>
-          <w:sz w:val="28"/>
-          <w:szCs w:val="28"/>
-        </w:rPr>
-        <w:t xml:space="preserve">». Для их хранения в каждом узле дерева предусмотрена </w:t>
+        <w:t xml:space="preserve">В справочнике «Мероприятия» один и тот же волонтёр может участвовать в нескольких мероприятиях, проводимых в одном и том же городе. Такие записи имеют одинаковый составной ключ «ФИО волонтёра|Город». Для их хранения в каждом узле дерева предусмотрен </w:t>
       </w:r>
       <w:r>
         <w:rPr>
@@ -19452,33 +18312,15 @@
           <w:sz w:val="28"/>
           <w:szCs w:val="28"/>
         </w:rPr>
-        <w:t>цепочка</w:t>
-      </w:r>
-      <w:r>
-        <w:rPr>
-          <w:rFonts w:cs="Times New Roman"/>
-          <w:sz w:val="28"/>
-          <w:szCs w:val="28"/>
-        </w:rPr>
-        <w:t xml:space="preserve"> — односвязный список элементов </w:t>
-      </w:r>
-      <w:proofErr w:type="spellStart"/>
-      <w:r>
-        <w:rPr>
-          <w:rFonts w:cs="Times New Roman"/>
-          <w:sz w:val="28"/>
-          <w:szCs w:val="28"/>
-        </w:rPr>
-        <w:t>ChainNode</w:t>
-      </w:r>
-      <w:proofErr w:type="spellEnd"/>
-      <w:r>
-        <w:rPr>
-          <w:rFonts w:cs="Times New Roman"/>
-          <w:sz w:val="28"/>
-          <w:szCs w:val="28"/>
-        </w:rPr>
-        <w:t xml:space="preserve"> [2, с. 475].</w:t>
+        <w:t>двусвязный упорядоченный список</w:t>
+      </w:r>
+      <w:r>
+        <w:rPr>
+          <w:rFonts w:cs="Times New Roman"/>
+          <w:sz w:val="28"/>
+          <w:szCs w:val="28"/>
+        </w:rPr>
+        <w:t xml:space="preserve"> [2, с. 238].</w:t>
       </w:r>
     </w:p>
     <w:p>
@@ -19498,79 +18340,7 @@
           <w:sz w:val="28"/>
           <w:szCs w:val="28"/>
         </w:rPr>
-        <w:t xml:space="preserve">Каждый элемент </w:t>
-      </w:r>
-      <w:proofErr w:type="spellStart"/>
-      <w:r>
-        <w:rPr>
-          <w:rFonts w:cs="Times New Roman"/>
-          <w:sz w:val="28"/>
-          <w:szCs w:val="28"/>
-        </w:rPr>
-        <w:t>ChainNode</w:t>
-      </w:r>
-      <w:proofErr w:type="spellEnd"/>
-      <w:r>
-        <w:rPr>
-          <w:rFonts w:cs="Times New Roman"/>
-          <w:sz w:val="28"/>
-          <w:szCs w:val="28"/>
-        </w:rPr>
-        <w:t xml:space="preserve"> содержит индекс записи в массиве данных справочника и указатель </w:t>
-      </w:r>
-      <w:proofErr w:type="spellStart"/>
-      <w:r>
-        <w:rPr>
-          <w:rFonts w:cs="Times New Roman"/>
-          <w:sz w:val="28"/>
-          <w:szCs w:val="28"/>
-        </w:rPr>
-        <w:t>next</w:t>
-      </w:r>
-      <w:proofErr w:type="spellEnd"/>
-      <w:r>
-        <w:rPr>
-          <w:rFonts w:cs="Times New Roman"/>
-          <w:sz w:val="28"/>
-          <w:szCs w:val="28"/>
-        </w:rPr>
-        <w:t xml:space="preserve"> на следующий элемент списка. Указатель </w:t>
-      </w:r>
-      <w:proofErr w:type="spellStart"/>
-      <w:r>
-        <w:rPr>
-          <w:rFonts w:cs="Times New Roman"/>
-          <w:sz w:val="28"/>
-          <w:szCs w:val="28"/>
-        </w:rPr>
-        <w:t>next</w:t>
-      </w:r>
-      <w:proofErr w:type="spellEnd"/>
-      <w:r>
-        <w:rPr>
-          <w:rFonts w:cs="Times New Roman"/>
-          <w:sz w:val="28"/>
-          <w:szCs w:val="28"/>
-        </w:rPr>
-        <w:t xml:space="preserve"> последнего элемента равен </w:t>
-      </w:r>
-      <w:proofErr w:type="spellStart"/>
-      <w:r>
-        <w:rPr>
-          <w:rFonts w:cs="Times New Roman"/>
-          <w:sz w:val="28"/>
-          <w:szCs w:val="28"/>
-        </w:rPr>
-        <w:t>null</w:t>
-      </w:r>
-      <w:proofErr w:type="spellEnd"/>
-      <w:r>
-        <w:rPr>
-          <w:rFonts w:cs="Times New Roman"/>
-          <w:sz w:val="28"/>
-          <w:szCs w:val="28"/>
-        </w:rPr>
-        <w:t xml:space="preserve">. При первой вставке ключа вместе с узлом </w:t>
+        <w:t xml:space="preserve">Каждый элемент списка — узел ChainNode — содержит три поля: индекс записи в массиве данных (index), указатель на предыдущий элемент списка (prev) и указатель на следующий элемент (next). У головного элемента (head) </w:t>
       </w:r>
       <w:r>
         <w:rPr>
@@ -19579,43 +18349,94 @@
           <w:szCs w:val="28"/>
         </w:rPr>
         <w:lastRenderedPageBreak/>
-        <w:t xml:space="preserve">дерева создаётся и первый элемент цепочки. При повторной вставке того же ключа новый узел в дереве не создаётся — новый </w:t>
-      </w:r>
-      <w:proofErr w:type="spellStart"/>
-      <w:r>
-        <w:rPr>
-          <w:rFonts w:cs="Times New Roman"/>
-          <w:sz w:val="28"/>
-          <w:szCs w:val="28"/>
-        </w:rPr>
-        <w:t>ChainNode</w:t>
-      </w:r>
-      <w:proofErr w:type="spellEnd"/>
-      <w:r>
-        <w:rPr>
-          <w:rFonts w:cs="Times New Roman"/>
-          <w:sz w:val="28"/>
-          <w:szCs w:val="28"/>
-        </w:rPr>
-        <w:t xml:space="preserve"> добавляется в начало существующей цепочки за </w:t>
-      </w:r>
-      <w:proofErr w:type="gramStart"/>
-      <w:r>
-        <w:rPr>
-          <w:rFonts w:cs="Times New Roman"/>
-          <w:sz w:val="28"/>
-          <w:szCs w:val="28"/>
-        </w:rPr>
-        <w:t>O(</w:t>
-      </w:r>
-      <w:proofErr w:type="gramEnd"/>
-      <w:r>
-        <w:rPr>
-          <w:rFonts w:cs="Times New Roman"/>
-          <w:sz w:val="28"/>
-          <w:szCs w:val="28"/>
-        </w:rPr>
-        <w:t>1) [2, с. 476].</w:t>
+        <w:t xml:space="preserve">указатель prev равен null, у хвостового (tail) указатель next равен null. Сам узел дерева хранит два указателя — head и tail — на первый и последний элементы списка соответственно [2, с. 238]. Пример структуры узла с двусвязным </w:t>
+      </w:r>
+      <w:r>
+        <w:rPr>
+          <w:rFonts w:cs="Times New Roman"/>
+          <w:sz w:val="28"/>
+          <w:szCs w:val="28"/>
+        </w:rPr>
+        <w:drawing>
+          <wp:anchor distT="0" distB="0" distL="114300" distR="114300" simplePos="0" relativeHeight="251706368" behindDoc="0" locked="0" layoutInCell="1" allowOverlap="1" wp14:anchorId="55934ADC" wp14:editId="3ECDE6DE">
+            <wp:simplePos x="0" y="0"/>
+            <wp:positionH relativeFrom="margin">
+              <wp:align>center</wp:align>
+            </wp:positionH>
+            <wp:positionV relativeFrom="paragraph">
+              <wp:posOffset>1314450</wp:posOffset>
+            </wp:positionV>
+            <wp:extent cx="3246120" cy="967740"/>
+            <wp:effectExtent l="0" t="0" r="0" b="3810"/>
+            <wp:wrapTopAndBottom/>
+            <wp:docPr id="1245149350" name="Рисунок 24"/>
+            <wp:cNvGraphicFramePr>
+              <a:graphicFrameLocks xmlns:a="http://schemas.openxmlformats.org/drawingml/2006/main" noChangeAspect="1"/>
+            </wp:cNvGraphicFramePr>
+            <a:graphic xmlns:a="http://schemas.openxmlformats.org/drawingml/2006/main">
+              <a:graphicData uri="http://schemas.openxmlformats.org/drawingml/2006/picture">
+                <pic:pic xmlns:pic="http://schemas.openxmlformats.org/drawingml/2006/picture">
+                  <pic:nvPicPr>
+                    <pic:cNvPr id="0" name="Picture 48"/>
+                    <pic:cNvPicPr>
+                      <a:picLocks noChangeAspect="1" noChangeArrowheads="1"/>
+                    </pic:cNvPicPr>
+                  </pic:nvPicPr>
+                  <pic:blipFill>
+                    <a:blip r:embed="rId17">
+                      <a:extLst>
+                        <a:ext uri="{28A0092B-C50C-407E-A947-70E740481C1C}">
+                          <a14:useLocalDpi xmlns:a14="http://schemas.microsoft.com/office/drawing/2010/main" val="0"/>
+                        </a:ext>
+                      </a:extLst>
+                    </a:blip>
+                    <a:srcRect/>
+                    <a:stretch>
+                      <a:fillRect/>
+                    </a:stretch>
+                  </pic:blipFill>
+                  <pic:spPr bwMode="auto">
+                    <a:xfrm>
+                      <a:off x="0" y="0"/>
+                      <a:ext cx="3246120" cy="967740"/>
+                    </a:xfrm>
+                    <a:prstGeom prst="rect">
+                      <a:avLst/>
+                    </a:prstGeom>
+                    <a:noFill/>
+                    <a:ln>
+                      <a:noFill/>
+                    </a:ln>
+                  </pic:spPr>
+                </pic:pic>
+              </a:graphicData>
+            </a:graphic>
+          </wp:anchor>
+        </w:drawing>
+      </w:r>
+      <w:r>
+        <w:rPr>
+          <w:rFonts w:cs="Times New Roman"/>
+          <w:sz w:val="28"/>
+          <w:szCs w:val="28"/>
+        </w:rPr>
+        <w:t xml:space="preserve">списком представлен на рисунке </w:t>
+      </w:r>
+      <w:r>
+        <w:rPr>
+          <w:rFonts w:cs="Times New Roman"/>
+          <w:sz w:val="28"/>
+          <w:szCs w:val="28"/>
+        </w:rPr>
+        <w:t>9</w:t>
+      </w:r>
+      <w:r>
+        <w:rPr>
+          <w:rFonts w:cs="Times New Roman"/>
+          <w:sz w:val="28"/>
+          <w:szCs w:val="28"/>
+        </w:rPr>
+        <w:t>.</w:t>
       </w:r>
     </w:p>
     <w:p>
@@ -19631,29 +18452,204 @@
       </w:pPr>
       <w:r>
         <w:rPr>
-          <w:rFonts w:cs="Times New Roman"/>
-          <w:sz w:val="28"/>
-          <w:szCs w:val="28"/>
-        </w:rPr>
-        <w:t xml:space="preserve">При удалении конкретной записи из узла выполняется линейный обход цепочки с целью нахождения элемента с нужным индексом; найденный элемент изымается. Если после удаления цепочка узла опустела, сам узел удаляется из дерева с применением </w:t>
-      </w:r>
-      <w:proofErr w:type="spellStart"/>
-      <w:r>
-        <w:rPr>
-          <w:rFonts w:cs="Times New Roman"/>
-          <w:sz w:val="28"/>
-          <w:szCs w:val="28"/>
-        </w:rPr>
-        <w:t>DeleteFix</w:t>
-      </w:r>
-      <w:proofErr w:type="spellEnd"/>
-      <w:r>
-        <w:rPr>
-          <w:rFonts w:cs="Times New Roman"/>
-          <w:sz w:val="28"/>
-          <w:szCs w:val="28"/>
-        </w:rPr>
-        <w:t xml:space="preserve"> при необходимости [2, с. 476].</w:t>
+          <w:noProof/>
+        </w:rPr>
+        <mc:AlternateContent>
+          <mc:Choice Requires="wps">
+            <w:drawing>
+              <wp:anchor distT="0" distB="0" distL="114300" distR="114300" simplePos="0" relativeHeight="251708416" behindDoc="0" locked="0" layoutInCell="1" allowOverlap="1" wp14:anchorId="7953CB0E" wp14:editId="468E2FD1">
+                <wp:simplePos x="0" y="0"/>
+                <wp:positionH relativeFrom="margin">
+                  <wp:align>center</wp:align>
+                </wp:positionH>
+                <wp:positionV relativeFrom="paragraph">
+                  <wp:posOffset>1294765</wp:posOffset>
+                </wp:positionV>
+                <wp:extent cx="3177540" cy="635"/>
+                <wp:effectExtent l="0" t="0" r="3810" b="0"/>
+                <wp:wrapTopAndBottom/>
+                <wp:docPr id="1602650342" name="Надпись 1"/>
+                <wp:cNvGraphicFramePr/>
+                <a:graphic xmlns:a="http://schemas.openxmlformats.org/drawingml/2006/main">
+                  <a:graphicData uri="http://schemas.microsoft.com/office/word/2010/wordprocessingShape">
+                    <wps:wsp>
+                      <wps:cNvSpPr txBox="1"/>
+                      <wps:spPr>
+                        <a:xfrm>
+                          <a:off x="0" y="0"/>
+                          <a:ext cx="3177540" cy="635"/>
+                        </a:xfrm>
+                        <a:prstGeom prst="rect">
+                          <a:avLst/>
+                        </a:prstGeom>
+                        <a:solidFill>
+                          <a:prstClr val="white"/>
+                        </a:solidFill>
+                        <a:ln>
+                          <a:noFill/>
+                        </a:ln>
+                      </wps:spPr>
+                      <wps:txbx>
+                        <w:txbxContent>
+                          <w:p>
+                            <w:pPr>
+                              <w:pStyle w:val="af4"/>
+                              <w:jc w:val="center"/>
+                              <w:rPr>
+                                <w:rFonts w:cs="Times New Roman"/>
+                                <w:i w:val="0"/>
+                                <w:iCs w:val="0"/>
+                                <w:color w:val="auto"/>
+                                <w:sz w:val="28"/>
+                                <w:szCs w:val="28"/>
+                              </w:rPr>
+                            </w:pPr>
+                            <w:r>
+                              <w:rPr>
+                                <w:i w:val="0"/>
+                                <w:iCs w:val="0"/>
+                                <w:color w:val="auto"/>
+                                <w:sz w:val="28"/>
+                                <w:szCs w:val="28"/>
+                              </w:rPr>
+                              <w:t xml:space="preserve">Рисунок </w:t>
+                            </w:r>
+                            <w:r>
+                              <w:rPr>
+                                <w:i w:val="0"/>
+                                <w:iCs w:val="0"/>
+                                <w:color w:val="auto"/>
+                                <w:sz w:val="28"/>
+                                <w:szCs w:val="28"/>
+                                <w:lang w:val="en-US"/>
+                              </w:rPr>
+                              <w:t xml:space="preserve">9 – </w:t>
+                            </w:r>
+                            <w:r>
+                              <w:rPr>
+                                <w:i w:val="0"/>
+                                <w:iCs w:val="0"/>
+                                <w:color w:val="auto"/>
+                                <w:sz w:val="28"/>
+                                <w:szCs w:val="28"/>
+                              </w:rPr>
+                              <w:t xml:space="preserve">Пример динамического </w:t>
+                            </w:r>
+                            <w:r>
+                              <w:rPr>
+                                <w:i w:val="0"/>
+                                <w:iCs w:val="0"/>
+                                <w:color w:val="auto"/>
+                                <w:sz w:val="28"/>
+                                <w:szCs w:val="28"/>
+                              </w:rPr>
+                              <w:t xml:space="preserve">двусвязного </w:t>
+                            </w:r>
+                            <w:r>
+                              <w:rPr>
+                                <w:i w:val="0"/>
+                                <w:iCs w:val="0"/>
+                                <w:color w:val="auto"/>
+                                <w:sz w:val="28"/>
+                                <w:szCs w:val="28"/>
+                              </w:rPr>
+                              <w:t>списка</w:t>
+                            </w:r>
+                          </w:p>
+                        </w:txbxContent>
+                      </wps:txbx>
+                      <wps:bodyPr rot="0" spcFirstLastPara="0" vertOverflow="overflow" horzOverflow="overflow" vert="horz" wrap="square" lIns="0" tIns="0" rIns="0" bIns="0" numCol="1" spcCol="0" rtlCol="0" fromWordArt="0" anchor="t" anchorCtr="0" forceAA="0" compatLnSpc="1">
+                        <a:prstTxWarp prst="textNoShape">
+                          <a:avLst/>
+                        </a:prstTxWarp>
+                        <a:spAutoFit/>
+                      </wps:bodyPr>
+                    </wps:wsp>
+                  </a:graphicData>
+                </a:graphic>
+                <wp14:sizeRelH relativeFrom="margin">
+                  <wp14:pctWidth>0</wp14:pctWidth>
+                </wp14:sizeRelH>
+              </wp:anchor>
+            </w:drawing>
+          </mc:Choice>
+          <mc:Fallback>
+            <w:pict>
+              <v:shape w14:anchorId="7953CB0E" id="_x0000_s1034" type="#_x0000_t202" style="position:absolute;left:0;text-align:left;margin-left:0;margin-top:101.95pt;width:250.2pt;height:.05pt;z-index:251708416;visibility:visible;mso-wrap-style:square;mso-width-percent:0;mso-wrap-distance-left:9pt;mso-wrap-distance-top:0;mso-wrap-distance-right:9pt;mso-wrap-distance-bottom:0;mso-position-horizontal:center;mso-position-horizontal-relative:margin;mso-position-vertical:absolute;mso-position-vertical-relative:text;mso-width-percent:0;mso-width-relative:margin;v-text-anchor:top" o:gfxdata="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" stroked="f">
+                <v:textbox style="mso-fit-shape-to-text:t" inset="0,0,0,0">
+                  <w:txbxContent>
+                    <w:p>
+                      <w:pPr>
+                        <w:pStyle w:val="af4"/>
+                        <w:jc w:val="center"/>
+                        <w:rPr>
+                          <w:rFonts w:cs="Times New Roman"/>
+                          <w:i w:val="0"/>
+                          <w:iCs w:val="0"/>
+                          <w:color w:val="auto"/>
+                          <w:sz w:val="28"/>
+                          <w:szCs w:val="28"/>
+                        </w:rPr>
+                      </w:pPr>
+                      <w:r>
+                        <w:rPr>
+                          <w:i w:val="0"/>
+                          <w:iCs w:val="0"/>
+                          <w:color w:val="auto"/>
+                          <w:sz w:val="28"/>
+                          <w:szCs w:val="28"/>
+                        </w:rPr>
+                        <w:t xml:space="preserve">Рисунок </w:t>
+                      </w:r>
+                      <w:r>
+                        <w:rPr>
+                          <w:i w:val="0"/>
+                          <w:iCs w:val="0"/>
+                          <w:color w:val="auto"/>
+                          <w:sz w:val="28"/>
+                          <w:szCs w:val="28"/>
+                          <w:lang w:val="en-US"/>
+                        </w:rPr>
+                        <w:t xml:space="preserve">9 – </w:t>
+                      </w:r>
+                      <w:r>
+                        <w:rPr>
+                          <w:i w:val="0"/>
+                          <w:iCs w:val="0"/>
+                          <w:color w:val="auto"/>
+                          <w:sz w:val="28"/>
+                          <w:szCs w:val="28"/>
+                        </w:rPr>
+                        <w:t xml:space="preserve">Пример динамического </w:t>
+                      </w:r>
+                      <w:r>
+                        <w:rPr>
+                          <w:i w:val="0"/>
+                          <w:iCs w:val="0"/>
+                          <w:color w:val="auto"/>
+                          <w:sz w:val="28"/>
+                          <w:szCs w:val="28"/>
+                        </w:rPr>
+                        <w:t xml:space="preserve">двусвязного </w:t>
+                      </w:r>
+                      <w:r>
+                        <w:rPr>
+                          <w:i w:val="0"/>
+                          <w:iCs w:val="0"/>
+                          <w:color w:val="auto"/>
+                          <w:sz w:val="28"/>
+                          <w:szCs w:val="28"/>
+                        </w:rPr>
+                        <w:t>списка</w:t>
+                      </w:r>
+                    </w:p>
+                  </w:txbxContent>
+                </v:textbox>
+                <w10:wrap type="topAndBottom" anchorx="margin"/>
+              </v:shape>
+            </w:pict>
+          </mc:Fallback>
+        </mc:AlternateContent>
       </w:r>
     </w:p>
     <w:p>
@@ -19667,30 +18663,6 @@
           <w:szCs w:val="28"/>
         </w:rPr>
       </w:pPr>
-      <w:r>
-        <w:rPr>
-          <w:rFonts w:cs="Times New Roman"/>
-          <w:sz w:val="28"/>
-          <w:szCs w:val="28"/>
-        </w:rPr>
-        <w:t xml:space="preserve">Пример структуры узла с цепочкой приведён на рисунке </w:t>
-      </w:r>
-      <w:r>
-        <w:rPr>
-          <w:rFonts w:cs="Times New Roman"/>
-          <w:sz w:val="28"/>
-          <w:szCs w:val="28"/>
-        </w:rPr>
-        <w:t>9</w:t>
-      </w:r>
-      <w:r>
-        <w:rPr>
-          <w:rFonts w:cs="Times New Roman"/>
-          <w:sz w:val="28"/>
-          <w:szCs w:val="28"/>
-        </w:rPr>
-        <w:t>.</w:t>
-      </w:r>
     </w:p>
     <w:p>
       <w:pPr>
@@ -19699,14 +18671,61 @@
         <w:jc w:val="both"/>
         <w:rPr>
           <w:rFonts w:cs="Times New Roman"/>
-          <w:color w:val="FF0000"/>
-          <w:sz w:val="28"/>
-          <w:szCs w:val="28"/>
-        </w:rPr>
-      </w:pPr>
+          <w:sz w:val="28"/>
+          <w:szCs w:val="28"/>
+        </w:rPr>
+      </w:pPr>
+      <w:r>
+        <w:rPr>
+          <w:rFonts w:cs="Times New Roman"/>
+          <w:sz w:val="28"/>
+          <w:szCs w:val="28"/>
+        </w:rPr>
+        <w:t>При первой вставке ключа создаётся узел дерева и список с одним элементом. При повторной вставке того же ключа новый узел дерева не создаётся: новый ChainNode добавляется в конец списка (AddLast) за O(1) благодаря прямому доступу через указатель tail [2, с. 240].</w:t>
+      </w:r>
     </w:p>
     <w:p>
       <w:pPr>
+        <w:spacing w:after="0" w:line="360" w:lineRule="auto"/>
+        <w:ind w:firstLine="709"/>
+        <w:jc w:val="both"/>
+        <w:rPr>
+          <w:rFonts w:cs="Times New Roman"/>
+          <w:sz w:val="28"/>
+          <w:szCs w:val="28"/>
+        </w:rPr>
+      </w:pPr>
+      <w:r>
+        <w:rPr>
+          <w:rFonts w:cs="Times New Roman"/>
+          <w:sz w:val="28"/>
+          <w:szCs w:val="28"/>
+        </w:rPr>
+        <w:t>При удалении конкретной записи выполняется линейный обход списка (head → tail) до нахождения элемента с нужным индексом. Найденный элемент изымается из цепочки: его prev-&gt;next и next-&gt;prev переключаются на соседей в обход удаляемого. Если список после удаления опустел, узел дерева удаляется полностью с применением DeleteFix при необходимости [1, с. 358].</w:t>
+      </w:r>
+    </w:p>
+    <w:p>
+      <w:pPr>
+        <w:spacing w:after="0" w:line="360" w:lineRule="auto"/>
+        <w:ind w:firstLine="709"/>
+        <w:jc w:val="both"/>
+        <w:rPr>
+          <w:rFonts w:cs="Times New Roman"/>
+          <w:sz w:val="28"/>
+          <w:szCs w:val="28"/>
+        </w:rPr>
+      </w:pPr>
+      <w:r>
+        <w:rPr>
+          <w:rFonts w:cs="Times New Roman"/>
+          <w:sz w:val="28"/>
+          <w:szCs w:val="28"/>
+        </w:rPr>
+        <w:t>Использование двусвязного списка (в отличие от односвязного) даёт возможность удалять элемент за O(1) при наличии прямого указателя на него, без повторного поиска предыдущего узла [2, с. 241].</w:t>
+      </w:r>
+    </w:p>
+    <w:p>
+      <w:pPr>
         <w:pStyle w:val="31"/>
         <w:keepNext/>
       </w:pPr>
@@ -19731,9 +18750,9 @@
       </w:r>
       <w:r>
         <w:rPr>
-          <w:color w:val="FF0000"/>
-        </w:rPr>
-        <w:t xml:space="preserve">дерева </w:t>
+          <w:color w:val="000000" w:themeColor="text1"/>
+        </w:rPr>
+        <w:t xml:space="preserve">Красно-черного дерева </w:t>
       </w:r>
       <w:r>
         <w:t>на данных из ПО</w:t>
@@ -19814,16 +18833,7 @@
           <w:sz w:val="28"/>
           <w:szCs w:val="28"/>
         </w:rPr>
-        <w:t xml:space="preserve"> по периоду в первом случае, и составной ключ «</w:t>
-      </w:r>
-      <w:proofErr w:type="spellStart"/>
-      <w:r>
-        <w:rPr>
-          <w:rFonts w:cs="Times New Roman"/>
-          <w:sz w:val="28"/>
-          <w:szCs w:val="28"/>
-        </w:rPr>
-        <w:t>ФИО</w:t>
+        <w:t xml:space="preserve"> по периоду в первом случае, и составной ключ «ФИО</w:t>
       </w:r>
       <w:r>
         <w:rPr>
@@ -19839,42 +18849,24 @@
           <w:sz w:val="28"/>
           <w:szCs w:val="28"/>
         </w:rPr>
-        <w:t>Город</w:t>
-      </w:r>
-      <w:proofErr w:type="spellEnd"/>
-      <w:r>
-        <w:rPr>
-          <w:rFonts w:cs="Times New Roman"/>
-          <w:sz w:val="28"/>
-          <w:szCs w:val="28"/>
-        </w:rPr>
-        <w:t>» во втором</w:t>
-      </w:r>
-      <w:r>
-        <w:rPr>
-          <w:rFonts w:cs="Times New Roman"/>
-          <w:sz w:val="28"/>
-          <w:szCs w:val="28"/>
-        </w:rPr>
-        <w:t xml:space="preserve">. В качестве значения каждого узла хранится цепочка (динамический односвязный список) индексов соответствующих записей в массиве заказов. При формировании отчёта по диапазону дат выполняется обход дерева с отсечением поддеревьев, заведомо выходящих за границы указанного диапазона (операция </w:t>
-      </w:r>
-      <w:proofErr w:type="spellStart"/>
-      <w:r>
-        <w:rPr>
-          <w:rFonts w:cs="Times New Roman"/>
-          <w:sz w:val="28"/>
-          <w:szCs w:val="28"/>
-        </w:rPr>
-        <w:t>filter_range</w:t>
-      </w:r>
-      <w:proofErr w:type="spellEnd"/>
-      <w:r>
-        <w:rPr>
-          <w:rFonts w:cs="Times New Roman"/>
-          <w:sz w:val="28"/>
-          <w:szCs w:val="28"/>
-        </w:rPr>
-        <w:t>)</w:t>
+        <w:t>Город» во втором</w:t>
+      </w:r>
+      <w:r>
+        <w:rPr>
+          <w:rFonts w:cs="Times New Roman"/>
+          <w:sz w:val="28"/>
+          <w:szCs w:val="28"/>
+        </w:rPr>
+        <w:t xml:space="preserve">. В качестве значения каждого узла хранится цепочка (динамический односвязный список) индексов соответствующих записей в массиве заказов. При формировании </w:t>
+      </w:r>
+      <w:r>
+        <w:rPr>
+          <w:rFonts w:cs="Times New Roman"/>
+          <w:sz w:val="28"/>
+          <w:szCs w:val="28"/>
+        </w:rPr>
+        <w:lastRenderedPageBreak/>
+        <w:t>отчёта по диапазону дат выполняется обход дерева с отсечением поддеревьев, заведомо выходящих за границы указанного диапазона (операция filter_range)</w:t>
       </w:r>
       <w:r>
         <w:rPr>
@@ -19891,12 +18883,73 @@
         <w:ind w:firstLine="709"/>
         <w:jc w:val="both"/>
         <w:rPr>
-          <w:rFonts w:eastAsia="Times New Roman" w:cs="Times New Roman"/>
-          <w:sz w:val="28"/>
-          <w:szCs w:val="28"/>
-          <w:lang w:eastAsia="ru-RU"/>
-        </w:rPr>
-      </w:pPr>
+          <w:rFonts w:cs="Times New Roman"/>
+          <w:sz w:val="28"/>
+          <w:szCs w:val="28"/>
+        </w:rPr>
+      </w:pPr>
+      <w:r>
+        <w:rPr>
+          <w:sz w:val="28"/>
+          <w:szCs w:val="28"/>
+        </w:rPr>
+        <w:drawing>
+          <wp:anchor distT="0" distB="0" distL="114300" distR="114300" simplePos="0" relativeHeight="251702272" behindDoc="0" locked="0" layoutInCell="1" allowOverlap="1" wp14:anchorId="7B3411D2" wp14:editId="230583B2">
+            <wp:simplePos x="0" y="0"/>
+            <wp:positionH relativeFrom="margin">
+              <wp:align>center</wp:align>
+            </wp:positionH>
+            <wp:positionV relativeFrom="paragraph">
+              <wp:posOffset>1229360</wp:posOffset>
+            </wp:positionV>
+            <wp:extent cx="3817620" cy="1630680"/>
+            <wp:effectExtent l="0" t="0" r="0" b="7620"/>
+            <wp:wrapTopAndBottom/>
+            <wp:docPr id="1097730088" name="Рисунок 20"/>
+            <wp:cNvGraphicFramePr>
+              <a:graphicFrameLocks xmlns:a="http://schemas.openxmlformats.org/drawingml/2006/main" noChangeAspect="1"/>
+            </wp:cNvGraphicFramePr>
+            <a:graphic xmlns:a="http://schemas.openxmlformats.org/drawingml/2006/main">
+              <a:graphicData uri="http://schemas.openxmlformats.org/drawingml/2006/picture">
+                <pic:pic xmlns:pic="http://schemas.openxmlformats.org/drawingml/2006/picture">
+                  <pic:nvPicPr>
+                    <pic:cNvPr id="0" name="Picture 34"/>
+                    <pic:cNvPicPr>
+                      <a:picLocks noChangeAspect="1" noChangeArrowheads="1"/>
+                    </pic:cNvPicPr>
+                  </pic:nvPicPr>
+                  <pic:blipFill>
+                    <a:blip r:embed="rId18">
+                      <a:extLst>
+                        <a:ext uri="{28A0092B-C50C-407E-A947-70E740481C1C}">
+                          <a14:useLocalDpi xmlns:a14="http://schemas.microsoft.com/office/drawing/2010/main" val="0"/>
+                        </a:ext>
+                      </a:extLst>
+                    </a:blip>
+                    <a:srcRect/>
+                    <a:stretch>
+                      <a:fillRect/>
+                    </a:stretch>
+                  </pic:blipFill>
+                  <pic:spPr bwMode="auto">
+                    <a:xfrm>
+                      <a:off x="0" y="0"/>
+                      <a:ext cx="3817620" cy="1630680"/>
+                    </a:xfrm>
+                    <a:prstGeom prst="rect">
+                      <a:avLst/>
+                    </a:prstGeom>
+                    <a:noFill/>
+                    <a:ln>
+                      <a:noFill/>
+                    </a:ln>
+                  </pic:spPr>
+                </pic:pic>
+              </a:graphicData>
+            </a:graphic>
+          </wp:anchor>
+        </w:drawing>
+      </w:r>
       <w:r>
         <w:rPr>
           <w:rFonts w:cs="Times New Roman"/>
@@ -19910,7 +18963,6 @@
           <w:rFonts w:cs="Times New Roman"/>
           <w:sz w:val="28"/>
           <w:szCs w:val="28"/>
-          <w:highlight w:val="yellow"/>
         </w:rPr>
         <w:t>рисунках</w:t>
       </w:r>
@@ -19920,6 +18972,14 @@
           <w:sz w:val="28"/>
           <w:szCs w:val="28"/>
         </w:rPr>
+        <w:t xml:space="preserve"> 10 и 11</w:t>
+      </w:r>
+      <w:r>
+        <w:rPr>
+          <w:rFonts w:cs="Times New Roman"/>
+          <w:sz w:val="28"/>
+          <w:szCs w:val="28"/>
+        </w:rPr>
         <w:t xml:space="preserve"> </w:t>
       </w:r>
       <w:r>
@@ -19977,6 +19037,28 @@
           <w:szCs w:val="28"/>
         </w:rPr>
         <w:t>» из п. 1.1. Цифры в узлах обозначают индексы записей в исходном массиве</w:t>
+      </w:r>
+      <w:r>
+        <w:rPr>
+          <w:rFonts w:cs="Times New Roman"/>
+          <w:sz w:val="28"/>
+          <w:szCs w:val="28"/>
+        </w:rPr>
+        <w:t xml:space="preserve">, </w:t>
+      </w:r>
+      <w:r>
+        <w:rPr>
+          <w:sz w:val="28"/>
+          <w:szCs w:val="28"/>
+        </w:rPr>
+        <w:t>для удобства дата преобразована на примере: 20240115 = 15 январь 2024</w:t>
+      </w:r>
+      <w:r>
+        <w:rPr>
+          <w:sz w:val="28"/>
+          <w:szCs w:val="28"/>
+        </w:rPr>
+        <w:t>.</w:t>
       </w:r>
     </w:p>
     <w:p>
@@ -19984,86 +19066,6 @@
         <w:spacing w:after="0" w:line="360" w:lineRule="auto"/>
         <w:ind w:firstLine="708"/>
         <w:rPr>
-          <w:rFonts w:cs="Times New Roman"/>
-          <w:sz w:val="28"/>
-          <w:szCs w:val="28"/>
-        </w:rPr>
-      </w:pPr>
-      <w:r>
-        <w:rPr>
-          <w:rFonts w:cs="Times New Roman"/>
-          <w:b/>
-          <w:bCs/>
-          <w:sz w:val="28"/>
-          <w:szCs w:val="28"/>
-        </w:rPr>
-        <w:t>Пример добавления.</w:t>
-      </w:r>
-      <w:r>
-        <w:rPr>
-          <w:rFonts w:cs="Times New Roman"/>
-          <w:sz w:val="28"/>
-          <w:szCs w:val="28"/>
-        </w:rPr>
-        <w:t xml:space="preserve"> Рассмотрим добавление новой вершины в дерево (рисун</w:t>
-      </w:r>
-      <w:r>
-        <w:rPr>
-          <w:rFonts w:cs="Times New Roman"/>
-          <w:sz w:val="28"/>
-          <w:szCs w:val="28"/>
-        </w:rPr>
-        <w:t>ки</w:t>
-      </w:r>
-      <w:r>
-        <w:rPr>
-          <w:rFonts w:cs="Times New Roman"/>
-          <w:sz w:val="28"/>
-          <w:szCs w:val="28"/>
-        </w:rPr>
-        <w:t xml:space="preserve"> </w:t>
-      </w:r>
-      <w:r>
-        <w:rPr>
-          <w:rFonts w:cs="Times New Roman"/>
-          <w:sz w:val="28"/>
-          <w:szCs w:val="28"/>
-        </w:rPr>
-        <w:t>9-10</w:t>
-      </w:r>
-      <w:r>
-        <w:rPr>
-          <w:rFonts w:cs="Times New Roman"/>
-          <w:sz w:val="28"/>
-          <w:szCs w:val="28"/>
-        </w:rPr>
-        <w:t xml:space="preserve">). Добавим значение с ключом K. Выполняется стандартная BST-вставка: начиная с корня, ключ сравнивается с ключами узлов до нахождения пустой позиции. Новый узел окрашивается в красный. Если отец нового узла также красный — нарушается свойство 4. Процедура </w:t>
-      </w:r>
-      <w:proofErr w:type="spellStart"/>
-      <w:r>
-        <w:rPr>
-          <w:rFonts w:cs="Times New Roman"/>
-          <w:sz w:val="28"/>
-          <w:szCs w:val="28"/>
-        </w:rPr>
-        <w:t>InsertFixup</w:t>
-      </w:r>
-      <w:proofErr w:type="spellEnd"/>
-      <w:r>
-        <w:rPr>
-          <w:rFonts w:cs="Times New Roman"/>
-          <w:sz w:val="28"/>
-          <w:szCs w:val="28"/>
-        </w:rPr>
-        <w:t xml:space="preserve"> устраняет нарушение путём перекраски и поворотов, поднимаясь к корню. Корень принудительно окрашивается в чёрный.</w:t>
-      </w:r>
-    </w:p>
-    <w:p>
-      <w:pPr>
-        <w:spacing w:after="0" w:line="360" w:lineRule="auto"/>
-        <w:ind w:firstLine="708"/>
-        <w:rPr>
-          <w:rFonts w:cs="Times New Roman"/>
           <w:sz w:val="28"/>
           <w:szCs w:val="28"/>
         </w:rPr>
@@ -20072,11 +19074,10 @@
         <w:rPr>
           <w:noProof/>
         </w:rPr>
-        <w:lastRenderedPageBreak/>
         <mc:AlternateContent>
           <mc:Choice Requires="wps">
             <w:drawing>
-              <wp:anchor distT="0" distB="0" distL="114300" distR="114300" simplePos="0" relativeHeight="251688960" behindDoc="0" locked="0" layoutInCell="1" allowOverlap="1" wp14:anchorId="566715BF" wp14:editId="2EC2490F">
+              <wp:anchor distT="0" distB="0" distL="114300" distR="114300" simplePos="0" relativeHeight="251688960" behindDoc="0" locked="0" layoutInCell="1" allowOverlap="1" wp14:anchorId="45B641F6" wp14:editId="7C0D4957">
                 <wp:simplePos x="0" y="0"/>
                 <wp:positionH relativeFrom="column">
                   <wp:posOffset>1061720</wp:posOffset>
@@ -20141,9 +19142,8 @@
                                 <w:sz w:val="28"/>
                                 <w:szCs w:val="28"/>
                               </w:rPr>
-                              <w:t>9 – Пример красно черного дерева построенного на данных из ПО, ключ «</w:t>
+                              <w:t>10</w:t>
                             </w:r>
-                            <w:proofErr w:type="spellStart"/>
                             <w:r>
                               <w:rPr>
                                 <w:i w:val="0"/>
@@ -20152,7 +19152,7 @@
                                 <w:sz w:val="28"/>
                                 <w:szCs w:val="28"/>
                               </w:rPr>
-                              <w:t>Фио</w:t>
+                              <w:t xml:space="preserve"> – Пример красно черного дерева построенного на данных из ПО, ключ «Фио</w:t>
                             </w:r>
                             <w:r>
                               <w:rPr>
@@ -20172,18 +19172,7 @@
                                 <w:sz w:val="28"/>
                                 <w:szCs w:val="28"/>
                               </w:rPr>
-                              <w:t>Город</w:t>
-                            </w:r>
-                            <w:proofErr w:type="spellEnd"/>
-                            <w:r>
-                              <w:rPr>
-                                <w:i w:val="0"/>
-                                <w:iCs w:val="0"/>
-                                <w:color w:val="auto"/>
-                                <w:sz w:val="28"/>
-                                <w:szCs w:val="28"/>
-                              </w:rPr>
-                              <w:t>»</w:t>
+                              <w:t>Город»</w:t>
                             </w:r>
                           </w:p>
                         </w:txbxContent>
@@ -20202,7 +19191,7 @@
           </mc:Choice>
           <mc:Fallback>
             <w:pict>
-              <v:shape w14:anchorId="566715BF" id="_x0000_s1034" type="#_x0000_t202" style="position:absolute;left:0;text-align:left;margin-left:83.6pt;margin-top:132.9pt;width:300.6pt;height:.05pt;z-index:251688960;visibility:visible;mso-wrap-style:square;mso-wrap-distance-left:9pt;mso-wrap-distance-top:0;mso-wrap-distance-right:9pt;mso-wrap-distance-bottom:0;mso-position-horizontal:absolute;mso-position-horizontal-relative:text;mso-position-vertical:absolute;mso-position-vertical-relative:text;v-text-anchor:top" o:gfxdata="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" stroked="f">
+              <v:shape w14:anchorId="45B641F6" id="_x0000_s1035" type="#_x0000_t202" style="position:absolute;left:0;text-align:left;margin-left:83.6pt;margin-top:132.9pt;width:300.6pt;height:.05pt;z-index:251688960;visibility:visible;mso-wrap-style:square;mso-wrap-distance-left:9pt;mso-wrap-distance-top:0;mso-wrap-distance-right:9pt;mso-wrap-distance-bottom:0;mso-position-horizontal:absolute;mso-position-horizontal-relative:text;mso-position-vertical:absolute;mso-position-vertical-relative:text;v-text-anchor:top" o:gfxdata="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" stroked="f">
                 <v:textbox style="mso-fit-shape-to-text:t" inset="0,0,0,0">
                   <w:txbxContent>
                     <w:p>
@@ -20236,9 +19225,8 @@
                           <w:sz w:val="28"/>
                           <w:szCs w:val="28"/>
                         </w:rPr>
-                        <w:t>9 – Пример красно черного дерева построенного на данных из ПО, ключ «</w:t>
+                        <w:t>10</w:t>
                       </w:r>
-                      <w:proofErr w:type="spellStart"/>
                       <w:r>
                         <w:rPr>
                           <w:i w:val="0"/>
@@ -20247,7 +19235,1567 @@
                           <w:sz w:val="28"/>
                           <w:szCs w:val="28"/>
                         </w:rPr>
-                        <w:t>Фио</w:t>
+                        <w:t xml:space="preserve"> – Пример красно черного дерева построенного на данных из ПО, ключ «Фио</w:t>
+                      </w:r>
+                      <w:r>
+                        <w:rPr>
+                          <w:i w:val="0"/>
+                          <w:iCs w:val="0"/>
+                          <w:color w:val="auto"/>
+                          <w:sz w:val="28"/>
+                          <w:szCs w:val="28"/>
+                        </w:rPr>
+                        <w:t>|</w:t>
+                      </w:r>
+                      <w:r>
+                        <w:rPr>
+                          <w:i w:val="0"/>
+                          <w:iCs w:val="0"/>
+                          <w:color w:val="auto"/>
+                          <w:sz w:val="28"/>
+                          <w:szCs w:val="28"/>
+                        </w:rPr>
+                        <w:t>Город»</w:t>
+                      </w:r>
+                    </w:p>
+                  </w:txbxContent>
+                </v:textbox>
+                <w10:wrap type="topAndBottom"/>
+              </v:shape>
+            </w:pict>
+          </mc:Fallback>
+        </mc:AlternateContent>
+      </w:r>
+      <w:r>
+        <w:rPr>
+          <w:rFonts w:eastAsia="Times New Roman" w:cs="Times New Roman"/>
+          <w:szCs w:val="24"/>
+          <w:lang w:eastAsia="ru-RU"/>
+        </w:rPr>
+        <w:t xml:space="preserve"> </w:t>
+      </w:r>
+    </w:p>
+    <w:p>
+      <w:pPr>
+        <w:spacing w:after="0" w:line="360" w:lineRule="auto"/>
+        <w:ind w:firstLine="708"/>
+        <w:rPr>
+          <w:rFonts w:cs="Times New Roman"/>
+          <w:sz w:val="28"/>
+          <w:szCs w:val="28"/>
+        </w:rPr>
+      </w:pPr>
+      <w:r>
+        <w:rPr>
+          <w:noProof/>
+        </w:rPr>
+        <mc:AlternateContent>
+          <mc:Choice Requires="wps">
+            <w:drawing>
+              <wp:anchor distT="0" distB="0" distL="114300" distR="114300" simplePos="0" relativeHeight="251694080" behindDoc="0" locked="0" layoutInCell="1" allowOverlap="1" wp14:anchorId="426A42BB" wp14:editId="229E8556">
+                <wp:simplePos x="0" y="0"/>
+                <wp:positionH relativeFrom="margin">
+                  <wp:align>center</wp:align>
+                </wp:positionH>
+                <wp:positionV relativeFrom="paragraph">
+                  <wp:posOffset>1833245</wp:posOffset>
+                </wp:positionV>
+                <wp:extent cx="3817620" cy="635"/>
+                <wp:effectExtent l="0" t="0" r="0" b="0"/>
+                <wp:wrapTopAndBottom/>
+                <wp:docPr id="2063359101" name="Надпись 1"/>
+                <wp:cNvGraphicFramePr/>
+                <a:graphic xmlns:a="http://schemas.openxmlformats.org/drawingml/2006/main">
+                  <a:graphicData uri="http://schemas.microsoft.com/office/word/2010/wordprocessingShape">
+                    <wps:wsp>
+                      <wps:cNvSpPr txBox="1"/>
+                      <wps:spPr>
+                        <a:xfrm>
+                          <a:off x="0" y="0"/>
+                          <a:ext cx="3817620" cy="635"/>
+                        </a:xfrm>
+                        <a:prstGeom prst="rect">
+                          <a:avLst/>
+                        </a:prstGeom>
+                        <a:solidFill>
+                          <a:prstClr val="white"/>
+                        </a:solidFill>
+                        <a:ln>
+                          <a:noFill/>
+                        </a:ln>
+                      </wps:spPr>
+                      <wps:txbx>
+                        <w:txbxContent>
+                          <w:p>
+                            <w:pPr>
+                              <w:pStyle w:val="af4"/>
+                              <w:jc w:val="center"/>
+                              <w:rPr>
+                                <w:rFonts w:cs="Times New Roman"/>
+                                <w:i w:val="0"/>
+                                <w:iCs w:val="0"/>
+                                <w:color w:val="auto"/>
+                                <w:sz w:val="28"/>
+                                <w:szCs w:val="28"/>
+                              </w:rPr>
+                            </w:pPr>
+                            <w:r>
+                              <w:rPr>
+                                <w:i w:val="0"/>
+                                <w:iCs w:val="0"/>
+                                <w:color w:val="auto"/>
+                                <w:sz w:val="28"/>
+                                <w:szCs w:val="28"/>
+                              </w:rPr>
+                              <w:t xml:space="preserve">Рисунок </w:t>
+                            </w:r>
+                            <w:r>
+                              <w:rPr>
+                                <w:i w:val="0"/>
+                                <w:iCs w:val="0"/>
+                                <w:color w:val="auto"/>
+                                <w:sz w:val="28"/>
+                                <w:szCs w:val="28"/>
+                              </w:rPr>
+                              <w:t>1</w:t>
+                            </w:r>
+                            <w:r>
+                              <w:rPr>
+                                <w:i w:val="0"/>
+                                <w:iCs w:val="0"/>
+                                <w:color w:val="auto"/>
+                                <w:sz w:val="28"/>
+                                <w:szCs w:val="28"/>
+                              </w:rPr>
+                              <w:t>1</w:t>
+                            </w:r>
+                            <w:r>
+                              <w:rPr>
+                                <w:i w:val="0"/>
+                                <w:iCs w:val="0"/>
+                                <w:color w:val="auto"/>
+                                <w:sz w:val="28"/>
+                                <w:szCs w:val="28"/>
+                              </w:rPr>
+                              <w:t xml:space="preserve"> – Пример красно </w:t>
+                            </w:r>
+                            <w:r>
+                              <w:rPr>
+                                <w:i w:val="0"/>
+                                <w:iCs w:val="0"/>
+                                <w:color w:val="auto"/>
+                                <w:sz w:val="28"/>
+                                <w:szCs w:val="28"/>
+                              </w:rPr>
+                              <w:t>черного дерева,</w:t>
+                            </w:r>
+                            <w:r>
+                              <w:rPr>
+                                <w:i w:val="0"/>
+                                <w:iCs w:val="0"/>
+                                <w:color w:val="auto"/>
+                                <w:sz w:val="28"/>
+                                <w:szCs w:val="28"/>
+                              </w:rPr>
+                              <w:t xml:space="preserve"> построенного на данных из ПО, ключ «</w:t>
+                            </w:r>
+                            <w:r>
+                              <w:rPr>
+                                <w:i w:val="0"/>
+                                <w:iCs w:val="0"/>
+                                <w:color w:val="auto"/>
+                                <w:sz w:val="28"/>
+                                <w:szCs w:val="28"/>
+                              </w:rPr>
+                              <w:t>Дата</w:t>
+                            </w:r>
+                            <w:r>
+                              <w:rPr>
+                                <w:i w:val="0"/>
+                                <w:iCs w:val="0"/>
+                                <w:color w:val="auto"/>
+                                <w:sz w:val="28"/>
+                                <w:szCs w:val="28"/>
+                              </w:rPr>
+                              <w:t>»</w:t>
+                            </w:r>
+                          </w:p>
+                        </w:txbxContent>
+                      </wps:txbx>
+                      <wps:bodyPr rot="0" spcFirstLastPara="0" vertOverflow="overflow" horzOverflow="overflow" vert="horz" wrap="square" lIns="0" tIns="0" rIns="0" bIns="0" numCol="1" spcCol="0" rtlCol="0" fromWordArt="0" anchor="t" anchorCtr="0" forceAA="0" compatLnSpc="1">
+                        <a:prstTxWarp prst="textNoShape">
+                          <a:avLst/>
+                        </a:prstTxWarp>
+                        <a:spAutoFit/>
+                      </wps:bodyPr>
+                    </wps:wsp>
+                  </a:graphicData>
+                </a:graphic>
+              </wp:anchor>
+            </w:drawing>
+          </mc:Choice>
+          <mc:Fallback>
+            <w:pict>
+              <v:shape w14:anchorId="426A42BB" id="_x0000_s1036" type="#_x0000_t202" style="position:absolute;left:0;text-align:left;margin-left:0;margin-top:144.35pt;width:300.6pt;height:.05pt;z-index:251694080;visibility:visible;mso-wrap-style:square;mso-wrap-distance-left:9pt;mso-wrap-distance-top:0;mso-wrap-distance-right:9pt;mso-wrap-distance-bottom:0;mso-position-horizontal:center;mso-position-horizontal-relative:margin;mso-position-vertical:absolute;mso-position-vertical-relative:text;v-text-anchor:top" o:gfxdata="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" stroked="f">
+                <v:textbox style="mso-fit-shape-to-text:t" inset="0,0,0,0">
+                  <w:txbxContent>
+                    <w:p>
+                      <w:pPr>
+                        <w:pStyle w:val="af4"/>
+                        <w:jc w:val="center"/>
+                        <w:rPr>
+                          <w:rFonts w:cs="Times New Roman"/>
+                          <w:i w:val="0"/>
+                          <w:iCs w:val="0"/>
+                          <w:color w:val="auto"/>
+                          <w:sz w:val="28"/>
+                          <w:szCs w:val="28"/>
+                        </w:rPr>
+                      </w:pPr>
+                      <w:r>
+                        <w:rPr>
+                          <w:i w:val="0"/>
+                          <w:iCs w:val="0"/>
+                          <w:color w:val="auto"/>
+                          <w:sz w:val="28"/>
+                          <w:szCs w:val="28"/>
+                        </w:rPr>
+                        <w:t xml:space="preserve">Рисунок </w:t>
+                      </w:r>
+                      <w:r>
+                        <w:rPr>
+                          <w:i w:val="0"/>
+                          <w:iCs w:val="0"/>
+                          <w:color w:val="auto"/>
+                          <w:sz w:val="28"/>
+                          <w:szCs w:val="28"/>
+                        </w:rPr>
+                        <w:t>1</w:t>
+                      </w:r>
+                      <w:r>
+                        <w:rPr>
+                          <w:i w:val="0"/>
+                          <w:iCs w:val="0"/>
+                          <w:color w:val="auto"/>
+                          <w:sz w:val="28"/>
+                          <w:szCs w:val="28"/>
+                        </w:rPr>
+                        <w:t>1</w:t>
+                      </w:r>
+                      <w:r>
+                        <w:rPr>
+                          <w:i w:val="0"/>
+                          <w:iCs w:val="0"/>
+                          <w:color w:val="auto"/>
+                          <w:sz w:val="28"/>
+                          <w:szCs w:val="28"/>
+                        </w:rPr>
+                        <w:t xml:space="preserve"> – Пример красно </w:t>
+                      </w:r>
+                      <w:r>
+                        <w:rPr>
+                          <w:i w:val="0"/>
+                          <w:iCs w:val="0"/>
+                          <w:color w:val="auto"/>
+                          <w:sz w:val="28"/>
+                          <w:szCs w:val="28"/>
+                        </w:rPr>
+                        <w:t>черного дерева,</w:t>
+                      </w:r>
+                      <w:r>
+                        <w:rPr>
+                          <w:i w:val="0"/>
+                          <w:iCs w:val="0"/>
+                          <w:color w:val="auto"/>
+                          <w:sz w:val="28"/>
+                          <w:szCs w:val="28"/>
+                        </w:rPr>
+                        <w:t xml:space="preserve"> построенного на данных из ПО, ключ «</w:t>
+                      </w:r>
+                      <w:r>
+                        <w:rPr>
+                          <w:i w:val="0"/>
+                          <w:iCs w:val="0"/>
+                          <w:color w:val="auto"/>
+                          <w:sz w:val="28"/>
+                          <w:szCs w:val="28"/>
+                        </w:rPr>
+                        <w:t>Дата</w:t>
+                      </w:r>
+                      <w:r>
+                        <w:rPr>
+                          <w:i w:val="0"/>
+                          <w:iCs w:val="0"/>
+                          <w:color w:val="auto"/>
+                          <w:sz w:val="28"/>
+                          <w:szCs w:val="28"/>
+                        </w:rPr>
+                        <w:t>»</w:t>
+                      </w:r>
+                    </w:p>
+                  </w:txbxContent>
+                </v:textbox>
+                <w10:wrap type="topAndBottom" anchorx="margin"/>
+              </v:shape>
+            </w:pict>
+          </mc:Fallback>
+        </mc:AlternateContent>
+      </w:r>
+      <w:r>
+        <w:rPr>
+          <w:rFonts w:eastAsia="Times New Roman" w:cs="Times New Roman"/>
+          <w:sz w:val="28"/>
+          <w:szCs w:val="28"/>
+          <w:lang w:eastAsia="ru-RU"/>
+        </w:rPr>
+        <w:drawing>
+          <wp:anchor distT="0" distB="0" distL="114300" distR="114300" simplePos="0" relativeHeight="251695104" behindDoc="0" locked="0" layoutInCell="1" allowOverlap="1" wp14:anchorId="74715DD5" wp14:editId="614C15FA">
+            <wp:simplePos x="0" y="0"/>
+            <wp:positionH relativeFrom="margin">
+              <wp:align>center</wp:align>
+            </wp:positionH>
+            <wp:positionV relativeFrom="paragraph">
+              <wp:posOffset>0</wp:posOffset>
+            </wp:positionV>
+            <wp:extent cx="4008120" cy="1630680"/>
+            <wp:effectExtent l="0" t="0" r="0" b="7620"/>
+            <wp:wrapTopAndBottom/>
+            <wp:docPr id="719879822" name="Рисунок 14"/>
+            <wp:cNvGraphicFramePr>
+              <a:graphicFrameLocks xmlns:a="http://schemas.openxmlformats.org/drawingml/2006/main" noChangeAspect="1"/>
+            </wp:cNvGraphicFramePr>
+            <a:graphic xmlns:a="http://schemas.openxmlformats.org/drawingml/2006/main">
+              <a:graphicData uri="http://schemas.openxmlformats.org/drawingml/2006/picture">
+                <pic:pic xmlns:pic="http://schemas.openxmlformats.org/drawingml/2006/picture">
+                  <pic:nvPicPr>
+                    <pic:cNvPr id="0" name="Picture 13"/>
+                    <pic:cNvPicPr>
+                      <a:picLocks noChangeAspect="1" noChangeArrowheads="1"/>
+                    </pic:cNvPicPr>
+                  </pic:nvPicPr>
+                  <pic:blipFill>
+                    <a:blip r:embed="rId19">
+                      <a:extLst>
+                        <a:ext uri="{28A0092B-C50C-407E-A947-70E740481C1C}">
+                          <a14:useLocalDpi xmlns:a14="http://schemas.microsoft.com/office/drawing/2010/main" val="0"/>
+                        </a:ext>
+                      </a:extLst>
+                    </a:blip>
+                    <a:srcRect/>
+                    <a:stretch>
+                      <a:fillRect/>
+                    </a:stretch>
+                  </pic:blipFill>
+                  <pic:spPr bwMode="auto">
+                    <a:xfrm>
+                      <a:off x="0" y="0"/>
+                      <a:ext cx="4008120" cy="1630680"/>
+                    </a:xfrm>
+                    <a:prstGeom prst="rect">
+                      <a:avLst/>
+                    </a:prstGeom>
+                    <a:noFill/>
+                    <a:ln>
+                      <a:noFill/>
+                    </a:ln>
+                  </pic:spPr>
+                </pic:pic>
+              </a:graphicData>
+            </a:graphic>
+          </wp:anchor>
+        </w:drawing>
+      </w:r>
+    </w:p>
+    <w:p>
+      <w:pPr>
+        <w:spacing w:after="0" w:line="360" w:lineRule="auto"/>
+        <w:ind w:firstLine="708"/>
+        <w:rPr>
+          <w:rFonts w:cs="Times New Roman"/>
+          <w:sz w:val="28"/>
+          <w:szCs w:val="28"/>
+        </w:rPr>
+      </w:pPr>
+      <w:r>
+        <w:rPr>
+          <w:noProof/>
+        </w:rPr>
+        <w:lastRenderedPageBreak/>
+        <mc:AlternateContent>
+          <mc:Choice Requires="wps">
+            <w:drawing>
+              <wp:anchor distT="0" distB="0" distL="114300" distR="114300" simplePos="0" relativeHeight="251698176" behindDoc="0" locked="0" layoutInCell="1" allowOverlap="1" wp14:anchorId="5F65A726" wp14:editId="5CD9E85C">
+                <wp:simplePos x="0" y="0"/>
+                <wp:positionH relativeFrom="margin">
+                  <wp:align>left</wp:align>
+                </wp:positionH>
+                <wp:positionV relativeFrom="paragraph">
+                  <wp:posOffset>5809615</wp:posOffset>
+                </wp:positionV>
+                <wp:extent cx="5940425" cy="635"/>
+                <wp:effectExtent l="0" t="0" r="3175" b="0"/>
+                <wp:wrapTopAndBottom/>
+                <wp:docPr id="923022275" name="Надпись 1"/>
+                <wp:cNvGraphicFramePr/>
+                <a:graphic xmlns:a="http://schemas.openxmlformats.org/drawingml/2006/main">
+                  <a:graphicData uri="http://schemas.microsoft.com/office/word/2010/wordprocessingShape">
+                    <wps:wsp>
+                      <wps:cNvSpPr txBox="1"/>
+                      <wps:spPr>
+                        <a:xfrm>
+                          <a:off x="0" y="0"/>
+                          <a:ext cx="5940425" cy="635"/>
+                        </a:xfrm>
+                        <a:prstGeom prst="rect">
+                          <a:avLst/>
+                        </a:prstGeom>
+                        <a:solidFill>
+                          <a:prstClr val="white"/>
+                        </a:solidFill>
+                        <a:ln>
+                          <a:noFill/>
+                        </a:ln>
+                      </wps:spPr>
+                      <wps:txbx>
+                        <w:txbxContent>
+                          <w:p>
+                            <w:pPr>
+                              <w:pStyle w:val="af4"/>
+                              <w:jc w:val="center"/>
+                              <w:rPr>
+                                <w:rFonts w:cs="Times New Roman"/>
+                                <w:i w:val="0"/>
+                                <w:iCs w:val="0"/>
+                                <w:color w:val="000000" w:themeColor="text1"/>
+                                <w:sz w:val="28"/>
+                                <w:szCs w:val="28"/>
+                              </w:rPr>
+                            </w:pPr>
+                            <w:r>
+                              <w:rPr>
+                                <w:i w:val="0"/>
+                                <w:iCs w:val="0"/>
+                                <w:color w:val="000000" w:themeColor="text1"/>
+                                <w:sz w:val="28"/>
+                                <w:szCs w:val="28"/>
+                              </w:rPr>
+                              <w:t xml:space="preserve">Рисунок </w:t>
+                            </w:r>
+                            <w:r>
+                              <w:rPr>
+                                <w:i w:val="0"/>
+                                <w:iCs w:val="0"/>
+                                <w:color w:val="000000" w:themeColor="text1"/>
+                                <w:sz w:val="28"/>
+                                <w:szCs w:val="28"/>
+                              </w:rPr>
+                              <w:t>1</w:t>
+                            </w:r>
+                            <w:r>
+                              <w:rPr>
+                                <w:i w:val="0"/>
+                                <w:iCs w:val="0"/>
+                                <w:color w:val="000000" w:themeColor="text1"/>
+                                <w:sz w:val="28"/>
+                                <w:szCs w:val="28"/>
+                              </w:rPr>
+                              <w:t>3</w:t>
+                            </w:r>
+                            <w:r>
+                              <w:rPr>
+                                <w:i w:val="0"/>
+                                <w:iCs w:val="0"/>
+                                <w:color w:val="000000" w:themeColor="text1"/>
+                                <w:sz w:val="28"/>
+                                <w:szCs w:val="28"/>
+                              </w:rPr>
+                              <w:t xml:space="preserve"> – </w:t>
+                            </w:r>
+                            <w:r>
+                              <w:rPr>
+                                <w:i w:val="0"/>
+                                <w:iCs w:val="0"/>
+                                <w:color w:val="auto"/>
+                                <w:sz w:val="28"/>
+                                <w:szCs w:val="28"/>
+                              </w:rPr>
+                              <w:t>Пример вставки красно черного дерева</w:t>
+                            </w:r>
+                            <w:r>
+                              <w:rPr>
+                                <w:i w:val="0"/>
+                                <w:iCs w:val="0"/>
+                                <w:color w:val="auto"/>
+                                <w:sz w:val="28"/>
+                                <w:szCs w:val="28"/>
+                              </w:rPr>
+                              <w:t>,</w:t>
+                            </w:r>
+                            <w:r>
+                              <w:rPr>
+                                <w:i w:val="0"/>
+                                <w:iCs w:val="0"/>
+                                <w:color w:val="auto"/>
+                                <w:sz w:val="28"/>
+                                <w:szCs w:val="28"/>
+                              </w:rPr>
+                              <w:t xml:space="preserve"> построенного на данных из ПО, ключ «</w:t>
+                            </w:r>
+                            <w:r>
+                              <w:rPr>
+                                <w:i w:val="0"/>
+                                <w:iCs w:val="0"/>
+                                <w:color w:val="auto"/>
+                                <w:sz w:val="28"/>
+                                <w:szCs w:val="28"/>
+                              </w:rPr>
+                              <w:t>Дата</w:t>
+                            </w:r>
+                            <w:r>
+                              <w:rPr>
+                                <w:i w:val="0"/>
+                                <w:iCs w:val="0"/>
+                                <w:color w:val="auto"/>
+                                <w:sz w:val="28"/>
+                                <w:szCs w:val="28"/>
+                              </w:rPr>
+                              <w:t>»</w:t>
+                            </w:r>
+                          </w:p>
+                        </w:txbxContent>
+                      </wps:txbx>
+                      <wps:bodyPr rot="0" spcFirstLastPara="0" vertOverflow="overflow" horzOverflow="overflow" vert="horz" wrap="square" lIns="0" tIns="0" rIns="0" bIns="0" numCol="1" spcCol="0" rtlCol="0" fromWordArt="0" anchor="t" anchorCtr="0" forceAA="0" compatLnSpc="1">
+                        <a:prstTxWarp prst="textNoShape">
+                          <a:avLst/>
+                        </a:prstTxWarp>
+                        <a:spAutoFit/>
+                      </wps:bodyPr>
+                    </wps:wsp>
+                  </a:graphicData>
+                </a:graphic>
+              </wp:anchor>
+            </w:drawing>
+          </mc:Choice>
+          <mc:Fallback>
+            <w:pict>
+              <v:shape w14:anchorId="5F65A726" id="_x0000_s1037" type="#_x0000_t202" style="position:absolute;left:0;text-align:left;margin-left:0;margin-top:457.45pt;width:467.75pt;height:.05pt;z-index:251698176;visibility:visible;mso-wrap-style:square;mso-wrap-distance-left:9pt;mso-wrap-distance-top:0;mso-wrap-distance-right:9pt;mso-wrap-distance-bottom:0;mso-position-horizontal:left;mso-position-horizontal-relative:margin;mso-position-vertical:absolute;mso-position-vertical-relative:text;v-text-anchor:top" o:gfxdata="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" stroked="f">
+                <v:textbox style="mso-fit-shape-to-text:t" inset="0,0,0,0">
+                  <w:txbxContent>
+                    <w:p>
+                      <w:pPr>
+                        <w:pStyle w:val="af4"/>
+                        <w:jc w:val="center"/>
+                        <w:rPr>
+                          <w:rFonts w:cs="Times New Roman"/>
+                          <w:i w:val="0"/>
+                          <w:iCs w:val="0"/>
+                          <w:color w:val="000000" w:themeColor="text1"/>
+                          <w:sz w:val="28"/>
+                          <w:szCs w:val="28"/>
+                        </w:rPr>
+                      </w:pPr>
+                      <w:r>
+                        <w:rPr>
+                          <w:i w:val="0"/>
+                          <w:iCs w:val="0"/>
+                          <w:color w:val="000000" w:themeColor="text1"/>
+                          <w:sz w:val="28"/>
+                          <w:szCs w:val="28"/>
+                        </w:rPr>
+                        <w:t xml:space="preserve">Рисунок </w:t>
+                      </w:r>
+                      <w:r>
+                        <w:rPr>
+                          <w:i w:val="0"/>
+                          <w:iCs w:val="0"/>
+                          <w:color w:val="000000" w:themeColor="text1"/>
+                          <w:sz w:val="28"/>
+                          <w:szCs w:val="28"/>
+                        </w:rPr>
+                        <w:t>1</w:t>
+                      </w:r>
+                      <w:r>
+                        <w:rPr>
+                          <w:i w:val="0"/>
+                          <w:iCs w:val="0"/>
+                          <w:color w:val="000000" w:themeColor="text1"/>
+                          <w:sz w:val="28"/>
+                          <w:szCs w:val="28"/>
+                        </w:rPr>
+                        <w:t>3</w:t>
+                      </w:r>
+                      <w:r>
+                        <w:rPr>
+                          <w:i w:val="0"/>
+                          <w:iCs w:val="0"/>
+                          <w:color w:val="000000" w:themeColor="text1"/>
+                          <w:sz w:val="28"/>
+                          <w:szCs w:val="28"/>
+                        </w:rPr>
+                        <w:t xml:space="preserve"> – </w:t>
+                      </w:r>
+                      <w:r>
+                        <w:rPr>
+                          <w:i w:val="0"/>
+                          <w:iCs w:val="0"/>
+                          <w:color w:val="auto"/>
+                          <w:sz w:val="28"/>
+                          <w:szCs w:val="28"/>
+                        </w:rPr>
+                        <w:t>Пример вставки красно черного дерева</w:t>
+                      </w:r>
+                      <w:r>
+                        <w:rPr>
+                          <w:i w:val="0"/>
+                          <w:iCs w:val="0"/>
+                          <w:color w:val="auto"/>
+                          <w:sz w:val="28"/>
+                          <w:szCs w:val="28"/>
+                        </w:rPr>
+                        <w:t>,</w:t>
+                      </w:r>
+                      <w:r>
+                        <w:rPr>
+                          <w:i w:val="0"/>
+                          <w:iCs w:val="0"/>
+                          <w:color w:val="auto"/>
+                          <w:sz w:val="28"/>
+                          <w:szCs w:val="28"/>
+                        </w:rPr>
+                        <w:t xml:space="preserve"> построенного на данных из ПО, ключ «</w:t>
+                      </w:r>
+                      <w:r>
+                        <w:rPr>
+                          <w:i w:val="0"/>
+                          <w:iCs w:val="0"/>
+                          <w:color w:val="auto"/>
+                          <w:sz w:val="28"/>
+                          <w:szCs w:val="28"/>
+                        </w:rPr>
+                        <w:t>Дата</w:t>
+                      </w:r>
+                      <w:r>
+                        <w:rPr>
+                          <w:i w:val="0"/>
+                          <w:iCs w:val="0"/>
+                          <w:color w:val="auto"/>
+                          <w:sz w:val="28"/>
+                          <w:szCs w:val="28"/>
+                        </w:rPr>
+                        <w:t>»</w:t>
+                      </w:r>
+                    </w:p>
+                  </w:txbxContent>
+                </v:textbox>
+                <w10:wrap type="topAndBottom" anchorx="margin"/>
+              </v:shape>
+            </w:pict>
+          </mc:Fallback>
+        </mc:AlternateContent>
+      </w:r>
+      <w:r>
+        <w:rPr>
+          <w:rFonts w:cs="Times New Roman"/>
+          <w:sz w:val="28"/>
+          <w:szCs w:val="28"/>
+        </w:rPr>
+        <w:drawing>
+          <wp:anchor distT="0" distB="0" distL="114300" distR="114300" simplePos="0" relativeHeight="251696128" behindDoc="0" locked="0" layoutInCell="1" allowOverlap="1" wp14:anchorId="59CF0F9A" wp14:editId="1BAEEA73">
+            <wp:simplePos x="0" y="0"/>
+            <wp:positionH relativeFrom="margin">
+              <wp:align>left</wp:align>
+            </wp:positionH>
+            <wp:positionV relativeFrom="paragraph">
+              <wp:posOffset>4642485</wp:posOffset>
+            </wp:positionV>
+            <wp:extent cx="5940425" cy="1047115"/>
+            <wp:effectExtent l="0" t="0" r="3175" b="635"/>
+            <wp:wrapTopAndBottom/>
+            <wp:docPr id="299380319" name="Рисунок 16"/>
+            <wp:cNvGraphicFramePr>
+              <a:graphicFrameLocks xmlns:a="http://schemas.openxmlformats.org/drawingml/2006/main" noChangeAspect="1"/>
+            </wp:cNvGraphicFramePr>
+            <a:graphic xmlns:a="http://schemas.openxmlformats.org/drawingml/2006/main">
+              <a:graphicData uri="http://schemas.openxmlformats.org/drawingml/2006/picture">
+                <pic:pic xmlns:pic="http://schemas.openxmlformats.org/drawingml/2006/picture">
+                  <pic:nvPicPr>
+                    <pic:cNvPr id="0" name="Picture 20"/>
+                    <pic:cNvPicPr>
+                      <a:picLocks noChangeAspect="1" noChangeArrowheads="1"/>
+                    </pic:cNvPicPr>
+                  </pic:nvPicPr>
+                  <pic:blipFill>
+                    <a:blip r:embed="rId20">
+                      <a:extLst>
+                        <a:ext uri="{28A0092B-C50C-407E-A947-70E740481C1C}">
+                          <a14:useLocalDpi xmlns:a14="http://schemas.microsoft.com/office/drawing/2010/main" val="0"/>
+                        </a:ext>
+                      </a:extLst>
+                    </a:blip>
+                    <a:srcRect/>
+                    <a:stretch>
+                      <a:fillRect/>
+                    </a:stretch>
+                  </pic:blipFill>
+                  <pic:spPr bwMode="auto">
+                    <a:xfrm>
+                      <a:off x="0" y="0"/>
+                      <a:ext cx="5940425" cy="1047115"/>
+                    </a:xfrm>
+                    <a:prstGeom prst="rect">
+                      <a:avLst/>
+                    </a:prstGeom>
+                    <a:noFill/>
+                    <a:ln>
+                      <a:noFill/>
+                    </a:ln>
+                  </pic:spPr>
+                </pic:pic>
+              </a:graphicData>
+            </a:graphic>
+          </wp:anchor>
+        </w:drawing>
+      </w:r>
+      <w:r>
+        <w:rPr>
+          <w:noProof/>
+        </w:rPr>
+        <mc:AlternateContent>
+          <mc:Choice Requires="wps">
+            <w:drawing>
+              <wp:anchor distT="0" distB="0" distL="114300" distR="114300" simplePos="0" relativeHeight="251692032" behindDoc="0" locked="0" layoutInCell="1" allowOverlap="1" wp14:anchorId="77950C61" wp14:editId="0B56730D">
+                <wp:simplePos x="0" y="0"/>
+                <wp:positionH relativeFrom="column">
+                  <wp:posOffset>0</wp:posOffset>
+                </wp:positionH>
+                <wp:positionV relativeFrom="paragraph">
+                  <wp:posOffset>4009390</wp:posOffset>
+                </wp:positionV>
+                <wp:extent cx="5940425" cy="635"/>
+                <wp:effectExtent l="0" t="0" r="0" b="0"/>
+                <wp:wrapTopAndBottom/>
+                <wp:docPr id="549799938" name="Надпись 1"/>
+                <wp:cNvGraphicFramePr/>
+                <a:graphic xmlns:a="http://schemas.openxmlformats.org/drawingml/2006/main">
+                  <a:graphicData uri="http://schemas.microsoft.com/office/word/2010/wordprocessingShape">
+                    <wps:wsp>
+                      <wps:cNvSpPr txBox="1"/>
+                      <wps:spPr>
+                        <a:xfrm>
+                          <a:off x="0" y="0"/>
+                          <a:ext cx="5940425" cy="635"/>
+                        </a:xfrm>
+                        <a:prstGeom prst="rect">
+                          <a:avLst/>
+                        </a:prstGeom>
+                        <a:solidFill>
+                          <a:prstClr val="white"/>
+                        </a:solidFill>
+                        <a:ln>
+                          <a:noFill/>
+                        </a:ln>
+                      </wps:spPr>
+                      <wps:txbx>
+                        <w:txbxContent>
+                          <w:p>
+                            <w:pPr>
+                              <w:pStyle w:val="af4"/>
+                              <w:jc w:val="center"/>
+                              <w:rPr>
+                                <w:rFonts w:cs="Times New Roman"/>
+                                <w:i w:val="0"/>
+                                <w:iCs w:val="0"/>
+                                <w:color w:val="000000" w:themeColor="text1"/>
+                                <w:sz w:val="28"/>
+                                <w:szCs w:val="28"/>
+                              </w:rPr>
+                            </w:pPr>
+                            <w:r>
+                              <w:rPr>
+                                <w:i w:val="0"/>
+                                <w:iCs w:val="0"/>
+                                <w:color w:val="000000" w:themeColor="text1"/>
+                                <w:sz w:val="28"/>
+                                <w:szCs w:val="28"/>
+                              </w:rPr>
+                              <w:t xml:space="preserve">Рисунок </w:t>
+                            </w:r>
+                            <w:r>
+                              <w:rPr>
+                                <w:i w:val="0"/>
+                                <w:iCs w:val="0"/>
+                                <w:color w:val="000000" w:themeColor="text1"/>
+                                <w:sz w:val="28"/>
+                                <w:szCs w:val="28"/>
+                              </w:rPr>
+                              <w:t xml:space="preserve">12 – </w:t>
+                            </w:r>
+                            <w:r>
+                              <w:rPr>
+                                <w:i w:val="0"/>
+                                <w:iCs w:val="0"/>
+                                <w:color w:val="auto"/>
+                                <w:sz w:val="28"/>
+                                <w:szCs w:val="28"/>
+                              </w:rPr>
+                              <w:t>Приме</w:t>
+                            </w:r>
+                            <w:r>
+                              <w:rPr>
+                                <w:i w:val="0"/>
+                                <w:iCs w:val="0"/>
+                                <w:color w:val="auto"/>
+                                <w:sz w:val="28"/>
+                                <w:szCs w:val="28"/>
+                              </w:rPr>
+                              <w:t>р вставки</w:t>
+                            </w:r>
+                            <w:r>
+                              <w:rPr>
+                                <w:i w:val="0"/>
+                                <w:iCs w:val="0"/>
+                                <w:color w:val="auto"/>
+                                <w:sz w:val="28"/>
+                                <w:szCs w:val="28"/>
+                              </w:rPr>
+                              <w:t xml:space="preserve"> красно черного дерева построенного на данных из ПО, ключ «Фио</w:t>
+                            </w:r>
+                            <w:r>
+                              <w:rPr>
+                                <w:i w:val="0"/>
+                                <w:iCs w:val="0"/>
+                                <w:color w:val="auto"/>
+                                <w:sz w:val="28"/>
+                                <w:szCs w:val="28"/>
+                              </w:rPr>
+                              <w:t>|</w:t>
+                            </w:r>
+                            <w:r>
+                              <w:rPr>
+                                <w:i w:val="0"/>
+                                <w:iCs w:val="0"/>
+                                <w:color w:val="auto"/>
+                                <w:sz w:val="28"/>
+                                <w:szCs w:val="28"/>
+                              </w:rPr>
+                              <w:t>Город»</w:t>
+                            </w:r>
+                          </w:p>
+                        </w:txbxContent>
+                      </wps:txbx>
+                      <wps:bodyPr rot="0" spcFirstLastPara="0" vertOverflow="overflow" horzOverflow="overflow" vert="horz" wrap="square" lIns="0" tIns="0" rIns="0" bIns="0" numCol="1" spcCol="0" rtlCol="0" fromWordArt="0" anchor="t" anchorCtr="0" forceAA="0" compatLnSpc="1">
+                        <a:prstTxWarp prst="textNoShape">
+                          <a:avLst/>
+                        </a:prstTxWarp>
+                        <a:spAutoFit/>
+                      </wps:bodyPr>
+                    </wps:wsp>
+                  </a:graphicData>
+                </a:graphic>
+              </wp:anchor>
+            </w:drawing>
+          </mc:Choice>
+          <mc:Fallback>
+            <w:pict>
+              <v:shape w14:anchorId="77950C61" id="_x0000_s1038" type="#_x0000_t202" style="position:absolute;left:0;text-align:left;margin-left:0;margin-top:315.7pt;width:467.75pt;height:.05pt;z-index:251692032;visibility:visible;mso-wrap-style:square;mso-wrap-distance-left:9pt;mso-wrap-distance-top:0;mso-wrap-distance-right:9pt;mso-wrap-distance-bottom:0;mso-position-horizontal:absolute;mso-position-horizontal-relative:text;mso-position-vertical:absolute;mso-position-vertical-relative:text;v-text-anchor:top" o:gfxdata="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" stroked="f">
+                <v:textbox style="mso-fit-shape-to-text:t" inset="0,0,0,0">
+                  <w:txbxContent>
+                    <w:p>
+                      <w:pPr>
+                        <w:pStyle w:val="af4"/>
+                        <w:jc w:val="center"/>
+                        <w:rPr>
+                          <w:rFonts w:cs="Times New Roman"/>
+                          <w:i w:val="0"/>
+                          <w:iCs w:val="0"/>
+                          <w:color w:val="000000" w:themeColor="text1"/>
+                          <w:sz w:val="28"/>
+                          <w:szCs w:val="28"/>
+                        </w:rPr>
+                      </w:pPr>
+                      <w:r>
+                        <w:rPr>
+                          <w:i w:val="0"/>
+                          <w:iCs w:val="0"/>
+                          <w:color w:val="000000" w:themeColor="text1"/>
+                          <w:sz w:val="28"/>
+                          <w:szCs w:val="28"/>
+                        </w:rPr>
+                        <w:t xml:space="preserve">Рисунок </w:t>
+                      </w:r>
+                      <w:r>
+                        <w:rPr>
+                          <w:i w:val="0"/>
+                          <w:iCs w:val="0"/>
+                          <w:color w:val="000000" w:themeColor="text1"/>
+                          <w:sz w:val="28"/>
+                          <w:szCs w:val="28"/>
+                        </w:rPr>
+                        <w:t xml:space="preserve">12 – </w:t>
+                      </w:r>
+                      <w:r>
+                        <w:rPr>
+                          <w:i w:val="0"/>
+                          <w:iCs w:val="0"/>
+                          <w:color w:val="auto"/>
+                          <w:sz w:val="28"/>
+                          <w:szCs w:val="28"/>
+                        </w:rPr>
+                        <w:t>Приме</w:t>
+                      </w:r>
+                      <w:r>
+                        <w:rPr>
+                          <w:i w:val="0"/>
+                          <w:iCs w:val="0"/>
+                          <w:color w:val="auto"/>
+                          <w:sz w:val="28"/>
+                          <w:szCs w:val="28"/>
+                        </w:rPr>
+                        <w:t>р вставки</w:t>
+                      </w:r>
+                      <w:r>
+                        <w:rPr>
+                          <w:i w:val="0"/>
+                          <w:iCs w:val="0"/>
+                          <w:color w:val="auto"/>
+                          <w:sz w:val="28"/>
+                          <w:szCs w:val="28"/>
+                        </w:rPr>
+                        <w:t xml:space="preserve"> красно черного дерева построенного на данных из ПО, ключ «Фио</w:t>
+                      </w:r>
+                      <w:r>
+                        <w:rPr>
+                          <w:i w:val="0"/>
+                          <w:iCs w:val="0"/>
+                          <w:color w:val="auto"/>
+                          <w:sz w:val="28"/>
+                          <w:szCs w:val="28"/>
+                        </w:rPr>
+                        <w:t>|</w:t>
+                      </w:r>
+                      <w:r>
+                        <w:rPr>
+                          <w:i w:val="0"/>
+                          <w:iCs w:val="0"/>
+                          <w:color w:val="auto"/>
+                          <w:sz w:val="28"/>
+                          <w:szCs w:val="28"/>
+                        </w:rPr>
+                        <w:t>Город»</w:t>
+                      </w:r>
+                    </w:p>
+                  </w:txbxContent>
+                </v:textbox>
+                <w10:wrap type="topAndBottom"/>
+              </v:shape>
+            </w:pict>
+          </mc:Fallback>
+        </mc:AlternateContent>
+      </w:r>
+      <w:r>
+        <w:rPr>
+          <w:rFonts w:cs="Times New Roman"/>
+          <w:sz w:val="28"/>
+          <w:szCs w:val="28"/>
+        </w:rPr>
+        <w:drawing>
+          <wp:anchor distT="0" distB="0" distL="114300" distR="114300" simplePos="0" relativeHeight="251689984" behindDoc="0" locked="0" layoutInCell="1" allowOverlap="1" wp14:anchorId="53C942A2" wp14:editId="31269807">
+            <wp:simplePos x="0" y="0"/>
+            <wp:positionH relativeFrom="margin">
+              <wp:align>left</wp:align>
+            </wp:positionH>
+            <wp:positionV relativeFrom="paragraph">
+              <wp:posOffset>2480310</wp:posOffset>
+            </wp:positionV>
+            <wp:extent cx="5940425" cy="1471930"/>
+            <wp:effectExtent l="0" t="0" r="3175" b="0"/>
+            <wp:wrapTopAndBottom/>
+            <wp:docPr id="1225628346" name="Рисунок 12"/>
+            <wp:cNvGraphicFramePr>
+              <a:graphicFrameLocks xmlns:a="http://schemas.openxmlformats.org/drawingml/2006/main" noChangeAspect="1"/>
+            </wp:cNvGraphicFramePr>
+            <a:graphic xmlns:a="http://schemas.openxmlformats.org/drawingml/2006/main">
+              <a:graphicData uri="http://schemas.openxmlformats.org/drawingml/2006/picture">
+                <pic:pic xmlns:pic="http://schemas.openxmlformats.org/drawingml/2006/picture">
+                  <pic:nvPicPr>
+                    <pic:cNvPr id="0" name="Picture 6"/>
+                    <pic:cNvPicPr>
+                      <a:picLocks noChangeAspect="1" noChangeArrowheads="1"/>
+                    </pic:cNvPicPr>
+                  </pic:nvPicPr>
+                  <pic:blipFill>
+                    <a:blip r:embed="rId21">
+                      <a:extLst>
+                        <a:ext uri="{28A0092B-C50C-407E-A947-70E740481C1C}">
+                          <a14:useLocalDpi xmlns:a14="http://schemas.microsoft.com/office/drawing/2010/main" val="0"/>
+                        </a:ext>
+                      </a:extLst>
+                    </a:blip>
+                    <a:srcRect/>
+                    <a:stretch>
+                      <a:fillRect/>
+                    </a:stretch>
+                  </pic:blipFill>
+                  <pic:spPr bwMode="auto">
+                    <a:xfrm>
+                      <a:off x="0" y="0"/>
+                      <a:ext cx="5940425" cy="1471930"/>
+                    </a:xfrm>
+                    <a:prstGeom prst="rect">
+                      <a:avLst/>
+                    </a:prstGeom>
+                    <a:noFill/>
+                    <a:ln>
+                      <a:noFill/>
+                    </a:ln>
+                  </pic:spPr>
+                </pic:pic>
+              </a:graphicData>
+            </a:graphic>
+          </wp:anchor>
+        </w:drawing>
+      </w:r>
+      <w:r>
+        <w:rPr>
+          <w:rFonts w:cs="Times New Roman"/>
+          <w:b/>
+          <w:bCs/>
+          <w:sz w:val="28"/>
+          <w:szCs w:val="28"/>
+        </w:rPr>
+        <w:t>Пример добавления.</w:t>
+      </w:r>
+      <w:r>
+        <w:rPr>
+          <w:rFonts w:cs="Times New Roman"/>
+          <w:sz w:val="28"/>
+          <w:szCs w:val="28"/>
+        </w:rPr>
+        <w:t xml:space="preserve"> Рассмотрим добавление новой вершины в дерево (рисун</w:t>
+      </w:r>
+      <w:r>
+        <w:rPr>
+          <w:rFonts w:cs="Times New Roman"/>
+          <w:sz w:val="28"/>
+          <w:szCs w:val="28"/>
+        </w:rPr>
+        <w:t>ки</w:t>
+      </w:r>
+      <w:r>
+        <w:rPr>
+          <w:rFonts w:cs="Times New Roman"/>
+          <w:sz w:val="28"/>
+          <w:szCs w:val="28"/>
+        </w:rPr>
+        <w:t xml:space="preserve"> </w:t>
+      </w:r>
+      <w:r>
+        <w:rPr>
+          <w:rFonts w:cs="Times New Roman"/>
+          <w:sz w:val="28"/>
+          <w:szCs w:val="28"/>
+        </w:rPr>
+        <w:t>12-13</w:t>
+      </w:r>
+      <w:r>
+        <w:rPr>
+          <w:rFonts w:cs="Times New Roman"/>
+          <w:sz w:val="28"/>
+          <w:szCs w:val="28"/>
+        </w:rPr>
+        <w:t xml:space="preserve">). Добавим значение с ключом </w:t>
+      </w:r>
+      <w:r>
+        <w:rPr>
+          <w:rFonts w:cs="Times New Roman"/>
+          <w:sz w:val="28"/>
+          <w:szCs w:val="28"/>
+        </w:rPr>
+        <w:t>«</w:t>
+      </w:r>
+      <w:r>
+        <w:rPr>
+          <w:rFonts w:cs="Times New Roman"/>
+          <w:sz w:val="28"/>
+          <w:szCs w:val="28"/>
+        </w:rPr>
+        <w:t>Попов Андрей Александрович</w:t>
+      </w:r>
+      <w:r>
+        <w:rPr>
+          <w:rFonts w:cs="Times New Roman"/>
+          <w:sz w:val="28"/>
+          <w:szCs w:val="28"/>
+        </w:rPr>
+        <w:t>|</w:t>
+      </w:r>
+      <w:r>
+        <w:rPr>
+          <w:rFonts w:cs="Times New Roman"/>
+          <w:sz w:val="28"/>
+          <w:szCs w:val="28"/>
+        </w:rPr>
+        <w:t>Челябинск</w:t>
+      </w:r>
+      <w:r>
+        <w:rPr>
+          <w:rFonts w:cs="Times New Roman"/>
+          <w:sz w:val="28"/>
+          <w:szCs w:val="28"/>
+        </w:rPr>
+        <w:t>»</w:t>
+      </w:r>
+      <w:r>
+        <w:rPr>
+          <w:rFonts w:cs="Times New Roman"/>
+          <w:sz w:val="28"/>
+          <w:szCs w:val="28"/>
+        </w:rPr>
+        <w:t xml:space="preserve"> </w:t>
+      </w:r>
+      <w:r>
+        <w:rPr>
+          <w:rFonts w:cs="Times New Roman"/>
+          <w:sz w:val="28"/>
+          <w:szCs w:val="28"/>
+        </w:rPr>
+        <w:t>и «17 январь 2024»</w:t>
+      </w:r>
+      <w:r>
+        <w:rPr>
+          <w:rFonts w:cs="Times New Roman"/>
+          <w:sz w:val="28"/>
+          <w:szCs w:val="28"/>
+        </w:rPr>
+        <w:t>. Выполняется стандартная BST-вставка: начиная с корня, ключ сравнивается с ключами узлов до нахождения пустой позиции. Новый узел окрашивается в красный. Если отец нового узла также красный — нарушается свойство 4. Процедура InsertFixup устраняет нарушение путём перекраски и поворотов, поднимаясь к корню. Корень принудительно окрашивается в чёрный.</w:t>
+      </w:r>
+    </w:p>
+    <w:p>
+      <w:pPr>
+        <w:spacing w:after="0" w:line="360" w:lineRule="auto"/>
+        <w:ind w:firstLine="708"/>
+        <w:rPr>
+          <w:rFonts w:cs="Times New Roman"/>
+          <w:sz w:val="28"/>
+          <w:szCs w:val="28"/>
+        </w:rPr>
+      </w:pPr>
+      <w:r>
+        <w:rPr>
+          <w:rFonts w:cs="Times New Roman"/>
+          <w:b/>
+          <w:bCs/>
+          <w:sz w:val="28"/>
+          <w:szCs w:val="28"/>
+        </w:rPr>
+        <w:t>Пример удаления.</w:t>
+      </w:r>
+      <w:r>
+        <w:rPr>
+          <w:rFonts w:cs="Times New Roman"/>
+          <w:sz w:val="28"/>
+          <w:szCs w:val="28"/>
+        </w:rPr>
+        <w:t xml:space="preserve"> При удалении узла с двумя дочерними узлами на его месте появляется узел, который является м</w:t>
+      </w:r>
+      <w:r>
+        <w:rPr>
+          <w:rFonts w:cs="Times New Roman"/>
+          <w:sz w:val="28"/>
+          <w:szCs w:val="28"/>
+        </w:rPr>
+        <w:t>аксимальным</w:t>
+      </w:r>
+      <w:r>
+        <w:rPr>
+          <w:rFonts w:cs="Times New Roman"/>
+          <w:sz w:val="28"/>
+          <w:szCs w:val="28"/>
+        </w:rPr>
+        <w:t xml:space="preserve"> в </w:t>
+      </w:r>
+      <w:r>
+        <w:rPr>
+          <w:rFonts w:cs="Times New Roman"/>
+          <w:sz w:val="28"/>
+          <w:szCs w:val="28"/>
+        </w:rPr>
+        <w:t>левом</w:t>
+      </w:r>
+      <w:r>
+        <w:rPr>
+          <w:rFonts w:cs="Times New Roman"/>
+          <w:sz w:val="28"/>
+          <w:szCs w:val="28"/>
+        </w:rPr>
+        <w:t xml:space="preserve"> поддереве (самый </w:t>
+      </w:r>
+      <w:r>
+        <w:rPr>
+          <w:rFonts w:cs="Times New Roman"/>
+          <w:sz w:val="28"/>
+          <w:szCs w:val="28"/>
+        </w:rPr>
+        <w:t>правый</w:t>
+      </w:r>
+      <w:r>
+        <w:rPr>
+          <w:rFonts w:cs="Times New Roman"/>
+          <w:sz w:val="28"/>
+          <w:szCs w:val="28"/>
+        </w:rPr>
+        <w:t xml:space="preserve"> потомок </w:t>
+      </w:r>
+      <w:r>
+        <w:rPr>
+          <w:rFonts w:cs="Times New Roman"/>
+          <w:sz w:val="28"/>
+          <w:szCs w:val="28"/>
+        </w:rPr>
+        <w:t>левого</w:t>
+      </w:r>
+      <w:r>
+        <w:rPr>
+          <w:rFonts w:cs="Times New Roman"/>
+          <w:sz w:val="28"/>
+          <w:szCs w:val="28"/>
+        </w:rPr>
+        <w:t xml:space="preserve"> поддерева) удаляемой вершины. Рассмотрим удаление корня дерева (рисун</w:t>
+      </w:r>
+      <w:r>
+        <w:rPr>
+          <w:rFonts w:cs="Times New Roman"/>
+          <w:sz w:val="28"/>
+          <w:szCs w:val="28"/>
+        </w:rPr>
+        <w:t>ки 14-15</w:t>
+      </w:r>
+      <w:r>
+        <w:rPr>
+          <w:rFonts w:cs="Times New Roman"/>
+          <w:sz w:val="28"/>
+          <w:szCs w:val="28"/>
+        </w:rPr>
+        <w:t>). Преемником становится м</w:t>
+      </w:r>
+      <w:r>
+        <w:rPr>
+          <w:rFonts w:cs="Times New Roman"/>
+          <w:sz w:val="28"/>
+          <w:szCs w:val="28"/>
+        </w:rPr>
+        <w:t>аксимальный</w:t>
+      </w:r>
+      <w:r>
+        <w:rPr>
+          <w:rFonts w:cs="Times New Roman"/>
+          <w:sz w:val="28"/>
+          <w:szCs w:val="28"/>
+        </w:rPr>
+        <w:t xml:space="preserve"> элемент </w:t>
+      </w:r>
+      <w:r>
+        <w:rPr>
+          <w:rFonts w:cs="Times New Roman"/>
+          <w:sz w:val="28"/>
+          <w:szCs w:val="28"/>
+        </w:rPr>
+        <w:t>левого</w:t>
+      </w:r>
+      <w:r>
+        <w:rPr>
+          <w:rFonts w:cs="Times New Roman"/>
+          <w:sz w:val="28"/>
+          <w:szCs w:val="28"/>
+        </w:rPr>
+        <w:t xml:space="preserve"> поддерева, который переносится на место удалённого корня. Если удалённый узел был чёрным — вызывается процедура DeleteFixup для восстановления чёрной высоты дерева.</w:t>
+      </w:r>
+    </w:p>
+    <w:p>
+      <w:pPr>
+        <w:spacing w:after="0" w:line="360" w:lineRule="auto"/>
+        <w:ind w:firstLine="709"/>
+        <w:jc w:val="both"/>
+        <w:rPr>
+          <w:rFonts w:eastAsia="Times New Roman" w:cs="Times New Roman"/>
+          <w:sz w:val="28"/>
+          <w:szCs w:val="28"/>
+          <w:lang w:eastAsia="ru-RU"/>
+        </w:rPr>
+      </w:pPr>
+      <w:r>
+        <w:rPr>
+          <w:noProof/>
+        </w:rPr>
+        <w:lastRenderedPageBreak/>
+        <mc:AlternateContent>
+          <mc:Choice Requires="wps">
+            <w:drawing>
+              <wp:anchor distT="0" distB="0" distL="114300" distR="114300" simplePos="0" relativeHeight="251705344" behindDoc="0" locked="0" layoutInCell="1" allowOverlap="1" wp14:anchorId="16DBD792" wp14:editId="196BA6D2">
+                <wp:simplePos x="0" y="0"/>
+                <wp:positionH relativeFrom="page">
+                  <wp:align>center</wp:align>
+                </wp:positionH>
+                <wp:positionV relativeFrom="paragraph">
+                  <wp:posOffset>1704975</wp:posOffset>
+                </wp:positionV>
+                <wp:extent cx="5940425" cy="487680"/>
+                <wp:effectExtent l="0" t="0" r="3175" b="7620"/>
+                <wp:wrapTopAndBottom/>
+                <wp:docPr id="1016300546" name="Надпись 1"/>
+                <wp:cNvGraphicFramePr/>
+                <a:graphic xmlns:a="http://schemas.openxmlformats.org/drawingml/2006/main">
+                  <a:graphicData uri="http://schemas.microsoft.com/office/word/2010/wordprocessingShape">
+                    <wps:wsp>
+                      <wps:cNvSpPr txBox="1"/>
+                      <wps:spPr>
+                        <a:xfrm>
+                          <a:off x="0" y="0"/>
+                          <a:ext cx="5940425" cy="487680"/>
+                        </a:xfrm>
+                        <a:prstGeom prst="rect">
+                          <a:avLst/>
+                        </a:prstGeom>
+                        <a:solidFill>
+                          <a:prstClr val="white"/>
+                        </a:solidFill>
+                        <a:ln>
+                          <a:noFill/>
+                        </a:ln>
+                      </wps:spPr>
+                      <wps:txbx>
+                        <w:txbxContent>
+                          <w:p>
+                            <w:pPr>
+                              <w:pStyle w:val="af4"/>
+                              <w:jc w:val="center"/>
+                              <w:rPr>
+                                <w:rFonts w:cs="Times New Roman"/>
+                                <w:i w:val="0"/>
+                                <w:iCs w:val="0"/>
+                                <w:color w:val="000000" w:themeColor="text1"/>
+                                <w:sz w:val="28"/>
+                                <w:szCs w:val="28"/>
+                              </w:rPr>
+                            </w:pPr>
+                            <w:r>
+                              <w:rPr>
+                                <w:i w:val="0"/>
+                                <w:iCs w:val="0"/>
+                                <w:color w:val="000000" w:themeColor="text1"/>
+                                <w:sz w:val="28"/>
+                                <w:szCs w:val="28"/>
+                              </w:rPr>
+                              <w:t xml:space="preserve">Рисунок </w:t>
+                            </w:r>
+                            <w:r>
+                              <w:rPr>
+                                <w:i w:val="0"/>
+                                <w:iCs w:val="0"/>
+                                <w:color w:val="000000" w:themeColor="text1"/>
+                                <w:sz w:val="28"/>
+                                <w:szCs w:val="28"/>
+                              </w:rPr>
+                              <w:t>1</w:t>
+                            </w:r>
+                            <w:r>
+                              <w:rPr>
+                                <w:i w:val="0"/>
+                                <w:iCs w:val="0"/>
+                                <w:color w:val="000000" w:themeColor="text1"/>
+                                <w:sz w:val="28"/>
+                                <w:szCs w:val="28"/>
+                              </w:rPr>
+                              <w:t>4</w:t>
+                            </w:r>
+                            <w:r>
+                              <w:rPr>
+                                <w:i w:val="0"/>
+                                <w:iCs w:val="0"/>
+                                <w:color w:val="000000" w:themeColor="text1"/>
+                                <w:sz w:val="28"/>
+                                <w:szCs w:val="28"/>
+                              </w:rPr>
+                              <w:t xml:space="preserve"> – Пример удаления красно-черного дерева,</w:t>
+                            </w:r>
+                            <w:r>
+                              <w:rPr>
+                                <w:i w:val="0"/>
+                                <w:iCs w:val="0"/>
+                                <w:color w:val="auto"/>
+                                <w:sz w:val="28"/>
+                                <w:szCs w:val="28"/>
+                              </w:rPr>
+                              <w:t xml:space="preserve"> </w:t>
+                            </w:r>
+                            <w:r>
+                              <w:rPr>
+                                <w:i w:val="0"/>
+                                <w:iCs w:val="0"/>
+                                <w:color w:val="auto"/>
+                                <w:sz w:val="28"/>
+                                <w:szCs w:val="28"/>
+                              </w:rPr>
+                              <w:t>построенного на данных из ПО, ключ «</w:t>
+                            </w:r>
+                            <w:r>
+                              <w:rPr>
+                                <w:i w:val="0"/>
+                                <w:iCs w:val="0"/>
+                                <w:color w:val="auto"/>
+                                <w:sz w:val="28"/>
+                                <w:szCs w:val="28"/>
+                              </w:rPr>
+                              <w:t>ФИО</w:t>
+                            </w:r>
+                            <w:r>
+                              <w:rPr>
+                                <w:i w:val="0"/>
+                                <w:iCs w:val="0"/>
+                                <w:color w:val="auto"/>
+                                <w:sz w:val="28"/>
+                                <w:szCs w:val="28"/>
+                              </w:rPr>
+                              <w:t>|</w:t>
+                            </w:r>
+                            <w:r>
+                              <w:rPr>
+                                <w:i w:val="0"/>
+                                <w:iCs w:val="0"/>
+                                <w:color w:val="auto"/>
+                                <w:sz w:val="28"/>
+                                <w:szCs w:val="28"/>
+                              </w:rPr>
+                              <w:t>Город</w:t>
+                            </w:r>
+                            <w:r>
+                              <w:rPr>
+                                <w:i w:val="0"/>
+                                <w:iCs w:val="0"/>
+                                <w:color w:val="auto"/>
+                                <w:sz w:val="28"/>
+                                <w:szCs w:val="28"/>
+                              </w:rPr>
+                              <w:t>»</w:t>
+                            </w:r>
+                          </w:p>
+                          <w:p>
+                            <w:pPr>
+                              <w:pStyle w:val="af4"/>
+                              <w:rPr>
+                                <w:rFonts w:eastAsia="Times New Roman" w:cs="Times New Roman"/>
+                                <w:i w:val="0"/>
+                                <w:iCs w:val="0"/>
+                                <w:color w:val="000000" w:themeColor="text1"/>
+                                <w:sz w:val="28"/>
+                                <w:szCs w:val="28"/>
+                              </w:rPr>
+                            </w:pPr>
+                          </w:p>
+                        </w:txbxContent>
+                      </wps:txbx>
+                      <wps:bodyPr rot="0" spcFirstLastPara="0" vertOverflow="overflow" horzOverflow="overflow" vert="horz" wrap="square" lIns="0" tIns="0" rIns="0" bIns="0" numCol="1" spcCol="0" rtlCol="0" fromWordArt="0" anchor="t" anchorCtr="0" forceAA="0" compatLnSpc="1">
+                        <a:prstTxWarp prst="textNoShape">
+                          <a:avLst/>
+                        </a:prstTxWarp>
+                        <a:noAutofit/>
+                      </wps:bodyPr>
+                    </wps:wsp>
+                  </a:graphicData>
+                </a:graphic>
+                <wp14:sizeRelV relativeFrom="margin">
+                  <wp14:pctHeight>0</wp14:pctHeight>
+                </wp14:sizeRelV>
+              </wp:anchor>
+            </w:drawing>
+          </mc:Choice>
+          <mc:Fallback>
+            <w:pict>
+              <v:shape w14:anchorId="16DBD792" id="_x0000_s1039" type="#_x0000_t202" style="position:absolute;left:0;text-align:left;margin-left:0;margin-top:134.25pt;width:467.75pt;height:38.4pt;z-index:251705344;visibility:visible;mso-wrap-style:square;mso-height-percent:0;mso-wrap-distance-left:9pt;mso-wrap-distance-top:0;mso-wrap-distance-right:9pt;mso-wrap-distance-bottom:0;mso-position-horizontal:center;mso-position-horizontal-relative:page;mso-position-vertical:absolute;mso-position-vertical-relative:text;mso-height-percent:0;mso-height-relative:margin;v-text-anchor:top" o:gfxdata="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" stroked="f">
+                <v:textbox inset="0,0,0,0">
+                  <w:txbxContent>
+                    <w:p>
+                      <w:pPr>
+                        <w:pStyle w:val="af4"/>
+                        <w:jc w:val="center"/>
+                        <w:rPr>
+                          <w:rFonts w:cs="Times New Roman"/>
+                          <w:i w:val="0"/>
+                          <w:iCs w:val="0"/>
+                          <w:color w:val="000000" w:themeColor="text1"/>
+                          <w:sz w:val="28"/>
+                          <w:szCs w:val="28"/>
+                        </w:rPr>
+                      </w:pPr>
+                      <w:r>
+                        <w:rPr>
+                          <w:i w:val="0"/>
+                          <w:iCs w:val="0"/>
+                          <w:color w:val="000000" w:themeColor="text1"/>
+                          <w:sz w:val="28"/>
+                          <w:szCs w:val="28"/>
+                        </w:rPr>
+                        <w:t xml:space="preserve">Рисунок </w:t>
+                      </w:r>
+                      <w:r>
+                        <w:rPr>
+                          <w:i w:val="0"/>
+                          <w:iCs w:val="0"/>
+                          <w:color w:val="000000" w:themeColor="text1"/>
+                          <w:sz w:val="28"/>
+                          <w:szCs w:val="28"/>
+                        </w:rPr>
+                        <w:t>1</w:t>
+                      </w:r>
+                      <w:r>
+                        <w:rPr>
+                          <w:i w:val="0"/>
+                          <w:iCs w:val="0"/>
+                          <w:color w:val="000000" w:themeColor="text1"/>
+                          <w:sz w:val="28"/>
+                          <w:szCs w:val="28"/>
+                        </w:rPr>
+                        <w:t>4</w:t>
+                      </w:r>
+                      <w:r>
+                        <w:rPr>
+                          <w:i w:val="0"/>
+                          <w:iCs w:val="0"/>
+                          <w:color w:val="000000" w:themeColor="text1"/>
+                          <w:sz w:val="28"/>
+                          <w:szCs w:val="28"/>
+                        </w:rPr>
+                        <w:t xml:space="preserve"> – Пример удаления красно-черного дерева,</w:t>
+                      </w:r>
+                      <w:r>
+                        <w:rPr>
+                          <w:i w:val="0"/>
+                          <w:iCs w:val="0"/>
+                          <w:color w:val="auto"/>
+                          <w:sz w:val="28"/>
+                          <w:szCs w:val="28"/>
+                        </w:rPr>
+                        <w:t xml:space="preserve"> </w:t>
+                      </w:r>
+                      <w:r>
+                        <w:rPr>
+                          <w:i w:val="0"/>
+                          <w:iCs w:val="0"/>
+                          <w:color w:val="auto"/>
+                          <w:sz w:val="28"/>
+                          <w:szCs w:val="28"/>
+                        </w:rPr>
+                        <w:t>построенного на данных из ПО, ключ «</w:t>
+                      </w:r>
+                      <w:r>
+                        <w:rPr>
+                          <w:i w:val="0"/>
+                          <w:iCs w:val="0"/>
+                          <w:color w:val="auto"/>
+                          <w:sz w:val="28"/>
+                          <w:szCs w:val="28"/>
+                        </w:rPr>
+                        <w:t>ФИО</w:t>
                       </w:r>
                       <w:r>
                         <w:rPr>
@@ -20269,7 +20817,6 @@
                         </w:rPr>
                         <w:t>Город</w:t>
                       </w:r>
-                      <w:proofErr w:type="spellEnd"/>
                       <w:r>
                         <w:rPr>
                           <w:i w:val="0"/>
@@ -20281,9 +20828,22 @@
                         <w:t>»</w:t>
                       </w:r>
                     </w:p>
+                    <w:p>
+                      <w:pPr>
+                        <w:pStyle w:val="af4"/>
+                        <w:rPr>
+                          <w:rFonts w:eastAsia="Times New Roman" w:cs="Times New Roman"/>
+                          <w:i w:val="0"/>
+                          <w:iCs w:val="0"/>
+                          <w:color w:val="000000" w:themeColor="text1"/>
+                          <w:sz w:val="28"/>
+                          <w:szCs w:val="28"/>
+                        </w:rPr>
+                      </w:pPr>
+                    </w:p>
                   </w:txbxContent>
                 </v:textbox>
-                <w10:wrap type="topAndBottom"/>
+                <w10:wrap type="topAndBottom" anchorx="page"/>
               </v:shape>
             </w:pict>
           </mc:Fallback>
@@ -20291,23 +20851,24 @@
       </w:r>
       <w:r>
         <w:rPr>
-          <w:rFonts w:cs="Times New Roman"/>
-          <w:sz w:val="28"/>
-          <w:szCs w:val="28"/>
+          <w:rFonts w:eastAsia="Times New Roman" w:cs="Times New Roman"/>
+          <w:sz w:val="28"/>
+          <w:szCs w:val="28"/>
+          <w:lang w:eastAsia="ru-RU"/>
         </w:rPr>
         <w:drawing>
-          <wp:anchor distT="0" distB="0" distL="114300" distR="114300" simplePos="0" relativeHeight="251686912" behindDoc="0" locked="0" layoutInCell="1" allowOverlap="1" wp14:anchorId="5CBF381D" wp14:editId="30EAB639">
+          <wp:anchor distT="0" distB="0" distL="114300" distR="114300" simplePos="0" relativeHeight="251703296" behindDoc="0" locked="0" layoutInCell="1" allowOverlap="1" wp14:anchorId="0DB0FD73" wp14:editId="4F545225">
             <wp:simplePos x="0" y="0"/>
             <wp:positionH relativeFrom="margin">
-              <wp:align>center</wp:align>
+              <wp:align>left</wp:align>
             </wp:positionH>
             <wp:positionV relativeFrom="paragraph">
-              <wp:posOffset>0</wp:posOffset>
+              <wp:posOffset>203835</wp:posOffset>
             </wp:positionV>
-            <wp:extent cx="3817620" cy="1630680"/>
-            <wp:effectExtent l="0" t="0" r="0" b="7620"/>
+            <wp:extent cx="5940425" cy="1141095"/>
+            <wp:effectExtent l="0" t="0" r="3175" b="1905"/>
             <wp:wrapTopAndBottom/>
-            <wp:docPr id="1109219266" name="Рисунок 11"/>
+            <wp:docPr id="498796929" name="Рисунок 22"/>
             <wp:cNvGraphicFramePr>
               <a:graphicFrameLocks xmlns:a="http://schemas.openxmlformats.org/drawingml/2006/main" noChangeAspect="1"/>
             </wp:cNvGraphicFramePr>
@@ -20315,13 +20876,13 @@
               <a:graphicData uri="http://schemas.openxmlformats.org/drawingml/2006/picture">
                 <pic:pic xmlns:pic="http://schemas.openxmlformats.org/drawingml/2006/picture">
                   <pic:nvPicPr>
-                    <pic:cNvPr id="0" name="Picture 6"/>
+                    <pic:cNvPr id="0" name="Picture 41"/>
                     <pic:cNvPicPr>
                       <a:picLocks noChangeAspect="1" noChangeArrowheads="1"/>
                     </pic:cNvPicPr>
                   </pic:nvPicPr>
                   <pic:blipFill>
-                    <a:blip r:embed="rId17">
+                    <a:blip r:embed="rId22">
                       <a:extLst>
                         <a:ext uri="{28A0092B-C50C-407E-A947-70E740481C1C}">
                           <a14:useLocalDpi xmlns:a14="http://schemas.microsoft.com/office/drawing/2010/main" val="0"/>
@@ -20336,7 +20897,7 @@
                   <pic:spPr bwMode="auto">
                     <a:xfrm>
                       <a:off x="0" y="0"/>
-                      <a:ext cx="3817620" cy="1630680"/>
+                      <a:ext cx="5940425" cy="1141095"/>
                     </a:xfrm>
                     <a:prstGeom prst="rect">
                       <a:avLst/>
@@ -20356,219 +20917,84 @@
     <w:p>
       <w:pPr>
         <w:spacing w:after="0" w:line="360" w:lineRule="auto"/>
-        <w:ind w:firstLine="708"/>
-        <w:rPr>
-          <w:rFonts w:cs="Times New Roman"/>
-          <w:sz w:val="28"/>
-          <w:szCs w:val="28"/>
-        </w:rPr>
-      </w:pPr>
+        <w:ind w:firstLine="709"/>
+        <w:jc w:val="both"/>
+        <w:rPr>
+          <w:rFonts w:eastAsia="Times New Roman" w:cs="Times New Roman"/>
+          <w:sz w:val="28"/>
+          <w:szCs w:val="28"/>
+          <w:lang w:eastAsia="ru-RU"/>
+        </w:rPr>
+      </w:pPr>
+      <w:r>
+        <w:rPr>
+          <w:rFonts w:eastAsia="Times New Roman" w:cs="Times New Roman"/>
+          <w:sz w:val="28"/>
+          <w:szCs w:val="28"/>
+          <w:lang w:eastAsia="ru-RU"/>
+        </w:rPr>
+        <w:drawing>
+          <wp:anchor distT="0" distB="0" distL="114300" distR="114300" simplePos="0" relativeHeight="251699200" behindDoc="0" locked="0" layoutInCell="1" allowOverlap="1" wp14:anchorId="7A425FC1" wp14:editId="30D9A2BE">
+            <wp:simplePos x="0" y="0"/>
+            <wp:positionH relativeFrom="page">
+              <wp:align>center</wp:align>
+            </wp:positionH>
+            <wp:positionV relativeFrom="paragraph">
+              <wp:posOffset>912495</wp:posOffset>
+            </wp:positionV>
+            <wp:extent cx="5940425" cy="1052195"/>
+            <wp:effectExtent l="0" t="0" r="3175" b="0"/>
+            <wp:wrapTopAndBottom/>
+            <wp:docPr id="1742826782" name="Рисунок 18"/>
+            <wp:cNvGraphicFramePr>
+              <a:graphicFrameLocks xmlns:a="http://schemas.openxmlformats.org/drawingml/2006/main" noChangeAspect="1"/>
+            </wp:cNvGraphicFramePr>
+            <a:graphic xmlns:a="http://schemas.openxmlformats.org/drawingml/2006/main">
+              <a:graphicData uri="http://schemas.openxmlformats.org/drawingml/2006/picture">
+                <pic:pic xmlns:pic="http://schemas.openxmlformats.org/drawingml/2006/picture">
+                  <pic:nvPicPr>
+                    <pic:cNvPr id="0" name="Picture 27"/>
+                    <pic:cNvPicPr>
+                      <a:picLocks noChangeAspect="1" noChangeArrowheads="1"/>
+                    </pic:cNvPicPr>
+                  </pic:nvPicPr>
+                  <pic:blipFill>
+                    <a:blip r:embed="rId23">
+                      <a:extLst>
+                        <a:ext uri="{28A0092B-C50C-407E-A947-70E740481C1C}">
+                          <a14:useLocalDpi xmlns:a14="http://schemas.microsoft.com/office/drawing/2010/main" val="0"/>
+                        </a:ext>
+                      </a:extLst>
+                    </a:blip>
+                    <a:srcRect/>
+                    <a:stretch>
+                      <a:fillRect/>
+                    </a:stretch>
+                  </pic:blipFill>
+                  <pic:spPr bwMode="auto">
+                    <a:xfrm>
+                      <a:off x="0" y="0"/>
+                      <a:ext cx="5940425" cy="1052195"/>
+                    </a:xfrm>
+                    <a:prstGeom prst="rect">
+                      <a:avLst/>
+                    </a:prstGeom>
+                    <a:noFill/>
+                    <a:ln>
+                      <a:noFill/>
+                    </a:ln>
+                  </pic:spPr>
+                </pic:pic>
+              </a:graphicData>
+            </a:graphic>
+          </wp:anchor>
+        </w:drawing>
+      </w:r>
     </w:p>
     <w:p>
       <w:pPr>
-        <w:spacing w:after="0" w:line="360" w:lineRule="auto"/>
-        <w:ind w:firstLine="708"/>
-        <w:rPr>
-          <w:rFonts w:cs="Times New Roman"/>
-          <w:sz w:val="28"/>
-          <w:szCs w:val="28"/>
-        </w:rPr>
-      </w:pPr>
-      <w:r>
-        <w:rPr>
-          <w:rFonts w:cs="Times New Roman"/>
-          <w:b/>
-          <w:bCs/>
-          <w:sz w:val="28"/>
-          <w:szCs w:val="28"/>
-        </w:rPr>
-        <w:t>Пример удаления.</w:t>
-      </w:r>
-      <w:r>
-        <w:rPr>
-          <w:rFonts w:cs="Times New Roman"/>
-          <w:sz w:val="28"/>
-          <w:szCs w:val="28"/>
-        </w:rPr>
-        <w:t xml:space="preserve"> При удалении узла с двумя дочерними узлами на его месте появляется узел, который является м</w:t>
-      </w:r>
-      <w:r>
-        <w:rPr>
-          <w:rFonts w:cs="Times New Roman"/>
-          <w:sz w:val="28"/>
-          <w:szCs w:val="28"/>
-        </w:rPr>
-        <w:t>аксимальным</w:t>
-      </w:r>
-      <w:r>
-        <w:rPr>
-          <w:rFonts w:cs="Times New Roman"/>
-          <w:sz w:val="28"/>
-          <w:szCs w:val="28"/>
-        </w:rPr>
-        <w:t xml:space="preserve"> в </w:t>
-      </w:r>
-      <w:r>
-        <w:rPr>
-          <w:rFonts w:cs="Times New Roman"/>
-          <w:sz w:val="28"/>
-          <w:szCs w:val="28"/>
-        </w:rPr>
-        <w:t>левом</w:t>
-      </w:r>
-      <w:r>
-        <w:rPr>
-          <w:rFonts w:cs="Times New Roman"/>
-          <w:sz w:val="28"/>
-          <w:szCs w:val="28"/>
-        </w:rPr>
-        <w:t xml:space="preserve"> поддереве (самый </w:t>
-      </w:r>
-      <w:r>
-        <w:rPr>
-          <w:rFonts w:cs="Times New Roman"/>
-          <w:sz w:val="28"/>
-          <w:szCs w:val="28"/>
-        </w:rPr>
-        <w:t>правый</w:t>
-      </w:r>
-      <w:r>
-        <w:rPr>
-          <w:rFonts w:cs="Times New Roman"/>
-          <w:sz w:val="28"/>
-          <w:szCs w:val="28"/>
-        </w:rPr>
-        <w:t xml:space="preserve"> потомок </w:t>
-      </w:r>
-      <w:r>
-        <w:rPr>
-          <w:rFonts w:cs="Times New Roman"/>
-          <w:sz w:val="28"/>
-          <w:szCs w:val="28"/>
-        </w:rPr>
-        <w:t>левого</w:t>
-      </w:r>
-      <w:r>
-        <w:rPr>
-          <w:rFonts w:cs="Times New Roman"/>
-          <w:sz w:val="28"/>
-          <w:szCs w:val="28"/>
-        </w:rPr>
-        <w:t xml:space="preserve"> поддерева) удаляемой вершины. Рассмотрим удаление корня дерева (рисунок N). Преемником становится м</w:t>
-      </w:r>
-      <w:r>
-        <w:rPr>
-          <w:rFonts w:cs="Times New Roman"/>
-          <w:sz w:val="28"/>
-          <w:szCs w:val="28"/>
-        </w:rPr>
-        <w:t>аксимальный</w:t>
-      </w:r>
-      <w:r>
-        <w:rPr>
-          <w:rFonts w:cs="Times New Roman"/>
-          <w:sz w:val="28"/>
-          <w:szCs w:val="28"/>
-        </w:rPr>
-        <w:t xml:space="preserve"> элемент </w:t>
-      </w:r>
-      <w:r>
-        <w:rPr>
-          <w:rFonts w:cs="Times New Roman"/>
-          <w:sz w:val="28"/>
-          <w:szCs w:val="28"/>
-        </w:rPr>
-        <w:t>левого</w:t>
-      </w:r>
-      <w:r>
-        <w:rPr>
-          <w:rFonts w:cs="Times New Roman"/>
-          <w:sz w:val="28"/>
-          <w:szCs w:val="28"/>
-        </w:rPr>
-        <w:t xml:space="preserve"> поддерева, который переносится на место удалённого корня. Если удалённый узел был чёрным — вызывается процедура </w:t>
-      </w:r>
-      <w:proofErr w:type="spellStart"/>
-      <w:r>
-        <w:rPr>
-          <w:rFonts w:cs="Times New Roman"/>
-          <w:sz w:val="28"/>
-          <w:szCs w:val="28"/>
-        </w:rPr>
-        <w:t>DeleteFixup</w:t>
-      </w:r>
-      <w:proofErr w:type="spellEnd"/>
-      <w:r>
-        <w:rPr>
-          <w:rFonts w:cs="Times New Roman"/>
-          <w:sz w:val="28"/>
-          <w:szCs w:val="28"/>
-        </w:rPr>
-        <w:t xml:space="preserve"> для восстановления чёрной высоты дерева.</w:t>
-      </w:r>
-    </w:p>
-    <w:p>
-      <w:pPr>
-        <w:spacing w:after="0" w:line="360" w:lineRule="auto"/>
-        <w:ind w:firstLine="708"/>
-        <w:rPr>
-          <w:rFonts w:cs="Times New Roman"/>
-          <w:sz w:val="28"/>
-          <w:szCs w:val="28"/>
-        </w:rPr>
-      </w:pPr>
-      <w:r>
-        <w:rPr>
-          <w:rFonts w:cs="Times New Roman"/>
-          <w:b/>
-          <w:bCs/>
-          <w:sz w:val="28"/>
-          <w:szCs w:val="28"/>
-        </w:rPr>
-        <w:t>Пример поиска.</w:t>
-      </w:r>
-      <w:r>
-        <w:rPr>
-          <w:rFonts w:cs="Times New Roman"/>
-          <w:sz w:val="28"/>
-          <w:szCs w:val="28"/>
-        </w:rPr>
-        <w:t xml:space="preserve"> Поиск выполняется аналогично поиску в обычном бинарном дереве поиска (рисунок N): начиная с корня, ключ сравнивается с ключом текущего узла. При совпадении — возвращается цепочка записей данного узла. При меньшем значении ключа — переходим в левое поддерево, при большем — в правое. Поиск завершается при совпадении ключей либо при достижении листа NIL (ключ не найден). Количество шагов не превышает высоты дерева — </w:t>
-      </w:r>
-      <w:proofErr w:type="gramStart"/>
-      <w:r>
-        <w:rPr>
-          <w:rFonts w:cs="Times New Roman"/>
-          <w:sz w:val="28"/>
-          <w:szCs w:val="28"/>
-        </w:rPr>
-        <w:t>O(</w:t>
-      </w:r>
-      <w:proofErr w:type="spellStart"/>
-      <w:proofErr w:type="gramEnd"/>
-      <w:r>
-        <w:rPr>
-          <w:rFonts w:cs="Times New Roman"/>
-          <w:sz w:val="28"/>
-          <w:szCs w:val="28"/>
-        </w:rPr>
-        <w:t>log</w:t>
-      </w:r>
-      <w:proofErr w:type="spellEnd"/>
-      <w:r>
-        <w:rPr>
-          <w:rFonts w:cs="Times New Roman"/>
-          <w:sz w:val="28"/>
-          <w:szCs w:val="28"/>
-        </w:rPr>
-        <w:t xml:space="preserve"> n).</w:t>
-      </w:r>
-    </w:p>
-    <w:p>
-      <w:pPr>
-        <w:spacing w:after="0" w:line="360" w:lineRule="auto"/>
-        <w:ind w:firstLine="709"/>
-        <w:jc w:val="both"/>
+        <w:pStyle w:val="af4"/>
+        <w:jc w:val="center"/>
         <w:rPr>
           <w:rFonts w:eastAsia="Times New Roman" w:cs="Times New Roman"/>
           <w:sz w:val="28"/>
@@ -20576,6 +21002,211 @@
           <w:lang w:eastAsia="ru-RU"/>
         </w:rPr>
       </w:pPr>
+      <w:r>
+        <w:rPr>
+          <w:noProof/>
+        </w:rPr>
+        <mc:AlternateContent>
+          <mc:Choice Requires="wps">
+            <w:drawing>
+              <wp:anchor distT="0" distB="0" distL="114300" distR="114300" simplePos="0" relativeHeight="251701248" behindDoc="0" locked="0" layoutInCell="1" allowOverlap="1" wp14:anchorId="3AF3DA6B" wp14:editId="28F14C3A">
+                <wp:simplePos x="0" y="0"/>
+                <wp:positionH relativeFrom="page">
+                  <wp:align>center</wp:align>
+                </wp:positionH>
+                <wp:positionV relativeFrom="paragraph">
+                  <wp:posOffset>1405255</wp:posOffset>
+                </wp:positionV>
+                <wp:extent cx="5940425" cy="487680"/>
+                <wp:effectExtent l="0" t="0" r="3175" b="7620"/>
+                <wp:wrapTopAndBottom/>
+                <wp:docPr id="1232945558" name="Надпись 1"/>
+                <wp:cNvGraphicFramePr/>
+                <a:graphic xmlns:a="http://schemas.openxmlformats.org/drawingml/2006/main">
+                  <a:graphicData uri="http://schemas.microsoft.com/office/word/2010/wordprocessingShape">
+                    <wps:wsp>
+                      <wps:cNvSpPr txBox="1"/>
+                      <wps:spPr>
+                        <a:xfrm>
+                          <a:off x="0" y="0"/>
+                          <a:ext cx="5940425" cy="487680"/>
+                        </a:xfrm>
+                        <a:prstGeom prst="rect">
+                          <a:avLst/>
+                        </a:prstGeom>
+                        <a:solidFill>
+                          <a:prstClr val="white"/>
+                        </a:solidFill>
+                        <a:ln>
+                          <a:noFill/>
+                        </a:ln>
+                      </wps:spPr>
+                      <wps:txbx>
+                        <w:txbxContent>
+                          <w:p>
+                            <w:pPr>
+                              <w:pStyle w:val="af4"/>
+                              <w:jc w:val="center"/>
+                              <w:rPr>
+                                <w:rFonts w:cs="Times New Roman"/>
+                                <w:i w:val="0"/>
+                                <w:iCs w:val="0"/>
+                                <w:color w:val="000000" w:themeColor="text1"/>
+                                <w:sz w:val="28"/>
+                                <w:szCs w:val="28"/>
+                              </w:rPr>
+                            </w:pPr>
+                            <w:r>
+                              <w:rPr>
+                                <w:i w:val="0"/>
+                                <w:iCs w:val="0"/>
+                                <w:color w:val="000000" w:themeColor="text1"/>
+                                <w:sz w:val="28"/>
+                                <w:szCs w:val="28"/>
+                              </w:rPr>
+                              <w:t xml:space="preserve">Рисунок </w:t>
+                            </w:r>
+                            <w:r>
+                              <w:rPr>
+                                <w:i w:val="0"/>
+                                <w:iCs w:val="0"/>
+                                <w:color w:val="000000" w:themeColor="text1"/>
+                                <w:sz w:val="28"/>
+                                <w:szCs w:val="28"/>
+                              </w:rPr>
+                              <w:t>15 – Пример удаления красно-черного дерева,</w:t>
+                            </w:r>
+                            <w:r>
+                              <w:rPr>
+                                <w:i w:val="0"/>
+                                <w:iCs w:val="0"/>
+                                <w:color w:val="auto"/>
+                                <w:sz w:val="28"/>
+                                <w:szCs w:val="28"/>
+                              </w:rPr>
+                              <w:t xml:space="preserve"> </w:t>
+                            </w:r>
+                            <w:r>
+                              <w:rPr>
+                                <w:i w:val="0"/>
+                                <w:iCs w:val="0"/>
+                                <w:color w:val="auto"/>
+                                <w:sz w:val="28"/>
+                                <w:szCs w:val="28"/>
+                              </w:rPr>
+                              <w:t>построенного на данных из ПО, ключ «Дата»</w:t>
+                            </w:r>
+                          </w:p>
+                          <w:p>
+                            <w:pPr>
+                              <w:pStyle w:val="af4"/>
+                              <w:rPr>
+                                <w:rFonts w:eastAsia="Times New Roman" w:cs="Times New Roman"/>
+                                <w:i w:val="0"/>
+                                <w:iCs w:val="0"/>
+                                <w:color w:val="000000" w:themeColor="text1"/>
+                                <w:sz w:val="28"/>
+                                <w:szCs w:val="28"/>
+                              </w:rPr>
+                            </w:pPr>
+                          </w:p>
+                        </w:txbxContent>
+                      </wps:txbx>
+                      <wps:bodyPr rot="0" spcFirstLastPara="0" vertOverflow="overflow" horzOverflow="overflow" vert="horz" wrap="square" lIns="0" tIns="0" rIns="0" bIns="0" numCol="1" spcCol="0" rtlCol="0" fromWordArt="0" anchor="t" anchorCtr="0" forceAA="0" compatLnSpc="1">
+                        <a:prstTxWarp prst="textNoShape">
+                          <a:avLst/>
+                        </a:prstTxWarp>
+                        <a:noAutofit/>
+                      </wps:bodyPr>
+                    </wps:wsp>
+                  </a:graphicData>
+                </a:graphic>
+                <wp14:sizeRelV relativeFrom="margin">
+                  <wp14:pctHeight>0</wp14:pctHeight>
+                </wp14:sizeRelV>
+              </wp:anchor>
+            </w:drawing>
+          </mc:Choice>
+          <mc:Fallback>
+            <w:pict>
+              <v:shape w14:anchorId="3AF3DA6B" id="_x0000_s1040" type="#_x0000_t202" style="position:absolute;left:0;text-align:left;margin-left:0;margin-top:110.65pt;width:467.75pt;height:38.4pt;z-index:251701248;visibility:visible;mso-wrap-style:square;mso-height-percent:0;mso-wrap-distance-left:9pt;mso-wrap-distance-top:0;mso-wrap-distance-right:9pt;mso-wrap-distance-bottom:0;mso-position-horizontal:center;mso-position-horizontal-relative:page;mso-position-vertical:absolute;mso-position-vertical-relative:text;mso-height-percent:0;mso-height-relative:margin;v-text-anchor:top" o:gfxdata="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" stroked="f">
+                <v:textbox inset="0,0,0,0">
+                  <w:txbxContent>
+                    <w:p>
+                      <w:pPr>
+                        <w:pStyle w:val="af4"/>
+                        <w:jc w:val="center"/>
+                        <w:rPr>
+                          <w:rFonts w:cs="Times New Roman"/>
+                          <w:i w:val="0"/>
+                          <w:iCs w:val="0"/>
+                          <w:color w:val="000000" w:themeColor="text1"/>
+                          <w:sz w:val="28"/>
+                          <w:szCs w:val="28"/>
+                        </w:rPr>
+                      </w:pPr>
+                      <w:r>
+                        <w:rPr>
+                          <w:i w:val="0"/>
+                          <w:iCs w:val="0"/>
+                          <w:color w:val="000000" w:themeColor="text1"/>
+                          <w:sz w:val="28"/>
+                          <w:szCs w:val="28"/>
+                        </w:rPr>
+                        <w:t xml:space="preserve">Рисунок </w:t>
+                      </w:r>
+                      <w:r>
+                        <w:rPr>
+                          <w:i w:val="0"/>
+                          <w:iCs w:val="0"/>
+                          <w:color w:val="000000" w:themeColor="text1"/>
+                          <w:sz w:val="28"/>
+                          <w:szCs w:val="28"/>
+                        </w:rPr>
+                        <w:t>15 – Пример удаления красно-черного дерева,</w:t>
+                      </w:r>
+                      <w:r>
+                        <w:rPr>
+                          <w:i w:val="0"/>
+                          <w:iCs w:val="0"/>
+                          <w:color w:val="auto"/>
+                          <w:sz w:val="28"/>
+                          <w:szCs w:val="28"/>
+                        </w:rPr>
+                        <w:t xml:space="preserve"> </w:t>
+                      </w:r>
+                      <w:r>
+                        <w:rPr>
+                          <w:i w:val="0"/>
+                          <w:iCs w:val="0"/>
+                          <w:color w:val="auto"/>
+                          <w:sz w:val="28"/>
+                          <w:szCs w:val="28"/>
+                        </w:rPr>
+                        <w:t>построенного на данных из ПО, ключ «Дата»</w:t>
+                      </w:r>
+                    </w:p>
+                    <w:p>
+                      <w:pPr>
+                        <w:pStyle w:val="af4"/>
+                        <w:rPr>
+                          <w:rFonts w:eastAsia="Times New Roman" w:cs="Times New Roman"/>
+                          <w:i w:val="0"/>
+                          <w:iCs w:val="0"/>
+                          <w:color w:val="000000" w:themeColor="text1"/>
+                          <w:sz w:val="28"/>
+                          <w:szCs w:val="28"/>
+                        </w:rPr>
+                      </w:pPr>
+                    </w:p>
+                  </w:txbxContent>
+                </v:textbox>
+                <w10:wrap type="topAndBottom" anchorx="page"/>
+              </v:shape>
+            </w:pict>
+          </mc:Fallback>
+        </mc:AlternateContent>
+      </w:r>
     </w:p>
     <w:p>
       <w:pPr>
@@ -25176,7 +25807,6 @@
           <w:lang w:eastAsia="ru-RU"/>
         </w:rPr>
       </w:pPr>
-      <w:proofErr w:type="spellStart"/>
       <w:r>
         <w:rPr>
           <w:rFonts w:eastAsia="Times New Roman" w:cs="Times New Roman"/>
@@ -25184,77 +25814,7 @@
           <w:szCs w:val="28"/>
           <w:lang w:eastAsia="ru-RU"/>
         </w:rPr>
-        <w:t>Кормен</w:t>
-      </w:r>
-      <w:proofErr w:type="spellEnd"/>
-      <w:r>
-        <w:rPr>
-          <w:rFonts w:eastAsia="Times New Roman" w:cs="Times New Roman"/>
-          <w:sz w:val="28"/>
-          <w:szCs w:val="28"/>
-          <w:lang w:eastAsia="ru-RU"/>
-        </w:rPr>
-        <w:t xml:space="preserve">, Т. Алгоритмы: построение и анализ / Т. </w:t>
-      </w:r>
-      <w:proofErr w:type="spellStart"/>
-      <w:r>
-        <w:rPr>
-          <w:rFonts w:eastAsia="Times New Roman" w:cs="Times New Roman"/>
-          <w:sz w:val="28"/>
-          <w:szCs w:val="28"/>
-          <w:lang w:eastAsia="ru-RU"/>
-        </w:rPr>
-        <w:t>Кормен</w:t>
-      </w:r>
-      <w:proofErr w:type="spellEnd"/>
-      <w:r>
-        <w:rPr>
-          <w:rFonts w:eastAsia="Times New Roman" w:cs="Times New Roman"/>
-          <w:sz w:val="28"/>
-          <w:szCs w:val="28"/>
-          <w:lang w:eastAsia="ru-RU"/>
-        </w:rPr>
-        <w:t xml:space="preserve">, Ч. </w:t>
-      </w:r>
-      <w:proofErr w:type="spellStart"/>
-      <w:r>
-        <w:rPr>
-          <w:rFonts w:eastAsia="Times New Roman" w:cs="Times New Roman"/>
-          <w:sz w:val="28"/>
-          <w:szCs w:val="28"/>
-          <w:lang w:eastAsia="ru-RU"/>
-        </w:rPr>
-        <w:t>Лейзерсон</w:t>
-      </w:r>
-      <w:proofErr w:type="spellEnd"/>
-      <w:r>
-        <w:rPr>
-          <w:rFonts w:eastAsia="Times New Roman" w:cs="Times New Roman"/>
-          <w:sz w:val="28"/>
-          <w:szCs w:val="28"/>
-          <w:lang w:eastAsia="ru-RU"/>
-        </w:rPr>
-        <w:t xml:space="preserve">, Р. </w:t>
-      </w:r>
-      <w:proofErr w:type="spellStart"/>
-      <w:r>
-        <w:rPr>
-          <w:rFonts w:eastAsia="Times New Roman" w:cs="Times New Roman"/>
-          <w:sz w:val="28"/>
-          <w:szCs w:val="28"/>
-          <w:lang w:eastAsia="ru-RU"/>
-        </w:rPr>
-        <w:t>Ривест</w:t>
-      </w:r>
-      <w:proofErr w:type="spellEnd"/>
-      <w:r>
-        <w:rPr>
-          <w:rFonts w:eastAsia="Times New Roman" w:cs="Times New Roman"/>
-          <w:sz w:val="28"/>
-          <w:szCs w:val="28"/>
-          <w:lang w:eastAsia="ru-RU"/>
-        </w:rPr>
-        <w:t xml:space="preserve">, К. Штайн. </w:t>
+        <w:t xml:space="preserve">Кормен, Т. Алгоритмы: построение и анализ / Т. Кормен, Ч. Лейзерсон, Р. Ривест, К. Штайн. </w:t>
       </w:r>
       <w:r>
         <w:rPr>
@@ -25410,8 +25970,8 @@
       </w:r>
     </w:p>
     <w:sectPr>
-      <w:headerReference w:type="default" r:id="rId18"/>
-      <w:footerReference w:type="default" r:id="rId19"/>
+      <w:headerReference w:type="default" r:id="rId24"/>
+      <w:footerReference w:type="default" r:id="rId25"/>
       <w:pgSz w:w="11906" w:h="16838"/>
       <w:pgMar w:top="1134" w:right="850" w:bottom="1134" w:left="1701" w:header="708" w:footer="708" w:gutter="0"/>
       <w:cols w:space="708"/>
